--- a/Company_Registration_System_Industry_DB_Design.docx
+++ b/Company_Registration_System_Industry_DB_Design.docx
@@ -1,6 +1,6 @@
 
 <file path=word/document.xml><?xml version="1.0" encoding="utf-8"?>
-<w:document xmlns:wpc="http://schemas.microsoft.com/office/word/2010/wordprocessingCanvas" xmlns:cx="http://schemas.microsoft.com/office/drawing/2014/chartex" xmlns:cx1="http://schemas.microsoft.com/office/drawing/2015/9/8/chartex" xmlns:cx2="http://schemas.microsoft.com/office/drawing/2015/10/21/chartex" xmlns:cx3="http://schemas.microsoft.com/office/drawing/2016/5/9/chartex" xmlns:cx4="http://schemas.microsoft.com/office/drawing/2016/5/10/chartex" xmlns:cx5="http://schemas.microsoft.com/office/drawing/2016/5/11/chartex" xmlns:cx6="http://schemas.microsoft.com/office/drawing/2016/5/12/chartex" xmlns:cx7="http://schemas.microsoft.com/office/drawing/2016/5/13/chartex" xmlns:cx8="http://schemas.microsoft.com/office/drawing/2016/5/14/chartex" xmlns:mc="http://schemas.openxmlformats.org/markup-compatibility/2006" xmlns:aink="http://schemas.microsoft.com/office/drawing/2016/ink" xmlns:am3d="http://schemas.microsoft.com/office/drawing/2017/model3d" xmlns:o="urn:schemas-microsoft-com:office:office" xmlns:oel="http://schemas.microsoft.com/office/2019/extlst" xmlns:r="http://schemas.openxmlformats.org/officeDocument/2006/relationships" xmlns:m="http://schemas.openxmlformats.org/officeDocument/2006/math" xmlns:v="urn:schemas-microsoft-com:vml" xmlns:wp14="http://schemas.microsoft.com/office/word/2010/wordprocessingDrawing" xmlns:wp="http://schemas.openxmlformats.org/drawingml/2006/wordprocessingDrawing" xmlns:w10="urn:schemas-microsoft-com:office:word" xmlns:w="http://schemas.openxmlformats.org/wordprocessingml/2006/main" xmlns:w14="http://schemas.microsoft.com/office/word/2010/wordml" xmlns:w15="http://schemas.microsoft.com/office/word/2012/wordml" xmlns:w16cex="http://schemas.microsoft.com/office/word/2018/wordml/cex" xmlns:w16cid="http://schemas.microsoft.com/office/word/2016/wordml/cid" xmlns:w16="http://schemas.microsoft.com/office/word/2018/wordml" xmlns:w16du="http://schemas.microsoft.com/office/word/2023/wordml/word16du" xmlns:w16sdtdh="http://schemas.microsoft.com/office/word/2020/wordml/sdtdatahash" xmlns:w16sdtfl="http://schemas.microsoft.com/office/word/2024/wordml/sdtformatlock" xmlns:w16se="http://schemas.microsoft.com/office/word/2015/wordml/symex" xmlns:wpg="http://schemas.microsoft.com/office/word/2010/wordprocessingGroup" xmlns:wpi="http://schemas.microsoft.com/office/word/2010/wordprocessingInk" xmlns:wne="http://schemas.microsoft.com/office/word/2006/wordml" xmlns:wps="http://schemas.microsoft.com/office/word/2010/wordprocessingShape" mc:Ignorable="w14 w15 w16se w16cid w16 w16cex w16sdtdh w16sdtfl w16du wp14">
+<w:document xmlns:wpc="http://schemas.microsoft.com/office/word/2010/wordprocessingCanvas" xmlns:cx="http://schemas.microsoft.com/office/drawing/2014/chartex" xmlns:cx1="http://schemas.microsoft.com/office/drawing/2015/9/8/chartex" xmlns:cx2="http://schemas.microsoft.com/office/drawing/2015/10/21/chartex" xmlns:cx3="http://schemas.microsoft.com/office/drawing/2016/5/9/chartex" xmlns:cx4="http://schemas.microsoft.com/office/drawing/2016/5/10/chartex" xmlns:cx5="http://schemas.microsoft.com/office/drawing/2016/5/11/chartex" xmlns:cx6="http://schemas.microsoft.com/office/drawing/2016/5/12/chartex" xmlns:cx7="http://schemas.microsoft.com/office/drawing/2016/5/13/chartex" xmlns:cx8="http://schemas.microsoft.com/office/drawing/2016/5/14/chartex" xmlns:mc="http://schemas.openxmlformats.org/markup-compatibility/2006" xmlns:aink="http://schemas.microsoft.com/office/drawing/2016/ink" xmlns:am3d="http://schemas.microsoft.com/office/drawing/2017/model3d" xmlns:o="urn:schemas-microsoft-com:office:office" xmlns:r="http://schemas.openxmlformats.org/officeDocument/2006/relationships" xmlns:m="http://schemas.openxmlformats.org/officeDocument/2006/math" xmlns:v="urn:schemas-microsoft-com:vml" xmlns:wp14="http://schemas.microsoft.com/office/word/2010/wordprocessingDrawing" xmlns:wp="http://schemas.openxmlformats.org/drawingml/2006/wordprocessingDrawing" xmlns:w10="urn:schemas-microsoft-com:office:word" xmlns:w="http://schemas.openxmlformats.org/wordprocessingml/2006/main" xmlns:w14="http://schemas.microsoft.com/office/word/2010/wordml" xmlns:w15="http://schemas.microsoft.com/office/word/2012/wordml" xmlns:w16cid="http://schemas.microsoft.com/office/word/2016/wordml/cid" xmlns:w16se="http://schemas.microsoft.com/office/word/2015/wordml/symex" xmlns:wpg="http://schemas.microsoft.com/office/word/2010/wordprocessingGroup" xmlns:wpi="http://schemas.microsoft.com/office/word/2010/wordprocessingInk" xmlns:wne="http://schemas.microsoft.com/office/word/2006/wordml" xmlns:wps="http://schemas.microsoft.com/office/word/2010/wordprocessingShape" mc:Ignorable="w14 w15 w16se w16cid wp14">
   <w:body>
     <w:p>
       <w:pPr>
@@ -91,11 +91,33 @@
           <w:rFonts w:ascii="Times New Roman" w:hAnsi="Times New Roman" w:cs="Times New Roman"/>
         </w:rPr>
       </w:pPr>
-      <w:r>
-        <w:rPr>
-          <w:rFonts w:ascii="Times New Roman" w:hAnsi="Times New Roman" w:cs="Times New Roman"/>
-        </w:rPr>
-        <w:t>UserName NVARCHAR(100) NOT NULL</w:t>
+      <w:proofErr w:type="spellStart"/>
+      <w:r>
+        <w:rPr>
+          <w:rFonts w:ascii="Times New Roman" w:hAnsi="Times New Roman" w:cs="Times New Roman"/>
+        </w:rPr>
+        <w:t>UserName</w:t>
+      </w:r>
+      <w:proofErr w:type="spellEnd"/>
+      <w:r>
+        <w:rPr>
+          <w:rFonts w:ascii="Times New Roman" w:hAnsi="Times New Roman" w:cs="Times New Roman"/>
+        </w:rPr>
+        <w:t xml:space="preserve"> </w:t>
+      </w:r>
+      <w:proofErr w:type="gramStart"/>
+      <w:r>
+        <w:rPr>
+          <w:rFonts w:ascii="Times New Roman" w:hAnsi="Times New Roman" w:cs="Times New Roman"/>
+        </w:rPr>
+        <w:t>NVARCHAR(</w:t>
+      </w:r>
+      <w:proofErr w:type="gramEnd"/>
+      <w:r>
+        <w:rPr>
+          <w:rFonts w:ascii="Times New Roman" w:hAnsi="Times New Roman" w:cs="Times New Roman"/>
+        </w:rPr>
+        <w:t>100) NOT NULL</w:t>
       </w:r>
     </w:p>
     <w:p>
@@ -104,11 +126,33 @@
           <w:rFonts w:ascii="Times New Roman" w:hAnsi="Times New Roman" w:cs="Times New Roman"/>
         </w:rPr>
       </w:pPr>
-      <w:r>
-        <w:rPr>
-          <w:rFonts w:ascii="Times New Roman" w:hAnsi="Times New Roman" w:cs="Times New Roman"/>
-        </w:rPr>
-        <w:t>EmailAddress NVARCHAR(255) UNIQUE NOT NULL</w:t>
+      <w:proofErr w:type="spellStart"/>
+      <w:r>
+        <w:rPr>
+          <w:rFonts w:ascii="Times New Roman" w:hAnsi="Times New Roman" w:cs="Times New Roman"/>
+        </w:rPr>
+        <w:t>EmailAddress</w:t>
+      </w:r>
+      <w:proofErr w:type="spellEnd"/>
+      <w:r>
+        <w:rPr>
+          <w:rFonts w:ascii="Times New Roman" w:hAnsi="Times New Roman" w:cs="Times New Roman"/>
+        </w:rPr>
+        <w:t xml:space="preserve"> </w:t>
+      </w:r>
+      <w:proofErr w:type="gramStart"/>
+      <w:r>
+        <w:rPr>
+          <w:rFonts w:ascii="Times New Roman" w:hAnsi="Times New Roman" w:cs="Times New Roman"/>
+        </w:rPr>
+        <w:t>NVARCHAR(</w:t>
+      </w:r>
+      <w:proofErr w:type="gramEnd"/>
+      <w:r>
+        <w:rPr>
+          <w:rFonts w:ascii="Times New Roman" w:hAnsi="Times New Roman" w:cs="Times New Roman"/>
+        </w:rPr>
+        <w:t>255) UNIQUE NOT NULL</w:t>
       </w:r>
     </w:p>
     <w:p>
@@ -121,7 +165,21 @@
         <w:rPr>
           <w:rFonts w:ascii="Times New Roman" w:hAnsi="Times New Roman" w:cs="Times New Roman"/>
         </w:rPr>
-        <w:t>PasswordHash NVARCHAR(255) NOT NULL</w:t>
+        <w:t xml:space="preserve">PasswordHash </w:t>
+      </w:r>
+      <w:proofErr w:type="gramStart"/>
+      <w:r>
+        <w:rPr>
+          <w:rFonts w:ascii="Times New Roman" w:hAnsi="Times New Roman" w:cs="Times New Roman"/>
+        </w:rPr>
+        <w:t>NVARCHAR(</w:t>
+      </w:r>
+      <w:proofErr w:type="gramEnd"/>
+      <w:r>
+        <w:rPr>
+          <w:rFonts w:ascii="Times New Roman" w:hAnsi="Times New Roman" w:cs="Times New Roman"/>
+        </w:rPr>
+        <w:t>255) NOT NULL</w:t>
       </w:r>
     </w:p>
     <w:p>
@@ -130,11 +188,33 @@
           <w:rFonts w:ascii="Times New Roman" w:hAnsi="Times New Roman" w:cs="Times New Roman"/>
         </w:rPr>
       </w:pPr>
-      <w:r>
-        <w:rPr>
-          <w:rFonts w:ascii="Times New Roman" w:hAnsi="Times New Roman" w:cs="Times New Roman"/>
-        </w:rPr>
-        <w:t>UserRole NVARCHAR(50) NOT NULL (ADMIN, OFFICER)</w:t>
+      <w:proofErr w:type="spellStart"/>
+      <w:r>
+        <w:rPr>
+          <w:rFonts w:ascii="Times New Roman" w:hAnsi="Times New Roman" w:cs="Times New Roman"/>
+        </w:rPr>
+        <w:t>UserRole</w:t>
+      </w:r>
+      <w:proofErr w:type="spellEnd"/>
+      <w:r>
+        <w:rPr>
+          <w:rFonts w:ascii="Times New Roman" w:hAnsi="Times New Roman" w:cs="Times New Roman"/>
+        </w:rPr>
+        <w:t xml:space="preserve"> </w:t>
+      </w:r>
+      <w:proofErr w:type="gramStart"/>
+      <w:r>
+        <w:rPr>
+          <w:rFonts w:ascii="Times New Roman" w:hAnsi="Times New Roman" w:cs="Times New Roman"/>
+        </w:rPr>
+        <w:t>NVARCHAR(</w:t>
+      </w:r>
+      <w:proofErr w:type="gramEnd"/>
+      <w:r>
+        <w:rPr>
+          <w:rFonts w:ascii="Times New Roman" w:hAnsi="Times New Roman" w:cs="Times New Roman"/>
+        </w:rPr>
+        <w:t>50) NOT NULL (ADMIN, OFFICER)</w:t>
       </w:r>
     </w:p>
     <w:p>
@@ -143,11 +223,33 @@
           <w:rFonts w:ascii="Times New Roman" w:hAnsi="Times New Roman" w:cs="Times New Roman"/>
         </w:rPr>
       </w:pPr>
-      <w:r>
-        <w:rPr>
-          <w:rFonts w:ascii="Times New Roman" w:hAnsi="Times New Roman" w:cs="Times New Roman"/>
-        </w:rPr>
-        <w:t>AccountStatus NVARCHAR(50) NOT NULL (ACTIVE, DISABLED)</w:t>
+      <w:proofErr w:type="spellStart"/>
+      <w:r>
+        <w:rPr>
+          <w:rFonts w:ascii="Times New Roman" w:hAnsi="Times New Roman" w:cs="Times New Roman"/>
+        </w:rPr>
+        <w:t>AccountStatus</w:t>
+      </w:r>
+      <w:proofErr w:type="spellEnd"/>
+      <w:r>
+        <w:rPr>
+          <w:rFonts w:ascii="Times New Roman" w:hAnsi="Times New Roman" w:cs="Times New Roman"/>
+        </w:rPr>
+        <w:t xml:space="preserve"> </w:t>
+      </w:r>
+      <w:proofErr w:type="gramStart"/>
+      <w:r>
+        <w:rPr>
+          <w:rFonts w:ascii="Times New Roman" w:hAnsi="Times New Roman" w:cs="Times New Roman"/>
+        </w:rPr>
+        <w:t>NVARCHAR(</w:t>
+      </w:r>
+      <w:proofErr w:type="gramEnd"/>
+      <w:r>
+        <w:rPr>
+          <w:rFonts w:ascii="Times New Roman" w:hAnsi="Times New Roman" w:cs="Times New Roman"/>
+        </w:rPr>
+        <w:t>50) NOT NULL (ACTIVE, DISABLED)</w:t>
       </w:r>
     </w:p>
     <w:p>
@@ -156,11 +258,19 @@
           <w:rFonts w:ascii="Times New Roman" w:hAnsi="Times New Roman" w:cs="Times New Roman"/>
         </w:rPr>
       </w:pPr>
-      <w:r>
-        <w:rPr>
-          <w:rFonts w:ascii="Times New Roman" w:hAnsi="Times New Roman" w:cs="Times New Roman"/>
-        </w:rPr>
-        <w:t>CreatedAt DATETIME NOT NULL</w:t>
+      <w:proofErr w:type="spellStart"/>
+      <w:r>
+        <w:rPr>
+          <w:rFonts w:ascii="Times New Roman" w:hAnsi="Times New Roman" w:cs="Times New Roman"/>
+        </w:rPr>
+        <w:t>CreatedAt</w:t>
+      </w:r>
+      <w:proofErr w:type="spellEnd"/>
+      <w:r>
+        <w:rPr>
+          <w:rFonts w:ascii="Times New Roman" w:hAnsi="Times New Roman" w:cs="Times New Roman"/>
+        </w:rPr>
+        <w:t xml:space="preserve"> DATETIME NOT NULL</w:t>
       </w:r>
     </w:p>
     <w:p>
@@ -169,11 +279,19 @@
           <w:rFonts w:ascii="Times New Roman" w:hAnsi="Times New Roman" w:cs="Times New Roman"/>
         </w:rPr>
       </w:pPr>
-      <w:r>
-        <w:rPr>
-          <w:rFonts w:ascii="Times New Roman" w:hAnsi="Times New Roman" w:cs="Times New Roman"/>
-        </w:rPr>
-        <w:t>LastLoginAt DATETIME NOT NULL</w:t>
+      <w:proofErr w:type="spellStart"/>
+      <w:r>
+        <w:rPr>
+          <w:rFonts w:ascii="Times New Roman" w:hAnsi="Times New Roman" w:cs="Times New Roman"/>
+        </w:rPr>
+        <w:t>LastLoginAt</w:t>
+      </w:r>
+      <w:proofErr w:type="spellEnd"/>
+      <w:r>
+        <w:rPr>
+          <w:rFonts w:ascii="Times New Roman" w:hAnsi="Times New Roman" w:cs="Times New Roman"/>
+        </w:rPr>
+        <w:t xml:space="preserve"> DATETIME NOT NULL</w:t>
       </w:r>
     </w:p>
     <w:p>
@@ -251,11 +369,33 @@
           <w:rFonts w:ascii="Times New Roman" w:hAnsi="Times New Roman" w:cs="Times New Roman"/>
         </w:rPr>
       </w:pPr>
-      <w:r>
-        <w:rPr>
-          <w:rFonts w:ascii="Times New Roman" w:hAnsi="Times New Roman" w:cs="Times New Roman"/>
-        </w:rPr>
-        <w:t>FullName NVARCHAR(255) NOT NULL</w:t>
+      <w:proofErr w:type="spellStart"/>
+      <w:r>
+        <w:rPr>
+          <w:rFonts w:ascii="Times New Roman" w:hAnsi="Times New Roman" w:cs="Times New Roman"/>
+        </w:rPr>
+        <w:t>FullName</w:t>
+      </w:r>
+      <w:proofErr w:type="spellEnd"/>
+      <w:r>
+        <w:rPr>
+          <w:rFonts w:ascii="Times New Roman" w:hAnsi="Times New Roman" w:cs="Times New Roman"/>
+        </w:rPr>
+        <w:t xml:space="preserve"> </w:t>
+      </w:r>
+      <w:proofErr w:type="gramStart"/>
+      <w:r>
+        <w:rPr>
+          <w:rFonts w:ascii="Times New Roman" w:hAnsi="Times New Roman" w:cs="Times New Roman"/>
+        </w:rPr>
+        <w:t>NVARCHAR(</w:t>
+      </w:r>
+      <w:proofErr w:type="gramEnd"/>
+      <w:r>
+        <w:rPr>
+          <w:rFonts w:ascii="Times New Roman" w:hAnsi="Times New Roman" w:cs="Times New Roman"/>
+        </w:rPr>
+        <w:t>255) NOT NULL</w:t>
       </w:r>
     </w:p>
     <w:p>
@@ -264,11 +404,33 @@
           <w:rFonts w:ascii="Times New Roman" w:hAnsi="Times New Roman" w:cs="Times New Roman"/>
         </w:rPr>
       </w:pPr>
-      <w:r>
-        <w:rPr>
-          <w:rFonts w:ascii="Times New Roman" w:hAnsi="Times New Roman" w:cs="Times New Roman"/>
-        </w:rPr>
-        <w:t>EmailAddress NVARCHAR(255) NOT NULL UNIQUE</w:t>
+      <w:proofErr w:type="spellStart"/>
+      <w:r>
+        <w:rPr>
+          <w:rFonts w:ascii="Times New Roman" w:hAnsi="Times New Roman" w:cs="Times New Roman"/>
+        </w:rPr>
+        <w:t>EmailAddress</w:t>
+      </w:r>
+      <w:proofErr w:type="spellEnd"/>
+      <w:r>
+        <w:rPr>
+          <w:rFonts w:ascii="Times New Roman" w:hAnsi="Times New Roman" w:cs="Times New Roman"/>
+        </w:rPr>
+        <w:t xml:space="preserve"> </w:t>
+      </w:r>
+      <w:proofErr w:type="gramStart"/>
+      <w:r>
+        <w:rPr>
+          <w:rFonts w:ascii="Times New Roman" w:hAnsi="Times New Roman" w:cs="Times New Roman"/>
+        </w:rPr>
+        <w:t>NVARCHAR(</w:t>
+      </w:r>
+      <w:proofErr w:type="gramEnd"/>
+      <w:r>
+        <w:rPr>
+          <w:rFonts w:ascii="Times New Roman" w:hAnsi="Times New Roman" w:cs="Times New Roman"/>
+        </w:rPr>
+        <w:t>255) NOT NULL UNIQUE</w:t>
       </w:r>
     </w:p>
     <w:p>
@@ -281,7 +443,21 @@
         <w:rPr>
           <w:rFonts w:ascii="Times New Roman" w:hAnsi="Times New Roman" w:cs="Times New Roman"/>
         </w:rPr>
-        <w:t>PasswordHash NVARCHAR(255) NOT NULL</w:t>
+        <w:t xml:space="preserve">PasswordHash </w:t>
+      </w:r>
+      <w:proofErr w:type="gramStart"/>
+      <w:r>
+        <w:rPr>
+          <w:rFonts w:ascii="Times New Roman" w:hAnsi="Times New Roman" w:cs="Times New Roman"/>
+        </w:rPr>
+        <w:t>NVARCHAR(</w:t>
+      </w:r>
+      <w:proofErr w:type="gramEnd"/>
+      <w:r>
+        <w:rPr>
+          <w:rFonts w:ascii="Times New Roman" w:hAnsi="Times New Roman" w:cs="Times New Roman"/>
+        </w:rPr>
+        <w:t>255) NOT NULL</w:t>
       </w:r>
     </w:p>
     <w:p>
@@ -290,11 +466,33 @@
           <w:rFonts w:ascii="Times New Roman" w:hAnsi="Times New Roman" w:cs="Times New Roman"/>
         </w:rPr>
       </w:pPr>
-      <w:r>
-        <w:rPr>
-          <w:rFonts w:ascii="Times New Roman" w:hAnsi="Times New Roman" w:cs="Times New Roman"/>
-        </w:rPr>
-        <w:t>PhoneNumber NVARCHAR(30) NOT NULL</w:t>
+      <w:proofErr w:type="spellStart"/>
+      <w:r>
+        <w:rPr>
+          <w:rFonts w:ascii="Times New Roman" w:hAnsi="Times New Roman" w:cs="Times New Roman"/>
+        </w:rPr>
+        <w:t>PhoneNumber</w:t>
+      </w:r>
+      <w:proofErr w:type="spellEnd"/>
+      <w:r>
+        <w:rPr>
+          <w:rFonts w:ascii="Times New Roman" w:hAnsi="Times New Roman" w:cs="Times New Roman"/>
+        </w:rPr>
+        <w:t xml:space="preserve"> </w:t>
+      </w:r>
+      <w:proofErr w:type="gramStart"/>
+      <w:r>
+        <w:rPr>
+          <w:rFonts w:ascii="Times New Roman" w:hAnsi="Times New Roman" w:cs="Times New Roman"/>
+        </w:rPr>
+        <w:t>NVARCHAR(</w:t>
+      </w:r>
+      <w:proofErr w:type="gramEnd"/>
+      <w:r>
+        <w:rPr>
+          <w:rFonts w:ascii="Times New Roman" w:hAnsi="Times New Roman" w:cs="Times New Roman"/>
+        </w:rPr>
+        <w:t>30) NOT NULL</w:t>
       </w:r>
     </w:p>
     <w:p>
@@ -307,7 +505,21 @@
         <w:rPr>
           <w:rFonts w:ascii="Times New Roman" w:hAnsi="Times New Roman" w:cs="Times New Roman"/>
         </w:rPr>
-        <w:t>Nationality NVARCHAR(100) NOT NULL</w:t>
+        <w:t xml:space="preserve">Nationality </w:t>
+      </w:r>
+      <w:proofErr w:type="gramStart"/>
+      <w:r>
+        <w:rPr>
+          <w:rFonts w:ascii="Times New Roman" w:hAnsi="Times New Roman" w:cs="Times New Roman"/>
+        </w:rPr>
+        <w:t>NVARCHAR(</w:t>
+      </w:r>
+      <w:proofErr w:type="gramEnd"/>
+      <w:r>
+        <w:rPr>
+          <w:rFonts w:ascii="Times New Roman" w:hAnsi="Times New Roman" w:cs="Times New Roman"/>
+        </w:rPr>
+        <w:t>100) NOT NULL</w:t>
       </w:r>
     </w:p>
     <w:p>
@@ -316,11 +528,33 @@
           <w:rFonts w:ascii="Times New Roman" w:hAnsi="Times New Roman" w:cs="Times New Roman"/>
         </w:rPr>
       </w:pPr>
-      <w:r>
-        <w:rPr>
-          <w:rFonts w:ascii="Times New Roman" w:hAnsi="Times New Roman" w:cs="Times New Roman"/>
-        </w:rPr>
-        <w:t>IdentityNumber NVARCHAR(100) NOT NULL</w:t>
+      <w:proofErr w:type="spellStart"/>
+      <w:r>
+        <w:rPr>
+          <w:rFonts w:ascii="Times New Roman" w:hAnsi="Times New Roman" w:cs="Times New Roman"/>
+        </w:rPr>
+        <w:t>IdentityNumber</w:t>
+      </w:r>
+      <w:proofErr w:type="spellEnd"/>
+      <w:r>
+        <w:rPr>
+          <w:rFonts w:ascii="Times New Roman" w:hAnsi="Times New Roman" w:cs="Times New Roman"/>
+        </w:rPr>
+        <w:t xml:space="preserve"> </w:t>
+      </w:r>
+      <w:proofErr w:type="gramStart"/>
+      <w:r>
+        <w:rPr>
+          <w:rFonts w:ascii="Times New Roman" w:hAnsi="Times New Roman" w:cs="Times New Roman"/>
+        </w:rPr>
+        <w:t>NVARCHAR(</w:t>
+      </w:r>
+      <w:proofErr w:type="gramEnd"/>
+      <w:r>
+        <w:rPr>
+          <w:rFonts w:ascii="Times New Roman" w:hAnsi="Times New Roman" w:cs="Times New Roman"/>
+        </w:rPr>
+        <w:t>100) NOT NULL</w:t>
       </w:r>
     </w:p>
     <w:p>
@@ -329,19 +563,20 @@
           <w:rFonts w:ascii="Times New Roman" w:hAnsi="Times New Roman" w:cs="Times New Roman"/>
         </w:rPr>
       </w:pPr>
-      <w:r>
-        <w:rPr>
-          <w:rFonts w:ascii="Times New Roman" w:hAnsi="Times New Roman" w:cs="Times New Roman"/>
-        </w:rPr>
-        <w:t>CreatedAt DATETIME NOT NULL</w:t>
-      </w:r>
-    </w:p>
-    <w:p>
-      <w:pPr>
-        <w:rPr>
-          <w:rFonts w:ascii="Times New Roman" w:hAnsi="Times New Roman" w:cs="Times New Roman"/>
-        </w:rPr>
-      </w:pPr>
+      <w:proofErr w:type="spellStart"/>
+      <w:r>
+        <w:rPr>
+          <w:rFonts w:ascii="Times New Roman" w:hAnsi="Times New Roman" w:cs="Times New Roman"/>
+        </w:rPr>
+        <w:t>CreatedAt</w:t>
+      </w:r>
+      <w:proofErr w:type="spellEnd"/>
+      <w:r>
+        <w:rPr>
+          <w:rFonts w:ascii="Times New Roman" w:hAnsi="Times New Roman" w:cs="Times New Roman"/>
+        </w:rPr>
+        <w:t xml:space="preserve"> DATETIME NOT NULL</w:t>
+      </w:r>
     </w:p>
     <w:p>
       <w:pPr>
@@ -363,330 +598,11 @@
           <w:sz w:val="26"/>
           <w:szCs w:val="26"/>
         </w:rPr>
-        <w:t>3. RegisteredCompanies (Company Registration Table)</w:t>
-      </w:r>
-    </w:p>
-    <w:p>
-      <w:pPr>
-        <w:rPr>
-          <w:rFonts w:ascii="Times New Roman" w:hAnsi="Times New Roman" w:cs="Times New Roman"/>
-        </w:rPr>
-      </w:pPr>
-      <w:r>
-        <w:rPr>
-          <w:rFonts w:ascii="Times New Roman" w:hAnsi="Times New Roman" w:cs="Times New Roman"/>
-        </w:rPr>
-        <w:t>Purpose: Stores company details submitted for registration and tracks registration status.</w:t>
-      </w:r>
-    </w:p>
-    <w:p>
-      <w:pPr>
-        <w:rPr>
-          <w:rFonts w:ascii="Times New Roman" w:hAnsi="Times New Roman" w:cs="Times New Roman"/>
-        </w:rPr>
-      </w:pPr>
-      <w:r>
-        <w:rPr>
-          <w:rFonts w:ascii="Times New Roman" w:hAnsi="Times New Roman" w:cs="Times New Roman"/>
-        </w:rPr>
-        <w:t>Columns:</w:t>
-      </w:r>
-    </w:p>
-    <w:p>
-      <w:pPr>
-        <w:rPr>
-          <w:rFonts w:ascii="Times New Roman" w:hAnsi="Times New Roman" w:cs="Times New Roman"/>
-        </w:rPr>
-      </w:pPr>
-      <w:r>
-        <w:rPr>
-          <w:rFonts w:ascii="Times New Roman" w:hAnsi="Times New Roman" w:cs="Times New Roman"/>
-        </w:rPr>
-        <w:t>Id BIGINT IDENTITY PRIMARY KEY</w:t>
-      </w:r>
-    </w:p>
-    <w:p>
-      <w:pPr>
-        <w:rPr>
-          <w:rFonts w:ascii="Times New Roman" w:hAnsi="Times New Roman" w:cs="Times New Roman"/>
-        </w:rPr>
-      </w:pPr>
-      <w:r>
-        <w:rPr>
-          <w:rFonts w:ascii="Times New Roman" w:hAnsi="Times New Roman" w:cs="Times New Roman"/>
-        </w:rPr>
-        <w:t>CompanyName NVARCHAR(255) NOT NULL</w:t>
-      </w:r>
-    </w:p>
-    <w:p>
-      <w:pPr>
-        <w:rPr>
-          <w:rFonts w:ascii="Times New Roman" w:hAnsi="Times New Roman" w:cs="Times New Roman"/>
-        </w:rPr>
-      </w:pPr>
-      <w:r>
-        <w:rPr>
-          <w:rFonts w:ascii="Times New Roman" w:hAnsi="Times New Roman" w:cs="Times New Roman"/>
-        </w:rPr>
-        <w:t>RegistrationNumber NVARCHAR(100) NOT NULL</w:t>
-      </w:r>
-    </w:p>
-    <w:p>
-      <w:pPr>
-        <w:rPr>
-          <w:rFonts w:ascii="Times New Roman" w:hAnsi="Times New Roman" w:cs="Times New Roman"/>
-        </w:rPr>
-      </w:pPr>
-      <w:r>
-        <w:rPr>
-          <w:rFonts w:ascii="Times New Roman" w:hAnsi="Times New Roman" w:cs="Times New Roman"/>
-        </w:rPr>
-        <w:t>CompanyType NVARCHAR(50) NOT NULL (LLC, PLC, Partnership)</w:t>
-      </w:r>
-    </w:p>
-    <w:p>
-      <w:pPr>
-        <w:rPr>
-          <w:rFonts w:ascii="Times New Roman" w:hAnsi="Times New Roman" w:cs="Times New Roman"/>
-        </w:rPr>
-      </w:pPr>
-      <w:r>
-        <w:rPr>
-          <w:rFonts w:ascii="Times New Roman" w:hAnsi="Times New Roman" w:cs="Times New Roman"/>
-        </w:rPr>
-        <w:t>BusinessActivity NVARCHAR(255) NOT NULL</w:t>
-      </w:r>
-    </w:p>
-    <w:p>
-      <w:pPr>
-        <w:rPr>
-          <w:rFonts w:ascii="Times New Roman" w:hAnsi="Times New Roman" w:cs="Times New Roman"/>
-        </w:rPr>
-      </w:pPr>
-      <w:r>
-        <w:rPr>
-          <w:rFonts w:ascii="Times New Roman" w:hAnsi="Times New Roman" w:cs="Times New Roman"/>
-        </w:rPr>
-        <w:t>RegisteredAddress NVARCHAR(500) NOT NULL</w:t>
-      </w:r>
-    </w:p>
-    <w:p>
-      <w:pPr>
-        <w:rPr>
-          <w:rFonts w:ascii="Times New Roman" w:hAnsi="Times New Roman" w:cs="Times New Roman"/>
-        </w:rPr>
-      </w:pPr>
-      <w:r>
-        <w:rPr>
-          <w:rFonts w:ascii="Times New Roman" w:hAnsi="Times New Roman" w:cs="Times New Roman"/>
-        </w:rPr>
-        <w:t>RegistrationStatus NVARCHAR(50) NOT NULL (PENDING, APPROVED, REJECTED)</w:t>
-      </w:r>
-    </w:p>
-    <w:p>
-      <w:pPr>
-        <w:rPr>
-          <w:rFonts w:ascii="Times New Roman" w:hAnsi="Times New Roman" w:cs="Times New Roman"/>
-        </w:rPr>
-      </w:pPr>
-      <w:r>
-        <w:rPr>
-          <w:rFonts w:ascii="Times New Roman" w:hAnsi="Times New Roman" w:cs="Times New Roman"/>
-        </w:rPr>
-        <w:t>ApplicantId BIGINT NOT NULL FOREIGN KEY REFERENCES CompanyApplicants(Id)</w:t>
-      </w:r>
-    </w:p>
-    <w:p>
-      <w:pPr>
-        <w:rPr>
-          <w:rFonts w:ascii="Times New Roman" w:hAnsi="Times New Roman" w:cs="Times New Roman"/>
-        </w:rPr>
-      </w:pPr>
-      <w:r>
-        <w:rPr>
-          <w:rFonts w:ascii="Times New Roman" w:hAnsi="Times New Roman" w:cs="Times New Roman"/>
-        </w:rPr>
-        <w:t>IncorporationDate DATE NOT NULL</w:t>
-      </w:r>
-    </w:p>
-    <w:p>
-      <w:pPr>
-        <w:rPr>
-          <w:rFonts w:ascii="Times New Roman" w:hAnsi="Times New Roman" w:cs="Times New Roman"/>
-        </w:rPr>
-      </w:pPr>
-      <w:r>
-        <w:rPr>
-          <w:rFonts w:ascii="Times New Roman" w:hAnsi="Times New Roman" w:cs="Times New Roman"/>
-        </w:rPr>
-        <w:t>CreatedAt DATETIME NOT NULL</w:t>
-      </w:r>
-    </w:p>
-    <w:p>
-      <w:pPr>
-        <w:rPr>
-          <w:rFonts w:ascii="Times New Roman" w:hAnsi="Times New Roman" w:cs="Times New Roman"/>
-        </w:rPr>
-      </w:pPr>
-    </w:p>
-    <w:p>
-      <w:pPr>
-        <w:rPr>
-          <w:rFonts w:ascii="Times New Roman" w:hAnsi="Times New Roman" w:cs="Times New Roman"/>
-          <w:color w:val="4F81BD" w:themeColor="accent1"/>
-          <w:sz w:val="26"/>
-          <w:szCs w:val="26"/>
-        </w:rPr>
-      </w:pPr>
-      <w:r>
-        <w:rPr>
-          <w:rFonts w:ascii="Times New Roman" w:hAnsi="Times New Roman" w:cs="Times New Roman"/>
-          <w:color w:val="4F81BD" w:themeColor="accent1"/>
-          <w:sz w:val="26"/>
-          <w:szCs w:val="26"/>
-        </w:rPr>
-        <w:t>4. CompanyStakeholders (Directors / Shareholders)</w:t>
-      </w:r>
-    </w:p>
-    <w:p>
-      <w:pPr>
-        <w:rPr>
-          <w:rFonts w:ascii="Times New Roman" w:hAnsi="Times New Roman" w:cs="Times New Roman"/>
-        </w:rPr>
-      </w:pPr>
-      <w:r>
-        <w:rPr>
-          <w:rFonts w:ascii="Times New Roman" w:hAnsi="Times New Roman" w:cs="Times New Roman"/>
-        </w:rPr>
-        <w:t>Purpose: Stores directors, shareholders, and secretaries associated with each registered company.</w:t>
-      </w:r>
-    </w:p>
-    <w:p>
-      <w:pPr>
-        <w:rPr>
-          <w:rFonts w:ascii="Times New Roman" w:hAnsi="Times New Roman" w:cs="Times New Roman"/>
-        </w:rPr>
-      </w:pPr>
-      <w:r>
-        <w:rPr>
-          <w:rFonts w:ascii="Times New Roman" w:hAnsi="Times New Roman" w:cs="Times New Roman"/>
-        </w:rPr>
-        <w:t>Columns:</w:t>
-      </w:r>
-    </w:p>
-    <w:p>
-      <w:pPr>
-        <w:rPr>
-          <w:rFonts w:ascii="Times New Roman" w:hAnsi="Times New Roman" w:cs="Times New Roman"/>
-        </w:rPr>
-      </w:pPr>
-      <w:r>
-        <w:rPr>
-          <w:rFonts w:ascii="Times New Roman" w:hAnsi="Times New Roman" w:cs="Times New Roman"/>
-        </w:rPr>
-        <w:t>Id BIGINT IDENTITY PRIMARY KEY</w:t>
-      </w:r>
-    </w:p>
-    <w:p>
-      <w:pPr>
-        <w:rPr>
-          <w:rFonts w:ascii="Times New Roman" w:hAnsi="Times New Roman" w:cs="Times New Roman"/>
-        </w:rPr>
-      </w:pPr>
-      <w:r>
-        <w:rPr>
-          <w:rFonts w:ascii="Times New Roman" w:hAnsi="Times New Roman" w:cs="Times New Roman"/>
-        </w:rPr>
-        <w:t>CompanyId BIGINT NOT NULL FOREIGN KEY REFERENCES RegisteredCompanies(Id)</w:t>
-      </w:r>
-    </w:p>
-    <w:p>
-      <w:pPr>
-        <w:rPr>
-          <w:rFonts w:ascii="Times New Roman" w:hAnsi="Times New Roman" w:cs="Times New Roman"/>
-        </w:rPr>
-      </w:pPr>
-      <w:r>
-        <w:rPr>
-          <w:rFonts w:ascii="Times New Roman" w:hAnsi="Times New Roman" w:cs="Times New Roman"/>
-        </w:rPr>
-        <w:t>FullName NVARCHAR(255) NOT NULL</w:t>
-      </w:r>
-    </w:p>
-    <w:p>
-      <w:pPr>
-        <w:rPr>
-          <w:rFonts w:ascii="Times New Roman" w:hAnsi="Times New Roman" w:cs="Times New Roman"/>
-        </w:rPr>
-      </w:pPr>
-      <w:r>
-        <w:rPr>
-          <w:rFonts w:ascii="Times New Roman" w:hAnsi="Times New Roman" w:cs="Times New Roman"/>
-        </w:rPr>
-        <w:t>StakeholderRole NVARCHAR(50) NOT NULL (DIRECTOR, SHAREHOLDER, SECRETARY)</w:t>
-      </w:r>
-    </w:p>
-    <w:p>
-      <w:pPr>
-        <w:rPr>
-          <w:rFonts w:ascii="Times New Roman" w:hAnsi="Times New Roman" w:cs="Times New Roman"/>
-        </w:rPr>
-      </w:pPr>
-      <w:r>
-        <w:rPr>
-          <w:rFonts w:ascii="Times New Roman" w:hAnsi="Times New Roman" w:cs="Times New Roman"/>
-        </w:rPr>
-        <w:t>SharePercentage DECIMAL(5,2) NOT NULL</w:t>
-      </w:r>
-    </w:p>
-    <w:p>
-      <w:pPr>
-        <w:rPr>
-          <w:rFonts w:ascii="Times New Roman" w:hAnsi="Times New Roman" w:cs="Times New Roman"/>
-        </w:rPr>
-      </w:pPr>
-      <w:r>
-        <w:rPr>
-          <w:rFonts w:ascii="Times New Roman" w:hAnsi="Times New Roman" w:cs="Times New Roman"/>
-        </w:rPr>
-        <w:t>Nationality NVARCHAR(100) NOT NULL</w:t>
-      </w:r>
-    </w:p>
-    <w:p>
-      <w:pPr>
-        <w:rPr>
-          <w:rFonts w:ascii="Times New Roman" w:hAnsi="Times New Roman" w:cs="Times New Roman"/>
-        </w:rPr>
-      </w:pPr>
-      <w:r>
-        <w:rPr>
-          <w:rFonts w:ascii="Times New Roman" w:hAnsi="Times New Roman" w:cs="Times New Roman"/>
-        </w:rPr>
-        <w:t>IdentityNumber NVARCHAR(100) NOT NULL</w:t>
-      </w:r>
-    </w:p>
-    <w:p>
-      <w:pPr>
-        <w:rPr>
-          <w:rFonts w:ascii="Times New Roman" w:hAnsi="Times New Roman" w:cs="Times New Roman"/>
-        </w:rPr>
-      </w:pPr>
-      <w:r>
-        <w:rPr>
-          <w:rFonts w:ascii="Times New Roman" w:hAnsi="Times New Roman" w:cs="Times New Roman"/>
-        </w:rPr>
-        <w:t>EmailAddress NVARCHAR(255) NOT NULL</w:t>
-      </w:r>
-    </w:p>
-    <w:p>
-      <w:pPr>
-        <w:rPr>
-          <w:rFonts w:ascii="Times New Roman" w:hAnsi="Times New Roman" w:cs="Times New Roman"/>
-        </w:rPr>
-      </w:pPr>
-    </w:p>
-    <w:p>
-      <w:pPr>
+        <w:lastRenderedPageBreak/>
+        <w:t xml:space="preserve">3. </w:t>
+      </w:r>
+      <w:proofErr w:type="spellStart"/>
+      <w:r>
         <w:rPr>
           <w:rFonts w:ascii="Times New Roman" w:hAnsi="Times New Roman" w:cs="Times New Roman"/>
           <w:b/>
@@ -695,7 +611,9 @@
           <w:sz w:val="26"/>
           <w:szCs w:val="26"/>
         </w:rPr>
-      </w:pPr>
+        <w:t>RegisteredCompanies</w:t>
+      </w:r>
+      <w:proofErr w:type="spellEnd"/>
       <w:r>
         <w:rPr>
           <w:rFonts w:ascii="Times New Roman" w:hAnsi="Times New Roman" w:cs="Times New Roman"/>
@@ -705,7 +623,7 @@
           <w:sz w:val="26"/>
           <w:szCs w:val="26"/>
         </w:rPr>
-        <w:t>5. RegistrationPayments (Payment Table)</w:t>
+        <w:t xml:space="preserve"> (Company Registration Table)</w:t>
       </w:r>
     </w:p>
     <w:p>
@@ -718,7 +636,7 @@
         <w:rPr>
           <w:rFonts w:ascii="Times New Roman" w:hAnsi="Times New Roman" w:cs="Times New Roman"/>
         </w:rPr>
-        <w:t>Purpose: Stores payment information for company registration fees.</w:t>
+        <w:t>Purpose: Stores company details submitted for registration and tracks registration status.</w:t>
       </w:r>
     </w:p>
     <w:p>
@@ -757,7 +675,21 @@
         <w:rPr>
           <w:rFonts w:ascii="Times New Roman" w:hAnsi="Times New Roman" w:cs="Times New Roman"/>
         </w:rPr>
-        <w:t>CompanyId BIGINT NOT NULL FOREIGN KEY REFERENCES RegisteredCompanies(Id)</w:t>
+        <w:t xml:space="preserve">CompanyName </w:t>
+      </w:r>
+      <w:proofErr w:type="gramStart"/>
+      <w:r>
+        <w:rPr>
+          <w:rFonts w:ascii="Times New Roman" w:hAnsi="Times New Roman" w:cs="Times New Roman"/>
+        </w:rPr>
+        <w:t>NVARCHAR(</w:t>
+      </w:r>
+      <w:proofErr w:type="gramEnd"/>
+      <w:r>
+        <w:rPr>
+          <w:rFonts w:ascii="Times New Roman" w:hAnsi="Times New Roman" w:cs="Times New Roman"/>
+        </w:rPr>
+        <w:t>255) NOT NULL</w:t>
       </w:r>
     </w:p>
     <w:p>
@@ -770,7 +702,21 @@
         <w:rPr>
           <w:rFonts w:ascii="Times New Roman" w:hAnsi="Times New Roman" w:cs="Times New Roman"/>
         </w:rPr>
-        <w:t>TransactionId NVARCHAR(100) NOT NULL</w:t>
+        <w:t xml:space="preserve">RegistrationNumber </w:t>
+      </w:r>
+      <w:proofErr w:type="gramStart"/>
+      <w:r>
+        <w:rPr>
+          <w:rFonts w:ascii="Times New Roman" w:hAnsi="Times New Roman" w:cs="Times New Roman"/>
+        </w:rPr>
+        <w:t>NVARCHAR(</w:t>
+      </w:r>
+      <w:proofErr w:type="gramEnd"/>
+      <w:r>
+        <w:rPr>
+          <w:rFonts w:ascii="Times New Roman" w:hAnsi="Times New Roman" w:cs="Times New Roman"/>
+        </w:rPr>
+        <w:t>100) NOT NULL</w:t>
       </w:r>
     </w:p>
     <w:p>
@@ -779,11 +725,33 @@
           <w:rFonts w:ascii="Times New Roman" w:hAnsi="Times New Roman" w:cs="Times New Roman"/>
         </w:rPr>
       </w:pPr>
-      <w:r>
-        <w:rPr>
-          <w:rFonts w:ascii="Times New Roman" w:hAnsi="Times New Roman" w:cs="Times New Roman"/>
-        </w:rPr>
-        <w:t>PaymentMethod NVARCHAR(50) NOT NULL (CARD, BANK_TRANSFER)</w:t>
+      <w:proofErr w:type="spellStart"/>
+      <w:r>
+        <w:rPr>
+          <w:rFonts w:ascii="Times New Roman" w:hAnsi="Times New Roman" w:cs="Times New Roman"/>
+        </w:rPr>
+        <w:t>CompanyType</w:t>
+      </w:r>
+      <w:proofErr w:type="spellEnd"/>
+      <w:r>
+        <w:rPr>
+          <w:rFonts w:ascii="Times New Roman" w:hAnsi="Times New Roman" w:cs="Times New Roman"/>
+        </w:rPr>
+        <w:t xml:space="preserve"> </w:t>
+      </w:r>
+      <w:proofErr w:type="gramStart"/>
+      <w:r>
+        <w:rPr>
+          <w:rFonts w:ascii="Times New Roman" w:hAnsi="Times New Roman" w:cs="Times New Roman"/>
+        </w:rPr>
+        <w:t>NVARCHAR(</w:t>
+      </w:r>
+      <w:proofErr w:type="gramEnd"/>
+      <w:r>
+        <w:rPr>
+          <w:rFonts w:ascii="Times New Roman" w:hAnsi="Times New Roman" w:cs="Times New Roman"/>
+        </w:rPr>
+        <w:t>50) NOT NULL (LLC, PLC, Partnership)</w:t>
       </w:r>
     </w:p>
     <w:p>
@@ -792,11 +760,33 @@
           <w:rFonts w:ascii="Times New Roman" w:hAnsi="Times New Roman" w:cs="Times New Roman"/>
         </w:rPr>
       </w:pPr>
-      <w:r>
-        <w:rPr>
-          <w:rFonts w:ascii="Times New Roman" w:hAnsi="Times New Roman" w:cs="Times New Roman"/>
-        </w:rPr>
-        <w:t>Amount DECIMAL(12,2) NOT NULL</w:t>
+      <w:proofErr w:type="spellStart"/>
+      <w:r>
+        <w:rPr>
+          <w:rFonts w:ascii="Times New Roman" w:hAnsi="Times New Roman" w:cs="Times New Roman"/>
+        </w:rPr>
+        <w:t>BusinessActivity</w:t>
+      </w:r>
+      <w:proofErr w:type="spellEnd"/>
+      <w:r>
+        <w:rPr>
+          <w:rFonts w:ascii="Times New Roman" w:hAnsi="Times New Roman" w:cs="Times New Roman"/>
+        </w:rPr>
+        <w:t xml:space="preserve"> </w:t>
+      </w:r>
+      <w:proofErr w:type="gramStart"/>
+      <w:r>
+        <w:rPr>
+          <w:rFonts w:ascii="Times New Roman" w:hAnsi="Times New Roman" w:cs="Times New Roman"/>
+        </w:rPr>
+        <w:t>NVARCHAR(</w:t>
+      </w:r>
+      <w:proofErr w:type="gramEnd"/>
+      <w:r>
+        <w:rPr>
+          <w:rFonts w:ascii="Times New Roman" w:hAnsi="Times New Roman" w:cs="Times New Roman"/>
+        </w:rPr>
+        <w:t>255) NOT NULL</w:t>
       </w:r>
     </w:p>
     <w:p>
@@ -805,11 +795,33 @@
           <w:rFonts w:ascii="Times New Roman" w:hAnsi="Times New Roman" w:cs="Times New Roman"/>
         </w:rPr>
       </w:pPr>
-      <w:r>
-        <w:rPr>
-          <w:rFonts w:ascii="Times New Roman" w:hAnsi="Times New Roman" w:cs="Times New Roman"/>
-        </w:rPr>
-        <w:t>CurrencyCode NVARCHAR(10) NOT NULL</w:t>
+      <w:proofErr w:type="spellStart"/>
+      <w:r>
+        <w:rPr>
+          <w:rFonts w:ascii="Times New Roman" w:hAnsi="Times New Roman" w:cs="Times New Roman"/>
+        </w:rPr>
+        <w:t>RegisteredAddress</w:t>
+      </w:r>
+      <w:proofErr w:type="spellEnd"/>
+      <w:r>
+        <w:rPr>
+          <w:rFonts w:ascii="Times New Roman" w:hAnsi="Times New Roman" w:cs="Times New Roman"/>
+        </w:rPr>
+        <w:t xml:space="preserve"> </w:t>
+      </w:r>
+      <w:proofErr w:type="gramStart"/>
+      <w:r>
+        <w:rPr>
+          <w:rFonts w:ascii="Times New Roman" w:hAnsi="Times New Roman" w:cs="Times New Roman"/>
+        </w:rPr>
+        <w:t>NVARCHAR(</w:t>
+      </w:r>
+      <w:proofErr w:type="gramEnd"/>
+      <w:r>
+        <w:rPr>
+          <w:rFonts w:ascii="Times New Roman" w:hAnsi="Times New Roman" w:cs="Times New Roman"/>
+        </w:rPr>
+        <w:t>500) NOT NULL</w:t>
       </w:r>
     </w:p>
     <w:p>
@@ -818,11 +830,33 @@
           <w:rFonts w:ascii="Times New Roman" w:hAnsi="Times New Roman" w:cs="Times New Roman"/>
         </w:rPr>
       </w:pPr>
-      <w:r>
-        <w:rPr>
-          <w:rFonts w:ascii="Times New Roman" w:hAnsi="Times New Roman" w:cs="Times New Roman"/>
-        </w:rPr>
-        <w:t>PaymentStatus NVARCHAR(50) NOT NULL (PAID, FAILED, PENDING)</w:t>
+      <w:proofErr w:type="spellStart"/>
+      <w:r>
+        <w:rPr>
+          <w:rFonts w:ascii="Times New Roman" w:hAnsi="Times New Roman" w:cs="Times New Roman"/>
+        </w:rPr>
+        <w:t>RegistrationStatus</w:t>
+      </w:r>
+      <w:proofErr w:type="spellEnd"/>
+      <w:r>
+        <w:rPr>
+          <w:rFonts w:ascii="Times New Roman" w:hAnsi="Times New Roman" w:cs="Times New Roman"/>
+        </w:rPr>
+        <w:t xml:space="preserve"> </w:t>
+      </w:r>
+      <w:proofErr w:type="gramStart"/>
+      <w:r>
+        <w:rPr>
+          <w:rFonts w:ascii="Times New Roman" w:hAnsi="Times New Roman" w:cs="Times New Roman"/>
+        </w:rPr>
+        <w:t>NVARCHAR(</w:t>
+      </w:r>
+      <w:proofErr w:type="gramEnd"/>
+      <w:r>
+        <w:rPr>
+          <w:rFonts w:ascii="Times New Roman" w:hAnsi="Times New Roman" w:cs="Times New Roman"/>
+        </w:rPr>
+        <w:t>50) NOT NULL (PENDING, APPROVED, REJECTED)</w:t>
       </w:r>
     </w:p>
     <w:p>
@@ -835,7 +869,385 @@
         <w:rPr>
           <w:rFonts w:ascii="Times New Roman" w:hAnsi="Times New Roman" w:cs="Times New Roman"/>
         </w:rPr>
-        <w:t>PaidAt DATETIME NOT NULL</w:t>
+        <w:t xml:space="preserve">ApplicantId BIGINT NOT NULL FOREIGN KEY REFERENCES </w:t>
+      </w:r>
+      <w:proofErr w:type="gramStart"/>
+      <w:r>
+        <w:rPr>
+          <w:rFonts w:ascii="Times New Roman" w:hAnsi="Times New Roman" w:cs="Times New Roman"/>
+        </w:rPr>
+        <w:t>CompanyApplicants(</w:t>
+      </w:r>
+      <w:proofErr w:type="gramEnd"/>
+      <w:r>
+        <w:rPr>
+          <w:rFonts w:ascii="Times New Roman" w:hAnsi="Times New Roman" w:cs="Times New Roman"/>
+        </w:rPr>
+        <w:t>Id)</w:t>
+      </w:r>
+    </w:p>
+    <w:p>
+      <w:pPr>
+        <w:rPr>
+          <w:rFonts w:ascii="Times New Roman" w:hAnsi="Times New Roman" w:cs="Times New Roman"/>
+        </w:rPr>
+      </w:pPr>
+      <w:proofErr w:type="spellStart"/>
+      <w:r>
+        <w:rPr>
+          <w:rFonts w:ascii="Times New Roman" w:hAnsi="Times New Roman" w:cs="Times New Roman"/>
+        </w:rPr>
+        <w:t>IncorporationDate</w:t>
+      </w:r>
+      <w:proofErr w:type="spellEnd"/>
+      <w:r>
+        <w:rPr>
+          <w:rFonts w:ascii="Times New Roman" w:hAnsi="Times New Roman" w:cs="Times New Roman"/>
+        </w:rPr>
+        <w:t xml:space="preserve"> DATE NOT NULL</w:t>
+      </w:r>
+    </w:p>
+    <w:p>
+      <w:pPr>
+        <w:rPr>
+          <w:rFonts w:ascii="Times New Roman" w:hAnsi="Times New Roman" w:cs="Times New Roman"/>
+        </w:rPr>
+      </w:pPr>
+      <w:proofErr w:type="spellStart"/>
+      <w:r>
+        <w:rPr>
+          <w:rFonts w:ascii="Times New Roman" w:hAnsi="Times New Roman" w:cs="Times New Roman"/>
+        </w:rPr>
+        <w:t>CreatedAt</w:t>
+      </w:r>
+      <w:proofErr w:type="spellEnd"/>
+      <w:r>
+        <w:rPr>
+          <w:rFonts w:ascii="Times New Roman" w:hAnsi="Times New Roman" w:cs="Times New Roman"/>
+        </w:rPr>
+        <w:t xml:space="preserve"> DATETIME NOT NULL</w:t>
+      </w:r>
+    </w:p>
+    <w:p>
+      <w:pPr>
+        <w:rPr>
+          <w:rFonts w:ascii="Times New Roman" w:hAnsi="Times New Roman" w:cs="Times New Roman"/>
+        </w:rPr>
+      </w:pPr>
+    </w:p>
+    <w:p>
+      <w:pPr>
+        <w:rPr>
+          <w:rFonts w:ascii="Times New Roman" w:hAnsi="Times New Roman" w:cs="Times New Roman"/>
+          <w:color w:val="4F81BD" w:themeColor="accent1"/>
+          <w:sz w:val="26"/>
+          <w:szCs w:val="26"/>
+        </w:rPr>
+      </w:pPr>
+      <w:r>
+        <w:rPr>
+          <w:rFonts w:ascii="Times New Roman" w:hAnsi="Times New Roman" w:cs="Times New Roman"/>
+          <w:color w:val="4F81BD" w:themeColor="accent1"/>
+          <w:sz w:val="26"/>
+          <w:szCs w:val="26"/>
+        </w:rPr>
+        <w:t xml:space="preserve">4. </w:t>
+      </w:r>
+      <w:proofErr w:type="spellStart"/>
+      <w:r>
+        <w:rPr>
+          <w:rFonts w:ascii="Times New Roman" w:hAnsi="Times New Roman" w:cs="Times New Roman"/>
+          <w:color w:val="4F81BD" w:themeColor="accent1"/>
+          <w:sz w:val="26"/>
+          <w:szCs w:val="26"/>
+        </w:rPr>
+        <w:t>CompanyStakeholders</w:t>
+      </w:r>
+      <w:proofErr w:type="spellEnd"/>
+      <w:r>
+        <w:rPr>
+          <w:rFonts w:ascii="Times New Roman" w:hAnsi="Times New Roman" w:cs="Times New Roman"/>
+          <w:color w:val="4F81BD" w:themeColor="accent1"/>
+          <w:sz w:val="26"/>
+          <w:szCs w:val="26"/>
+        </w:rPr>
+        <w:t xml:space="preserve"> (Directors / Shareholders)</w:t>
+      </w:r>
+    </w:p>
+    <w:p>
+      <w:pPr>
+        <w:rPr>
+          <w:rFonts w:ascii="Times New Roman" w:hAnsi="Times New Roman" w:cs="Times New Roman"/>
+        </w:rPr>
+      </w:pPr>
+      <w:r>
+        <w:rPr>
+          <w:rFonts w:ascii="Times New Roman" w:hAnsi="Times New Roman" w:cs="Times New Roman"/>
+        </w:rPr>
+        <w:t>Purpose: Stores directors, shareholders, and secretaries associated with each registered company.</w:t>
+      </w:r>
+    </w:p>
+    <w:p>
+      <w:pPr>
+        <w:rPr>
+          <w:rFonts w:ascii="Times New Roman" w:hAnsi="Times New Roman" w:cs="Times New Roman"/>
+        </w:rPr>
+      </w:pPr>
+      <w:r>
+        <w:rPr>
+          <w:rFonts w:ascii="Times New Roman" w:hAnsi="Times New Roman" w:cs="Times New Roman"/>
+        </w:rPr>
+        <w:t>Columns:</w:t>
+      </w:r>
+    </w:p>
+    <w:p>
+      <w:pPr>
+        <w:rPr>
+          <w:rFonts w:ascii="Times New Roman" w:hAnsi="Times New Roman" w:cs="Times New Roman"/>
+        </w:rPr>
+      </w:pPr>
+      <w:r>
+        <w:rPr>
+          <w:rFonts w:ascii="Times New Roman" w:hAnsi="Times New Roman" w:cs="Times New Roman"/>
+        </w:rPr>
+        <w:t>Id BIGINT IDENTITY PRIMARY KEY</w:t>
+      </w:r>
+    </w:p>
+    <w:p>
+      <w:pPr>
+        <w:rPr>
+          <w:rFonts w:ascii="Times New Roman" w:hAnsi="Times New Roman" w:cs="Times New Roman"/>
+        </w:rPr>
+      </w:pPr>
+      <w:r>
+        <w:rPr>
+          <w:rFonts w:ascii="Times New Roman" w:hAnsi="Times New Roman" w:cs="Times New Roman"/>
+        </w:rPr>
+        <w:t xml:space="preserve">CompanyId BIGINT NOT NULL FOREIGN KEY REFERENCES </w:t>
+      </w:r>
+      <w:proofErr w:type="spellStart"/>
+      <w:proofErr w:type="gramStart"/>
+      <w:r>
+        <w:rPr>
+          <w:rFonts w:ascii="Times New Roman" w:hAnsi="Times New Roman" w:cs="Times New Roman"/>
+        </w:rPr>
+        <w:t>RegisteredCompanies</w:t>
+      </w:r>
+      <w:proofErr w:type="spellEnd"/>
+      <w:r>
+        <w:rPr>
+          <w:rFonts w:ascii="Times New Roman" w:hAnsi="Times New Roman" w:cs="Times New Roman"/>
+        </w:rPr>
+        <w:t>(</w:t>
+      </w:r>
+      <w:proofErr w:type="gramEnd"/>
+      <w:r>
+        <w:rPr>
+          <w:rFonts w:ascii="Times New Roman" w:hAnsi="Times New Roman" w:cs="Times New Roman"/>
+        </w:rPr>
+        <w:t>Id)</w:t>
+      </w:r>
+    </w:p>
+    <w:p>
+      <w:pPr>
+        <w:rPr>
+          <w:rFonts w:ascii="Times New Roman" w:hAnsi="Times New Roman" w:cs="Times New Roman"/>
+        </w:rPr>
+      </w:pPr>
+      <w:proofErr w:type="spellStart"/>
+      <w:r>
+        <w:rPr>
+          <w:rFonts w:ascii="Times New Roman" w:hAnsi="Times New Roman" w:cs="Times New Roman"/>
+        </w:rPr>
+        <w:t>FullName</w:t>
+      </w:r>
+      <w:proofErr w:type="spellEnd"/>
+      <w:r>
+        <w:rPr>
+          <w:rFonts w:ascii="Times New Roman" w:hAnsi="Times New Roman" w:cs="Times New Roman"/>
+        </w:rPr>
+        <w:t xml:space="preserve"> </w:t>
+      </w:r>
+      <w:proofErr w:type="gramStart"/>
+      <w:r>
+        <w:rPr>
+          <w:rFonts w:ascii="Times New Roman" w:hAnsi="Times New Roman" w:cs="Times New Roman"/>
+        </w:rPr>
+        <w:t>NVARCHAR(</w:t>
+      </w:r>
+      <w:proofErr w:type="gramEnd"/>
+      <w:r>
+        <w:rPr>
+          <w:rFonts w:ascii="Times New Roman" w:hAnsi="Times New Roman" w:cs="Times New Roman"/>
+        </w:rPr>
+        <w:t>255) NOT NULL</w:t>
+      </w:r>
+    </w:p>
+    <w:p>
+      <w:pPr>
+        <w:rPr>
+          <w:rFonts w:ascii="Times New Roman" w:hAnsi="Times New Roman" w:cs="Times New Roman"/>
+        </w:rPr>
+      </w:pPr>
+      <w:proofErr w:type="spellStart"/>
+      <w:r>
+        <w:rPr>
+          <w:rFonts w:ascii="Times New Roman" w:hAnsi="Times New Roman" w:cs="Times New Roman"/>
+        </w:rPr>
+        <w:t>StakeholderRole</w:t>
+      </w:r>
+      <w:proofErr w:type="spellEnd"/>
+      <w:r>
+        <w:rPr>
+          <w:rFonts w:ascii="Times New Roman" w:hAnsi="Times New Roman" w:cs="Times New Roman"/>
+        </w:rPr>
+        <w:t xml:space="preserve"> </w:t>
+      </w:r>
+      <w:proofErr w:type="gramStart"/>
+      <w:r>
+        <w:rPr>
+          <w:rFonts w:ascii="Times New Roman" w:hAnsi="Times New Roman" w:cs="Times New Roman"/>
+        </w:rPr>
+        <w:t>NVARCHAR(</w:t>
+      </w:r>
+      <w:proofErr w:type="gramEnd"/>
+      <w:r>
+        <w:rPr>
+          <w:rFonts w:ascii="Times New Roman" w:hAnsi="Times New Roman" w:cs="Times New Roman"/>
+        </w:rPr>
+        <w:t>50) NOT NULL (DIRECTOR, SHAREHOLDER, SECRETARY)</w:t>
+      </w:r>
+    </w:p>
+    <w:p>
+      <w:pPr>
+        <w:rPr>
+          <w:rFonts w:ascii="Times New Roman" w:hAnsi="Times New Roman" w:cs="Times New Roman"/>
+        </w:rPr>
+      </w:pPr>
+      <w:proofErr w:type="spellStart"/>
+      <w:r>
+        <w:rPr>
+          <w:rFonts w:ascii="Times New Roman" w:hAnsi="Times New Roman" w:cs="Times New Roman"/>
+        </w:rPr>
+        <w:t>SharePercentage</w:t>
+      </w:r>
+      <w:proofErr w:type="spellEnd"/>
+      <w:r>
+        <w:rPr>
+          <w:rFonts w:ascii="Times New Roman" w:hAnsi="Times New Roman" w:cs="Times New Roman"/>
+        </w:rPr>
+        <w:t xml:space="preserve"> </w:t>
+      </w:r>
+      <w:proofErr w:type="gramStart"/>
+      <w:r>
+        <w:rPr>
+          <w:rFonts w:ascii="Times New Roman" w:hAnsi="Times New Roman" w:cs="Times New Roman"/>
+        </w:rPr>
+        <w:t>DECIMAL(</w:t>
+      </w:r>
+      <w:proofErr w:type="gramEnd"/>
+      <w:r>
+        <w:rPr>
+          <w:rFonts w:ascii="Times New Roman" w:hAnsi="Times New Roman" w:cs="Times New Roman"/>
+        </w:rPr>
+        <w:t>5,2) NOT NULL</w:t>
+      </w:r>
+    </w:p>
+    <w:p>
+      <w:pPr>
+        <w:rPr>
+          <w:rFonts w:ascii="Times New Roman" w:hAnsi="Times New Roman" w:cs="Times New Roman"/>
+        </w:rPr>
+      </w:pPr>
+      <w:r>
+        <w:rPr>
+          <w:rFonts w:ascii="Times New Roman" w:hAnsi="Times New Roman" w:cs="Times New Roman"/>
+        </w:rPr>
+        <w:t xml:space="preserve">Nationality </w:t>
+      </w:r>
+      <w:proofErr w:type="gramStart"/>
+      <w:r>
+        <w:rPr>
+          <w:rFonts w:ascii="Times New Roman" w:hAnsi="Times New Roman" w:cs="Times New Roman"/>
+        </w:rPr>
+        <w:t>NVARCHAR(</w:t>
+      </w:r>
+      <w:proofErr w:type="gramEnd"/>
+      <w:r>
+        <w:rPr>
+          <w:rFonts w:ascii="Times New Roman" w:hAnsi="Times New Roman" w:cs="Times New Roman"/>
+        </w:rPr>
+        <w:t>100) NOT NULL</w:t>
+      </w:r>
+    </w:p>
+    <w:p>
+      <w:pPr>
+        <w:rPr>
+          <w:rFonts w:ascii="Times New Roman" w:hAnsi="Times New Roman" w:cs="Times New Roman"/>
+        </w:rPr>
+      </w:pPr>
+      <w:proofErr w:type="spellStart"/>
+      <w:r>
+        <w:rPr>
+          <w:rFonts w:ascii="Times New Roman" w:hAnsi="Times New Roman" w:cs="Times New Roman"/>
+        </w:rPr>
+        <w:t>IdentityNumber</w:t>
+      </w:r>
+      <w:proofErr w:type="spellEnd"/>
+      <w:r>
+        <w:rPr>
+          <w:rFonts w:ascii="Times New Roman" w:hAnsi="Times New Roman" w:cs="Times New Roman"/>
+        </w:rPr>
+        <w:t xml:space="preserve"> </w:t>
+      </w:r>
+      <w:proofErr w:type="gramStart"/>
+      <w:r>
+        <w:rPr>
+          <w:rFonts w:ascii="Times New Roman" w:hAnsi="Times New Roman" w:cs="Times New Roman"/>
+        </w:rPr>
+        <w:t>NVARCHAR(</w:t>
+      </w:r>
+      <w:proofErr w:type="gramEnd"/>
+      <w:r>
+        <w:rPr>
+          <w:rFonts w:ascii="Times New Roman" w:hAnsi="Times New Roman" w:cs="Times New Roman"/>
+        </w:rPr>
+        <w:t>100) NOT NULL</w:t>
+      </w:r>
+    </w:p>
+    <w:p>
+      <w:pPr>
+        <w:rPr>
+          <w:rFonts w:ascii="Times New Roman" w:hAnsi="Times New Roman" w:cs="Times New Roman"/>
+        </w:rPr>
+      </w:pPr>
+      <w:proofErr w:type="spellStart"/>
+      <w:r>
+        <w:rPr>
+          <w:rFonts w:ascii="Times New Roman" w:hAnsi="Times New Roman" w:cs="Times New Roman"/>
+        </w:rPr>
+        <w:t>EmailAddress</w:t>
+      </w:r>
+      <w:proofErr w:type="spellEnd"/>
+      <w:r>
+        <w:rPr>
+          <w:rFonts w:ascii="Times New Roman" w:hAnsi="Times New Roman" w:cs="Times New Roman"/>
+        </w:rPr>
+        <w:t xml:space="preserve"> </w:t>
+      </w:r>
+      <w:proofErr w:type="gramStart"/>
+      <w:r>
+        <w:rPr>
+          <w:rFonts w:ascii="Times New Roman" w:hAnsi="Times New Roman" w:cs="Times New Roman"/>
+        </w:rPr>
+        <w:t>NVARCHAR(</w:t>
+      </w:r>
+      <w:proofErr w:type="gramEnd"/>
+      <w:r>
+        <w:rPr>
+          <w:rFonts w:ascii="Times New Roman" w:hAnsi="Times New Roman" w:cs="Times New Roman"/>
+        </w:rPr>
+        <w:t>255) NOT NULL</w:t>
       </w:r>
     </w:p>
     <w:p>
@@ -865,143 +1277,11 @@
           <w:sz w:val="26"/>
           <w:szCs w:val="26"/>
         </w:rPr>
-        <w:t>6. CompanyApprovalLogs (Approval / Audit Log Table)</w:t>
-      </w:r>
-    </w:p>
-    <w:p>
-      <w:pPr>
-        <w:rPr>
-          <w:rFonts w:ascii="Times New Roman" w:hAnsi="Times New Roman" w:cs="Times New Roman"/>
-        </w:rPr>
-      </w:pPr>
-      <w:r>
-        <w:rPr>
-          <w:rFonts w:ascii="Times New Roman" w:hAnsi="Times New Roman" w:cs="Times New Roman"/>
-        </w:rPr>
-        <w:t>Purpose: Stores approval and rejection history for company registration applications.</w:t>
-      </w:r>
-    </w:p>
-    <w:p>
-      <w:pPr>
-        <w:rPr>
-          <w:rFonts w:ascii="Times New Roman" w:hAnsi="Times New Roman" w:cs="Times New Roman"/>
-        </w:rPr>
-      </w:pPr>
-      <w:r>
-        <w:rPr>
-          <w:rFonts w:ascii="Times New Roman" w:hAnsi="Times New Roman" w:cs="Times New Roman"/>
-        </w:rPr>
-        <w:t>Columns:</w:t>
-      </w:r>
-    </w:p>
-    <w:p>
-      <w:pPr>
-        <w:rPr>
-          <w:rFonts w:ascii="Times New Roman" w:hAnsi="Times New Roman" w:cs="Times New Roman"/>
-        </w:rPr>
-      </w:pPr>
-      <w:r>
-        <w:rPr>
-          <w:rFonts w:ascii="Times New Roman" w:hAnsi="Times New Roman" w:cs="Times New Roman"/>
-        </w:rPr>
-        <w:t>Id BIGINT IDENTITY PRIMARY KEY</w:t>
-      </w:r>
-    </w:p>
-    <w:p>
-      <w:pPr>
-        <w:rPr>
-          <w:rFonts w:ascii="Times New Roman" w:hAnsi="Times New Roman" w:cs="Times New Roman"/>
-        </w:rPr>
-      </w:pPr>
-      <w:r>
-        <w:rPr>
-          <w:rFonts w:ascii="Times New Roman" w:hAnsi="Times New Roman" w:cs="Times New Roman"/>
-        </w:rPr>
-        <w:t>CompanyId BIGINT NOT NULL FOREIGN KEY REFERENCES RegisteredCompanies(Id)</w:t>
-      </w:r>
-    </w:p>
-    <w:p>
-      <w:pPr>
-        <w:rPr>
-          <w:rFonts w:ascii="Times New Roman" w:hAnsi="Times New Roman" w:cs="Times New Roman"/>
-        </w:rPr>
-      </w:pPr>
-      <w:r>
-        <w:rPr>
-          <w:rFonts w:ascii="Times New Roman" w:hAnsi="Times New Roman" w:cs="Times New Roman"/>
-        </w:rPr>
-        <w:t>ApprovedBy BIGINT NOT NULL FOREIGN KEY REFERENCES SystemUsers(Id)</w:t>
-      </w:r>
-    </w:p>
-    <w:p>
-      <w:pPr>
-        <w:rPr>
-          <w:rFonts w:ascii="Times New Roman" w:hAnsi="Times New Roman" w:cs="Times New Roman"/>
-        </w:rPr>
-      </w:pPr>
-      <w:r>
-        <w:rPr>
-          <w:rFonts w:ascii="Times New Roman" w:hAnsi="Times New Roman" w:cs="Times New Roman"/>
-        </w:rPr>
-        <w:t>Action NVARCHAR(50) NOT NULL (APPROVED, REJECTED)</w:t>
-      </w:r>
-    </w:p>
-    <w:p>
-      <w:pPr>
-        <w:rPr>
-          <w:rFonts w:ascii="Times New Roman" w:hAnsi="Times New Roman" w:cs="Times New Roman"/>
-        </w:rPr>
-      </w:pPr>
-      <w:r>
-        <w:rPr>
-          <w:rFonts w:ascii="Times New Roman" w:hAnsi="Times New Roman" w:cs="Times New Roman"/>
-        </w:rPr>
-        <w:t>Remarks NVARCHAR(500) NOT NULL</w:t>
-      </w:r>
-    </w:p>
-    <w:p>
-      <w:pPr>
-        <w:rPr>
-          <w:rFonts w:ascii="Times New Roman" w:hAnsi="Times New Roman" w:cs="Times New Roman"/>
-        </w:rPr>
-      </w:pPr>
-      <w:r>
-        <w:rPr>
-          <w:rFonts w:ascii="Times New Roman" w:hAnsi="Times New Roman" w:cs="Times New Roman"/>
-        </w:rPr>
-        <w:t>ActionDate DATETIME NOT NULL</w:t>
-      </w:r>
-    </w:p>
-    <w:p>
-      <w:pPr>
-        <w:rPr>
-          <w:rFonts w:ascii="Times New Roman" w:hAnsi="Times New Roman" w:cs="Times New Roman"/>
-        </w:rPr>
-      </w:pPr>
-    </w:p>
-    <w:p>
-      <w:pPr>
-        <w:rPr>
-          <w:rFonts w:ascii="Times New Roman" w:hAnsi="Times New Roman" w:cs="Times New Roman"/>
-        </w:rPr>
-      </w:pPr>
-    </w:p>
-    <w:p>
-      <w:pPr>
-        <w:rPr>
-          <w:rFonts w:ascii="Times New Roman" w:hAnsi="Times New Roman" w:cs="Times New Roman"/>
-        </w:rPr>
-      </w:pPr>
-    </w:p>
-    <w:p>
-      <w:pPr>
-        <w:rPr>
-          <w:rFonts w:ascii="Times New Roman" w:hAnsi="Times New Roman" w:cs="Times New Roman"/>
-        </w:rPr>
-      </w:pPr>
-    </w:p>
-    <w:p>
-      <w:pPr>
+        <w:lastRenderedPageBreak/>
+        <w:t xml:space="preserve">5. </w:t>
+      </w:r>
+      <w:proofErr w:type="spellStart"/>
+      <w:r>
         <w:rPr>
           <w:rFonts w:ascii="Times New Roman" w:hAnsi="Times New Roman" w:cs="Times New Roman"/>
           <w:b/>
@@ -1010,7 +1290,9 @@
           <w:sz w:val="26"/>
           <w:szCs w:val="26"/>
         </w:rPr>
-      </w:pPr>
+        <w:t>RegistrationPayments</w:t>
+      </w:r>
+      <w:proofErr w:type="spellEnd"/>
       <w:r>
         <w:rPr>
           <w:rFonts w:ascii="Times New Roman" w:hAnsi="Times New Roman" w:cs="Times New Roman"/>
@@ -1020,8 +1302,7 @@
           <w:sz w:val="26"/>
           <w:szCs w:val="26"/>
         </w:rPr>
-        <w:lastRenderedPageBreak/>
-        <w:t>7. CompanyShareCapital (Share Capital Structure)</w:t>
+        <w:t xml:space="preserve"> (Payment Table)</w:t>
       </w:r>
     </w:p>
     <w:p>
@@ -1034,7 +1315,7 @@
         <w:rPr>
           <w:rFonts w:ascii="Times New Roman" w:hAnsi="Times New Roman" w:cs="Times New Roman"/>
         </w:rPr>
-        <w:t>Purpose: Stores company share capital structure.</w:t>
+        <w:t>Purpose: Stores payment information for company registration fees.</w:t>
       </w:r>
     </w:p>
     <w:p>
@@ -1073,7 +1354,29 @@
         <w:rPr>
           <w:rFonts w:ascii="Times New Roman" w:hAnsi="Times New Roman" w:cs="Times New Roman"/>
         </w:rPr>
-        <w:t>CompanyId BIGINT NOT NULL FOREIGN KEY REFERENCES RegisteredCompanies(Id)</w:t>
+        <w:t xml:space="preserve">CompanyId BIGINT NOT NULL FOREIGN KEY REFERENCES </w:t>
+      </w:r>
+      <w:proofErr w:type="spellStart"/>
+      <w:proofErr w:type="gramStart"/>
+      <w:r>
+        <w:rPr>
+          <w:rFonts w:ascii="Times New Roman" w:hAnsi="Times New Roman" w:cs="Times New Roman"/>
+        </w:rPr>
+        <w:t>RegisteredCompanies</w:t>
+      </w:r>
+      <w:proofErr w:type="spellEnd"/>
+      <w:r>
+        <w:rPr>
+          <w:rFonts w:ascii="Times New Roman" w:hAnsi="Times New Roman" w:cs="Times New Roman"/>
+        </w:rPr>
+        <w:t>(</w:t>
+      </w:r>
+      <w:proofErr w:type="gramEnd"/>
+      <w:r>
+        <w:rPr>
+          <w:rFonts w:ascii="Times New Roman" w:hAnsi="Times New Roman" w:cs="Times New Roman"/>
+        </w:rPr>
+        <w:t>Id)</w:t>
       </w:r>
     </w:p>
     <w:p>
@@ -1082,11 +1385,33 @@
           <w:rFonts w:ascii="Times New Roman" w:hAnsi="Times New Roman" w:cs="Times New Roman"/>
         </w:rPr>
       </w:pPr>
-      <w:r>
-        <w:rPr>
-          <w:rFonts w:ascii="Times New Roman" w:hAnsi="Times New Roman" w:cs="Times New Roman"/>
-        </w:rPr>
-        <w:t>AuthorizedShareCapital DECIMAL(18,2) NOT NULL</w:t>
+      <w:proofErr w:type="spellStart"/>
+      <w:r>
+        <w:rPr>
+          <w:rFonts w:ascii="Times New Roman" w:hAnsi="Times New Roman" w:cs="Times New Roman"/>
+        </w:rPr>
+        <w:t>TransactionId</w:t>
+      </w:r>
+      <w:proofErr w:type="spellEnd"/>
+      <w:r>
+        <w:rPr>
+          <w:rFonts w:ascii="Times New Roman" w:hAnsi="Times New Roman" w:cs="Times New Roman"/>
+        </w:rPr>
+        <w:t xml:space="preserve"> </w:t>
+      </w:r>
+      <w:proofErr w:type="gramStart"/>
+      <w:r>
+        <w:rPr>
+          <w:rFonts w:ascii="Times New Roman" w:hAnsi="Times New Roman" w:cs="Times New Roman"/>
+        </w:rPr>
+        <w:t>NVARCHAR(</w:t>
+      </w:r>
+      <w:proofErr w:type="gramEnd"/>
+      <w:r>
+        <w:rPr>
+          <w:rFonts w:ascii="Times New Roman" w:hAnsi="Times New Roman" w:cs="Times New Roman"/>
+        </w:rPr>
+        <w:t>100) NOT NULL</w:t>
       </w:r>
     </w:p>
     <w:p>
@@ -1095,11 +1420,33 @@
           <w:rFonts w:ascii="Times New Roman" w:hAnsi="Times New Roman" w:cs="Times New Roman"/>
         </w:rPr>
       </w:pPr>
-      <w:r>
-        <w:rPr>
-          <w:rFonts w:ascii="Times New Roman" w:hAnsi="Times New Roman" w:cs="Times New Roman"/>
-        </w:rPr>
-        <w:t>IssuedShareCapital DECIMAL(18,2) NOT NULL</w:t>
+      <w:proofErr w:type="spellStart"/>
+      <w:r>
+        <w:rPr>
+          <w:rFonts w:ascii="Times New Roman" w:hAnsi="Times New Roman" w:cs="Times New Roman"/>
+        </w:rPr>
+        <w:t>PaymentMethod</w:t>
+      </w:r>
+      <w:proofErr w:type="spellEnd"/>
+      <w:r>
+        <w:rPr>
+          <w:rFonts w:ascii="Times New Roman" w:hAnsi="Times New Roman" w:cs="Times New Roman"/>
+        </w:rPr>
+        <w:t xml:space="preserve"> </w:t>
+      </w:r>
+      <w:proofErr w:type="gramStart"/>
+      <w:r>
+        <w:rPr>
+          <w:rFonts w:ascii="Times New Roman" w:hAnsi="Times New Roman" w:cs="Times New Roman"/>
+        </w:rPr>
+        <w:t>NVARCHAR(</w:t>
+      </w:r>
+      <w:proofErr w:type="gramEnd"/>
+      <w:r>
+        <w:rPr>
+          <w:rFonts w:ascii="Times New Roman" w:hAnsi="Times New Roman" w:cs="Times New Roman"/>
+        </w:rPr>
+        <w:t>50) NOT NULL (CARD, BANK_TRANSFER)</w:t>
       </w:r>
     </w:p>
     <w:p>
@@ -1112,7 +1459,21 @@
         <w:rPr>
           <w:rFonts w:ascii="Times New Roman" w:hAnsi="Times New Roman" w:cs="Times New Roman"/>
         </w:rPr>
-        <w:t>PaidUpShareCapital DECIMAL(18,2) NOT NULL</w:t>
+        <w:t xml:space="preserve">Amount </w:t>
+      </w:r>
+      <w:proofErr w:type="gramStart"/>
+      <w:r>
+        <w:rPr>
+          <w:rFonts w:ascii="Times New Roman" w:hAnsi="Times New Roman" w:cs="Times New Roman"/>
+        </w:rPr>
+        <w:t>DECIMAL(</w:t>
+      </w:r>
+      <w:proofErr w:type="gramEnd"/>
+      <w:r>
+        <w:rPr>
+          <w:rFonts w:ascii="Times New Roman" w:hAnsi="Times New Roman" w:cs="Times New Roman"/>
+        </w:rPr>
+        <w:t>12,2) NOT NULL</w:t>
       </w:r>
     </w:p>
     <w:p>
@@ -1121,11 +1482,33 @@
           <w:rFonts w:ascii="Times New Roman" w:hAnsi="Times New Roman" w:cs="Times New Roman"/>
         </w:rPr>
       </w:pPr>
-      <w:r>
-        <w:rPr>
-          <w:rFonts w:ascii="Times New Roman" w:hAnsi="Times New Roman" w:cs="Times New Roman"/>
-        </w:rPr>
-        <w:t>ShareCurrency NVARCHAR(10) NOT NULL</w:t>
+      <w:proofErr w:type="spellStart"/>
+      <w:r>
+        <w:rPr>
+          <w:rFonts w:ascii="Times New Roman" w:hAnsi="Times New Roman" w:cs="Times New Roman"/>
+        </w:rPr>
+        <w:t>CurrencyCode</w:t>
+      </w:r>
+      <w:proofErr w:type="spellEnd"/>
+      <w:r>
+        <w:rPr>
+          <w:rFonts w:ascii="Times New Roman" w:hAnsi="Times New Roman" w:cs="Times New Roman"/>
+        </w:rPr>
+        <w:t xml:space="preserve"> </w:t>
+      </w:r>
+      <w:proofErr w:type="gramStart"/>
+      <w:r>
+        <w:rPr>
+          <w:rFonts w:ascii="Times New Roman" w:hAnsi="Times New Roman" w:cs="Times New Roman"/>
+        </w:rPr>
+        <w:t>NVARCHAR(</w:t>
+      </w:r>
+      <w:proofErr w:type="gramEnd"/>
+      <w:r>
+        <w:rPr>
+          <w:rFonts w:ascii="Times New Roman" w:hAnsi="Times New Roman" w:cs="Times New Roman"/>
+        </w:rPr>
+        <w:t>10) NOT NULL</w:t>
       </w:r>
     </w:p>
     <w:p>
@@ -1134,11 +1517,54 @@
           <w:rFonts w:ascii="Times New Roman" w:hAnsi="Times New Roman" w:cs="Times New Roman"/>
         </w:rPr>
       </w:pPr>
-      <w:r>
-        <w:rPr>
-          <w:rFonts w:ascii="Times New Roman" w:hAnsi="Times New Roman" w:cs="Times New Roman"/>
-        </w:rPr>
-        <w:t>CreatedAt DATETIME NOT NULL</w:t>
+      <w:proofErr w:type="spellStart"/>
+      <w:r>
+        <w:rPr>
+          <w:rFonts w:ascii="Times New Roman" w:hAnsi="Times New Roman" w:cs="Times New Roman"/>
+        </w:rPr>
+        <w:t>PaymentStatus</w:t>
+      </w:r>
+      <w:proofErr w:type="spellEnd"/>
+      <w:r>
+        <w:rPr>
+          <w:rFonts w:ascii="Times New Roman" w:hAnsi="Times New Roman" w:cs="Times New Roman"/>
+        </w:rPr>
+        <w:t xml:space="preserve"> </w:t>
+      </w:r>
+      <w:proofErr w:type="gramStart"/>
+      <w:r>
+        <w:rPr>
+          <w:rFonts w:ascii="Times New Roman" w:hAnsi="Times New Roman" w:cs="Times New Roman"/>
+        </w:rPr>
+        <w:t>NVARCHAR(</w:t>
+      </w:r>
+      <w:proofErr w:type="gramEnd"/>
+      <w:r>
+        <w:rPr>
+          <w:rFonts w:ascii="Times New Roman" w:hAnsi="Times New Roman" w:cs="Times New Roman"/>
+        </w:rPr>
+        <w:t>50) NOT NULL (PAID, FAILED, PENDING)</w:t>
+      </w:r>
+    </w:p>
+    <w:p>
+      <w:pPr>
+        <w:rPr>
+          <w:rFonts w:ascii="Times New Roman" w:hAnsi="Times New Roman" w:cs="Times New Roman"/>
+        </w:rPr>
+      </w:pPr>
+      <w:proofErr w:type="spellStart"/>
+      <w:r>
+        <w:rPr>
+          <w:rFonts w:ascii="Times New Roman" w:hAnsi="Times New Roman" w:cs="Times New Roman"/>
+        </w:rPr>
+        <w:t>PaidAt</w:t>
+      </w:r>
+      <w:proofErr w:type="spellEnd"/>
+      <w:r>
+        <w:rPr>
+          <w:rFonts w:ascii="Times New Roman" w:hAnsi="Times New Roman" w:cs="Times New Roman"/>
+        </w:rPr>
+        <w:t xml:space="preserve"> DATETIME NOT NULL</w:t>
       </w:r>
     </w:p>
     <w:p>
@@ -1168,181 +1594,10 @@
           <w:sz w:val="26"/>
           <w:szCs w:val="26"/>
         </w:rPr>
-        <w:t>8. CompanyShareholders (Members / Shareholders)</w:t>
-      </w:r>
-    </w:p>
-    <w:p>
-      <w:pPr>
-        <w:rPr>
-          <w:rFonts w:ascii="Times New Roman" w:hAnsi="Times New Roman" w:cs="Times New Roman"/>
-        </w:rPr>
-      </w:pPr>
-      <w:r>
-        <w:rPr>
-          <w:rFonts w:ascii="Times New Roman" w:hAnsi="Times New Roman" w:cs="Times New Roman"/>
-        </w:rPr>
-        <w:t>Purpose: Stores all shareholders and their share ownership.</w:t>
-      </w:r>
-    </w:p>
-    <w:p>
-      <w:pPr>
-        <w:rPr>
-          <w:rFonts w:ascii="Times New Roman" w:hAnsi="Times New Roman" w:cs="Times New Roman"/>
-        </w:rPr>
-      </w:pPr>
-      <w:r>
-        <w:rPr>
-          <w:rFonts w:ascii="Times New Roman" w:hAnsi="Times New Roman" w:cs="Times New Roman"/>
-        </w:rPr>
-        <w:t>Columns:</w:t>
-      </w:r>
-    </w:p>
-    <w:p>
-      <w:pPr>
-        <w:rPr>
-          <w:rFonts w:ascii="Times New Roman" w:hAnsi="Times New Roman" w:cs="Times New Roman"/>
-        </w:rPr>
-      </w:pPr>
-      <w:r>
-        <w:rPr>
-          <w:rFonts w:ascii="Times New Roman" w:hAnsi="Times New Roman" w:cs="Times New Roman"/>
-        </w:rPr>
-        <w:t>Id BIGINT IDENTITY PRIMARY KEY</w:t>
-      </w:r>
-    </w:p>
-    <w:p>
-      <w:pPr>
-        <w:rPr>
-          <w:rFonts w:ascii="Times New Roman" w:hAnsi="Times New Roman" w:cs="Times New Roman"/>
-        </w:rPr>
-      </w:pPr>
-      <w:r>
-        <w:rPr>
-          <w:rFonts w:ascii="Times New Roman" w:hAnsi="Times New Roman" w:cs="Times New Roman"/>
-        </w:rPr>
-        <w:t>CompanyId BIGINT NOT NULL FOREIGN KEY REFERENCES RegisteredCompanies(Id)</w:t>
-      </w:r>
-    </w:p>
-    <w:p>
-      <w:pPr>
-        <w:rPr>
-          <w:rFonts w:ascii="Times New Roman" w:hAnsi="Times New Roman" w:cs="Times New Roman"/>
-        </w:rPr>
-      </w:pPr>
-      <w:r>
-        <w:rPr>
-          <w:rFonts w:ascii="Times New Roman" w:hAnsi="Times New Roman" w:cs="Times New Roman"/>
-        </w:rPr>
-        <w:t>ShareholderName NVARCHAR(255) NOT NULL</w:t>
-      </w:r>
-    </w:p>
-    <w:p>
-      <w:pPr>
-        <w:rPr>
-          <w:rFonts w:ascii="Times New Roman" w:hAnsi="Times New Roman" w:cs="Times New Roman"/>
-        </w:rPr>
-      </w:pPr>
-      <w:r>
-        <w:rPr>
-          <w:rFonts w:ascii="Times New Roman" w:hAnsi="Times New Roman" w:cs="Times New Roman"/>
-        </w:rPr>
-        <w:t>ShareholderType NVARCHAR(50) NOT NULL (INDIVIDUAL, CORPORATE)</w:t>
-      </w:r>
-    </w:p>
-    <w:p>
-      <w:pPr>
-        <w:rPr>
-          <w:rFonts w:ascii="Times New Roman" w:hAnsi="Times New Roman" w:cs="Times New Roman"/>
-        </w:rPr>
-      </w:pPr>
-      <w:r>
-        <w:rPr>
-          <w:rFonts w:ascii="Times New Roman" w:hAnsi="Times New Roman" w:cs="Times New Roman"/>
-        </w:rPr>
-        <w:t>Nationality NVARCHAR(100) NOT NULL</w:t>
-      </w:r>
-    </w:p>
-    <w:p>
-      <w:pPr>
-        <w:rPr>
-          <w:rFonts w:ascii="Times New Roman" w:hAnsi="Times New Roman" w:cs="Times New Roman"/>
-        </w:rPr>
-      </w:pPr>
-      <w:r>
-        <w:rPr>
-          <w:rFonts w:ascii="Times New Roman" w:hAnsi="Times New Roman" w:cs="Times New Roman"/>
-        </w:rPr>
-        <w:t>IdentityNumber NVARCHAR(100) NOT NULL</w:t>
-      </w:r>
-    </w:p>
-    <w:p>
-      <w:pPr>
-        <w:rPr>
-          <w:rFonts w:ascii="Times New Roman" w:hAnsi="Times New Roman" w:cs="Times New Roman"/>
-        </w:rPr>
-      </w:pPr>
-      <w:r>
-        <w:rPr>
-          <w:rFonts w:ascii="Times New Roman" w:hAnsi="Times New Roman" w:cs="Times New Roman"/>
-        </w:rPr>
-        <w:t>NumberOfShares INT NOT NULL</w:t>
-      </w:r>
-    </w:p>
-    <w:p>
-      <w:pPr>
-        <w:rPr>
-          <w:rFonts w:ascii="Times New Roman" w:hAnsi="Times New Roman" w:cs="Times New Roman"/>
-        </w:rPr>
-      </w:pPr>
-      <w:r>
-        <w:rPr>
-          <w:rFonts w:ascii="Times New Roman" w:hAnsi="Times New Roman" w:cs="Times New Roman"/>
-        </w:rPr>
-        <w:t>SharePercentage DECIMAL(5,2) NOT NULL</w:t>
-      </w:r>
-    </w:p>
-    <w:p>
-      <w:pPr>
-        <w:rPr>
-          <w:rFonts w:ascii="Times New Roman" w:hAnsi="Times New Roman" w:cs="Times New Roman"/>
-        </w:rPr>
-      </w:pPr>
-      <w:r>
-        <w:rPr>
-          <w:rFonts w:ascii="Times New Roman" w:hAnsi="Times New Roman" w:cs="Times New Roman"/>
-        </w:rPr>
-        <w:t>EmailAddress NVARCHAR(255)</w:t>
-      </w:r>
-    </w:p>
-    <w:p>
-      <w:pPr>
-        <w:rPr>
-          <w:rFonts w:ascii="Times New Roman" w:hAnsi="Times New Roman" w:cs="Times New Roman"/>
-        </w:rPr>
-      </w:pPr>
-      <w:r>
-        <w:rPr>
-          <w:rFonts w:ascii="Times New Roman" w:hAnsi="Times New Roman" w:cs="Times New Roman"/>
-        </w:rPr>
-        <w:t>CreatedAt DATETIME NOT NULL</w:t>
-      </w:r>
-    </w:p>
-    <w:p>
-      <w:pPr>
-        <w:rPr>
-          <w:rFonts w:ascii="Times New Roman" w:hAnsi="Times New Roman" w:cs="Times New Roman"/>
-        </w:rPr>
-      </w:pPr>
-    </w:p>
-    <w:p>
-      <w:pPr>
-        <w:rPr>
-          <w:rFonts w:ascii="Times New Roman" w:hAnsi="Times New Roman" w:cs="Times New Roman"/>
-        </w:rPr>
-      </w:pPr>
-    </w:p>
-    <w:p>
-      <w:pPr>
+        <w:t xml:space="preserve">6. </w:t>
+      </w:r>
+      <w:proofErr w:type="spellStart"/>
+      <w:r>
         <w:rPr>
           <w:rFonts w:ascii="Times New Roman" w:hAnsi="Times New Roman" w:cs="Times New Roman"/>
           <w:b/>
@@ -1351,7 +1606,9 @@
           <w:sz w:val="26"/>
           <w:szCs w:val="26"/>
         </w:rPr>
-      </w:pPr>
+        <w:t>CompanyApprovalLogs</w:t>
+      </w:r>
+      <w:proofErr w:type="spellEnd"/>
       <w:r>
         <w:rPr>
           <w:rFonts w:ascii="Times New Roman" w:hAnsi="Times New Roman" w:cs="Times New Roman"/>
@@ -1361,8 +1618,7 @@
           <w:sz w:val="26"/>
           <w:szCs w:val="26"/>
         </w:rPr>
-        <w:lastRenderedPageBreak/>
-        <w:t>9. UltimateHoldingCompanies (UHC)</w:t>
+        <w:t xml:space="preserve"> (Approval / Audit Log Table)</w:t>
       </w:r>
     </w:p>
     <w:p>
@@ -1375,7 +1631,7 @@
         <w:rPr>
           <w:rFonts w:ascii="Times New Roman" w:hAnsi="Times New Roman" w:cs="Times New Roman"/>
         </w:rPr>
-        <w:t>Purpose: Stores information about the Ultimate Holding Company controlling the registered company.</w:t>
+        <w:t>Purpose: Stores approval and rejection history for company registration applications.</w:t>
       </w:r>
     </w:p>
     <w:p>
@@ -1414,7 +1670,29 @@
         <w:rPr>
           <w:rFonts w:ascii="Times New Roman" w:hAnsi="Times New Roman" w:cs="Times New Roman"/>
         </w:rPr>
-        <w:t>CompanyId BIGINT NOT NULL FOREIGN KEY REFERENCES RegisteredCompanies(Id)</w:t>
+        <w:t xml:space="preserve">CompanyId BIGINT NOT NULL FOREIGN KEY REFERENCES </w:t>
+      </w:r>
+      <w:proofErr w:type="spellStart"/>
+      <w:proofErr w:type="gramStart"/>
+      <w:r>
+        <w:rPr>
+          <w:rFonts w:ascii="Times New Roman" w:hAnsi="Times New Roman" w:cs="Times New Roman"/>
+        </w:rPr>
+        <w:t>RegisteredCompanies</w:t>
+      </w:r>
+      <w:proofErr w:type="spellEnd"/>
+      <w:r>
+        <w:rPr>
+          <w:rFonts w:ascii="Times New Roman" w:hAnsi="Times New Roman" w:cs="Times New Roman"/>
+        </w:rPr>
+        <w:t>(</w:t>
+      </w:r>
+      <w:proofErr w:type="gramEnd"/>
+      <w:r>
+        <w:rPr>
+          <w:rFonts w:ascii="Times New Roman" w:hAnsi="Times New Roman" w:cs="Times New Roman"/>
+        </w:rPr>
+        <w:t>Id)</w:t>
       </w:r>
     </w:p>
     <w:p>
@@ -1423,11 +1701,33 @@
           <w:rFonts w:ascii="Times New Roman" w:hAnsi="Times New Roman" w:cs="Times New Roman"/>
         </w:rPr>
       </w:pPr>
-      <w:r>
-        <w:rPr>
-          <w:rFonts w:ascii="Times New Roman" w:hAnsi="Times New Roman" w:cs="Times New Roman"/>
-        </w:rPr>
-        <w:t>UHCName NVARCHAR(255) NOT NULL</w:t>
+      <w:proofErr w:type="spellStart"/>
+      <w:r>
+        <w:rPr>
+          <w:rFonts w:ascii="Times New Roman" w:hAnsi="Times New Roman" w:cs="Times New Roman"/>
+        </w:rPr>
+        <w:t>ApprovedBy</w:t>
+      </w:r>
+      <w:proofErr w:type="spellEnd"/>
+      <w:r>
+        <w:rPr>
+          <w:rFonts w:ascii="Times New Roman" w:hAnsi="Times New Roman" w:cs="Times New Roman"/>
+        </w:rPr>
+        <w:t xml:space="preserve"> BIGINT NOT NULL FOREIGN KEY REFERENCES </w:t>
+      </w:r>
+      <w:proofErr w:type="gramStart"/>
+      <w:r>
+        <w:rPr>
+          <w:rFonts w:ascii="Times New Roman" w:hAnsi="Times New Roman" w:cs="Times New Roman"/>
+        </w:rPr>
+        <w:t>SystemUsers(</w:t>
+      </w:r>
+      <w:proofErr w:type="gramEnd"/>
+      <w:r>
+        <w:rPr>
+          <w:rFonts w:ascii="Times New Roman" w:hAnsi="Times New Roman" w:cs="Times New Roman"/>
+        </w:rPr>
+        <w:t>Id)</w:t>
       </w:r>
     </w:p>
     <w:p>
@@ -1440,7 +1740,21 @@
         <w:rPr>
           <w:rFonts w:ascii="Times New Roman" w:hAnsi="Times New Roman" w:cs="Times New Roman"/>
         </w:rPr>
-        <w:t>RegistrationNumber NVARCHAR(100) NOT NULL</w:t>
+        <w:t xml:space="preserve">Action </w:t>
+      </w:r>
+      <w:proofErr w:type="gramStart"/>
+      <w:r>
+        <w:rPr>
+          <w:rFonts w:ascii="Times New Roman" w:hAnsi="Times New Roman" w:cs="Times New Roman"/>
+        </w:rPr>
+        <w:t>NVARCHAR(</w:t>
+      </w:r>
+      <w:proofErr w:type="gramEnd"/>
+      <w:r>
+        <w:rPr>
+          <w:rFonts w:ascii="Times New Roman" w:hAnsi="Times New Roman" w:cs="Times New Roman"/>
+        </w:rPr>
+        <w:t>50) NOT NULL (APPROVED, REJECTED)</w:t>
       </w:r>
     </w:p>
     <w:p>
@@ -1453,7 +1767,21 @@
         <w:rPr>
           <w:rFonts w:ascii="Times New Roman" w:hAnsi="Times New Roman" w:cs="Times New Roman"/>
         </w:rPr>
-        <w:t>CountryOfIncorporation NVARCHAR(100) NOT NULL</w:t>
+        <w:t xml:space="preserve">Remarks </w:t>
+      </w:r>
+      <w:proofErr w:type="gramStart"/>
+      <w:r>
+        <w:rPr>
+          <w:rFonts w:ascii="Times New Roman" w:hAnsi="Times New Roman" w:cs="Times New Roman"/>
+        </w:rPr>
+        <w:t>NVARCHAR(</w:t>
+      </w:r>
+      <w:proofErr w:type="gramEnd"/>
+      <w:r>
+        <w:rPr>
+          <w:rFonts w:ascii="Times New Roman" w:hAnsi="Times New Roman" w:cs="Times New Roman"/>
+        </w:rPr>
+        <w:t>500) NOT NULL</w:t>
       </w:r>
     </w:p>
     <w:p>
@@ -1462,11 +1790,19 @@
           <w:rFonts w:ascii="Times New Roman" w:hAnsi="Times New Roman" w:cs="Times New Roman"/>
         </w:rPr>
       </w:pPr>
-      <w:r>
-        <w:rPr>
-          <w:rFonts w:ascii="Times New Roman" w:hAnsi="Times New Roman" w:cs="Times New Roman"/>
-        </w:rPr>
-        <w:t>OwnershipPercentage DECIMAL(5,2) NOT NULL</w:t>
+      <w:proofErr w:type="spellStart"/>
+      <w:r>
+        <w:rPr>
+          <w:rFonts w:ascii="Times New Roman" w:hAnsi="Times New Roman" w:cs="Times New Roman"/>
+        </w:rPr>
+        <w:t>ActionDate</w:t>
+      </w:r>
+      <w:proofErr w:type="spellEnd"/>
+      <w:r>
+        <w:rPr>
+          <w:rFonts w:ascii="Times New Roman" w:hAnsi="Times New Roman" w:cs="Times New Roman"/>
+        </w:rPr>
+        <w:t xml:space="preserve"> DATETIME NOT NULL</w:t>
       </w:r>
     </w:p>
     <w:p>
@@ -1475,12 +1811,27 @@
           <w:rFonts w:ascii="Times New Roman" w:hAnsi="Times New Roman" w:cs="Times New Roman"/>
         </w:rPr>
       </w:pPr>
-      <w:r>
-        <w:rPr>
-          <w:rFonts w:ascii="Times New Roman" w:hAnsi="Times New Roman" w:cs="Times New Roman"/>
-        </w:rPr>
-        <w:t>CreatedAt DATETIME NOT NULL</w:t>
-      </w:r>
+    </w:p>
+    <w:p>
+      <w:pPr>
+        <w:rPr>
+          <w:rFonts w:ascii="Times New Roman" w:hAnsi="Times New Roman" w:cs="Times New Roman"/>
+        </w:rPr>
+      </w:pPr>
+    </w:p>
+    <w:p>
+      <w:pPr>
+        <w:rPr>
+          <w:rFonts w:ascii="Times New Roman" w:hAnsi="Times New Roman" w:cs="Times New Roman"/>
+        </w:rPr>
+      </w:pPr>
+    </w:p>
+    <w:p>
+      <w:pPr>
+        <w:rPr>
+          <w:rFonts w:ascii="Times New Roman" w:hAnsi="Times New Roman" w:cs="Times New Roman"/>
+        </w:rPr>
+      </w:pPr>
     </w:p>
     <w:p>
       <w:pPr>
@@ -1509,7 +1860,8 @@
           <w:sz w:val="26"/>
           <w:szCs w:val="26"/>
         </w:rPr>
-        <w:t>10. CompanyConstitutions (Company Constitution)</w:t>
+        <w:lastRenderedPageBreak/>
+        <w:t>7. CompanyShareCapital (Share Capital Structure)</w:t>
       </w:r>
     </w:p>
     <w:p>
@@ -1522,7 +1874,7 @@
         <w:rPr>
           <w:rFonts w:ascii="Times New Roman" w:hAnsi="Times New Roman" w:cs="Times New Roman"/>
         </w:rPr>
-        <w:t>Purpose: Stores company constitution document details.</w:t>
+        <w:t>Purpose: Stores company share capital structure.</w:t>
       </w:r>
     </w:p>
     <w:p>
@@ -1561,7 +1913,29 @@
         <w:rPr>
           <w:rFonts w:ascii="Times New Roman" w:hAnsi="Times New Roman" w:cs="Times New Roman"/>
         </w:rPr>
-        <w:t>CompanyId BIGINT NOT NULL FOREIGN KEY REFERENCES RegisteredCompanies(Id)</w:t>
+        <w:t xml:space="preserve">CompanyId BIGINT NOT NULL FOREIGN KEY REFERENCES </w:t>
+      </w:r>
+      <w:proofErr w:type="spellStart"/>
+      <w:proofErr w:type="gramStart"/>
+      <w:r>
+        <w:rPr>
+          <w:rFonts w:ascii="Times New Roman" w:hAnsi="Times New Roman" w:cs="Times New Roman"/>
+        </w:rPr>
+        <w:t>RegisteredCompanies</w:t>
+      </w:r>
+      <w:proofErr w:type="spellEnd"/>
+      <w:r>
+        <w:rPr>
+          <w:rFonts w:ascii="Times New Roman" w:hAnsi="Times New Roman" w:cs="Times New Roman"/>
+        </w:rPr>
+        <w:t>(</w:t>
+      </w:r>
+      <w:proofErr w:type="gramEnd"/>
+      <w:r>
+        <w:rPr>
+          <w:rFonts w:ascii="Times New Roman" w:hAnsi="Times New Roman" w:cs="Times New Roman"/>
+        </w:rPr>
+        <w:t>Id)</w:t>
       </w:r>
     </w:p>
     <w:p>
@@ -1570,11 +1944,33 @@
           <w:rFonts w:ascii="Times New Roman" w:hAnsi="Times New Roman" w:cs="Times New Roman"/>
         </w:rPr>
       </w:pPr>
-      <w:r>
-        <w:rPr>
-          <w:rFonts w:ascii="Times New Roman" w:hAnsi="Times New Roman" w:cs="Times New Roman"/>
-        </w:rPr>
-        <w:t>ConstitutionType NVARCHAR(50) NOT NULL (MODEL, CUSTOM)</w:t>
+      <w:proofErr w:type="spellStart"/>
+      <w:r>
+        <w:rPr>
+          <w:rFonts w:ascii="Times New Roman" w:hAnsi="Times New Roman" w:cs="Times New Roman"/>
+        </w:rPr>
+        <w:t>AuthorizedShareCapital</w:t>
+      </w:r>
+      <w:proofErr w:type="spellEnd"/>
+      <w:r>
+        <w:rPr>
+          <w:rFonts w:ascii="Times New Roman" w:hAnsi="Times New Roman" w:cs="Times New Roman"/>
+        </w:rPr>
+        <w:t xml:space="preserve"> </w:t>
+      </w:r>
+      <w:proofErr w:type="gramStart"/>
+      <w:r>
+        <w:rPr>
+          <w:rFonts w:ascii="Times New Roman" w:hAnsi="Times New Roman" w:cs="Times New Roman"/>
+        </w:rPr>
+        <w:t>DECIMAL(</w:t>
+      </w:r>
+      <w:proofErr w:type="gramEnd"/>
+      <w:r>
+        <w:rPr>
+          <w:rFonts w:ascii="Times New Roman" w:hAnsi="Times New Roman" w:cs="Times New Roman"/>
+        </w:rPr>
+        <w:t>18,2) NOT NULL</w:t>
       </w:r>
     </w:p>
     <w:p>
@@ -1583,11 +1979,33 @@
           <w:rFonts w:ascii="Times New Roman" w:hAnsi="Times New Roman" w:cs="Times New Roman"/>
         </w:rPr>
       </w:pPr>
-      <w:r>
-        <w:rPr>
-          <w:rFonts w:ascii="Times New Roman" w:hAnsi="Times New Roman" w:cs="Times New Roman"/>
-        </w:rPr>
-        <w:t>ConstitutionFilePath NVARCHAR(500) NOT NULL</w:t>
+      <w:proofErr w:type="spellStart"/>
+      <w:r>
+        <w:rPr>
+          <w:rFonts w:ascii="Times New Roman" w:hAnsi="Times New Roman" w:cs="Times New Roman"/>
+        </w:rPr>
+        <w:t>IssuedShareCapital</w:t>
+      </w:r>
+      <w:proofErr w:type="spellEnd"/>
+      <w:r>
+        <w:rPr>
+          <w:rFonts w:ascii="Times New Roman" w:hAnsi="Times New Roman" w:cs="Times New Roman"/>
+        </w:rPr>
+        <w:t xml:space="preserve"> </w:t>
+      </w:r>
+      <w:proofErr w:type="gramStart"/>
+      <w:r>
+        <w:rPr>
+          <w:rFonts w:ascii="Times New Roman" w:hAnsi="Times New Roman" w:cs="Times New Roman"/>
+        </w:rPr>
+        <w:t>DECIMAL(</w:t>
+      </w:r>
+      <w:proofErr w:type="gramEnd"/>
+      <w:r>
+        <w:rPr>
+          <w:rFonts w:ascii="Times New Roman" w:hAnsi="Times New Roman" w:cs="Times New Roman"/>
+        </w:rPr>
+        <w:t>18,2) NOT NULL</w:t>
       </w:r>
     </w:p>
     <w:p>
@@ -1596,12 +2014,1408 @@
           <w:rFonts w:ascii="Times New Roman" w:hAnsi="Times New Roman" w:cs="Times New Roman"/>
         </w:rPr>
       </w:pPr>
-      <w:r>
-        <w:rPr>
-          <w:rFonts w:ascii="Times New Roman" w:hAnsi="Times New Roman" w:cs="Times New Roman"/>
-        </w:rPr>
-        <w:t>UploadedAt DATETIME NOT NULL</w:t>
-      </w:r>
+      <w:proofErr w:type="spellStart"/>
+      <w:r>
+        <w:rPr>
+          <w:rFonts w:ascii="Times New Roman" w:hAnsi="Times New Roman" w:cs="Times New Roman"/>
+        </w:rPr>
+        <w:t>PaidUpShareCapital</w:t>
+      </w:r>
+      <w:proofErr w:type="spellEnd"/>
+      <w:r>
+        <w:rPr>
+          <w:rFonts w:ascii="Times New Roman" w:hAnsi="Times New Roman" w:cs="Times New Roman"/>
+        </w:rPr>
+        <w:t xml:space="preserve"> </w:t>
+      </w:r>
+      <w:proofErr w:type="gramStart"/>
+      <w:r>
+        <w:rPr>
+          <w:rFonts w:ascii="Times New Roman" w:hAnsi="Times New Roman" w:cs="Times New Roman"/>
+        </w:rPr>
+        <w:t>DECIMAL(</w:t>
+      </w:r>
+      <w:proofErr w:type="gramEnd"/>
+      <w:r>
+        <w:rPr>
+          <w:rFonts w:ascii="Times New Roman" w:hAnsi="Times New Roman" w:cs="Times New Roman"/>
+        </w:rPr>
+        <w:t>18,2) NOT NULL</w:t>
+      </w:r>
+    </w:p>
+    <w:p>
+      <w:pPr>
+        <w:rPr>
+          <w:rFonts w:ascii="Times New Roman" w:hAnsi="Times New Roman" w:cs="Times New Roman"/>
+        </w:rPr>
+      </w:pPr>
+      <w:proofErr w:type="spellStart"/>
+      <w:r>
+        <w:rPr>
+          <w:rFonts w:ascii="Times New Roman" w:hAnsi="Times New Roman" w:cs="Times New Roman"/>
+        </w:rPr>
+        <w:t>ShareCurrency</w:t>
+      </w:r>
+      <w:proofErr w:type="spellEnd"/>
+      <w:r>
+        <w:rPr>
+          <w:rFonts w:ascii="Times New Roman" w:hAnsi="Times New Roman" w:cs="Times New Roman"/>
+        </w:rPr>
+        <w:t xml:space="preserve"> </w:t>
+      </w:r>
+      <w:proofErr w:type="gramStart"/>
+      <w:r>
+        <w:rPr>
+          <w:rFonts w:ascii="Times New Roman" w:hAnsi="Times New Roman" w:cs="Times New Roman"/>
+        </w:rPr>
+        <w:t>NVARCHAR(</w:t>
+      </w:r>
+      <w:proofErr w:type="gramEnd"/>
+      <w:r>
+        <w:rPr>
+          <w:rFonts w:ascii="Times New Roman" w:hAnsi="Times New Roman" w:cs="Times New Roman"/>
+        </w:rPr>
+        <w:t>10) NOT NULL</w:t>
+      </w:r>
+    </w:p>
+    <w:p>
+      <w:pPr>
+        <w:rPr>
+          <w:rFonts w:ascii="Times New Roman" w:hAnsi="Times New Roman" w:cs="Times New Roman"/>
+        </w:rPr>
+      </w:pPr>
+      <w:proofErr w:type="spellStart"/>
+      <w:r>
+        <w:rPr>
+          <w:rFonts w:ascii="Times New Roman" w:hAnsi="Times New Roman" w:cs="Times New Roman"/>
+        </w:rPr>
+        <w:t>CreatedAt</w:t>
+      </w:r>
+      <w:proofErr w:type="spellEnd"/>
+      <w:r>
+        <w:rPr>
+          <w:rFonts w:ascii="Times New Roman" w:hAnsi="Times New Roman" w:cs="Times New Roman"/>
+        </w:rPr>
+        <w:t xml:space="preserve"> DATETIME NOT NULL</w:t>
+      </w:r>
+    </w:p>
+    <w:p>
+      <w:pPr>
+        <w:rPr>
+          <w:rFonts w:ascii="Times New Roman" w:hAnsi="Times New Roman" w:cs="Times New Roman"/>
+        </w:rPr>
+      </w:pPr>
+    </w:p>
+    <w:p>
+      <w:pPr>
+        <w:rPr>
+          <w:rFonts w:ascii="Times New Roman" w:hAnsi="Times New Roman" w:cs="Times New Roman"/>
+          <w:b/>
+          <w:bCs/>
+          <w:color w:val="4F81BD" w:themeColor="accent1"/>
+          <w:sz w:val="26"/>
+          <w:szCs w:val="26"/>
+        </w:rPr>
+      </w:pPr>
+      <w:r>
+        <w:rPr>
+          <w:rFonts w:ascii="Times New Roman" w:hAnsi="Times New Roman" w:cs="Times New Roman"/>
+          <w:b/>
+          <w:bCs/>
+          <w:color w:val="4F81BD" w:themeColor="accent1"/>
+          <w:sz w:val="26"/>
+          <w:szCs w:val="26"/>
+        </w:rPr>
+        <w:t xml:space="preserve">8. </w:t>
+      </w:r>
+      <w:proofErr w:type="spellStart"/>
+      <w:r>
+        <w:rPr>
+          <w:rFonts w:ascii="Times New Roman" w:hAnsi="Times New Roman" w:cs="Times New Roman"/>
+          <w:b/>
+          <w:bCs/>
+          <w:color w:val="4F81BD" w:themeColor="accent1"/>
+          <w:sz w:val="26"/>
+          <w:szCs w:val="26"/>
+        </w:rPr>
+        <w:t>CompanyShareholders</w:t>
+      </w:r>
+      <w:proofErr w:type="spellEnd"/>
+      <w:r>
+        <w:rPr>
+          <w:rFonts w:ascii="Times New Roman" w:hAnsi="Times New Roman" w:cs="Times New Roman"/>
+          <w:b/>
+          <w:bCs/>
+          <w:color w:val="4F81BD" w:themeColor="accent1"/>
+          <w:sz w:val="26"/>
+          <w:szCs w:val="26"/>
+        </w:rPr>
+        <w:t xml:space="preserve"> (Members / Shareholders)</w:t>
+      </w:r>
+    </w:p>
+    <w:p>
+      <w:pPr>
+        <w:rPr>
+          <w:rFonts w:ascii="Times New Roman" w:hAnsi="Times New Roman" w:cs="Times New Roman"/>
+        </w:rPr>
+      </w:pPr>
+      <w:r>
+        <w:rPr>
+          <w:rFonts w:ascii="Times New Roman" w:hAnsi="Times New Roman" w:cs="Times New Roman"/>
+        </w:rPr>
+        <w:t>Purpose: Stores all shareholders and their share ownership.</w:t>
+      </w:r>
+    </w:p>
+    <w:p>
+      <w:pPr>
+        <w:rPr>
+          <w:rFonts w:ascii="Times New Roman" w:hAnsi="Times New Roman" w:cs="Times New Roman"/>
+        </w:rPr>
+      </w:pPr>
+      <w:r>
+        <w:rPr>
+          <w:rFonts w:ascii="Times New Roman" w:hAnsi="Times New Roman" w:cs="Times New Roman"/>
+        </w:rPr>
+        <w:t>Columns:</w:t>
+      </w:r>
+    </w:p>
+    <w:p>
+      <w:pPr>
+        <w:rPr>
+          <w:rFonts w:ascii="Times New Roman" w:hAnsi="Times New Roman" w:cs="Times New Roman"/>
+        </w:rPr>
+      </w:pPr>
+      <w:r>
+        <w:rPr>
+          <w:rFonts w:ascii="Times New Roman" w:hAnsi="Times New Roman" w:cs="Times New Roman"/>
+        </w:rPr>
+        <w:t>Id BIGINT IDENTITY PRIMARY KEY</w:t>
+      </w:r>
+    </w:p>
+    <w:p>
+      <w:pPr>
+        <w:rPr>
+          <w:rFonts w:ascii="Times New Roman" w:hAnsi="Times New Roman" w:cs="Times New Roman"/>
+        </w:rPr>
+      </w:pPr>
+      <w:r>
+        <w:rPr>
+          <w:rFonts w:ascii="Times New Roman" w:hAnsi="Times New Roman" w:cs="Times New Roman"/>
+        </w:rPr>
+        <w:t xml:space="preserve">CompanyId BIGINT NOT NULL FOREIGN KEY REFERENCES </w:t>
+      </w:r>
+      <w:proofErr w:type="spellStart"/>
+      <w:proofErr w:type="gramStart"/>
+      <w:r>
+        <w:rPr>
+          <w:rFonts w:ascii="Times New Roman" w:hAnsi="Times New Roman" w:cs="Times New Roman"/>
+        </w:rPr>
+        <w:t>RegisteredCompanies</w:t>
+      </w:r>
+      <w:proofErr w:type="spellEnd"/>
+      <w:r>
+        <w:rPr>
+          <w:rFonts w:ascii="Times New Roman" w:hAnsi="Times New Roman" w:cs="Times New Roman"/>
+        </w:rPr>
+        <w:t>(</w:t>
+      </w:r>
+      <w:proofErr w:type="gramEnd"/>
+      <w:r>
+        <w:rPr>
+          <w:rFonts w:ascii="Times New Roman" w:hAnsi="Times New Roman" w:cs="Times New Roman"/>
+        </w:rPr>
+        <w:t>Id)</w:t>
+      </w:r>
+    </w:p>
+    <w:p>
+      <w:pPr>
+        <w:rPr>
+          <w:rFonts w:ascii="Times New Roman" w:hAnsi="Times New Roman" w:cs="Times New Roman"/>
+        </w:rPr>
+      </w:pPr>
+      <w:proofErr w:type="spellStart"/>
+      <w:r>
+        <w:rPr>
+          <w:rFonts w:ascii="Times New Roman" w:hAnsi="Times New Roman" w:cs="Times New Roman"/>
+        </w:rPr>
+        <w:t>ShareholderName</w:t>
+      </w:r>
+      <w:proofErr w:type="spellEnd"/>
+      <w:r>
+        <w:rPr>
+          <w:rFonts w:ascii="Times New Roman" w:hAnsi="Times New Roman" w:cs="Times New Roman"/>
+        </w:rPr>
+        <w:t xml:space="preserve"> </w:t>
+      </w:r>
+      <w:proofErr w:type="gramStart"/>
+      <w:r>
+        <w:rPr>
+          <w:rFonts w:ascii="Times New Roman" w:hAnsi="Times New Roman" w:cs="Times New Roman"/>
+        </w:rPr>
+        <w:t>NVARCHAR(</w:t>
+      </w:r>
+      <w:proofErr w:type="gramEnd"/>
+      <w:r>
+        <w:rPr>
+          <w:rFonts w:ascii="Times New Roman" w:hAnsi="Times New Roman" w:cs="Times New Roman"/>
+        </w:rPr>
+        <w:t>255) NOT NULL</w:t>
+      </w:r>
+    </w:p>
+    <w:p>
+      <w:pPr>
+        <w:rPr>
+          <w:rFonts w:ascii="Times New Roman" w:hAnsi="Times New Roman" w:cs="Times New Roman"/>
+        </w:rPr>
+      </w:pPr>
+      <w:proofErr w:type="spellStart"/>
+      <w:r>
+        <w:rPr>
+          <w:rFonts w:ascii="Times New Roman" w:hAnsi="Times New Roman" w:cs="Times New Roman"/>
+        </w:rPr>
+        <w:t>ShareholderType</w:t>
+      </w:r>
+      <w:proofErr w:type="spellEnd"/>
+      <w:r>
+        <w:rPr>
+          <w:rFonts w:ascii="Times New Roman" w:hAnsi="Times New Roman" w:cs="Times New Roman"/>
+        </w:rPr>
+        <w:t xml:space="preserve"> </w:t>
+      </w:r>
+      <w:proofErr w:type="gramStart"/>
+      <w:r>
+        <w:rPr>
+          <w:rFonts w:ascii="Times New Roman" w:hAnsi="Times New Roman" w:cs="Times New Roman"/>
+        </w:rPr>
+        <w:t>NVARCHAR(</w:t>
+      </w:r>
+      <w:proofErr w:type="gramEnd"/>
+      <w:r>
+        <w:rPr>
+          <w:rFonts w:ascii="Times New Roman" w:hAnsi="Times New Roman" w:cs="Times New Roman"/>
+        </w:rPr>
+        <w:t>50) NOT NULL (INDIVIDUAL, CORPORATE)</w:t>
+      </w:r>
+    </w:p>
+    <w:p>
+      <w:pPr>
+        <w:rPr>
+          <w:rFonts w:ascii="Times New Roman" w:hAnsi="Times New Roman" w:cs="Times New Roman"/>
+        </w:rPr>
+      </w:pPr>
+      <w:r>
+        <w:rPr>
+          <w:rFonts w:ascii="Times New Roman" w:hAnsi="Times New Roman" w:cs="Times New Roman"/>
+        </w:rPr>
+        <w:t xml:space="preserve">Nationality </w:t>
+      </w:r>
+      <w:proofErr w:type="gramStart"/>
+      <w:r>
+        <w:rPr>
+          <w:rFonts w:ascii="Times New Roman" w:hAnsi="Times New Roman" w:cs="Times New Roman"/>
+        </w:rPr>
+        <w:t>NVARCHAR(</w:t>
+      </w:r>
+      <w:proofErr w:type="gramEnd"/>
+      <w:r>
+        <w:rPr>
+          <w:rFonts w:ascii="Times New Roman" w:hAnsi="Times New Roman" w:cs="Times New Roman"/>
+        </w:rPr>
+        <w:t>100) NOT NULL</w:t>
+      </w:r>
+    </w:p>
+    <w:p>
+      <w:pPr>
+        <w:rPr>
+          <w:rFonts w:ascii="Times New Roman" w:hAnsi="Times New Roman" w:cs="Times New Roman"/>
+        </w:rPr>
+      </w:pPr>
+      <w:proofErr w:type="spellStart"/>
+      <w:r>
+        <w:rPr>
+          <w:rFonts w:ascii="Times New Roman" w:hAnsi="Times New Roman" w:cs="Times New Roman"/>
+        </w:rPr>
+        <w:t>IdentityNumber</w:t>
+      </w:r>
+      <w:proofErr w:type="spellEnd"/>
+      <w:r>
+        <w:rPr>
+          <w:rFonts w:ascii="Times New Roman" w:hAnsi="Times New Roman" w:cs="Times New Roman"/>
+        </w:rPr>
+        <w:t xml:space="preserve"> </w:t>
+      </w:r>
+      <w:proofErr w:type="gramStart"/>
+      <w:r>
+        <w:rPr>
+          <w:rFonts w:ascii="Times New Roman" w:hAnsi="Times New Roman" w:cs="Times New Roman"/>
+        </w:rPr>
+        <w:t>NVARCHAR(</w:t>
+      </w:r>
+      <w:proofErr w:type="gramEnd"/>
+      <w:r>
+        <w:rPr>
+          <w:rFonts w:ascii="Times New Roman" w:hAnsi="Times New Roman" w:cs="Times New Roman"/>
+        </w:rPr>
+        <w:t>100) NOT NULL</w:t>
+      </w:r>
+    </w:p>
+    <w:p>
+      <w:pPr>
+        <w:rPr>
+          <w:rFonts w:ascii="Times New Roman" w:hAnsi="Times New Roman" w:cs="Times New Roman"/>
+        </w:rPr>
+      </w:pPr>
+      <w:proofErr w:type="spellStart"/>
+      <w:r>
+        <w:rPr>
+          <w:rFonts w:ascii="Times New Roman" w:hAnsi="Times New Roman" w:cs="Times New Roman"/>
+        </w:rPr>
+        <w:t>NumberOfShares</w:t>
+      </w:r>
+      <w:proofErr w:type="spellEnd"/>
+      <w:r>
+        <w:rPr>
+          <w:rFonts w:ascii="Times New Roman" w:hAnsi="Times New Roman" w:cs="Times New Roman"/>
+        </w:rPr>
+        <w:t xml:space="preserve"> INT NOT NULL</w:t>
+      </w:r>
+    </w:p>
+    <w:p>
+      <w:pPr>
+        <w:rPr>
+          <w:rFonts w:ascii="Times New Roman" w:hAnsi="Times New Roman" w:cs="Times New Roman"/>
+        </w:rPr>
+      </w:pPr>
+      <w:proofErr w:type="spellStart"/>
+      <w:r>
+        <w:rPr>
+          <w:rFonts w:ascii="Times New Roman" w:hAnsi="Times New Roman" w:cs="Times New Roman"/>
+        </w:rPr>
+        <w:t>SharePercentage</w:t>
+      </w:r>
+      <w:proofErr w:type="spellEnd"/>
+      <w:r>
+        <w:rPr>
+          <w:rFonts w:ascii="Times New Roman" w:hAnsi="Times New Roman" w:cs="Times New Roman"/>
+        </w:rPr>
+        <w:t xml:space="preserve"> </w:t>
+      </w:r>
+      <w:proofErr w:type="gramStart"/>
+      <w:r>
+        <w:rPr>
+          <w:rFonts w:ascii="Times New Roman" w:hAnsi="Times New Roman" w:cs="Times New Roman"/>
+        </w:rPr>
+        <w:t>DECIMAL(</w:t>
+      </w:r>
+      <w:proofErr w:type="gramEnd"/>
+      <w:r>
+        <w:rPr>
+          <w:rFonts w:ascii="Times New Roman" w:hAnsi="Times New Roman" w:cs="Times New Roman"/>
+        </w:rPr>
+        <w:t>5,2) NOT NULL</w:t>
+      </w:r>
+    </w:p>
+    <w:p>
+      <w:pPr>
+        <w:rPr>
+          <w:rFonts w:ascii="Times New Roman" w:hAnsi="Times New Roman" w:cs="Times New Roman"/>
+        </w:rPr>
+      </w:pPr>
+      <w:proofErr w:type="spellStart"/>
+      <w:r>
+        <w:rPr>
+          <w:rFonts w:ascii="Times New Roman" w:hAnsi="Times New Roman" w:cs="Times New Roman"/>
+        </w:rPr>
+        <w:t>EmailAddress</w:t>
+      </w:r>
+      <w:proofErr w:type="spellEnd"/>
+      <w:r>
+        <w:rPr>
+          <w:rFonts w:ascii="Times New Roman" w:hAnsi="Times New Roman" w:cs="Times New Roman"/>
+        </w:rPr>
+        <w:t xml:space="preserve"> </w:t>
+      </w:r>
+      <w:proofErr w:type="gramStart"/>
+      <w:r>
+        <w:rPr>
+          <w:rFonts w:ascii="Times New Roman" w:hAnsi="Times New Roman" w:cs="Times New Roman"/>
+        </w:rPr>
+        <w:t>NVARCHAR(</w:t>
+      </w:r>
+      <w:proofErr w:type="gramEnd"/>
+      <w:r>
+        <w:rPr>
+          <w:rFonts w:ascii="Times New Roman" w:hAnsi="Times New Roman" w:cs="Times New Roman"/>
+        </w:rPr>
+        <w:t>255)</w:t>
+      </w:r>
+    </w:p>
+    <w:p>
+      <w:pPr>
+        <w:rPr>
+          <w:rFonts w:ascii="Times New Roman" w:hAnsi="Times New Roman" w:cs="Times New Roman"/>
+        </w:rPr>
+      </w:pPr>
+      <w:proofErr w:type="spellStart"/>
+      <w:r>
+        <w:rPr>
+          <w:rFonts w:ascii="Times New Roman" w:hAnsi="Times New Roman" w:cs="Times New Roman"/>
+        </w:rPr>
+        <w:t>CreatedAt</w:t>
+      </w:r>
+      <w:proofErr w:type="spellEnd"/>
+      <w:r>
+        <w:rPr>
+          <w:rFonts w:ascii="Times New Roman" w:hAnsi="Times New Roman" w:cs="Times New Roman"/>
+        </w:rPr>
+        <w:t xml:space="preserve"> DATETIME NOT NULL</w:t>
+      </w:r>
+    </w:p>
+    <w:p>
+      <w:pPr>
+        <w:rPr>
+          <w:rFonts w:ascii="Times New Roman" w:hAnsi="Times New Roman" w:cs="Times New Roman"/>
+        </w:rPr>
+      </w:pPr>
+    </w:p>
+    <w:p>
+      <w:pPr>
+        <w:rPr>
+          <w:rFonts w:ascii="Times New Roman" w:hAnsi="Times New Roman" w:cs="Times New Roman"/>
+        </w:rPr>
+      </w:pPr>
+    </w:p>
+    <w:p>
+      <w:pPr>
+        <w:rPr>
+          <w:rFonts w:ascii="Times New Roman" w:hAnsi="Times New Roman" w:cs="Times New Roman"/>
+          <w:b/>
+          <w:bCs/>
+          <w:color w:val="4F81BD" w:themeColor="accent1"/>
+          <w:sz w:val="26"/>
+          <w:szCs w:val="26"/>
+        </w:rPr>
+      </w:pPr>
+      <w:r>
+        <w:rPr>
+          <w:rFonts w:ascii="Times New Roman" w:hAnsi="Times New Roman" w:cs="Times New Roman"/>
+          <w:b/>
+          <w:bCs/>
+          <w:color w:val="4F81BD" w:themeColor="accent1"/>
+          <w:sz w:val="26"/>
+          <w:szCs w:val="26"/>
+        </w:rPr>
+        <w:lastRenderedPageBreak/>
+        <w:t xml:space="preserve">9. </w:t>
+      </w:r>
+      <w:proofErr w:type="spellStart"/>
+      <w:r>
+        <w:rPr>
+          <w:rFonts w:ascii="Times New Roman" w:hAnsi="Times New Roman" w:cs="Times New Roman"/>
+          <w:b/>
+          <w:bCs/>
+          <w:color w:val="4F81BD" w:themeColor="accent1"/>
+          <w:sz w:val="26"/>
+          <w:szCs w:val="26"/>
+        </w:rPr>
+        <w:t>UltimateHoldingCompanies</w:t>
+      </w:r>
+      <w:proofErr w:type="spellEnd"/>
+      <w:r>
+        <w:rPr>
+          <w:rFonts w:ascii="Times New Roman" w:hAnsi="Times New Roman" w:cs="Times New Roman"/>
+          <w:b/>
+          <w:bCs/>
+          <w:color w:val="4F81BD" w:themeColor="accent1"/>
+          <w:sz w:val="26"/>
+          <w:szCs w:val="26"/>
+        </w:rPr>
+        <w:t xml:space="preserve"> (UHC)</w:t>
+      </w:r>
+    </w:p>
+    <w:p>
+      <w:pPr>
+        <w:rPr>
+          <w:rFonts w:ascii="Times New Roman" w:hAnsi="Times New Roman" w:cs="Times New Roman"/>
+        </w:rPr>
+      </w:pPr>
+      <w:r>
+        <w:rPr>
+          <w:rFonts w:ascii="Times New Roman" w:hAnsi="Times New Roman" w:cs="Times New Roman"/>
+        </w:rPr>
+        <w:t>Purpose: Stores information about the Ultimate Holding Company controlling the registered company.</w:t>
+      </w:r>
+    </w:p>
+    <w:p>
+      <w:pPr>
+        <w:rPr>
+          <w:rFonts w:ascii="Times New Roman" w:hAnsi="Times New Roman" w:cs="Times New Roman"/>
+        </w:rPr>
+      </w:pPr>
+      <w:r>
+        <w:rPr>
+          <w:rFonts w:ascii="Times New Roman" w:hAnsi="Times New Roman" w:cs="Times New Roman"/>
+        </w:rPr>
+        <w:t>Columns:</w:t>
+      </w:r>
+    </w:p>
+    <w:p>
+      <w:pPr>
+        <w:rPr>
+          <w:rFonts w:ascii="Times New Roman" w:hAnsi="Times New Roman" w:cs="Times New Roman"/>
+        </w:rPr>
+      </w:pPr>
+      <w:r>
+        <w:rPr>
+          <w:rFonts w:ascii="Times New Roman" w:hAnsi="Times New Roman" w:cs="Times New Roman"/>
+        </w:rPr>
+        <w:t>Id BIGINT IDENTITY PRIMARY KEY</w:t>
+      </w:r>
+    </w:p>
+    <w:p>
+      <w:pPr>
+        <w:rPr>
+          <w:rFonts w:ascii="Times New Roman" w:hAnsi="Times New Roman" w:cs="Times New Roman"/>
+        </w:rPr>
+      </w:pPr>
+      <w:r>
+        <w:rPr>
+          <w:rFonts w:ascii="Times New Roman" w:hAnsi="Times New Roman" w:cs="Times New Roman"/>
+        </w:rPr>
+        <w:t xml:space="preserve">CompanyId BIGINT NOT NULL FOREIGN KEY REFERENCES </w:t>
+      </w:r>
+      <w:proofErr w:type="spellStart"/>
+      <w:proofErr w:type="gramStart"/>
+      <w:r>
+        <w:rPr>
+          <w:rFonts w:ascii="Times New Roman" w:hAnsi="Times New Roman" w:cs="Times New Roman"/>
+        </w:rPr>
+        <w:t>RegisteredCompanies</w:t>
+      </w:r>
+      <w:proofErr w:type="spellEnd"/>
+      <w:r>
+        <w:rPr>
+          <w:rFonts w:ascii="Times New Roman" w:hAnsi="Times New Roman" w:cs="Times New Roman"/>
+        </w:rPr>
+        <w:t>(</w:t>
+      </w:r>
+      <w:proofErr w:type="gramEnd"/>
+      <w:r>
+        <w:rPr>
+          <w:rFonts w:ascii="Times New Roman" w:hAnsi="Times New Roman" w:cs="Times New Roman"/>
+        </w:rPr>
+        <w:t>Id)</w:t>
+      </w:r>
+    </w:p>
+    <w:p>
+      <w:pPr>
+        <w:rPr>
+          <w:rFonts w:ascii="Times New Roman" w:hAnsi="Times New Roman" w:cs="Times New Roman"/>
+        </w:rPr>
+      </w:pPr>
+      <w:proofErr w:type="spellStart"/>
+      <w:r>
+        <w:rPr>
+          <w:rFonts w:ascii="Times New Roman" w:hAnsi="Times New Roman" w:cs="Times New Roman"/>
+        </w:rPr>
+        <w:t>UHCName</w:t>
+      </w:r>
+      <w:proofErr w:type="spellEnd"/>
+      <w:r>
+        <w:rPr>
+          <w:rFonts w:ascii="Times New Roman" w:hAnsi="Times New Roman" w:cs="Times New Roman"/>
+        </w:rPr>
+        <w:t xml:space="preserve"> </w:t>
+      </w:r>
+      <w:proofErr w:type="gramStart"/>
+      <w:r>
+        <w:rPr>
+          <w:rFonts w:ascii="Times New Roman" w:hAnsi="Times New Roman" w:cs="Times New Roman"/>
+        </w:rPr>
+        <w:t>NVARCHAR(</w:t>
+      </w:r>
+      <w:proofErr w:type="gramEnd"/>
+      <w:r>
+        <w:rPr>
+          <w:rFonts w:ascii="Times New Roman" w:hAnsi="Times New Roman" w:cs="Times New Roman"/>
+        </w:rPr>
+        <w:t>255) NOT NULL</w:t>
+      </w:r>
+    </w:p>
+    <w:p>
+      <w:pPr>
+        <w:rPr>
+          <w:rFonts w:ascii="Times New Roman" w:hAnsi="Times New Roman" w:cs="Times New Roman"/>
+        </w:rPr>
+      </w:pPr>
+      <w:r>
+        <w:rPr>
+          <w:rFonts w:ascii="Times New Roman" w:hAnsi="Times New Roman" w:cs="Times New Roman"/>
+        </w:rPr>
+        <w:t xml:space="preserve">RegistrationNumber </w:t>
+      </w:r>
+      <w:proofErr w:type="gramStart"/>
+      <w:r>
+        <w:rPr>
+          <w:rFonts w:ascii="Times New Roman" w:hAnsi="Times New Roman" w:cs="Times New Roman"/>
+        </w:rPr>
+        <w:t>NVARCHAR(</w:t>
+      </w:r>
+      <w:proofErr w:type="gramEnd"/>
+      <w:r>
+        <w:rPr>
+          <w:rFonts w:ascii="Times New Roman" w:hAnsi="Times New Roman" w:cs="Times New Roman"/>
+        </w:rPr>
+        <w:t>100) NOT NULL</w:t>
+      </w:r>
+    </w:p>
+    <w:p>
+      <w:pPr>
+        <w:rPr>
+          <w:rFonts w:ascii="Times New Roman" w:hAnsi="Times New Roman" w:cs="Times New Roman"/>
+        </w:rPr>
+      </w:pPr>
+      <w:proofErr w:type="spellStart"/>
+      <w:r>
+        <w:rPr>
+          <w:rFonts w:ascii="Times New Roman" w:hAnsi="Times New Roman" w:cs="Times New Roman"/>
+        </w:rPr>
+        <w:t>CountryOfIncorporation</w:t>
+      </w:r>
+      <w:proofErr w:type="spellEnd"/>
+      <w:r>
+        <w:rPr>
+          <w:rFonts w:ascii="Times New Roman" w:hAnsi="Times New Roman" w:cs="Times New Roman"/>
+        </w:rPr>
+        <w:t xml:space="preserve"> </w:t>
+      </w:r>
+      <w:proofErr w:type="gramStart"/>
+      <w:r>
+        <w:rPr>
+          <w:rFonts w:ascii="Times New Roman" w:hAnsi="Times New Roman" w:cs="Times New Roman"/>
+        </w:rPr>
+        <w:t>NVARCHAR(</w:t>
+      </w:r>
+      <w:proofErr w:type="gramEnd"/>
+      <w:r>
+        <w:rPr>
+          <w:rFonts w:ascii="Times New Roman" w:hAnsi="Times New Roman" w:cs="Times New Roman"/>
+        </w:rPr>
+        <w:t>100) NOT NULL</w:t>
+      </w:r>
+    </w:p>
+    <w:p>
+      <w:pPr>
+        <w:rPr>
+          <w:rFonts w:ascii="Times New Roman" w:hAnsi="Times New Roman" w:cs="Times New Roman"/>
+        </w:rPr>
+      </w:pPr>
+      <w:proofErr w:type="spellStart"/>
+      <w:r>
+        <w:rPr>
+          <w:rFonts w:ascii="Times New Roman" w:hAnsi="Times New Roman" w:cs="Times New Roman"/>
+        </w:rPr>
+        <w:t>OwnershipPercentage</w:t>
+      </w:r>
+      <w:proofErr w:type="spellEnd"/>
+      <w:r>
+        <w:rPr>
+          <w:rFonts w:ascii="Times New Roman" w:hAnsi="Times New Roman" w:cs="Times New Roman"/>
+        </w:rPr>
+        <w:t xml:space="preserve"> </w:t>
+      </w:r>
+      <w:proofErr w:type="gramStart"/>
+      <w:r>
+        <w:rPr>
+          <w:rFonts w:ascii="Times New Roman" w:hAnsi="Times New Roman" w:cs="Times New Roman"/>
+        </w:rPr>
+        <w:t>DECIMAL(</w:t>
+      </w:r>
+      <w:proofErr w:type="gramEnd"/>
+      <w:r>
+        <w:rPr>
+          <w:rFonts w:ascii="Times New Roman" w:hAnsi="Times New Roman" w:cs="Times New Roman"/>
+        </w:rPr>
+        <w:t>5,2) NOT NULL</w:t>
+      </w:r>
+    </w:p>
+    <w:p>
+      <w:pPr>
+        <w:rPr>
+          <w:rFonts w:ascii="Times New Roman" w:hAnsi="Times New Roman" w:cs="Times New Roman"/>
+        </w:rPr>
+      </w:pPr>
+      <w:proofErr w:type="spellStart"/>
+      <w:r>
+        <w:rPr>
+          <w:rFonts w:ascii="Times New Roman" w:hAnsi="Times New Roman" w:cs="Times New Roman"/>
+        </w:rPr>
+        <w:t>CreatedAt</w:t>
+      </w:r>
+      <w:proofErr w:type="spellEnd"/>
+      <w:r>
+        <w:rPr>
+          <w:rFonts w:ascii="Times New Roman" w:hAnsi="Times New Roman" w:cs="Times New Roman"/>
+        </w:rPr>
+        <w:t xml:space="preserve"> DATETIME NOT NULL</w:t>
+      </w:r>
+    </w:p>
+    <w:p>
+      <w:pPr>
+        <w:rPr>
+          <w:rFonts w:ascii="Times New Roman" w:hAnsi="Times New Roman" w:cs="Times New Roman"/>
+        </w:rPr>
+      </w:pPr>
+    </w:p>
+    <w:p>
+      <w:pPr>
+        <w:rPr>
+          <w:rFonts w:ascii="Times New Roman" w:hAnsi="Times New Roman" w:cs="Times New Roman"/>
+          <w:b/>
+          <w:bCs/>
+          <w:color w:val="4F81BD" w:themeColor="accent1"/>
+          <w:sz w:val="26"/>
+          <w:szCs w:val="26"/>
+        </w:rPr>
+      </w:pPr>
+      <w:r>
+        <w:rPr>
+          <w:rFonts w:ascii="Times New Roman" w:hAnsi="Times New Roman" w:cs="Times New Roman"/>
+          <w:b/>
+          <w:bCs/>
+          <w:color w:val="4F81BD" w:themeColor="accent1"/>
+          <w:sz w:val="26"/>
+          <w:szCs w:val="26"/>
+        </w:rPr>
+        <w:t xml:space="preserve">10. </w:t>
+      </w:r>
+      <w:proofErr w:type="spellStart"/>
+      <w:r>
+        <w:rPr>
+          <w:rFonts w:ascii="Times New Roman" w:hAnsi="Times New Roman" w:cs="Times New Roman"/>
+          <w:b/>
+          <w:bCs/>
+          <w:color w:val="4F81BD" w:themeColor="accent1"/>
+          <w:sz w:val="26"/>
+          <w:szCs w:val="26"/>
+        </w:rPr>
+        <w:t>CompanyConstitutions</w:t>
+      </w:r>
+      <w:proofErr w:type="spellEnd"/>
+      <w:r>
+        <w:rPr>
+          <w:rFonts w:ascii="Times New Roman" w:hAnsi="Times New Roman" w:cs="Times New Roman"/>
+          <w:b/>
+          <w:bCs/>
+          <w:color w:val="4F81BD" w:themeColor="accent1"/>
+          <w:sz w:val="26"/>
+          <w:szCs w:val="26"/>
+        </w:rPr>
+        <w:t xml:space="preserve"> (Company Constitution)</w:t>
+      </w:r>
+    </w:p>
+    <w:p>
+      <w:pPr>
+        <w:rPr>
+          <w:rFonts w:ascii="Times New Roman" w:hAnsi="Times New Roman" w:cs="Times New Roman"/>
+        </w:rPr>
+      </w:pPr>
+      <w:r>
+        <w:rPr>
+          <w:rFonts w:ascii="Times New Roman" w:hAnsi="Times New Roman" w:cs="Times New Roman"/>
+        </w:rPr>
+        <w:t>Purpose: Stores company constitution document details.</w:t>
+      </w:r>
+    </w:p>
+    <w:p>
+      <w:pPr>
+        <w:rPr>
+          <w:rFonts w:ascii="Times New Roman" w:hAnsi="Times New Roman" w:cs="Times New Roman"/>
+        </w:rPr>
+      </w:pPr>
+      <w:r>
+        <w:rPr>
+          <w:rFonts w:ascii="Times New Roman" w:hAnsi="Times New Roman" w:cs="Times New Roman"/>
+        </w:rPr>
+        <w:t>Columns:</w:t>
+      </w:r>
+    </w:p>
+    <w:p>
+      <w:pPr>
+        <w:rPr>
+          <w:rFonts w:ascii="Times New Roman" w:hAnsi="Times New Roman" w:cs="Times New Roman"/>
+        </w:rPr>
+      </w:pPr>
+      <w:r>
+        <w:rPr>
+          <w:rFonts w:ascii="Times New Roman" w:hAnsi="Times New Roman" w:cs="Times New Roman"/>
+        </w:rPr>
+        <w:t>Id BIGINT IDENTITY PRIMARY KEY</w:t>
+      </w:r>
+    </w:p>
+    <w:p>
+      <w:pPr>
+        <w:rPr>
+          <w:rFonts w:ascii="Times New Roman" w:hAnsi="Times New Roman" w:cs="Times New Roman"/>
+        </w:rPr>
+      </w:pPr>
+      <w:r>
+        <w:rPr>
+          <w:rFonts w:ascii="Times New Roman" w:hAnsi="Times New Roman" w:cs="Times New Roman"/>
+        </w:rPr>
+        <w:t xml:space="preserve">CompanyId BIGINT NOT NULL FOREIGN KEY REFERENCES </w:t>
+      </w:r>
+      <w:proofErr w:type="spellStart"/>
+      <w:proofErr w:type="gramStart"/>
+      <w:r>
+        <w:rPr>
+          <w:rFonts w:ascii="Times New Roman" w:hAnsi="Times New Roman" w:cs="Times New Roman"/>
+        </w:rPr>
+        <w:t>RegisteredCompanies</w:t>
+      </w:r>
+      <w:proofErr w:type="spellEnd"/>
+      <w:r>
+        <w:rPr>
+          <w:rFonts w:ascii="Times New Roman" w:hAnsi="Times New Roman" w:cs="Times New Roman"/>
+        </w:rPr>
+        <w:t>(</w:t>
+      </w:r>
+      <w:proofErr w:type="gramEnd"/>
+      <w:r>
+        <w:rPr>
+          <w:rFonts w:ascii="Times New Roman" w:hAnsi="Times New Roman" w:cs="Times New Roman"/>
+        </w:rPr>
+        <w:t>Id)</w:t>
+      </w:r>
+    </w:p>
+    <w:p>
+      <w:pPr>
+        <w:rPr>
+          <w:rFonts w:ascii="Times New Roman" w:hAnsi="Times New Roman" w:cs="Times New Roman"/>
+        </w:rPr>
+      </w:pPr>
+      <w:proofErr w:type="spellStart"/>
+      <w:r>
+        <w:rPr>
+          <w:rFonts w:ascii="Times New Roman" w:hAnsi="Times New Roman" w:cs="Times New Roman"/>
+        </w:rPr>
+        <w:t>ConstitutionType</w:t>
+      </w:r>
+      <w:proofErr w:type="spellEnd"/>
+      <w:r>
+        <w:rPr>
+          <w:rFonts w:ascii="Times New Roman" w:hAnsi="Times New Roman" w:cs="Times New Roman"/>
+        </w:rPr>
+        <w:t xml:space="preserve"> </w:t>
+      </w:r>
+      <w:proofErr w:type="gramStart"/>
+      <w:r>
+        <w:rPr>
+          <w:rFonts w:ascii="Times New Roman" w:hAnsi="Times New Roman" w:cs="Times New Roman"/>
+        </w:rPr>
+        <w:t>NVARCHAR(</w:t>
+      </w:r>
+      <w:proofErr w:type="gramEnd"/>
+      <w:r>
+        <w:rPr>
+          <w:rFonts w:ascii="Times New Roman" w:hAnsi="Times New Roman" w:cs="Times New Roman"/>
+        </w:rPr>
+        <w:t>50) NOT NULL (MODEL, CUSTOM)</w:t>
+      </w:r>
+    </w:p>
+    <w:p>
+      <w:pPr>
+        <w:rPr>
+          <w:rFonts w:ascii="Times New Roman" w:hAnsi="Times New Roman" w:cs="Times New Roman"/>
+        </w:rPr>
+      </w:pPr>
+      <w:proofErr w:type="spellStart"/>
+      <w:r>
+        <w:rPr>
+          <w:rFonts w:ascii="Times New Roman" w:hAnsi="Times New Roman" w:cs="Times New Roman"/>
+        </w:rPr>
+        <w:t>ConstitutionFilePath</w:t>
+      </w:r>
+      <w:proofErr w:type="spellEnd"/>
+      <w:r>
+        <w:rPr>
+          <w:rFonts w:ascii="Times New Roman" w:hAnsi="Times New Roman" w:cs="Times New Roman"/>
+        </w:rPr>
+        <w:t xml:space="preserve"> </w:t>
+      </w:r>
+      <w:proofErr w:type="gramStart"/>
+      <w:r>
+        <w:rPr>
+          <w:rFonts w:ascii="Times New Roman" w:hAnsi="Times New Roman" w:cs="Times New Roman"/>
+        </w:rPr>
+        <w:t>NVARCHAR(</w:t>
+      </w:r>
+      <w:proofErr w:type="gramEnd"/>
+      <w:r>
+        <w:rPr>
+          <w:rFonts w:ascii="Times New Roman" w:hAnsi="Times New Roman" w:cs="Times New Roman"/>
+        </w:rPr>
+        <w:t>500) NOT NULL</w:t>
+      </w:r>
+    </w:p>
+    <w:p>
+      <w:pPr>
+        <w:rPr>
+          <w:rFonts w:ascii="Times New Roman" w:hAnsi="Times New Roman" w:cs="Times New Roman"/>
+        </w:rPr>
+      </w:pPr>
+      <w:proofErr w:type="spellStart"/>
+      <w:r>
+        <w:rPr>
+          <w:rFonts w:ascii="Times New Roman" w:hAnsi="Times New Roman" w:cs="Times New Roman"/>
+        </w:rPr>
+        <w:t>UploadedAt</w:t>
+      </w:r>
+      <w:proofErr w:type="spellEnd"/>
+      <w:r>
+        <w:rPr>
+          <w:rFonts w:ascii="Times New Roman" w:hAnsi="Times New Roman" w:cs="Times New Roman"/>
+        </w:rPr>
+        <w:t xml:space="preserve"> DATETIME NOT NULL</w:t>
+      </w:r>
+    </w:p>
+    <w:p>
+      <w:pPr>
+        <w:spacing w:line="360" w:lineRule="auto"/>
+        <w:rPr>
+          <w:rFonts w:ascii="Times New Roman" w:hAnsi="Times New Roman" w:cs="Times New Roman"/>
+        </w:rPr>
+      </w:pPr>
+      <w:r>
+        <w:rPr>
+          <w:rStyle w:val="Strong"/>
+          <w:rFonts w:ascii="Times New Roman" w:hAnsi="Times New Roman" w:cs="Times New Roman"/>
+          <w:b w:val="0"/>
+          <w:color w:val="00B0F0"/>
+          <w:sz w:val="26"/>
+          <w:szCs w:val="26"/>
+          <w14:shadow w14:blurRad="38100" w14:dist="19050" w14:dir="2700000" w14:sx="100000" w14:sy="100000" w14:kx="0" w14:ky="0" w14:algn="tl">
+            <w14:schemeClr w14:val="dk1">
+              <w14:alpha w14:val="60000"/>
+            </w14:schemeClr>
+          </w14:shadow>
+          <w14:textOutline w14:w="0" w14:cap="flat" w14:cmpd="sng" w14:algn="ctr">
+            <w14:noFill/>
+            <w14:prstDash w14:val="solid"/>
+            <w14:round/>
+          </w14:textOutline>
+        </w:rPr>
+        <w:t>11</w:t>
+      </w:r>
+      <w:r>
+        <w:rPr>
+          <w:rStyle w:val="Strong"/>
+          <w:rFonts w:ascii="Times New Roman" w:hAnsi="Times New Roman" w:cs="Times New Roman"/>
+          <w:b w:val="0"/>
+          <w:color w:val="00B0F0"/>
+          <w:sz w:val="26"/>
+          <w:szCs w:val="26"/>
+          <w14:shadow w14:blurRad="38100" w14:dist="19050" w14:dir="2700000" w14:sx="100000" w14:sy="100000" w14:kx="0" w14:ky="0" w14:algn="tl">
+            <w14:schemeClr w14:val="dk1">
+              <w14:alpha w14:val="60000"/>
+            </w14:schemeClr>
+          </w14:shadow>
+          <w14:textOutline w14:w="0" w14:cap="flat" w14:cmpd="sng" w14:algn="ctr">
+            <w14:noFill/>
+            <w14:prstDash w14:val="solid"/>
+            <w14:round/>
+          </w14:textOutline>
+        </w:rPr>
+        <w:t xml:space="preserve">. </w:t>
+      </w:r>
+      <w:proofErr w:type="spellStart"/>
+      <w:r>
+        <w:rPr>
+          <w:rStyle w:val="Strong"/>
+          <w:rFonts w:ascii="Times New Roman" w:hAnsi="Times New Roman" w:cs="Times New Roman"/>
+          <w:b w:val="0"/>
+          <w:color w:val="00B0F0"/>
+          <w:sz w:val="26"/>
+          <w:szCs w:val="26"/>
+          <w14:shadow w14:blurRad="38100" w14:dist="19050" w14:dir="2700000" w14:sx="100000" w14:sy="100000" w14:kx="0" w14:ky="0" w14:algn="tl">
+            <w14:schemeClr w14:val="dk1">
+              <w14:alpha w14:val="60000"/>
+            </w14:schemeClr>
+          </w14:shadow>
+          <w14:textOutline w14:w="0" w14:cap="flat" w14:cmpd="sng" w14:algn="ctr">
+            <w14:noFill/>
+            <w14:prstDash w14:val="solid"/>
+            <w14:round/>
+          </w14:textOutline>
+        </w:rPr>
+        <w:t>EmailConfirmations</w:t>
+      </w:r>
+      <w:proofErr w:type="spellEnd"/>
+      <w:r>
+        <w:rPr>
+          <w:rStyle w:val="Strong"/>
+          <w:rFonts w:ascii="Times New Roman" w:hAnsi="Times New Roman" w:cs="Times New Roman"/>
+          <w:b w:val="0"/>
+          <w:color w:val="00B0F0"/>
+          <w:sz w:val="26"/>
+          <w:szCs w:val="26"/>
+          <w14:shadow w14:blurRad="38100" w14:dist="19050" w14:dir="2700000" w14:sx="100000" w14:sy="100000" w14:kx="0" w14:ky="0" w14:algn="tl">
+            <w14:schemeClr w14:val="dk1">
+              <w14:alpha w14:val="60000"/>
+            </w14:schemeClr>
+          </w14:shadow>
+          <w14:textOutline w14:w="0" w14:cap="flat" w14:cmpd="sng" w14:algn="ctr">
+            <w14:noFill/>
+            <w14:prstDash w14:val="solid"/>
+            <w14:round/>
+          </w14:textOutline>
+        </w:rPr>
+        <w:t xml:space="preserve"> (Email Verification / System Use)</w:t>
+      </w:r>
+      <w:r>
+        <w:rPr>
+          <w:color w:val="00B0F0"/>
+          <w14:shadow w14:blurRad="38100" w14:dist="19050" w14:dir="2700000" w14:sx="100000" w14:sy="100000" w14:kx="0" w14:ky="0" w14:algn="tl">
+            <w14:schemeClr w14:val="dk1">
+              <w14:alpha w14:val="60000"/>
+            </w14:schemeClr>
+          </w14:shadow>
+          <w14:textOutline w14:w="0" w14:cap="flat" w14:cmpd="sng" w14:algn="ctr">
+            <w14:noFill/>
+            <w14:prstDash w14:val="solid"/>
+            <w14:round/>
+          </w14:textOutline>
+        </w:rPr>
+        <w:br/>
+      </w:r>
+      <w:r>
+        <w:rPr>
+          <w:rStyle w:val="Strong"/>
+          <w:rFonts w:ascii="Times New Roman" w:hAnsi="Times New Roman" w:cs="Times New Roman"/>
+        </w:rPr>
+        <w:t>Purpose:</w:t>
+      </w:r>
+      <w:r>
+        <w:rPr>
+          <w:rFonts w:ascii="Times New Roman" w:hAnsi="Times New Roman" w:cs="Times New Roman"/>
+        </w:rPr>
+        <w:t xml:space="preserve"> Stores email confirmation status for each company applicant.</w:t>
+      </w:r>
+      <w:r>
+        <w:rPr>
+          <w:rFonts w:ascii="Times New Roman" w:hAnsi="Times New Roman" w:cs="Times New Roman"/>
+        </w:rPr>
+        <w:br/>
+      </w:r>
+      <w:r>
+        <w:rPr>
+          <w:rStyle w:val="Strong"/>
+          <w:rFonts w:ascii="Times New Roman" w:hAnsi="Times New Roman" w:cs="Times New Roman"/>
+        </w:rPr>
+        <w:t>Columns:</w:t>
+      </w:r>
+      <w:r>
+        <w:rPr>
+          <w:rFonts w:ascii="Times New Roman" w:hAnsi="Times New Roman" w:cs="Times New Roman"/>
+        </w:rPr>
+        <w:br/>
+        <w:t>Id BIGINT IDENTITY PRIMARY KEY</w:t>
+      </w:r>
+      <w:r>
+        <w:rPr>
+          <w:rFonts w:ascii="Times New Roman" w:hAnsi="Times New Roman" w:cs="Times New Roman"/>
+        </w:rPr>
+        <w:br/>
+      </w:r>
+      <w:proofErr w:type="spellStart"/>
+      <w:r>
+        <w:rPr>
+          <w:rFonts w:ascii="Times New Roman" w:hAnsi="Times New Roman" w:cs="Times New Roman"/>
+        </w:rPr>
+        <w:t>CompanyApplicantId</w:t>
+      </w:r>
+      <w:proofErr w:type="spellEnd"/>
+      <w:r>
+        <w:rPr>
+          <w:rFonts w:ascii="Times New Roman" w:hAnsi="Times New Roman" w:cs="Times New Roman"/>
+        </w:rPr>
+        <w:t xml:space="preserve"> BIGINT NOT NULL UNIQUE FOREIGN KEY REFERENCES </w:t>
+      </w:r>
+      <w:proofErr w:type="gramStart"/>
+      <w:r>
+        <w:rPr>
+          <w:rFonts w:ascii="Times New Roman" w:hAnsi="Times New Roman" w:cs="Times New Roman"/>
+        </w:rPr>
+        <w:t>CompanyApplicants</w:t>
+      </w:r>
+      <w:r>
+        <w:rPr>
+          <w:rFonts w:ascii="Times New Roman" w:hAnsi="Times New Roman" w:cs="Times New Roman"/>
+        </w:rPr>
+        <w:t>(</w:t>
+      </w:r>
+      <w:proofErr w:type="gramEnd"/>
+      <w:r>
+        <w:rPr>
+          <w:rFonts w:ascii="Times New Roman" w:hAnsi="Times New Roman" w:cs="Times New Roman"/>
+        </w:rPr>
+        <w:t>Id)</w:t>
+      </w:r>
+      <w:r>
+        <w:rPr>
+          <w:rFonts w:ascii="Times New Roman" w:hAnsi="Times New Roman" w:cs="Times New Roman"/>
+        </w:rPr>
+        <w:br/>
+      </w:r>
+      <w:proofErr w:type="spellStart"/>
+      <w:r>
+        <w:rPr>
+          <w:rFonts w:ascii="Times New Roman" w:hAnsi="Times New Roman" w:cs="Times New Roman"/>
+        </w:rPr>
+        <w:t>EmailConfirmed</w:t>
+      </w:r>
+      <w:proofErr w:type="spellEnd"/>
+      <w:r>
+        <w:rPr>
+          <w:rFonts w:ascii="Times New Roman" w:hAnsi="Times New Roman" w:cs="Times New Roman"/>
+        </w:rPr>
+        <w:t xml:space="preserve"> BIT NOT NULL DEFAULT 0 — Email confirm status</w:t>
+      </w:r>
+      <w:r>
+        <w:rPr>
+          <w:rFonts w:ascii="Times New Roman" w:hAnsi="Times New Roman" w:cs="Times New Roman"/>
+        </w:rPr>
+        <w:br/>
+      </w:r>
+      <w:proofErr w:type="spellStart"/>
+      <w:r>
+        <w:rPr>
+          <w:rFonts w:ascii="Times New Roman" w:hAnsi="Times New Roman" w:cs="Times New Roman"/>
+        </w:rPr>
+        <w:t>ConfirmedAt</w:t>
+      </w:r>
+      <w:proofErr w:type="spellEnd"/>
+      <w:r>
+        <w:rPr>
+          <w:rFonts w:ascii="Times New Roman" w:hAnsi="Times New Roman" w:cs="Times New Roman"/>
+        </w:rPr>
+        <w:t xml:space="preserve"> DATETIME NULL — When email was confirmed</w:t>
+      </w:r>
+    </w:p>
+    <w:p>
+      <w:pPr>
+        <w:spacing w:line="360" w:lineRule="auto"/>
+        <w:rPr>
+          <w:rFonts w:ascii="Times New Roman" w:hAnsi="Times New Roman" w:cs="Times New Roman"/>
+          <w:bCs/>
+          <w:color w:val="00B0F0"/>
+          <w14:shadow w14:blurRad="38100" w14:dist="19050" w14:dir="2700000" w14:sx="100000" w14:sy="100000" w14:kx="0" w14:ky="0" w14:algn="tl">
+            <w14:schemeClr w14:val="dk1">
+              <w14:alpha w14:val="60000"/>
+            </w14:schemeClr>
+          </w14:shadow>
+          <w14:textOutline w14:w="0" w14:cap="flat" w14:cmpd="sng" w14:algn="ctr">
+            <w14:noFill/>
+            <w14:prstDash w14:val="solid"/>
+            <w14:round/>
+          </w14:textOutline>
+        </w:rPr>
+      </w:pPr>
+      <w:r>
+        <w:rPr>
+          <w:rStyle w:val="Strong"/>
+          <w:rFonts w:ascii="Times New Roman" w:hAnsi="Times New Roman" w:cs="Times New Roman"/>
+          <w:color w:val="00B0F0"/>
+          <w:sz w:val="26"/>
+          <w:szCs w:val="26"/>
+        </w:rPr>
+        <w:lastRenderedPageBreak/>
+        <w:t>11.</w:t>
+      </w:r>
+      <w:r>
+        <w:rPr>
+          <w:rStyle w:val="Strong"/>
+          <w:rFonts w:ascii="Times New Roman" w:hAnsi="Times New Roman" w:cs="Times New Roman"/>
+          <w:color w:val="00B0F0"/>
+          <w:sz w:val="26"/>
+          <w:szCs w:val="26"/>
+        </w:rPr>
+        <w:t>EmailConfirmationTokens (Email Verification Tokens / System Use)</w:t>
+      </w:r>
+      <w:r>
+        <w:rPr>
+          <w:rFonts w:ascii="Times New Roman" w:hAnsi="Times New Roman" w:cs="Times New Roman"/>
+        </w:rPr>
+        <w:br/>
+      </w:r>
+      <w:r>
+        <w:rPr>
+          <w:rStyle w:val="Strong"/>
+          <w:rFonts w:ascii="Times New Roman" w:hAnsi="Times New Roman" w:cs="Times New Roman"/>
+        </w:rPr>
+        <w:t>Purpose:</w:t>
+      </w:r>
+      <w:r>
+        <w:rPr>
+          <w:rFonts w:ascii="Times New Roman" w:hAnsi="Times New Roman" w:cs="Times New Roman"/>
+        </w:rPr>
+        <w:t xml:space="preserve"> Stores tokens for confirming applicant emails.</w:t>
+      </w:r>
+      <w:r>
+        <w:rPr>
+          <w:rFonts w:ascii="Times New Roman" w:hAnsi="Times New Roman" w:cs="Times New Roman"/>
+        </w:rPr>
+        <w:br/>
+      </w:r>
+      <w:r>
+        <w:rPr>
+          <w:rStyle w:val="Strong"/>
+          <w:rFonts w:ascii="Times New Roman" w:hAnsi="Times New Roman" w:cs="Times New Roman"/>
+        </w:rPr>
+        <w:t>Columns:</w:t>
+      </w:r>
+      <w:r>
+        <w:rPr>
+          <w:rFonts w:ascii="Times New Roman" w:hAnsi="Times New Roman" w:cs="Times New Roman"/>
+        </w:rPr>
+        <w:br/>
+        <w:t>Id BIGINT IDENTITY PRIMARY KEY</w:t>
+      </w:r>
+      <w:r>
+        <w:rPr>
+          <w:rFonts w:ascii="Times New Roman" w:hAnsi="Times New Roman" w:cs="Times New Roman"/>
+        </w:rPr>
+        <w:br/>
+      </w:r>
+      <w:proofErr w:type="spellStart"/>
+      <w:r>
+        <w:rPr>
+          <w:rFonts w:ascii="Times New Roman" w:hAnsi="Times New Roman" w:cs="Times New Roman"/>
+        </w:rPr>
+        <w:t>EmailConfirmationId</w:t>
+      </w:r>
+      <w:proofErr w:type="spellEnd"/>
+      <w:r>
+        <w:rPr>
+          <w:rFonts w:ascii="Times New Roman" w:hAnsi="Times New Roman" w:cs="Times New Roman"/>
+        </w:rPr>
+        <w:t xml:space="preserve"> BIGINT NOT NULL</w:t>
+      </w:r>
+      <w:r>
+        <w:rPr>
+          <w:rFonts w:ascii="Times New Roman" w:hAnsi="Times New Roman" w:cs="Times New Roman"/>
+        </w:rPr>
+        <w:t xml:space="preserve"> </w:t>
+      </w:r>
+      <w:r>
+        <w:rPr>
+          <w:rFonts w:ascii="Times New Roman" w:hAnsi="Times New Roman" w:cs="Times New Roman"/>
+        </w:rPr>
+        <w:t xml:space="preserve">FOREIGN KEY REFERENCES </w:t>
+      </w:r>
+      <w:proofErr w:type="spellStart"/>
+      <w:r>
+        <w:rPr>
+          <w:rFonts w:ascii="Times New Roman" w:hAnsi="Times New Roman" w:cs="Times New Roman"/>
+        </w:rPr>
+        <w:t>EmailConfirmations</w:t>
+      </w:r>
+      <w:proofErr w:type="spellEnd"/>
+      <w:r>
+        <w:rPr>
+          <w:rFonts w:ascii="Times New Roman" w:hAnsi="Times New Roman" w:cs="Times New Roman"/>
+        </w:rPr>
+        <w:t>(Id)</w:t>
+      </w:r>
+      <w:r>
+        <w:rPr>
+          <w:rFonts w:ascii="Times New Roman" w:hAnsi="Times New Roman" w:cs="Times New Roman"/>
+        </w:rPr>
+        <w:br/>
+      </w:r>
+      <w:bookmarkStart w:id="0" w:name="_GoBack"/>
+      <w:bookmarkEnd w:id="0"/>
+      <w:proofErr w:type="spellStart"/>
+      <w:r>
+        <w:rPr>
+          <w:rFonts w:ascii="Times New Roman" w:hAnsi="Times New Roman" w:cs="Times New Roman"/>
+        </w:rPr>
+        <w:t>EmailToken</w:t>
+      </w:r>
+      <w:proofErr w:type="spellEnd"/>
+      <w:r>
+        <w:rPr>
+          <w:rFonts w:ascii="Times New Roman" w:hAnsi="Times New Roman" w:cs="Times New Roman"/>
+        </w:rPr>
+        <w:t xml:space="preserve"> NVARCHAR(255) NOT NULL — Token value</w:t>
+      </w:r>
+      <w:r>
+        <w:rPr>
+          <w:rFonts w:ascii="Times New Roman" w:hAnsi="Times New Roman" w:cs="Times New Roman"/>
+        </w:rPr>
+        <w:br/>
+      </w:r>
+      <w:proofErr w:type="spellStart"/>
+      <w:r>
+        <w:rPr>
+          <w:rFonts w:ascii="Times New Roman" w:hAnsi="Times New Roman" w:cs="Times New Roman"/>
+        </w:rPr>
+        <w:t>ExpireAt</w:t>
+      </w:r>
+      <w:proofErr w:type="spellEnd"/>
+      <w:r>
+        <w:rPr>
+          <w:rFonts w:ascii="Times New Roman" w:hAnsi="Times New Roman" w:cs="Times New Roman"/>
+        </w:rPr>
+        <w:t xml:space="preserve"> DATETIME NOT NULL — Token expiration</w:t>
+      </w:r>
+      <w:r>
+        <w:rPr>
+          <w:rFonts w:ascii="Times New Roman" w:hAnsi="Times New Roman" w:cs="Times New Roman"/>
+        </w:rPr>
+        <w:br/>
+      </w:r>
+      <w:proofErr w:type="spellStart"/>
+      <w:r>
+        <w:rPr>
+          <w:rFonts w:ascii="Times New Roman" w:hAnsi="Times New Roman" w:cs="Times New Roman"/>
+        </w:rPr>
+        <w:t>ResendCount</w:t>
+      </w:r>
+      <w:proofErr w:type="spellEnd"/>
+      <w:r>
+        <w:rPr>
+          <w:rFonts w:ascii="Times New Roman" w:hAnsi="Times New Roman" w:cs="Times New Roman"/>
+        </w:rPr>
+        <w:t xml:space="preserve"> INT NOT NULL DEFAULT 0 — How many times token resent</w:t>
+      </w:r>
+      <w:r>
+        <w:rPr>
+          <w:rFonts w:ascii="Times New Roman" w:hAnsi="Times New Roman" w:cs="Times New Roman"/>
+        </w:rPr>
+        <w:br/>
+      </w:r>
+      <w:proofErr w:type="spellStart"/>
+      <w:r>
+        <w:rPr>
+          <w:rFonts w:ascii="Times New Roman" w:hAnsi="Times New Roman" w:cs="Times New Roman"/>
+        </w:rPr>
+        <w:t>CreatedAt</w:t>
+      </w:r>
+      <w:proofErr w:type="spellEnd"/>
+      <w:r>
+        <w:rPr>
+          <w:rFonts w:ascii="Times New Roman" w:hAnsi="Times New Roman" w:cs="Times New Roman"/>
+        </w:rPr>
+        <w:t xml:space="preserve"> DATETIME NOT NULL DEFAULT GETDATE()</w:t>
+      </w:r>
+    </w:p>
+    <w:p>
+      <w:pPr>
+        <w:rPr>
+          <w:rFonts w:ascii="Times New Roman" w:hAnsi="Times New Roman" w:cs="Times New Roman"/>
+        </w:rPr>
+      </w:pPr>
     </w:p>
     <w:p>
       <w:pPr>
@@ -1621,7 +3435,7 @@
 </file>
 
 <file path=word/numbering.xml><?xml version="1.0" encoding="utf-8"?>
-<w:numbering xmlns:wpc="http://schemas.microsoft.com/office/word/2010/wordprocessingCanvas" xmlns:cx="http://schemas.microsoft.com/office/drawing/2014/chartex" xmlns:cx1="http://schemas.microsoft.com/office/drawing/2015/9/8/chartex" xmlns:cx2="http://schemas.microsoft.com/office/drawing/2015/10/21/chartex" xmlns:cx3="http://schemas.microsoft.com/office/drawing/2016/5/9/chartex" xmlns:cx4="http://schemas.microsoft.com/office/drawing/2016/5/10/chartex" xmlns:cx5="http://schemas.microsoft.com/office/drawing/2016/5/11/chartex" xmlns:cx6="http://schemas.microsoft.com/office/drawing/2016/5/12/chartex" xmlns:cx7="http://schemas.microsoft.com/office/drawing/2016/5/13/chartex" xmlns:cx8="http://schemas.microsoft.com/office/drawing/2016/5/14/chartex" xmlns:mc="http://schemas.openxmlformats.org/markup-compatibility/2006" xmlns:aink="http://schemas.microsoft.com/office/drawing/2016/ink" xmlns:am3d="http://schemas.microsoft.com/office/drawing/2017/model3d" xmlns:o="urn:schemas-microsoft-com:office:office" xmlns:oel="http://schemas.microsoft.com/office/2019/extlst" xmlns:r="http://schemas.openxmlformats.org/officeDocument/2006/relationships" xmlns:m="http://schemas.openxmlformats.org/officeDocument/2006/math" xmlns:v="urn:schemas-microsoft-com:vml" xmlns:wp14="http://schemas.microsoft.com/office/word/2010/wordprocessingDrawing" xmlns:wp="http://schemas.openxmlformats.org/drawingml/2006/wordprocessingDrawing" xmlns:w10="urn:schemas-microsoft-com:office:word" xmlns:w="http://schemas.openxmlformats.org/wordprocessingml/2006/main" xmlns:w14="http://schemas.microsoft.com/office/word/2010/wordml" xmlns:w15="http://schemas.microsoft.com/office/word/2012/wordml" xmlns:w16cex="http://schemas.microsoft.com/office/word/2018/wordml/cex" xmlns:w16cid="http://schemas.microsoft.com/office/word/2016/wordml/cid" xmlns:w16="http://schemas.microsoft.com/office/word/2018/wordml" xmlns:w16du="http://schemas.microsoft.com/office/word/2023/wordml/word16du" xmlns:w16sdtdh="http://schemas.microsoft.com/office/word/2020/wordml/sdtdatahash" xmlns:w16sdtfl="http://schemas.microsoft.com/office/word/2024/wordml/sdtformatlock" xmlns:w16se="http://schemas.microsoft.com/office/word/2015/wordml/symex" xmlns:wpg="http://schemas.microsoft.com/office/word/2010/wordprocessingGroup" xmlns:wpi="http://schemas.microsoft.com/office/word/2010/wordprocessingInk" xmlns:wne="http://schemas.microsoft.com/office/word/2006/wordml" xmlns:wps="http://schemas.microsoft.com/office/word/2010/wordprocessingShape" mc:Ignorable="w14 w15 w16se w16cid w16 w16cex w16sdtdh w16sdtfl w16du wp14">
+<w:numbering xmlns:wpc="http://schemas.microsoft.com/office/word/2010/wordprocessingCanvas" xmlns:cx="http://schemas.microsoft.com/office/drawing/2014/chartex" xmlns:cx1="http://schemas.microsoft.com/office/drawing/2015/9/8/chartex" xmlns:cx2="http://schemas.microsoft.com/office/drawing/2015/10/21/chartex" xmlns:cx3="http://schemas.microsoft.com/office/drawing/2016/5/9/chartex" xmlns:cx4="http://schemas.microsoft.com/office/drawing/2016/5/10/chartex" xmlns:cx5="http://schemas.microsoft.com/office/drawing/2016/5/11/chartex" xmlns:cx6="http://schemas.microsoft.com/office/drawing/2016/5/12/chartex" xmlns:cx7="http://schemas.microsoft.com/office/drawing/2016/5/13/chartex" xmlns:cx8="http://schemas.microsoft.com/office/drawing/2016/5/14/chartex" xmlns:mc="http://schemas.openxmlformats.org/markup-compatibility/2006" xmlns:aink="http://schemas.microsoft.com/office/drawing/2016/ink" xmlns:am3d="http://schemas.microsoft.com/office/drawing/2017/model3d" xmlns:o="urn:schemas-microsoft-com:office:office" xmlns:r="http://schemas.openxmlformats.org/officeDocument/2006/relationships" xmlns:m="http://schemas.openxmlformats.org/officeDocument/2006/math" xmlns:v="urn:schemas-microsoft-com:vml" xmlns:wp14="http://schemas.microsoft.com/office/word/2010/wordprocessingDrawing" xmlns:wp="http://schemas.openxmlformats.org/drawingml/2006/wordprocessingDrawing" xmlns:w10="urn:schemas-microsoft-com:office:word" xmlns:w="http://schemas.openxmlformats.org/wordprocessingml/2006/main" xmlns:w14="http://schemas.microsoft.com/office/word/2010/wordml" xmlns:w15="http://schemas.microsoft.com/office/word/2012/wordml" xmlns:w16cid="http://schemas.microsoft.com/office/word/2016/wordml/cid" xmlns:w16se="http://schemas.microsoft.com/office/word/2015/wordml/symex" xmlns:wpg="http://schemas.microsoft.com/office/word/2010/wordprocessingGroup" xmlns:wpi="http://schemas.microsoft.com/office/word/2010/wordprocessingInk" xmlns:wne="http://schemas.microsoft.com/office/word/2006/wordml" xmlns:wps="http://schemas.microsoft.com/office/word/2010/wordprocessingShape" mc:Ignorable="w14 w15 w16se w16cid wp14">
   <w:abstractNum w:abstractNumId="0" w15:restartNumberingAfterBreak="0">
     <w:nsid w:val="FFFFFF7C"/>
     <w:multiLevelType w:val="singleLevel"/>
@@ -1793,38 +3607,38 @@
       </w:rPr>
     </w:lvl>
   </w:abstractNum>
-  <w:num w:numId="1" w16cid:durableId="1381631413">
+  <w:num w:numId="1">
     <w:abstractNumId w:val="8"/>
   </w:num>
-  <w:num w:numId="2" w16cid:durableId="312416445">
+  <w:num w:numId="2">
     <w:abstractNumId w:val="6"/>
   </w:num>
-  <w:num w:numId="3" w16cid:durableId="1757168101">
+  <w:num w:numId="3">
     <w:abstractNumId w:val="5"/>
   </w:num>
-  <w:num w:numId="4" w16cid:durableId="2145459976">
+  <w:num w:numId="4">
     <w:abstractNumId w:val="4"/>
   </w:num>
-  <w:num w:numId="5" w16cid:durableId="722600061">
+  <w:num w:numId="5">
     <w:abstractNumId w:val="7"/>
   </w:num>
-  <w:num w:numId="6" w16cid:durableId="1632399495">
+  <w:num w:numId="6">
     <w:abstractNumId w:val="3"/>
   </w:num>
-  <w:num w:numId="7" w16cid:durableId="876699380">
+  <w:num w:numId="7">
     <w:abstractNumId w:val="2"/>
   </w:num>
-  <w:num w:numId="8" w16cid:durableId="726152099">
+  <w:num w:numId="8">
     <w:abstractNumId w:val="1"/>
   </w:num>
-  <w:num w:numId="9" w16cid:durableId="800609379">
+  <w:num w:numId="9">
     <w:abstractNumId w:val="0"/>
   </w:num>
 </w:numbering>
 </file>
 
 <file path=word/styles.xml><?xml version="1.0" encoding="utf-8"?>
-<w:styles xmlns:mc="http://schemas.openxmlformats.org/markup-compatibility/2006" xmlns:r="http://schemas.openxmlformats.org/officeDocument/2006/relationships" xmlns:w="http://schemas.openxmlformats.org/wordprocessingml/2006/main" xmlns:w14="http://schemas.microsoft.com/office/word/2010/wordml" xmlns:w15="http://schemas.microsoft.com/office/word/2012/wordml" xmlns:w16cex="http://schemas.microsoft.com/office/word/2018/wordml/cex" xmlns:w16cid="http://schemas.microsoft.com/office/word/2016/wordml/cid" xmlns:w16="http://schemas.microsoft.com/office/word/2018/wordml" xmlns:w16du="http://schemas.microsoft.com/office/word/2023/wordml/word16du" xmlns:w16sdtdh="http://schemas.microsoft.com/office/word/2020/wordml/sdtdatahash" xmlns:w16sdtfl="http://schemas.microsoft.com/office/word/2024/wordml/sdtformatlock" xmlns:w16se="http://schemas.microsoft.com/office/word/2015/wordml/symex" mc:Ignorable="w14 w15 w16se w16cid w16 w16cex w16sdtdh w16sdtfl w16du">
+<w:styles xmlns:mc="http://schemas.openxmlformats.org/markup-compatibility/2006" xmlns:r="http://schemas.openxmlformats.org/officeDocument/2006/relationships" xmlns:w="http://schemas.openxmlformats.org/wordprocessingml/2006/main" xmlns:w14="http://schemas.microsoft.com/office/word/2010/wordml" xmlns:w15="http://schemas.microsoft.com/office/word/2012/wordml" xmlns:w16cid="http://schemas.microsoft.com/office/word/2016/wordml/cid" xmlns:w16se="http://schemas.microsoft.com/office/word/2015/wordml/symex" mc:Ignorable="w14 w15 w16se w16cid">
   <w:docDefaults>
     <w:rPrDefault>
       <w:rPr>
@@ -1840,7 +3654,7 @@
       </w:pPr>
     </w:pPrDefault>
   </w:docDefaults>
-  <w:latentStyles w:defLockedState="0" w:defUIPriority="99" w:defSemiHidden="0" w:defUnhideWhenUsed="0" w:defQFormat="0" w:count="376">
+  <w:latentStyles w:defLockedState="0" w:defUIPriority="99" w:defSemiHidden="0" w:defUnhideWhenUsed="0" w:defQFormat="0" w:count="375">
     <w:lsdException w:name="Normal" w:uiPriority="0" w:qFormat="1"/>
     <w:lsdException w:name="heading 1" w:uiPriority="9" w:qFormat="1"/>
     <w:lsdException w:name="heading 2" w:semiHidden="1" w:uiPriority="9" w:unhideWhenUsed="1" w:qFormat="1"/>
@@ -2207,7 +4021,6 @@
     <w:lsdException w:name="Smart Hyperlink" w:semiHidden="1" w:unhideWhenUsed="1"/>
     <w:lsdException w:name="Hashtag" w:semiHidden="1" w:unhideWhenUsed="1"/>
     <w:lsdException w:name="Unresolved Mention" w:semiHidden="1" w:unhideWhenUsed="1"/>
-    <w:lsdException w:name="Smart Link" w:semiHidden="1" w:unhideWhenUsed="1"/>
   </w:latentStyles>
   <w:style w:type="paragraph" w:default="1" w:styleId="Normal">
     <w:name w:val="Normal"/>
@@ -13202,6 +15015,23 @@
         <w:shd w:val="clear" w:color="auto" w:fill="FBCAA2" w:themeFill="accent6" w:themeFillTint="7F"/>
       </w:tcPr>
     </w:tblStylePr>
+  </w:style>
+  <w:style w:type="paragraph" w:styleId="NormalWeb">
+    <w:name w:val="Normal (Web)"/>
+    <w:basedOn w:val="Normal"/>
+    <w:uiPriority w:val="99"/>
+    <w:semiHidden/>
+    <w:unhideWhenUsed/>
+    <w:rsid w:val="008C130E"/>
+    <w:pPr>
+      <w:spacing w:before="100" w:beforeAutospacing="1" w:after="100" w:afterAutospacing="1" w:line="240" w:lineRule="auto"/>
+    </w:pPr>
+    <w:rPr>
+      <w:rFonts w:ascii="Times New Roman" w:eastAsia="Times New Roman" w:hAnsi="Times New Roman" w:cs="Times New Roman"/>
+      <w:sz w:val="24"/>
+      <w:szCs w:val="24"/>
+      <w:lang w:bidi="my-MM"/>
+    </w:rPr>
   </w:style>
 </w:styles>
 </file>
@@ -13531,7 +15361,7 @@
 </file>
 
 <file path=customXml/itemProps1.xml><?xml version="1.0" encoding="utf-8"?>
-<ds:datastoreItem xmlns:ds="http://schemas.openxmlformats.org/officeDocument/2006/customXml" ds:itemID="{EE413484-D247-456D-98BC-B937F1D845D6}">
+<ds:datastoreItem xmlns:ds="http://schemas.openxmlformats.org/officeDocument/2006/customXml" ds:itemID="{EBC45C89-3410-46C9-AB41-4CD62D249001}">
   <ds:schemaRefs>
     <ds:schemaRef ds:uri="http://schemas.openxmlformats.org/officeDocument/2006/bibliography"/>
   </ds:schemaRefs>

--- a/Company_Registration_System_Industry_DB_Design.docx
+++ b/Company_Registration_System_Industry_DB_Design.docx
@@ -892,6 +892,39 @@
           <w:rFonts w:ascii="Times New Roman" w:hAnsi="Times New Roman" w:cs="Times New Roman"/>
         </w:rPr>
       </w:pPr>
+      <w:r>
+        <w:rPr>
+          <w:rFonts w:ascii="Times New Roman" w:hAnsi="Times New Roman" w:cs="Times New Roman"/>
+        </w:rPr>
+        <w:t xml:space="preserve">UserId </w:t>
+      </w:r>
+      <w:r>
+        <w:rPr>
+          <w:rFonts w:ascii="Times New Roman" w:hAnsi="Times New Roman" w:cs="Times New Roman"/>
+        </w:rPr>
+        <w:t xml:space="preserve">BIGINT NOT NULL FOREIGN KEY REFERENCES </w:t>
+      </w:r>
+      <w:r>
+        <w:rPr>
+          <w:rFonts w:ascii="Times New Roman" w:hAnsi="Times New Roman" w:cs="Times New Roman"/>
+        </w:rPr>
+        <w:t>SystemUsers</w:t>
+      </w:r>
+      <w:bookmarkStart w:id="0" w:name="_GoBack"/>
+      <w:bookmarkEnd w:id="0"/>
+      <w:r>
+        <w:rPr>
+          <w:rFonts w:ascii="Times New Roman" w:hAnsi="Times New Roman" w:cs="Times New Roman"/>
+        </w:rPr>
+        <w:t>(Id)</w:t>
+      </w:r>
+    </w:p>
+    <w:p>
+      <w:pPr>
+        <w:rPr>
+          <w:rFonts w:ascii="Times New Roman" w:hAnsi="Times New Roman" w:cs="Times New Roman"/>
+        </w:rPr>
+      </w:pPr>
       <w:proofErr w:type="spellStart"/>
       <w:r>
         <w:rPr>
@@ -1277,7 +1310,6 @@
           <w:sz w:val="26"/>
           <w:szCs w:val="26"/>
         </w:rPr>
-        <w:lastRenderedPageBreak/>
         <w:t xml:space="preserve">5. </w:t>
       </w:r>
       <w:proofErr w:type="spellStart"/>
@@ -1860,7 +1892,6 @@
           <w:sz w:val="26"/>
           <w:szCs w:val="26"/>
         </w:rPr>
-        <w:lastRenderedPageBreak/>
         <w:t>7. CompanyShareCapital (Share Capital Structure)</w:t>
       </w:r>
     </w:p>
@@ -2505,7 +2536,6 @@
           <w:sz w:val="26"/>
           <w:szCs w:val="26"/>
         </w:rPr>
-        <w:lastRenderedPageBreak/>
         <w:t xml:space="preserve">9. </w:t>
       </w:r>
       <w:proofErr w:type="spellStart"/>
@@ -3146,13 +3176,7 @@
         <w:rPr>
           <w:rFonts w:ascii="Times New Roman" w:hAnsi="Times New Roman" w:cs="Times New Roman"/>
         </w:rPr>
-        <w:t>CompanyApplicants</w:t>
-      </w:r>
-      <w:r>
-        <w:rPr>
-          <w:rFonts w:ascii="Times New Roman" w:hAnsi="Times New Roman" w:cs="Times New Roman"/>
-        </w:rPr>
-        <w:t>(</w:t>
+        <w:t>CompanyApplicants(</w:t>
       </w:r>
       <w:proofErr w:type="gramEnd"/>
       <w:r>
@@ -3172,6 +3196,7 @@
         <w:rPr>
           <w:rFonts w:ascii="Times New Roman" w:hAnsi="Times New Roman" w:cs="Times New Roman"/>
         </w:rPr>
+        <w:lastRenderedPageBreak/>
         <w:t>EmailConfirmed</w:t>
       </w:r>
       <w:proofErr w:type="spellEnd"/>
@@ -3229,18 +3254,7 @@
           <w:sz w:val="26"/>
           <w:szCs w:val="26"/>
         </w:rPr>
-        <w:lastRenderedPageBreak/>
-        <w:t>11.</w:t>
-      </w:r>
-      <w:r>
-        <w:rPr>
-          <w:rStyle w:val="Strong"/>
-          <w:rFonts w:ascii="Times New Roman" w:hAnsi="Times New Roman" w:cs="Times New Roman"/>
-          <w:color w:val="00B0F0"/>
-          <w:sz w:val="26"/>
-          <w:szCs w:val="26"/>
-        </w:rPr>
-        <w:t>EmailConfirmationTokens (Email Verification Tokens / System Use)</w:t>
+        <w:t>11.EmailConfirmationTokens (Email Verification Tokens / System Use)</w:t>
       </w:r>
       <w:r>
         <w:rPr>
@@ -3333,8 +3347,6 @@
         </w:rPr>
         <w:br/>
       </w:r>
-      <w:bookmarkStart w:id="0" w:name="_GoBack"/>
-      <w:bookmarkEnd w:id="0"/>
       <w:proofErr w:type="spellStart"/>
       <w:r>
         <w:rPr>
@@ -15361,7 +15373,7 @@
 </file>
 
 <file path=customXml/itemProps1.xml><?xml version="1.0" encoding="utf-8"?>
-<ds:datastoreItem xmlns:ds="http://schemas.openxmlformats.org/officeDocument/2006/customXml" ds:itemID="{EBC45C89-3410-46C9-AB41-4CD62D249001}">
+<ds:datastoreItem xmlns:ds="http://schemas.openxmlformats.org/officeDocument/2006/customXml" ds:itemID="{84AFDDE2-075D-4D88-9BF5-FDBF3DAF96A5}">
   <ds:schemaRefs>
     <ds:schemaRef ds:uri="http://schemas.openxmlformats.org/officeDocument/2006/bibliography"/>
   </ds:schemaRefs>

--- a/Company_Registration_System_Industry_DB_Design.docx
+++ b/Company_Registration_System_Industry_DB_Design.docx
@@ -188,33 +188,61 @@
           <w:rFonts w:ascii="Times New Roman" w:hAnsi="Times New Roman" w:cs="Times New Roman"/>
         </w:rPr>
       </w:pPr>
-      <w:proofErr w:type="spellStart"/>
-      <w:r>
-        <w:rPr>
-          <w:rFonts w:ascii="Times New Roman" w:hAnsi="Times New Roman" w:cs="Times New Roman"/>
-        </w:rPr>
-        <w:t>UserRole</w:t>
-      </w:r>
-      <w:proofErr w:type="spellEnd"/>
+      <w:r>
+        <w:rPr>
+          <w:rFonts w:ascii="Times New Roman" w:hAnsi="Times New Roman" w:cs="Times New Roman"/>
+        </w:rPr>
+        <w:t>Role</w:t>
+      </w:r>
+      <w:r>
+        <w:rPr>
+          <w:rFonts w:ascii="Times New Roman" w:hAnsi="Times New Roman" w:cs="Times New Roman"/>
+        </w:rPr>
+        <w:t>Id</w:t>
+      </w:r>
       <w:r>
         <w:rPr>
           <w:rFonts w:ascii="Times New Roman" w:hAnsi="Times New Roman" w:cs="Times New Roman"/>
         </w:rPr>
         <w:t xml:space="preserve"> </w:t>
       </w:r>
+      <w:r>
+        <w:rPr>
+          <w:rFonts w:ascii="Times New Roman" w:hAnsi="Times New Roman" w:cs="Times New Roman"/>
+        </w:rPr>
+        <w:t>int</w:t>
+      </w:r>
+      <w:r>
+        <w:rPr>
+          <w:rFonts w:ascii="Times New Roman" w:hAnsi="Times New Roman" w:cs="Times New Roman"/>
+        </w:rPr>
+        <w:t xml:space="preserve"> NOT NULL </w:t>
+      </w:r>
+      <w:r>
+        <w:rPr>
+          <w:rFonts w:ascii="Times New Roman" w:hAnsi="Times New Roman" w:cs="Times New Roman"/>
+        </w:rPr>
+        <w:t xml:space="preserve">FOREIGN KEY REFERENCES </w:t>
+      </w:r>
       <w:proofErr w:type="gramStart"/>
       <w:r>
         <w:rPr>
           <w:rFonts w:ascii="Times New Roman" w:hAnsi="Times New Roman" w:cs="Times New Roman"/>
         </w:rPr>
-        <w:t>NVARCHAR(</w:t>
+        <w:t>Roles</w:t>
+      </w:r>
+      <w:r>
+        <w:rPr>
+          <w:rFonts w:ascii="Times New Roman" w:hAnsi="Times New Roman" w:cs="Times New Roman"/>
+        </w:rPr>
+        <w:t>(</w:t>
       </w:r>
       <w:proofErr w:type="gramEnd"/>
       <w:r>
         <w:rPr>
           <w:rFonts w:ascii="Times New Roman" w:hAnsi="Times New Roman" w:cs="Times New Roman"/>
         </w:rPr>
-        <w:t>50) NOT NULL (ADMIN, OFFICER)</w:t>
+        <w:t>Id)</w:t>
       </w:r>
     </w:p>
     <w:p>
@@ -293,6 +321,383 @@
         </w:rPr>
         <w:t xml:space="preserve"> DATETIME NOT NULL</w:t>
       </w:r>
+    </w:p>
+    <w:p>
+      <w:pPr>
+        <w:pStyle w:val="Heading3"/>
+      </w:pPr>
+      <w:r>
+        <w:rPr>
+          <w:rStyle w:val="Strong"/>
+          <w:b/>
+          <w:bCs/>
+        </w:rPr>
+        <w:t>2. Roles</w:t>
+      </w:r>
+    </w:p>
+    <w:p>
+      <w:pPr>
+        <w:pStyle w:val="NormalWeb"/>
+      </w:pPr>
+      <w:r>
+        <w:rPr>
+          <w:rStyle w:val="Strong"/>
+        </w:rPr>
+        <w:t>Purpose:</w:t>
+      </w:r>
+      <w:r>
+        <w:t xml:space="preserve"> Stores system roles that define user permissions (e.g., Admin, Officer).</w:t>
+      </w:r>
+    </w:p>
+    <w:p>
+      <w:pPr>
+        <w:pStyle w:val="NormalWeb"/>
+      </w:pPr>
+      <w:r>
+        <w:rPr>
+          <w:rStyle w:val="Strong"/>
+        </w:rPr>
+        <w:t>Columns:</w:t>
+      </w:r>
+    </w:p>
+    <w:p>
+      <w:pPr>
+        <w:numPr>
+          <w:ilvl w:val="0"/>
+          <w:numId w:val="10"/>
+        </w:numPr>
+        <w:spacing w:before="100" w:beforeAutospacing="1" w:after="100" w:afterAutospacing="1" w:line="240" w:lineRule="auto"/>
+      </w:pPr>
+      <w:r>
+        <w:t xml:space="preserve">Id INT PRIMARY KEY </w:t>
+      </w:r>
+    </w:p>
+    <w:p>
+      <w:pPr>
+        <w:numPr>
+          <w:ilvl w:val="0"/>
+          <w:numId w:val="10"/>
+        </w:numPr>
+        <w:spacing w:before="100" w:beforeAutospacing="1" w:after="100" w:afterAutospacing="1" w:line="240" w:lineRule="auto"/>
+      </w:pPr>
+      <w:r>
+        <w:t xml:space="preserve">RoleName </w:t>
+      </w:r>
+      <w:proofErr w:type="gramStart"/>
+      <w:r>
+        <w:t>VARCHAR(</w:t>
+      </w:r>
+      <w:proofErr w:type="gramEnd"/>
+      <w:r>
+        <w:t xml:space="preserve">50) NOT NULL </w:t>
+      </w:r>
+    </w:p>
+    <w:p>
+      <w:pPr>
+        <w:numPr>
+          <w:ilvl w:val="0"/>
+          <w:numId w:val="10"/>
+        </w:numPr>
+        <w:spacing w:before="100" w:beforeAutospacing="1" w:after="100" w:afterAutospacing="1" w:line="240" w:lineRule="auto"/>
+      </w:pPr>
+      <w:r>
+        <w:t xml:space="preserve">DelFlg INT NULL </w:t>
+      </w:r>
+    </w:p>
+    <w:p>
+      <w:pPr>
+        <w:numPr>
+          <w:ilvl w:val="0"/>
+          <w:numId w:val="10"/>
+        </w:numPr>
+        <w:spacing w:before="100" w:beforeAutospacing="1" w:after="100" w:afterAutospacing="1" w:line="240" w:lineRule="auto"/>
+      </w:pPr>
+      <w:proofErr w:type="spellStart"/>
+      <w:r>
+        <w:t>CreatedDateTime</w:t>
+      </w:r>
+      <w:proofErr w:type="spellEnd"/>
+      <w:r>
+        <w:t xml:space="preserve"> DATETIME NOT NULL </w:t>
+      </w:r>
+    </w:p>
+    <w:p>
+      <w:pPr>
+        <w:numPr>
+          <w:ilvl w:val="0"/>
+          <w:numId w:val="10"/>
+        </w:numPr>
+        <w:spacing w:before="100" w:beforeAutospacing="1" w:after="100" w:afterAutospacing="1" w:line="240" w:lineRule="auto"/>
+      </w:pPr>
+      <w:r>
+        <w:t xml:space="preserve">CreatedUserId INT NOT NULL </w:t>
+      </w:r>
+    </w:p>
+    <w:p>
+      <w:pPr>
+        <w:numPr>
+          <w:ilvl w:val="0"/>
+          <w:numId w:val="10"/>
+        </w:numPr>
+        <w:spacing w:before="100" w:beforeAutospacing="1" w:after="100" w:afterAutospacing="1" w:line="240" w:lineRule="auto"/>
+      </w:pPr>
+      <w:proofErr w:type="spellStart"/>
+      <w:r>
+        <w:t>LastUpdateDateTime</w:t>
+      </w:r>
+      <w:proofErr w:type="spellEnd"/>
+      <w:r>
+        <w:t xml:space="preserve"> DATETIME NULL </w:t>
+      </w:r>
+    </w:p>
+    <w:p>
+      <w:pPr>
+        <w:numPr>
+          <w:ilvl w:val="0"/>
+          <w:numId w:val="10"/>
+        </w:numPr>
+        <w:spacing w:before="100" w:beforeAutospacing="1" w:after="100" w:afterAutospacing="1" w:line="240" w:lineRule="auto"/>
+      </w:pPr>
+      <w:proofErr w:type="spellStart"/>
+      <w:r>
+        <w:t>LastUpdateUserId</w:t>
+      </w:r>
+      <w:proofErr w:type="spellEnd"/>
+      <w:r>
+        <w:t xml:space="preserve"> INT NULL</w:t>
+      </w:r>
+    </w:p>
+    <w:p>
+      <w:pPr>
+        <w:pStyle w:val="Heading3"/>
+      </w:pPr>
+      <w:r>
+        <w:rPr>
+          <w:rStyle w:val="Strong"/>
+          <w:b/>
+          <w:bCs/>
+        </w:rPr>
+        <w:t xml:space="preserve">3. </w:t>
+      </w:r>
+      <w:proofErr w:type="spellStart"/>
+      <w:r>
+        <w:rPr>
+          <w:rStyle w:val="Strong"/>
+          <w:b/>
+          <w:bCs/>
+        </w:rPr>
+        <w:t>RoleFunctions</w:t>
+      </w:r>
+      <w:proofErr w:type="spellEnd"/>
+    </w:p>
+    <w:p>
+      <w:pPr>
+        <w:pStyle w:val="NormalWeb"/>
+      </w:pPr>
+      <w:r>
+        <w:rPr>
+          <w:rStyle w:val="Strong"/>
+        </w:rPr>
+        <w:t>Purpose:</w:t>
+      </w:r>
+      <w:r>
+        <w:t xml:space="preserve"> Maps roles to system functions (many-to-many relationship between Roles and Functions).</w:t>
+      </w:r>
+    </w:p>
+    <w:p>
+      <w:pPr>
+        <w:pStyle w:val="NormalWeb"/>
+      </w:pPr>
+      <w:r>
+        <w:rPr>
+          <w:rStyle w:val="Strong"/>
+        </w:rPr>
+        <w:t>Columns:</w:t>
+      </w:r>
+    </w:p>
+    <w:p>
+      <w:pPr>
+        <w:numPr>
+          <w:ilvl w:val="0"/>
+          <w:numId w:val="11"/>
+        </w:numPr>
+        <w:spacing w:before="100" w:beforeAutospacing="1" w:after="100" w:afterAutospacing="1" w:line="240" w:lineRule="auto"/>
+      </w:pPr>
+      <w:r>
+        <w:lastRenderedPageBreak/>
+        <w:t xml:space="preserve">Id INT PRIMARY KEY </w:t>
+      </w:r>
+    </w:p>
+    <w:p>
+      <w:pPr>
+        <w:numPr>
+          <w:ilvl w:val="0"/>
+          <w:numId w:val="11"/>
+        </w:numPr>
+        <w:spacing w:before="100" w:beforeAutospacing="1" w:after="100" w:afterAutospacing="1" w:line="240" w:lineRule="auto"/>
+      </w:pPr>
+      <w:r>
+        <w:t xml:space="preserve">RoleId INT NOT NULL </w:t>
+      </w:r>
+      <w:r>
+        <w:rPr>
+          <w:rFonts w:ascii="Times New Roman" w:hAnsi="Times New Roman" w:cs="Times New Roman"/>
+        </w:rPr>
+        <w:t xml:space="preserve">FOREIGN KEY REFERENCES </w:t>
+      </w:r>
+      <w:proofErr w:type="gramStart"/>
+      <w:r>
+        <w:rPr>
+          <w:rFonts w:ascii="Times New Roman" w:hAnsi="Times New Roman" w:cs="Times New Roman"/>
+        </w:rPr>
+        <w:t>Roles</w:t>
+      </w:r>
+      <w:r>
+        <w:rPr>
+          <w:rFonts w:ascii="Times New Roman" w:hAnsi="Times New Roman" w:cs="Times New Roman"/>
+        </w:rPr>
+        <w:t>(</w:t>
+      </w:r>
+      <w:proofErr w:type="gramEnd"/>
+      <w:r>
+        <w:rPr>
+          <w:rFonts w:ascii="Times New Roman" w:hAnsi="Times New Roman" w:cs="Times New Roman"/>
+        </w:rPr>
+        <w:t>Id)</w:t>
+      </w:r>
+    </w:p>
+    <w:p>
+      <w:pPr>
+        <w:numPr>
+          <w:ilvl w:val="0"/>
+          <w:numId w:val="11"/>
+        </w:numPr>
+        <w:spacing w:before="100" w:beforeAutospacing="1" w:after="100" w:afterAutospacing="1" w:line="240" w:lineRule="auto"/>
+      </w:pPr>
+      <w:proofErr w:type="spellStart"/>
+      <w:r>
+        <w:t>FunctionId</w:t>
+      </w:r>
+      <w:proofErr w:type="spellEnd"/>
+      <w:r>
+        <w:t xml:space="preserve"> INT NOT NULL</w:t>
+      </w:r>
+      <w:r>
+        <w:rPr>
+          <w:rFonts w:ascii="Times New Roman" w:hAnsi="Times New Roman" w:cs="Times New Roman"/>
+        </w:rPr>
+        <w:t xml:space="preserve"> </w:t>
+      </w:r>
+      <w:r>
+        <w:rPr>
+          <w:rFonts w:ascii="Times New Roman" w:hAnsi="Times New Roman" w:cs="Times New Roman"/>
+        </w:rPr>
+        <w:t xml:space="preserve">FOREIGN KEY REFERENCES </w:t>
+      </w:r>
+      <w:proofErr w:type="gramStart"/>
+      <w:r>
+        <w:rPr>
+          <w:rFonts w:ascii="Times New Roman" w:hAnsi="Times New Roman" w:cs="Times New Roman"/>
+        </w:rPr>
+        <w:t>Functions</w:t>
+      </w:r>
+      <w:r>
+        <w:rPr>
+          <w:rFonts w:ascii="Times New Roman" w:hAnsi="Times New Roman" w:cs="Times New Roman"/>
+        </w:rPr>
+        <w:t>(</w:t>
+      </w:r>
+      <w:proofErr w:type="gramEnd"/>
+      <w:r>
+        <w:rPr>
+          <w:rFonts w:ascii="Times New Roman" w:hAnsi="Times New Roman" w:cs="Times New Roman"/>
+        </w:rPr>
+        <w:t>Id)</w:t>
+      </w:r>
+    </w:p>
+    <w:p>
+      <w:pPr>
+        <w:pStyle w:val="Heading3"/>
+      </w:pPr>
+      <w:r>
+        <w:rPr>
+          <w:rStyle w:val="Strong"/>
+          <w:b/>
+          <w:bCs/>
+        </w:rPr>
+        <w:t>4. Functions</w:t>
+      </w:r>
+    </w:p>
+    <w:p>
+      <w:pPr>
+        <w:pStyle w:val="NormalWeb"/>
+      </w:pPr>
+      <w:r>
+        <w:rPr>
+          <w:rStyle w:val="Strong"/>
+        </w:rPr>
+        <w:t>Purpose:</w:t>
+      </w:r>
+      <w:r>
+        <w:t xml:space="preserve"> Stores system functions/features that roles can access.</w:t>
+      </w:r>
+    </w:p>
+    <w:p>
+      <w:pPr>
+        <w:pStyle w:val="NormalWeb"/>
+      </w:pPr>
+      <w:r>
+        <w:rPr>
+          <w:rStyle w:val="Strong"/>
+        </w:rPr>
+        <w:t>Columns:</w:t>
+      </w:r>
+      <w:bookmarkStart w:id="0" w:name="_GoBack"/>
+      <w:bookmarkEnd w:id="0"/>
+    </w:p>
+    <w:p>
+      <w:pPr>
+        <w:numPr>
+          <w:ilvl w:val="0"/>
+          <w:numId w:val="12"/>
+        </w:numPr>
+        <w:spacing w:before="100" w:beforeAutospacing="1" w:after="100" w:afterAutospacing="1" w:line="240" w:lineRule="auto"/>
+      </w:pPr>
+      <w:r>
+        <w:t xml:space="preserve">Id INT PRIMARY KEY </w:t>
+      </w:r>
+    </w:p>
+    <w:p>
+      <w:pPr>
+        <w:numPr>
+          <w:ilvl w:val="0"/>
+          <w:numId w:val="12"/>
+        </w:numPr>
+        <w:spacing w:before="100" w:beforeAutospacing="1" w:after="100" w:afterAutospacing="1" w:line="240" w:lineRule="auto"/>
+      </w:pPr>
+      <w:proofErr w:type="spellStart"/>
+      <w:r>
+        <w:t>FunctionName</w:t>
+      </w:r>
+      <w:proofErr w:type="spellEnd"/>
+      <w:r>
+        <w:t xml:space="preserve"> </w:t>
+      </w:r>
+      <w:proofErr w:type="gramStart"/>
+      <w:r>
+        <w:t>VARCHAR(</w:t>
+      </w:r>
+      <w:proofErr w:type="gramEnd"/>
+      <w:r>
+        <w:t xml:space="preserve">50) NOT NULL </w:t>
+      </w:r>
+    </w:p>
+    <w:p>
+      <w:pPr>
+        <w:rPr>
+          <w:rFonts w:ascii="Times New Roman" w:hAnsi="Times New Roman" w:cs="Times New Roman"/>
+        </w:rPr>
+      </w:pPr>
     </w:p>
     <w:p>
       <w:pPr>
@@ -598,7 +1003,6 @@
           <w:sz w:val="26"/>
           <w:szCs w:val="26"/>
         </w:rPr>
-        <w:lastRenderedPageBreak/>
         <w:t xml:space="preserve">3. </w:t>
       </w:r>
       <w:proofErr w:type="spellStart"/>
@@ -730,6 +1134,7 @@
         <w:rPr>
           <w:rFonts w:ascii="Times New Roman" w:hAnsi="Times New Roman" w:cs="Times New Roman"/>
         </w:rPr>
+        <w:lastRenderedPageBreak/>
         <w:t>CompanyType</w:t>
       </w:r>
       <w:proofErr w:type="spellEnd"/>
@@ -910,8 +1315,6 @@
         </w:rPr>
         <w:t>SystemUsers</w:t>
       </w:r>
-      <w:bookmarkStart w:id="0" w:name="_GoBack"/>
-      <w:bookmarkEnd w:id="0"/>
       <w:r>
         <w:rPr>
           <w:rFonts w:ascii="Times New Roman" w:hAnsi="Times New Roman" w:cs="Times New Roman"/>
@@ -1422,6 +1825,7 @@
         <w:rPr>
           <w:rFonts w:ascii="Times New Roman" w:hAnsi="Times New Roman" w:cs="Times New Roman"/>
         </w:rPr>
+        <w:lastRenderedPageBreak/>
         <w:t>TransactionId</w:t>
       </w:r>
       <w:proofErr w:type="spellEnd"/>
@@ -1980,6 +2384,7 @@
         <w:rPr>
           <w:rFonts w:ascii="Times New Roman" w:hAnsi="Times New Roman" w:cs="Times New Roman"/>
         </w:rPr>
+        <w:lastRenderedPageBreak/>
         <w:t>AuthorizedShareCapital</w:t>
       </w:r>
       <w:proofErr w:type="spellEnd"/>
@@ -2648,6 +3053,7 @@
         <w:rPr>
           <w:rFonts w:ascii="Times New Roman" w:hAnsi="Times New Roman" w:cs="Times New Roman"/>
         </w:rPr>
+        <w:lastRenderedPageBreak/>
         <w:t>UHCName</w:t>
       </w:r>
       <w:proofErr w:type="spellEnd"/>
@@ -3190,21 +3596,7 @@
           <w:rFonts w:ascii="Times New Roman" w:hAnsi="Times New Roman" w:cs="Times New Roman"/>
         </w:rPr>
         <w:br/>
-      </w:r>
-      <w:proofErr w:type="spellStart"/>
-      <w:r>
-        <w:rPr>
-          <w:rFonts w:ascii="Times New Roman" w:hAnsi="Times New Roman" w:cs="Times New Roman"/>
-        </w:rPr>
-        <w:lastRenderedPageBreak/>
-        <w:t>EmailConfirmed</w:t>
-      </w:r>
-      <w:proofErr w:type="spellEnd"/>
-      <w:r>
-        <w:rPr>
-          <w:rFonts w:ascii="Times New Roman" w:hAnsi="Times New Roman" w:cs="Times New Roman"/>
-        </w:rPr>
-        <w:t xml:space="preserve"> BIT NOT NULL DEFAULT 0 — Email confirm status</w:t>
+        <w:t>EmailConfirmed BIT NOT NULL DEFAULT 0 — Email confirm status</w:t>
       </w:r>
       <w:r>
         <w:rPr>
@@ -3372,6 +3764,7 @@
         <w:rPr>
           <w:rFonts w:ascii="Times New Roman" w:hAnsi="Times New Roman" w:cs="Times New Roman"/>
         </w:rPr>
+        <w:lastRenderedPageBreak/>
         <w:t>ExpireAt</w:t>
       </w:r>
       <w:proofErr w:type="spellEnd"/>
@@ -3616,6 +4009,453 @@
       </w:pPr>
       <w:rPr>
         <w:rFonts w:ascii="Symbol" w:hAnsi="Symbol" w:hint="default"/>
+      </w:rPr>
+    </w:lvl>
+  </w:abstractNum>
+  <w:abstractNum w:abstractNumId="9" w15:restartNumberingAfterBreak="0">
+    <w:nsid w:val="08E20671"/>
+    <w:multiLevelType w:val="multilevel"/>
+    <w:tmpl w:val="89586076"/>
+    <w:lvl w:ilvl="0">
+      <w:start w:val="1"/>
+      <w:numFmt w:val="bullet"/>
+      <w:lvlText w:val=""/>
+      <w:lvlJc w:val="left"/>
+      <w:pPr>
+        <w:tabs>
+          <w:tab w:val="num" w:pos="720"/>
+        </w:tabs>
+        <w:ind w:left="720" w:hanging="360"/>
+      </w:pPr>
+      <w:rPr>
+        <w:rFonts w:ascii="Symbol" w:hAnsi="Symbol" w:hint="default"/>
+        <w:sz w:val="20"/>
+      </w:rPr>
+    </w:lvl>
+    <w:lvl w:ilvl="1" w:tentative="1">
+      <w:start w:val="1"/>
+      <w:numFmt w:val="bullet"/>
+      <w:lvlText w:val="o"/>
+      <w:lvlJc w:val="left"/>
+      <w:pPr>
+        <w:tabs>
+          <w:tab w:val="num" w:pos="1440"/>
+        </w:tabs>
+        <w:ind w:left="1440" w:hanging="360"/>
+      </w:pPr>
+      <w:rPr>
+        <w:rFonts w:ascii="Courier New" w:hAnsi="Courier New" w:hint="default"/>
+        <w:sz w:val="20"/>
+      </w:rPr>
+    </w:lvl>
+    <w:lvl w:ilvl="2" w:tentative="1">
+      <w:start w:val="1"/>
+      <w:numFmt w:val="bullet"/>
+      <w:lvlText w:val=""/>
+      <w:lvlJc w:val="left"/>
+      <w:pPr>
+        <w:tabs>
+          <w:tab w:val="num" w:pos="2160"/>
+        </w:tabs>
+        <w:ind w:left="2160" w:hanging="360"/>
+      </w:pPr>
+      <w:rPr>
+        <w:rFonts w:ascii="Wingdings" w:hAnsi="Wingdings" w:hint="default"/>
+        <w:sz w:val="20"/>
+      </w:rPr>
+    </w:lvl>
+    <w:lvl w:ilvl="3" w:tentative="1">
+      <w:start w:val="1"/>
+      <w:numFmt w:val="bullet"/>
+      <w:lvlText w:val=""/>
+      <w:lvlJc w:val="left"/>
+      <w:pPr>
+        <w:tabs>
+          <w:tab w:val="num" w:pos="2880"/>
+        </w:tabs>
+        <w:ind w:left="2880" w:hanging="360"/>
+      </w:pPr>
+      <w:rPr>
+        <w:rFonts w:ascii="Wingdings" w:hAnsi="Wingdings" w:hint="default"/>
+        <w:sz w:val="20"/>
+      </w:rPr>
+    </w:lvl>
+    <w:lvl w:ilvl="4" w:tentative="1">
+      <w:start w:val="1"/>
+      <w:numFmt w:val="bullet"/>
+      <w:lvlText w:val=""/>
+      <w:lvlJc w:val="left"/>
+      <w:pPr>
+        <w:tabs>
+          <w:tab w:val="num" w:pos="3600"/>
+        </w:tabs>
+        <w:ind w:left="3600" w:hanging="360"/>
+      </w:pPr>
+      <w:rPr>
+        <w:rFonts w:ascii="Wingdings" w:hAnsi="Wingdings" w:hint="default"/>
+        <w:sz w:val="20"/>
+      </w:rPr>
+    </w:lvl>
+    <w:lvl w:ilvl="5" w:tentative="1">
+      <w:start w:val="1"/>
+      <w:numFmt w:val="bullet"/>
+      <w:lvlText w:val=""/>
+      <w:lvlJc w:val="left"/>
+      <w:pPr>
+        <w:tabs>
+          <w:tab w:val="num" w:pos="4320"/>
+        </w:tabs>
+        <w:ind w:left="4320" w:hanging="360"/>
+      </w:pPr>
+      <w:rPr>
+        <w:rFonts w:ascii="Wingdings" w:hAnsi="Wingdings" w:hint="default"/>
+        <w:sz w:val="20"/>
+      </w:rPr>
+    </w:lvl>
+    <w:lvl w:ilvl="6" w:tentative="1">
+      <w:start w:val="1"/>
+      <w:numFmt w:val="bullet"/>
+      <w:lvlText w:val=""/>
+      <w:lvlJc w:val="left"/>
+      <w:pPr>
+        <w:tabs>
+          <w:tab w:val="num" w:pos="5040"/>
+        </w:tabs>
+        <w:ind w:left="5040" w:hanging="360"/>
+      </w:pPr>
+      <w:rPr>
+        <w:rFonts w:ascii="Wingdings" w:hAnsi="Wingdings" w:hint="default"/>
+        <w:sz w:val="20"/>
+      </w:rPr>
+    </w:lvl>
+    <w:lvl w:ilvl="7" w:tentative="1">
+      <w:start w:val="1"/>
+      <w:numFmt w:val="bullet"/>
+      <w:lvlText w:val=""/>
+      <w:lvlJc w:val="left"/>
+      <w:pPr>
+        <w:tabs>
+          <w:tab w:val="num" w:pos="5760"/>
+        </w:tabs>
+        <w:ind w:left="5760" w:hanging="360"/>
+      </w:pPr>
+      <w:rPr>
+        <w:rFonts w:ascii="Wingdings" w:hAnsi="Wingdings" w:hint="default"/>
+        <w:sz w:val="20"/>
+      </w:rPr>
+    </w:lvl>
+    <w:lvl w:ilvl="8" w:tentative="1">
+      <w:start w:val="1"/>
+      <w:numFmt w:val="bullet"/>
+      <w:lvlText w:val=""/>
+      <w:lvlJc w:val="left"/>
+      <w:pPr>
+        <w:tabs>
+          <w:tab w:val="num" w:pos="6480"/>
+        </w:tabs>
+        <w:ind w:left="6480" w:hanging="360"/>
+      </w:pPr>
+      <w:rPr>
+        <w:rFonts w:ascii="Wingdings" w:hAnsi="Wingdings" w:hint="default"/>
+        <w:sz w:val="20"/>
+      </w:rPr>
+    </w:lvl>
+  </w:abstractNum>
+  <w:abstractNum w:abstractNumId="10" w15:restartNumberingAfterBreak="0">
+    <w:nsid w:val="28CD00A8"/>
+    <w:multiLevelType w:val="multilevel"/>
+    <w:tmpl w:val="C0F88FB2"/>
+    <w:lvl w:ilvl="0">
+      <w:start w:val="1"/>
+      <w:numFmt w:val="bullet"/>
+      <w:lvlText w:val=""/>
+      <w:lvlJc w:val="left"/>
+      <w:pPr>
+        <w:tabs>
+          <w:tab w:val="num" w:pos="720"/>
+        </w:tabs>
+        <w:ind w:left="720" w:hanging="360"/>
+      </w:pPr>
+      <w:rPr>
+        <w:rFonts w:ascii="Symbol" w:hAnsi="Symbol" w:hint="default"/>
+        <w:sz w:val="20"/>
+      </w:rPr>
+    </w:lvl>
+    <w:lvl w:ilvl="1" w:tentative="1">
+      <w:start w:val="1"/>
+      <w:numFmt w:val="bullet"/>
+      <w:lvlText w:val="o"/>
+      <w:lvlJc w:val="left"/>
+      <w:pPr>
+        <w:tabs>
+          <w:tab w:val="num" w:pos="1440"/>
+        </w:tabs>
+        <w:ind w:left="1440" w:hanging="360"/>
+      </w:pPr>
+      <w:rPr>
+        <w:rFonts w:ascii="Courier New" w:hAnsi="Courier New" w:hint="default"/>
+        <w:sz w:val="20"/>
+      </w:rPr>
+    </w:lvl>
+    <w:lvl w:ilvl="2" w:tentative="1">
+      <w:start w:val="1"/>
+      <w:numFmt w:val="bullet"/>
+      <w:lvlText w:val=""/>
+      <w:lvlJc w:val="left"/>
+      <w:pPr>
+        <w:tabs>
+          <w:tab w:val="num" w:pos="2160"/>
+        </w:tabs>
+        <w:ind w:left="2160" w:hanging="360"/>
+      </w:pPr>
+      <w:rPr>
+        <w:rFonts w:ascii="Wingdings" w:hAnsi="Wingdings" w:hint="default"/>
+        <w:sz w:val="20"/>
+      </w:rPr>
+    </w:lvl>
+    <w:lvl w:ilvl="3" w:tentative="1">
+      <w:start w:val="1"/>
+      <w:numFmt w:val="bullet"/>
+      <w:lvlText w:val=""/>
+      <w:lvlJc w:val="left"/>
+      <w:pPr>
+        <w:tabs>
+          <w:tab w:val="num" w:pos="2880"/>
+        </w:tabs>
+        <w:ind w:left="2880" w:hanging="360"/>
+      </w:pPr>
+      <w:rPr>
+        <w:rFonts w:ascii="Wingdings" w:hAnsi="Wingdings" w:hint="default"/>
+        <w:sz w:val="20"/>
+      </w:rPr>
+    </w:lvl>
+    <w:lvl w:ilvl="4" w:tentative="1">
+      <w:start w:val="1"/>
+      <w:numFmt w:val="bullet"/>
+      <w:lvlText w:val=""/>
+      <w:lvlJc w:val="left"/>
+      <w:pPr>
+        <w:tabs>
+          <w:tab w:val="num" w:pos="3600"/>
+        </w:tabs>
+        <w:ind w:left="3600" w:hanging="360"/>
+      </w:pPr>
+      <w:rPr>
+        <w:rFonts w:ascii="Wingdings" w:hAnsi="Wingdings" w:hint="default"/>
+        <w:sz w:val="20"/>
+      </w:rPr>
+    </w:lvl>
+    <w:lvl w:ilvl="5" w:tentative="1">
+      <w:start w:val="1"/>
+      <w:numFmt w:val="bullet"/>
+      <w:lvlText w:val=""/>
+      <w:lvlJc w:val="left"/>
+      <w:pPr>
+        <w:tabs>
+          <w:tab w:val="num" w:pos="4320"/>
+        </w:tabs>
+        <w:ind w:left="4320" w:hanging="360"/>
+      </w:pPr>
+      <w:rPr>
+        <w:rFonts w:ascii="Wingdings" w:hAnsi="Wingdings" w:hint="default"/>
+        <w:sz w:val="20"/>
+      </w:rPr>
+    </w:lvl>
+    <w:lvl w:ilvl="6" w:tentative="1">
+      <w:start w:val="1"/>
+      <w:numFmt w:val="bullet"/>
+      <w:lvlText w:val=""/>
+      <w:lvlJc w:val="left"/>
+      <w:pPr>
+        <w:tabs>
+          <w:tab w:val="num" w:pos="5040"/>
+        </w:tabs>
+        <w:ind w:left="5040" w:hanging="360"/>
+      </w:pPr>
+      <w:rPr>
+        <w:rFonts w:ascii="Wingdings" w:hAnsi="Wingdings" w:hint="default"/>
+        <w:sz w:val="20"/>
+      </w:rPr>
+    </w:lvl>
+    <w:lvl w:ilvl="7" w:tentative="1">
+      <w:start w:val="1"/>
+      <w:numFmt w:val="bullet"/>
+      <w:lvlText w:val=""/>
+      <w:lvlJc w:val="left"/>
+      <w:pPr>
+        <w:tabs>
+          <w:tab w:val="num" w:pos="5760"/>
+        </w:tabs>
+        <w:ind w:left="5760" w:hanging="360"/>
+      </w:pPr>
+      <w:rPr>
+        <w:rFonts w:ascii="Wingdings" w:hAnsi="Wingdings" w:hint="default"/>
+        <w:sz w:val="20"/>
+      </w:rPr>
+    </w:lvl>
+    <w:lvl w:ilvl="8" w:tentative="1">
+      <w:start w:val="1"/>
+      <w:numFmt w:val="bullet"/>
+      <w:lvlText w:val=""/>
+      <w:lvlJc w:val="left"/>
+      <w:pPr>
+        <w:tabs>
+          <w:tab w:val="num" w:pos="6480"/>
+        </w:tabs>
+        <w:ind w:left="6480" w:hanging="360"/>
+      </w:pPr>
+      <w:rPr>
+        <w:rFonts w:ascii="Wingdings" w:hAnsi="Wingdings" w:hint="default"/>
+        <w:sz w:val="20"/>
+      </w:rPr>
+    </w:lvl>
+  </w:abstractNum>
+  <w:abstractNum w:abstractNumId="11" w15:restartNumberingAfterBreak="0">
+    <w:nsid w:val="7C8302E4"/>
+    <w:multiLevelType w:val="multilevel"/>
+    <w:tmpl w:val="3D06673E"/>
+    <w:lvl w:ilvl="0">
+      <w:start w:val="1"/>
+      <w:numFmt w:val="bullet"/>
+      <w:lvlText w:val=""/>
+      <w:lvlJc w:val="left"/>
+      <w:pPr>
+        <w:tabs>
+          <w:tab w:val="num" w:pos="720"/>
+        </w:tabs>
+        <w:ind w:left="720" w:hanging="360"/>
+      </w:pPr>
+      <w:rPr>
+        <w:rFonts w:ascii="Symbol" w:hAnsi="Symbol" w:hint="default"/>
+        <w:sz w:val="20"/>
+      </w:rPr>
+    </w:lvl>
+    <w:lvl w:ilvl="1" w:tentative="1">
+      <w:start w:val="1"/>
+      <w:numFmt w:val="bullet"/>
+      <w:lvlText w:val="o"/>
+      <w:lvlJc w:val="left"/>
+      <w:pPr>
+        <w:tabs>
+          <w:tab w:val="num" w:pos="1440"/>
+        </w:tabs>
+        <w:ind w:left="1440" w:hanging="360"/>
+      </w:pPr>
+      <w:rPr>
+        <w:rFonts w:ascii="Courier New" w:hAnsi="Courier New" w:hint="default"/>
+        <w:sz w:val="20"/>
+      </w:rPr>
+    </w:lvl>
+    <w:lvl w:ilvl="2" w:tentative="1">
+      <w:start w:val="1"/>
+      <w:numFmt w:val="bullet"/>
+      <w:lvlText w:val=""/>
+      <w:lvlJc w:val="left"/>
+      <w:pPr>
+        <w:tabs>
+          <w:tab w:val="num" w:pos="2160"/>
+        </w:tabs>
+        <w:ind w:left="2160" w:hanging="360"/>
+      </w:pPr>
+      <w:rPr>
+        <w:rFonts w:ascii="Wingdings" w:hAnsi="Wingdings" w:hint="default"/>
+        <w:sz w:val="20"/>
+      </w:rPr>
+    </w:lvl>
+    <w:lvl w:ilvl="3" w:tentative="1">
+      <w:start w:val="1"/>
+      <w:numFmt w:val="bullet"/>
+      <w:lvlText w:val=""/>
+      <w:lvlJc w:val="left"/>
+      <w:pPr>
+        <w:tabs>
+          <w:tab w:val="num" w:pos="2880"/>
+        </w:tabs>
+        <w:ind w:left="2880" w:hanging="360"/>
+      </w:pPr>
+      <w:rPr>
+        <w:rFonts w:ascii="Wingdings" w:hAnsi="Wingdings" w:hint="default"/>
+        <w:sz w:val="20"/>
+      </w:rPr>
+    </w:lvl>
+    <w:lvl w:ilvl="4" w:tentative="1">
+      <w:start w:val="1"/>
+      <w:numFmt w:val="bullet"/>
+      <w:lvlText w:val=""/>
+      <w:lvlJc w:val="left"/>
+      <w:pPr>
+        <w:tabs>
+          <w:tab w:val="num" w:pos="3600"/>
+        </w:tabs>
+        <w:ind w:left="3600" w:hanging="360"/>
+      </w:pPr>
+      <w:rPr>
+        <w:rFonts w:ascii="Wingdings" w:hAnsi="Wingdings" w:hint="default"/>
+        <w:sz w:val="20"/>
+      </w:rPr>
+    </w:lvl>
+    <w:lvl w:ilvl="5" w:tentative="1">
+      <w:start w:val="1"/>
+      <w:numFmt w:val="bullet"/>
+      <w:lvlText w:val=""/>
+      <w:lvlJc w:val="left"/>
+      <w:pPr>
+        <w:tabs>
+          <w:tab w:val="num" w:pos="4320"/>
+        </w:tabs>
+        <w:ind w:left="4320" w:hanging="360"/>
+      </w:pPr>
+      <w:rPr>
+        <w:rFonts w:ascii="Wingdings" w:hAnsi="Wingdings" w:hint="default"/>
+        <w:sz w:val="20"/>
+      </w:rPr>
+    </w:lvl>
+    <w:lvl w:ilvl="6" w:tentative="1">
+      <w:start w:val="1"/>
+      <w:numFmt w:val="bullet"/>
+      <w:lvlText w:val=""/>
+      <w:lvlJc w:val="left"/>
+      <w:pPr>
+        <w:tabs>
+          <w:tab w:val="num" w:pos="5040"/>
+        </w:tabs>
+        <w:ind w:left="5040" w:hanging="360"/>
+      </w:pPr>
+      <w:rPr>
+        <w:rFonts w:ascii="Wingdings" w:hAnsi="Wingdings" w:hint="default"/>
+        <w:sz w:val="20"/>
+      </w:rPr>
+    </w:lvl>
+    <w:lvl w:ilvl="7" w:tentative="1">
+      <w:start w:val="1"/>
+      <w:numFmt w:val="bullet"/>
+      <w:lvlText w:val=""/>
+      <w:lvlJc w:val="left"/>
+      <w:pPr>
+        <w:tabs>
+          <w:tab w:val="num" w:pos="5760"/>
+        </w:tabs>
+        <w:ind w:left="5760" w:hanging="360"/>
+      </w:pPr>
+      <w:rPr>
+        <w:rFonts w:ascii="Wingdings" w:hAnsi="Wingdings" w:hint="default"/>
+        <w:sz w:val="20"/>
+      </w:rPr>
+    </w:lvl>
+    <w:lvl w:ilvl="8" w:tentative="1">
+      <w:start w:val="1"/>
+      <w:numFmt w:val="bullet"/>
+      <w:lvlText w:val=""/>
+      <w:lvlJc w:val="left"/>
+      <w:pPr>
+        <w:tabs>
+          <w:tab w:val="num" w:pos="6480"/>
+        </w:tabs>
+        <w:ind w:left="6480" w:hanging="360"/>
+      </w:pPr>
+      <w:rPr>
+        <w:rFonts w:ascii="Wingdings" w:hAnsi="Wingdings" w:hint="default"/>
+        <w:sz w:val="20"/>
       </w:rPr>
     </w:lvl>
   </w:abstractNum>
@@ -3645,6 +4485,15 @@
   </w:num>
   <w:num w:numId="9">
     <w:abstractNumId w:val="0"/>
+  </w:num>
+  <w:num w:numId="10">
+    <w:abstractNumId w:val="9"/>
+  </w:num>
+  <w:num w:numId="11">
+    <w:abstractNumId w:val="10"/>
+  </w:num>
+  <w:num w:numId="12">
+    <w:abstractNumId w:val="11"/>
   </w:num>
 </w:numbering>
 </file>
@@ -15373,7 +16222,7 @@
 </file>
 
 <file path=customXml/itemProps1.xml><?xml version="1.0" encoding="utf-8"?>
-<ds:datastoreItem xmlns:ds="http://schemas.openxmlformats.org/officeDocument/2006/customXml" ds:itemID="{84AFDDE2-075D-4D88-9BF5-FDBF3DAF96A5}">
+<ds:datastoreItem xmlns:ds="http://schemas.openxmlformats.org/officeDocument/2006/customXml" ds:itemID="{FAAF65E0-08E2-41A3-A2C2-31BE158C4D11}">
   <ds:schemaRefs>
     <ds:schemaRef ds:uri="http://schemas.openxmlformats.org/officeDocument/2006/bibliography"/>
   </ds:schemaRefs>

--- a/Company_Registration_System_Industry_DB_Design.docx
+++ b/Company_Registration_System_Industry_DB_Design.docx
@@ -74,6 +74,12 @@
     </w:p>
     <w:p>
       <w:pPr>
+        <w:pStyle w:val="ListParagraph"/>
+        <w:numPr>
+          <w:ilvl w:val="0"/>
+          <w:numId w:val="14"/>
+        </w:numPr>
+        <w:spacing w:line="360" w:lineRule="auto"/>
         <w:rPr>
           <w:rFonts w:ascii="Times New Roman" w:hAnsi="Times New Roman" w:cs="Times New Roman"/>
         </w:rPr>
@@ -87,6 +93,12 @@
     </w:p>
     <w:p>
       <w:pPr>
+        <w:pStyle w:val="ListParagraph"/>
+        <w:numPr>
+          <w:ilvl w:val="0"/>
+          <w:numId w:val="14"/>
+        </w:numPr>
+        <w:spacing w:line="360" w:lineRule="auto"/>
         <w:rPr>
           <w:rFonts w:ascii="Times New Roman" w:hAnsi="Times New Roman" w:cs="Times New Roman"/>
         </w:rPr>
@@ -117,11 +129,17 @@
         <w:rPr>
           <w:rFonts w:ascii="Times New Roman" w:hAnsi="Times New Roman" w:cs="Times New Roman"/>
         </w:rPr>
-        <w:t>100) NOT NULL</w:t>
+        <w:t>50) NOT NULL</w:t>
       </w:r>
     </w:p>
     <w:p>
       <w:pPr>
+        <w:pStyle w:val="ListParagraph"/>
+        <w:numPr>
+          <w:ilvl w:val="0"/>
+          <w:numId w:val="14"/>
+        </w:numPr>
+        <w:spacing w:line="360" w:lineRule="auto"/>
         <w:rPr>
           <w:rFonts w:ascii="Times New Roman" w:hAnsi="Times New Roman" w:cs="Times New Roman"/>
         </w:rPr>
@@ -145,18 +163,24 @@
         <w:rPr>
           <w:rFonts w:ascii="Times New Roman" w:hAnsi="Times New Roman" w:cs="Times New Roman"/>
         </w:rPr>
-        <w:t>NVARCHAR(</w:t>
+        <w:t>VARCHAR(</w:t>
       </w:r>
       <w:proofErr w:type="gramEnd"/>
       <w:r>
         <w:rPr>
           <w:rFonts w:ascii="Times New Roman" w:hAnsi="Times New Roman" w:cs="Times New Roman"/>
         </w:rPr>
-        <w:t>255) UNIQUE NOT NULL</w:t>
+        <w:t>100) NOT NULL UNIQUE</w:t>
       </w:r>
     </w:p>
     <w:p>
       <w:pPr>
+        <w:pStyle w:val="ListParagraph"/>
+        <w:numPr>
+          <w:ilvl w:val="0"/>
+          <w:numId w:val="14"/>
+        </w:numPr>
+        <w:spacing w:line="360" w:lineRule="auto"/>
         <w:rPr>
           <w:rFonts w:ascii="Times New Roman" w:hAnsi="Times New Roman" w:cs="Times New Roman"/>
         </w:rPr>
@@ -179,74 +203,50 @@
         <w:rPr>
           <w:rFonts w:ascii="Times New Roman" w:hAnsi="Times New Roman" w:cs="Times New Roman"/>
         </w:rPr>
-        <w:t>255) NOT NULL</w:t>
+        <w:t>100) NOT NULL</w:t>
       </w:r>
     </w:p>
     <w:p>
       <w:pPr>
-        <w:rPr>
-          <w:rFonts w:ascii="Times New Roman" w:hAnsi="Times New Roman" w:cs="Times New Roman"/>
-        </w:rPr>
-      </w:pPr>
-      <w:r>
-        <w:rPr>
-          <w:rFonts w:ascii="Times New Roman" w:hAnsi="Times New Roman" w:cs="Times New Roman"/>
-        </w:rPr>
-        <w:t>Role</w:t>
-      </w:r>
-      <w:r>
-        <w:rPr>
-          <w:rFonts w:ascii="Times New Roman" w:hAnsi="Times New Roman" w:cs="Times New Roman"/>
-        </w:rPr>
-        <w:t>Id</w:t>
-      </w:r>
-      <w:r>
-        <w:rPr>
-          <w:rFonts w:ascii="Times New Roman" w:hAnsi="Times New Roman" w:cs="Times New Roman"/>
-        </w:rPr>
-        <w:t xml:space="preserve"> </w:t>
-      </w:r>
-      <w:r>
-        <w:rPr>
-          <w:rFonts w:ascii="Times New Roman" w:hAnsi="Times New Roman" w:cs="Times New Roman"/>
-        </w:rPr>
-        <w:t>int</w:t>
-      </w:r>
-      <w:r>
-        <w:rPr>
-          <w:rFonts w:ascii="Times New Roman" w:hAnsi="Times New Roman" w:cs="Times New Roman"/>
-        </w:rPr>
-        <w:t xml:space="preserve"> NOT NULL </w:t>
-      </w:r>
-      <w:r>
-        <w:rPr>
-          <w:rFonts w:ascii="Times New Roman" w:hAnsi="Times New Roman" w:cs="Times New Roman"/>
-        </w:rPr>
-        <w:t xml:space="preserve">FOREIGN KEY REFERENCES </w:t>
+        <w:pStyle w:val="ListParagraph"/>
+        <w:numPr>
+          <w:ilvl w:val="0"/>
+          <w:numId w:val="14"/>
+        </w:numPr>
+        <w:spacing w:line="360" w:lineRule="auto"/>
+        <w:rPr>
+          <w:rFonts w:ascii="Times New Roman" w:hAnsi="Times New Roman" w:cs="Times New Roman"/>
+        </w:rPr>
+      </w:pPr>
+      <w:r>
+        <w:rPr>
+          <w:rFonts w:ascii="Times New Roman" w:hAnsi="Times New Roman" w:cs="Times New Roman"/>
+        </w:rPr>
+        <w:t xml:space="preserve">AccountStatus </w:t>
       </w:r>
       <w:proofErr w:type="gramStart"/>
       <w:r>
         <w:rPr>
           <w:rFonts w:ascii="Times New Roman" w:hAnsi="Times New Roman" w:cs="Times New Roman"/>
         </w:rPr>
-        <w:t>Roles</w:t>
-      </w:r>
-      <w:r>
-        <w:rPr>
-          <w:rFonts w:ascii="Times New Roman" w:hAnsi="Times New Roman" w:cs="Times New Roman"/>
-        </w:rPr>
-        <w:t>(</w:t>
+        <w:t>NVARCHAR(</w:t>
       </w:r>
       <w:proofErr w:type="gramEnd"/>
       <w:r>
         <w:rPr>
           <w:rFonts w:ascii="Times New Roman" w:hAnsi="Times New Roman" w:cs="Times New Roman"/>
         </w:rPr>
-        <w:t>Id)</w:t>
+        <w:t>10) NOT NULL</w:t>
       </w:r>
     </w:p>
     <w:p>
       <w:pPr>
+        <w:pStyle w:val="ListParagraph"/>
+        <w:numPr>
+          <w:ilvl w:val="0"/>
+          <w:numId w:val="14"/>
+        </w:numPr>
+        <w:spacing w:line="360" w:lineRule="auto"/>
         <w:rPr>
           <w:rFonts w:ascii="Times New Roman" w:hAnsi="Times New Roman" w:cs="Times New Roman"/>
         </w:rPr>
@@ -256,455 +256,42 @@
         <w:rPr>
           <w:rFonts w:ascii="Times New Roman" w:hAnsi="Times New Roman" w:cs="Times New Roman"/>
         </w:rPr>
-        <w:t>AccountStatus</w:t>
+        <w:t>CreatedAt</w:t>
       </w:r>
       <w:proofErr w:type="spellEnd"/>
       <w:r>
         <w:rPr>
           <w:rFonts w:ascii="Times New Roman" w:hAnsi="Times New Roman" w:cs="Times New Roman"/>
         </w:rPr>
-        <w:t xml:space="preserve"> </w:t>
-      </w:r>
-      <w:proofErr w:type="gramStart"/>
-      <w:r>
-        <w:rPr>
-          <w:rFonts w:ascii="Times New Roman" w:hAnsi="Times New Roman" w:cs="Times New Roman"/>
-        </w:rPr>
-        <w:t>NVARCHAR(</w:t>
-      </w:r>
-      <w:proofErr w:type="gramEnd"/>
-      <w:r>
-        <w:rPr>
-          <w:rFonts w:ascii="Times New Roman" w:hAnsi="Times New Roman" w:cs="Times New Roman"/>
-        </w:rPr>
-        <w:t>50) NOT NULL (ACTIVE, DISABLED)</w:t>
+        <w:t xml:space="preserve"> DATETIME NOT NULL</w:t>
       </w:r>
     </w:p>
     <w:p>
       <w:pPr>
-        <w:rPr>
-          <w:rFonts w:ascii="Times New Roman" w:hAnsi="Times New Roman" w:cs="Times New Roman"/>
-        </w:rPr>
-      </w:pPr>
-      <w:proofErr w:type="spellStart"/>
-      <w:r>
-        <w:rPr>
-          <w:rFonts w:ascii="Times New Roman" w:hAnsi="Times New Roman" w:cs="Times New Roman"/>
-        </w:rPr>
-        <w:t>CreatedAt</w:t>
-      </w:r>
-      <w:proofErr w:type="spellEnd"/>
-      <w:r>
-        <w:rPr>
-          <w:rFonts w:ascii="Times New Roman" w:hAnsi="Times New Roman" w:cs="Times New Roman"/>
-        </w:rPr>
-        <w:t xml:space="preserve"> DATETIME NOT NULL</w:t>
-      </w:r>
-    </w:p>
-    <w:p>
-      <w:pPr>
-        <w:rPr>
-          <w:rFonts w:ascii="Times New Roman" w:hAnsi="Times New Roman" w:cs="Times New Roman"/>
-        </w:rPr>
-      </w:pPr>
-      <w:proofErr w:type="spellStart"/>
-      <w:r>
-        <w:rPr>
-          <w:rFonts w:ascii="Times New Roman" w:hAnsi="Times New Roman" w:cs="Times New Roman"/>
-        </w:rPr>
-        <w:t>LastLoginAt</w:t>
-      </w:r>
-      <w:proofErr w:type="spellEnd"/>
-      <w:r>
-        <w:rPr>
-          <w:rFonts w:ascii="Times New Roman" w:hAnsi="Times New Roman" w:cs="Times New Roman"/>
-        </w:rPr>
-        <w:t xml:space="preserve"> DATETIME NOT NULL</w:t>
-      </w:r>
-    </w:p>
-    <w:p>
-      <w:pPr>
-        <w:pStyle w:val="Heading3"/>
-      </w:pPr>
-      <w:r>
-        <w:rPr>
-          <w:rStyle w:val="Strong"/>
-          <w:b/>
-          <w:bCs/>
-        </w:rPr>
-        <w:t>2. Roles</w:t>
-      </w:r>
-    </w:p>
-    <w:p>
-      <w:pPr>
-        <w:pStyle w:val="NormalWeb"/>
-      </w:pPr>
-      <w:r>
-        <w:rPr>
-          <w:rStyle w:val="Strong"/>
-        </w:rPr>
-        <w:t>Purpose:</w:t>
-      </w:r>
-      <w:r>
-        <w:t xml:space="preserve"> Stores system roles that define user permissions (e.g., Admin, Officer).</w:t>
-      </w:r>
-    </w:p>
-    <w:p>
-      <w:pPr>
-        <w:pStyle w:val="NormalWeb"/>
-      </w:pPr>
-      <w:r>
-        <w:rPr>
-          <w:rStyle w:val="Strong"/>
-        </w:rPr>
-        <w:t>Columns:</w:t>
-      </w:r>
-    </w:p>
-    <w:p>
-      <w:pPr>
+        <w:pStyle w:val="ListParagraph"/>
         <w:numPr>
           <w:ilvl w:val="0"/>
-          <w:numId w:val="10"/>
+          <w:numId w:val="14"/>
         </w:numPr>
-        <w:spacing w:before="100" w:beforeAutospacing="1" w:after="100" w:afterAutospacing="1" w:line="240" w:lineRule="auto"/>
-      </w:pPr>
-      <w:r>
-        <w:t xml:space="preserve">Id INT PRIMARY KEY </w:t>
-      </w:r>
-    </w:p>
-    <w:p>
-      <w:pPr>
-        <w:numPr>
-          <w:ilvl w:val="0"/>
-          <w:numId w:val="10"/>
-        </w:numPr>
-        <w:spacing w:before="100" w:beforeAutospacing="1" w:after="100" w:afterAutospacing="1" w:line="240" w:lineRule="auto"/>
-      </w:pPr>
-      <w:r>
-        <w:t xml:space="preserve">RoleName </w:t>
-      </w:r>
-      <w:proofErr w:type="gramStart"/>
-      <w:r>
-        <w:t>VARCHAR(</w:t>
-      </w:r>
-      <w:proofErr w:type="gramEnd"/>
-      <w:r>
-        <w:t xml:space="preserve">50) NOT NULL </w:t>
-      </w:r>
-    </w:p>
-    <w:p>
-      <w:pPr>
-        <w:numPr>
-          <w:ilvl w:val="0"/>
-          <w:numId w:val="10"/>
-        </w:numPr>
-        <w:spacing w:before="100" w:beforeAutospacing="1" w:after="100" w:afterAutospacing="1" w:line="240" w:lineRule="auto"/>
-      </w:pPr>
-      <w:r>
-        <w:t xml:space="preserve">DelFlg INT NULL </w:t>
-      </w:r>
-    </w:p>
-    <w:p>
-      <w:pPr>
-        <w:numPr>
-          <w:ilvl w:val="0"/>
-          <w:numId w:val="10"/>
-        </w:numPr>
-        <w:spacing w:before="100" w:beforeAutospacing="1" w:after="100" w:afterAutospacing="1" w:line="240" w:lineRule="auto"/>
+        <w:spacing w:line="360" w:lineRule="auto"/>
+        <w:rPr>
+          <w:rFonts w:ascii="Times New Roman" w:hAnsi="Times New Roman" w:cs="Times New Roman"/>
+        </w:rPr>
       </w:pPr>
       <w:proofErr w:type="spellStart"/>
       <w:r>
-        <w:t>CreatedDateTime</w:t>
+        <w:rPr>
+          <w:rFonts w:ascii="Times New Roman" w:hAnsi="Times New Roman" w:cs="Times New Roman"/>
+        </w:rPr>
+        <w:t>LastLoginAt</w:t>
       </w:r>
       <w:proofErr w:type="spellEnd"/>
       <w:r>
-        <w:t xml:space="preserve"> DATETIME NOT NULL </w:t>
-      </w:r>
-    </w:p>
-    <w:p>
-      <w:pPr>
-        <w:numPr>
-          <w:ilvl w:val="0"/>
-          <w:numId w:val="10"/>
-        </w:numPr>
-        <w:spacing w:before="100" w:beforeAutospacing="1" w:after="100" w:afterAutospacing="1" w:line="240" w:lineRule="auto"/>
-      </w:pPr>
-      <w:r>
-        <w:t xml:space="preserve">CreatedUserId INT NOT NULL </w:t>
-      </w:r>
-    </w:p>
-    <w:p>
-      <w:pPr>
-        <w:numPr>
-          <w:ilvl w:val="0"/>
-          <w:numId w:val="10"/>
-        </w:numPr>
-        <w:spacing w:before="100" w:beforeAutospacing="1" w:after="100" w:afterAutospacing="1" w:line="240" w:lineRule="auto"/>
-      </w:pPr>
-      <w:proofErr w:type="spellStart"/>
-      <w:r>
-        <w:t>LastUpdateDateTime</w:t>
-      </w:r>
-      <w:proofErr w:type="spellEnd"/>
-      <w:r>
-        <w:t xml:space="preserve"> DATETIME NULL </w:t>
-      </w:r>
-    </w:p>
-    <w:p>
-      <w:pPr>
-        <w:numPr>
-          <w:ilvl w:val="0"/>
-          <w:numId w:val="10"/>
-        </w:numPr>
-        <w:spacing w:before="100" w:beforeAutospacing="1" w:after="100" w:afterAutospacing="1" w:line="240" w:lineRule="auto"/>
-      </w:pPr>
-      <w:proofErr w:type="spellStart"/>
-      <w:r>
-        <w:t>LastUpdateUserId</w:t>
-      </w:r>
-      <w:proofErr w:type="spellEnd"/>
-      <w:r>
-        <w:t xml:space="preserve"> INT NULL</w:t>
-      </w:r>
-    </w:p>
-    <w:p>
-      <w:pPr>
-        <w:pStyle w:val="Heading3"/>
-      </w:pPr>
-      <w:r>
-        <w:rPr>
-          <w:rStyle w:val="Strong"/>
-          <w:b/>
-          <w:bCs/>
-        </w:rPr>
-        <w:t xml:space="preserve">3. </w:t>
-      </w:r>
-      <w:proofErr w:type="spellStart"/>
-      <w:r>
-        <w:rPr>
-          <w:rStyle w:val="Strong"/>
-          <w:b/>
-          <w:bCs/>
-        </w:rPr>
-        <w:t>RoleFunctions</w:t>
-      </w:r>
-      <w:proofErr w:type="spellEnd"/>
-    </w:p>
-    <w:p>
-      <w:pPr>
-        <w:pStyle w:val="NormalWeb"/>
-      </w:pPr>
-      <w:r>
-        <w:rPr>
-          <w:rStyle w:val="Strong"/>
-        </w:rPr>
-        <w:t>Purpose:</w:t>
-      </w:r>
-      <w:r>
-        <w:t xml:space="preserve"> Maps roles to system functions (many-to-many relationship between Roles and Functions).</w:t>
-      </w:r>
-    </w:p>
-    <w:p>
-      <w:pPr>
-        <w:pStyle w:val="NormalWeb"/>
-      </w:pPr>
-      <w:r>
-        <w:rPr>
-          <w:rStyle w:val="Strong"/>
-        </w:rPr>
-        <w:t>Columns:</w:t>
-      </w:r>
-    </w:p>
-    <w:p>
-      <w:pPr>
-        <w:numPr>
-          <w:ilvl w:val="0"/>
-          <w:numId w:val="11"/>
-        </w:numPr>
-        <w:spacing w:before="100" w:beforeAutospacing="1" w:after="100" w:afterAutospacing="1" w:line="240" w:lineRule="auto"/>
-      </w:pPr>
-      <w:r>
-        <w:lastRenderedPageBreak/>
-        <w:t xml:space="preserve">Id INT PRIMARY KEY </w:t>
-      </w:r>
-    </w:p>
-    <w:p>
-      <w:pPr>
-        <w:numPr>
-          <w:ilvl w:val="0"/>
-          <w:numId w:val="11"/>
-        </w:numPr>
-        <w:spacing w:before="100" w:beforeAutospacing="1" w:after="100" w:afterAutospacing="1" w:line="240" w:lineRule="auto"/>
-      </w:pPr>
-      <w:r>
-        <w:t xml:space="preserve">RoleId INT NOT NULL </w:t>
-      </w:r>
-      <w:r>
-        <w:rPr>
-          <w:rFonts w:ascii="Times New Roman" w:hAnsi="Times New Roman" w:cs="Times New Roman"/>
-        </w:rPr>
-        <w:t xml:space="preserve">FOREIGN KEY REFERENCES </w:t>
-      </w:r>
-      <w:proofErr w:type="gramStart"/>
-      <w:r>
-        <w:rPr>
-          <w:rFonts w:ascii="Times New Roman" w:hAnsi="Times New Roman" w:cs="Times New Roman"/>
-        </w:rPr>
-        <w:t>Roles</w:t>
-      </w:r>
-      <w:r>
-        <w:rPr>
-          <w:rFonts w:ascii="Times New Roman" w:hAnsi="Times New Roman" w:cs="Times New Roman"/>
-        </w:rPr>
-        <w:t>(</w:t>
-      </w:r>
-      <w:proofErr w:type="gramEnd"/>
-      <w:r>
-        <w:rPr>
-          <w:rFonts w:ascii="Times New Roman" w:hAnsi="Times New Roman" w:cs="Times New Roman"/>
-        </w:rPr>
-        <w:t>Id)</w:t>
-      </w:r>
-    </w:p>
-    <w:p>
-      <w:pPr>
-        <w:numPr>
-          <w:ilvl w:val="0"/>
-          <w:numId w:val="11"/>
-        </w:numPr>
-        <w:spacing w:before="100" w:beforeAutospacing="1" w:after="100" w:afterAutospacing="1" w:line="240" w:lineRule="auto"/>
-      </w:pPr>
-      <w:proofErr w:type="spellStart"/>
-      <w:r>
-        <w:t>FunctionId</w:t>
-      </w:r>
-      <w:proofErr w:type="spellEnd"/>
-      <w:r>
-        <w:t xml:space="preserve"> INT NOT NULL</w:t>
-      </w:r>
-      <w:r>
-        <w:rPr>
-          <w:rFonts w:ascii="Times New Roman" w:hAnsi="Times New Roman" w:cs="Times New Roman"/>
-        </w:rPr>
-        <w:t xml:space="preserve"> </w:t>
-      </w:r>
-      <w:r>
-        <w:rPr>
-          <w:rFonts w:ascii="Times New Roman" w:hAnsi="Times New Roman" w:cs="Times New Roman"/>
-        </w:rPr>
-        <w:t xml:space="preserve">FOREIGN KEY REFERENCES </w:t>
-      </w:r>
-      <w:proofErr w:type="gramStart"/>
-      <w:r>
-        <w:rPr>
-          <w:rFonts w:ascii="Times New Roman" w:hAnsi="Times New Roman" w:cs="Times New Roman"/>
-        </w:rPr>
-        <w:t>Functions</w:t>
-      </w:r>
-      <w:r>
-        <w:rPr>
-          <w:rFonts w:ascii="Times New Roman" w:hAnsi="Times New Roman" w:cs="Times New Roman"/>
-        </w:rPr>
-        <w:t>(</w:t>
-      </w:r>
-      <w:proofErr w:type="gramEnd"/>
-      <w:r>
-        <w:rPr>
-          <w:rFonts w:ascii="Times New Roman" w:hAnsi="Times New Roman" w:cs="Times New Roman"/>
-        </w:rPr>
-        <w:t>Id)</w:t>
-      </w:r>
-    </w:p>
-    <w:p>
-      <w:pPr>
-        <w:pStyle w:val="Heading3"/>
-      </w:pPr>
-      <w:r>
-        <w:rPr>
-          <w:rStyle w:val="Strong"/>
-          <w:b/>
-          <w:bCs/>
-        </w:rPr>
-        <w:t>4. Functions</w:t>
-      </w:r>
-    </w:p>
-    <w:p>
-      <w:pPr>
-        <w:pStyle w:val="NormalWeb"/>
-      </w:pPr>
-      <w:r>
-        <w:rPr>
-          <w:rStyle w:val="Strong"/>
-        </w:rPr>
-        <w:t>Purpose:</w:t>
-      </w:r>
-      <w:r>
-        <w:t xml:space="preserve"> Stores system functions/features that roles can access.</w:t>
-      </w:r>
-    </w:p>
-    <w:p>
-      <w:pPr>
-        <w:pStyle w:val="NormalWeb"/>
-      </w:pPr>
-      <w:r>
-        <w:rPr>
-          <w:rStyle w:val="Strong"/>
-        </w:rPr>
-        <w:t>Columns:</w:t>
-      </w:r>
-      <w:bookmarkStart w:id="0" w:name="_GoBack"/>
-      <w:bookmarkEnd w:id="0"/>
-    </w:p>
-    <w:p>
-      <w:pPr>
-        <w:numPr>
-          <w:ilvl w:val="0"/>
-          <w:numId w:val="12"/>
-        </w:numPr>
-        <w:spacing w:before="100" w:beforeAutospacing="1" w:after="100" w:afterAutospacing="1" w:line="240" w:lineRule="auto"/>
-      </w:pPr>
-      <w:r>
-        <w:t xml:space="preserve">Id INT PRIMARY KEY </w:t>
-      </w:r>
-    </w:p>
-    <w:p>
-      <w:pPr>
-        <w:numPr>
-          <w:ilvl w:val="0"/>
-          <w:numId w:val="12"/>
-        </w:numPr>
-        <w:spacing w:before="100" w:beforeAutospacing="1" w:after="100" w:afterAutospacing="1" w:line="240" w:lineRule="auto"/>
-      </w:pPr>
-      <w:proofErr w:type="spellStart"/>
-      <w:r>
-        <w:t>FunctionName</w:t>
-      </w:r>
-      <w:proofErr w:type="spellEnd"/>
-      <w:r>
-        <w:t xml:space="preserve"> </w:t>
-      </w:r>
-      <w:proofErr w:type="gramStart"/>
-      <w:r>
-        <w:t>VARCHAR(</w:t>
-      </w:r>
-      <w:proofErr w:type="gramEnd"/>
-      <w:r>
-        <w:t xml:space="preserve">50) NOT NULL </w:t>
-      </w:r>
-    </w:p>
-    <w:p>
-      <w:pPr>
-        <w:rPr>
-          <w:rFonts w:ascii="Times New Roman" w:hAnsi="Times New Roman" w:cs="Times New Roman"/>
-        </w:rPr>
-      </w:pPr>
-    </w:p>
-    <w:p>
-      <w:pPr>
-        <w:rPr>
-          <w:rFonts w:ascii="Times New Roman" w:hAnsi="Times New Roman" w:cs="Times New Roman"/>
-        </w:rPr>
-      </w:pPr>
+        <w:rPr>
+          <w:rFonts w:ascii="Times New Roman" w:hAnsi="Times New Roman" w:cs="Times New Roman"/>
+        </w:rPr>
+        <w:t xml:space="preserve"> DATETIME NULL</w:t>
+      </w:r>
     </w:p>
     <w:p>
       <w:pPr>
@@ -757,6 +344,13 @@
     </w:p>
     <w:p>
       <w:pPr>
+        <w:pStyle w:val="ListParagraph"/>
+        <w:numPr>
+          <w:ilvl w:val="0"/>
+          <w:numId w:val="16"/>
+        </w:numPr>
+        <w:spacing w:line="360" w:lineRule="auto"/>
+        <w:jc w:val="both"/>
         <w:rPr>
           <w:rFonts w:ascii="Times New Roman" w:hAnsi="Times New Roman" w:cs="Times New Roman"/>
         </w:rPr>
@@ -770,6 +364,13 @@
     </w:p>
     <w:p>
       <w:pPr>
+        <w:pStyle w:val="ListParagraph"/>
+        <w:numPr>
+          <w:ilvl w:val="0"/>
+          <w:numId w:val="16"/>
+        </w:numPr>
+        <w:spacing w:line="360" w:lineRule="auto"/>
+        <w:jc w:val="both"/>
         <w:rPr>
           <w:rFonts w:ascii="Times New Roman" w:hAnsi="Times New Roman" w:cs="Times New Roman"/>
         </w:rPr>
@@ -800,11 +401,18 @@
         <w:rPr>
           <w:rFonts w:ascii="Times New Roman" w:hAnsi="Times New Roman" w:cs="Times New Roman"/>
         </w:rPr>
-        <w:t>255) NOT NULL</w:t>
+        <w:t>50) NULL</w:t>
       </w:r>
     </w:p>
     <w:p>
       <w:pPr>
+        <w:pStyle w:val="ListParagraph"/>
+        <w:numPr>
+          <w:ilvl w:val="0"/>
+          <w:numId w:val="16"/>
+        </w:numPr>
+        <w:spacing w:line="360" w:lineRule="auto"/>
+        <w:jc w:val="both"/>
         <w:rPr>
           <w:rFonts w:ascii="Times New Roman" w:hAnsi="Times New Roman" w:cs="Times New Roman"/>
         </w:rPr>
@@ -828,18 +436,25 @@
         <w:rPr>
           <w:rFonts w:ascii="Times New Roman" w:hAnsi="Times New Roman" w:cs="Times New Roman"/>
         </w:rPr>
-        <w:t>NVARCHAR(</w:t>
+        <w:t>VARCHAR(</w:t>
       </w:r>
       <w:proofErr w:type="gramEnd"/>
       <w:r>
         <w:rPr>
           <w:rFonts w:ascii="Times New Roman" w:hAnsi="Times New Roman" w:cs="Times New Roman"/>
         </w:rPr>
-        <w:t>255) NOT NULL UNIQUE</w:t>
+        <w:t>100) NOT NULL UNIQUE</w:t>
       </w:r>
     </w:p>
     <w:p>
       <w:pPr>
+        <w:pStyle w:val="ListParagraph"/>
+        <w:numPr>
+          <w:ilvl w:val="0"/>
+          <w:numId w:val="16"/>
+        </w:numPr>
+        <w:spacing w:line="360" w:lineRule="auto"/>
+        <w:jc w:val="both"/>
         <w:rPr>
           <w:rFonts w:ascii="Times New Roman" w:hAnsi="Times New Roman" w:cs="Times New Roman"/>
         </w:rPr>
@@ -862,46 +477,52 @@
         <w:rPr>
           <w:rFonts w:ascii="Times New Roman" w:hAnsi="Times New Roman" w:cs="Times New Roman"/>
         </w:rPr>
-        <w:t>255) NOT NULL</w:t>
+        <w:t>100) NULL</w:t>
       </w:r>
     </w:p>
     <w:p>
       <w:pPr>
-        <w:rPr>
-          <w:rFonts w:ascii="Times New Roman" w:hAnsi="Times New Roman" w:cs="Times New Roman"/>
-        </w:rPr>
-      </w:pPr>
-      <w:proofErr w:type="spellStart"/>
-      <w:r>
-        <w:rPr>
-          <w:rFonts w:ascii="Times New Roman" w:hAnsi="Times New Roman" w:cs="Times New Roman"/>
-        </w:rPr>
-        <w:t>PhoneNumber</w:t>
-      </w:r>
-      <w:proofErr w:type="spellEnd"/>
-      <w:r>
-        <w:rPr>
-          <w:rFonts w:ascii="Times New Roman" w:hAnsi="Times New Roman" w:cs="Times New Roman"/>
-        </w:rPr>
-        <w:t xml:space="preserve"> </w:t>
+        <w:pStyle w:val="ListParagraph"/>
+        <w:numPr>
+          <w:ilvl w:val="0"/>
+          <w:numId w:val="16"/>
+        </w:numPr>
+        <w:spacing w:line="360" w:lineRule="auto"/>
+        <w:jc w:val="both"/>
+        <w:rPr>
+          <w:rFonts w:ascii="Times New Roman" w:hAnsi="Times New Roman" w:cs="Times New Roman"/>
+        </w:rPr>
+      </w:pPr>
+      <w:r>
+        <w:rPr>
+          <w:rFonts w:ascii="Times New Roman" w:hAnsi="Times New Roman" w:cs="Times New Roman"/>
+        </w:rPr>
+        <w:t xml:space="preserve">PhoneNumber </w:t>
       </w:r>
       <w:proofErr w:type="gramStart"/>
       <w:r>
         <w:rPr>
           <w:rFonts w:ascii="Times New Roman" w:hAnsi="Times New Roman" w:cs="Times New Roman"/>
         </w:rPr>
-        <w:t>NVARCHAR(</w:t>
+        <w:t>VARCHAR(</w:t>
       </w:r>
       <w:proofErr w:type="gramEnd"/>
       <w:r>
         <w:rPr>
           <w:rFonts w:ascii="Times New Roman" w:hAnsi="Times New Roman" w:cs="Times New Roman"/>
         </w:rPr>
-        <w:t>30) NOT NULL</w:t>
+        <w:t>20) NOT NULL</w:t>
       </w:r>
     </w:p>
     <w:p>
       <w:pPr>
+        <w:pStyle w:val="ListParagraph"/>
+        <w:numPr>
+          <w:ilvl w:val="0"/>
+          <w:numId w:val="16"/>
+        </w:numPr>
+        <w:spacing w:line="360" w:lineRule="auto"/>
+        <w:jc w:val="both"/>
         <w:rPr>
           <w:rFonts w:ascii="Times New Roman" w:hAnsi="Times New Roman" w:cs="Times New Roman"/>
         </w:rPr>
@@ -917,53 +538,59 @@
         <w:rPr>
           <w:rFonts w:ascii="Times New Roman" w:hAnsi="Times New Roman" w:cs="Times New Roman"/>
         </w:rPr>
-        <w:t>NVARCHAR(</w:t>
+        <w:t>VARCHAR(</w:t>
       </w:r>
       <w:proofErr w:type="gramEnd"/>
       <w:r>
         <w:rPr>
           <w:rFonts w:ascii="Times New Roman" w:hAnsi="Times New Roman" w:cs="Times New Roman"/>
         </w:rPr>
-        <w:t>100) NOT NULL</w:t>
+        <w:t>50) NOT NULL</w:t>
       </w:r>
     </w:p>
     <w:p>
       <w:pPr>
-        <w:rPr>
-          <w:rFonts w:ascii="Times New Roman" w:hAnsi="Times New Roman" w:cs="Times New Roman"/>
-        </w:rPr>
-      </w:pPr>
-      <w:proofErr w:type="spellStart"/>
-      <w:r>
-        <w:rPr>
-          <w:rFonts w:ascii="Times New Roman" w:hAnsi="Times New Roman" w:cs="Times New Roman"/>
-        </w:rPr>
-        <w:t>IdentityNumber</w:t>
-      </w:r>
-      <w:proofErr w:type="spellEnd"/>
-      <w:r>
-        <w:rPr>
-          <w:rFonts w:ascii="Times New Roman" w:hAnsi="Times New Roman" w:cs="Times New Roman"/>
-        </w:rPr>
-        <w:t xml:space="preserve"> </w:t>
+        <w:pStyle w:val="ListParagraph"/>
+        <w:numPr>
+          <w:ilvl w:val="0"/>
+          <w:numId w:val="16"/>
+        </w:numPr>
+        <w:spacing w:line="360" w:lineRule="auto"/>
+        <w:jc w:val="both"/>
+        <w:rPr>
+          <w:rFonts w:ascii="Times New Roman" w:hAnsi="Times New Roman" w:cs="Times New Roman"/>
+        </w:rPr>
+      </w:pPr>
+      <w:r>
+        <w:rPr>
+          <w:rFonts w:ascii="Times New Roman" w:hAnsi="Times New Roman" w:cs="Times New Roman"/>
+        </w:rPr>
+        <w:t xml:space="preserve">IdentityNumber </w:t>
       </w:r>
       <w:proofErr w:type="gramStart"/>
       <w:r>
         <w:rPr>
           <w:rFonts w:ascii="Times New Roman" w:hAnsi="Times New Roman" w:cs="Times New Roman"/>
         </w:rPr>
-        <w:t>NVARCHAR(</w:t>
+        <w:t>VARCHAR(</w:t>
       </w:r>
       <w:proofErr w:type="gramEnd"/>
       <w:r>
         <w:rPr>
           <w:rFonts w:ascii="Times New Roman" w:hAnsi="Times New Roman" w:cs="Times New Roman"/>
         </w:rPr>
-        <w:t>100) NOT NULL</w:t>
+        <w:t>30) NOT NULL</w:t>
       </w:r>
     </w:p>
     <w:p>
       <w:pPr>
+        <w:pStyle w:val="ListParagraph"/>
+        <w:numPr>
+          <w:ilvl w:val="0"/>
+          <w:numId w:val="16"/>
+        </w:numPr>
+        <w:spacing w:line="360" w:lineRule="auto"/>
+        <w:jc w:val="both"/>
         <w:rPr>
           <w:rFonts w:ascii="Times New Roman" w:hAnsi="Times New Roman" w:cs="Times New Roman"/>
         </w:rPr>
@@ -981,6 +608,842 @@
           <w:rFonts w:ascii="Times New Roman" w:hAnsi="Times New Roman" w:cs="Times New Roman"/>
         </w:rPr>
         <w:t xml:space="preserve"> DATETIME NOT NULL</w:t>
+      </w:r>
+    </w:p>
+    <w:p>
+      <w:pPr>
+        <w:pStyle w:val="ListParagraph"/>
+        <w:numPr>
+          <w:ilvl w:val="0"/>
+          <w:numId w:val="16"/>
+        </w:numPr>
+        <w:spacing w:line="360" w:lineRule="auto"/>
+        <w:jc w:val="both"/>
+        <w:rPr>
+          <w:rFonts w:ascii="Times New Roman" w:hAnsi="Times New Roman" w:cs="Times New Roman"/>
+        </w:rPr>
+      </w:pPr>
+      <w:r>
+        <w:rPr>
+          <w:rFonts w:ascii="Times New Roman" w:hAnsi="Times New Roman" w:cs="Times New Roman"/>
+        </w:rPr>
+        <w:t>EmailConfirmed BIT NOT NULL</w:t>
+      </w:r>
+    </w:p>
+    <w:p>
+      <w:pPr>
+        <w:pStyle w:val="ListParagraph"/>
+        <w:numPr>
+          <w:ilvl w:val="0"/>
+          <w:numId w:val="16"/>
+        </w:numPr>
+        <w:spacing w:line="360" w:lineRule="auto"/>
+        <w:jc w:val="both"/>
+        <w:rPr>
+          <w:rFonts w:ascii="Times New Roman" w:hAnsi="Times New Roman" w:cs="Times New Roman"/>
+        </w:rPr>
+      </w:pPr>
+      <w:proofErr w:type="spellStart"/>
+      <w:r>
+        <w:rPr>
+          <w:rFonts w:ascii="Times New Roman" w:hAnsi="Times New Roman" w:cs="Times New Roman"/>
+        </w:rPr>
+        <w:t>EmailConfirmedAt</w:t>
+      </w:r>
+      <w:proofErr w:type="spellEnd"/>
+      <w:r>
+        <w:rPr>
+          <w:rFonts w:ascii="Times New Roman" w:hAnsi="Times New Roman" w:cs="Times New Roman"/>
+        </w:rPr>
+        <w:t xml:space="preserve"> DATETIME NULL</w:t>
+      </w:r>
+    </w:p>
+    <w:p>
+      <w:pPr>
+        <w:pStyle w:val="ListParagraph"/>
+        <w:numPr>
+          <w:ilvl w:val="0"/>
+          <w:numId w:val="16"/>
+        </w:numPr>
+        <w:spacing w:line="360" w:lineRule="auto"/>
+        <w:jc w:val="both"/>
+        <w:rPr>
+          <w:rFonts w:ascii="Times New Roman" w:hAnsi="Times New Roman" w:cs="Times New Roman"/>
+        </w:rPr>
+      </w:pPr>
+      <w:proofErr w:type="spellStart"/>
+      <w:r>
+        <w:rPr>
+          <w:rFonts w:ascii="Times New Roman" w:hAnsi="Times New Roman" w:cs="Times New Roman"/>
+        </w:rPr>
+        <w:t>ResendCount</w:t>
+      </w:r>
+      <w:proofErr w:type="spellEnd"/>
+      <w:r>
+        <w:rPr>
+          <w:rFonts w:ascii="Times New Roman" w:hAnsi="Times New Roman" w:cs="Times New Roman"/>
+        </w:rPr>
+        <w:t xml:space="preserve"> INT NOT NULL</w:t>
+      </w:r>
+    </w:p>
+    <w:p>
+      <w:pPr>
+        <w:pStyle w:val="ListParagraph"/>
+        <w:numPr>
+          <w:ilvl w:val="0"/>
+          <w:numId w:val="16"/>
+        </w:numPr>
+        <w:spacing w:line="360" w:lineRule="auto"/>
+        <w:jc w:val="both"/>
+        <w:rPr>
+          <w:rFonts w:ascii="Times New Roman" w:hAnsi="Times New Roman" w:cs="Times New Roman"/>
+        </w:rPr>
+      </w:pPr>
+      <w:proofErr w:type="spellStart"/>
+      <w:r>
+        <w:rPr>
+          <w:rFonts w:ascii="Times New Roman" w:hAnsi="Times New Roman" w:cs="Times New Roman"/>
+        </w:rPr>
+        <w:t>LastResendAt</w:t>
+      </w:r>
+      <w:proofErr w:type="spellEnd"/>
+      <w:r>
+        <w:rPr>
+          <w:rFonts w:ascii="Times New Roman" w:hAnsi="Times New Roman" w:cs="Times New Roman"/>
+        </w:rPr>
+        <w:t xml:space="preserve"> DATETIME NULL</w:t>
+      </w:r>
+    </w:p>
+    <w:p>
+      <w:pPr>
+        <w:pStyle w:val="ListParagraph"/>
+        <w:numPr>
+          <w:ilvl w:val="0"/>
+          <w:numId w:val="16"/>
+        </w:numPr>
+        <w:spacing w:line="360" w:lineRule="auto"/>
+        <w:jc w:val="both"/>
+        <w:rPr>
+          <w:rFonts w:ascii="Times New Roman" w:hAnsi="Times New Roman" w:cs="Times New Roman"/>
+        </w:rPr>
+      </w:pPr>
+      <w:proofErr w:type="spellStart"/>
+      <w:r>
+        <w:rPr>
+          <w:rFonts w:ascii="Times New Roman" w:hAnsi="Times New Roman" w:cs="Times New Roman"/>
+        </w:rPr>
+        <w:t>IsActive</w:t>
+      </w:r>
+      <w:proofErr w:type="spellEnd"/>
+      <w:r>
+        <w:rPr>
+          <w:rFonts w:ascii="Times New Roman" w:hAnsi="Times New Roman" w:cs="Times New Roman"/>
+        </w:rPr>
+        <w:t xml:space="preserve"> BIT NULL</w:t>
+      </w:r>
+    </w:p>
+    <w:p>
+      <w:pPr>
+        <w:pStyle w:val="Heading2"/>
+      </w:pPr>
+      <w:r>
+        <w:lastRenderedPageBreak/>
+        <w:t>3</w:t>
+      </w:r>
+      <w:r>
+        <w:t>. Users (Unified User Mapping)</w:t>
+      </w:r>
+    </w:p>
+    <w:p>
+      <w:pPr>
+        <w:pStyle w:val="NormalWeb"/>
+      </w:pPr>
+      <w:r>
+        <w:rPr>
+          <w:rStyle w:val="Strong"/>
+          <w:b w:val="0"/>
+          <w:bCs w:val="0"/>
+        </w:rPr>
+        <w:t>Purpose</w:t>
+      </w:r>
+      <w:r>
+        <w:rPr>
+          <w:rStyle w:val="Strong"/>
+        </w:rPr>
+        <w:t>:</w:t>
+      </w:r>
+      <w:r>
+        <w:t xml:space="preserve"> Stores mappings between applicants, system users, and assigned roles within the company registration system.</w:t>
+      </w:r>
+    </w:p>
+    <w:p>
+      <w:pPr>
+        <w:pStyle w:val="Heading3"/>
+      </w:pPr>
+      <w:r>
+        <w:t>Columns:</w:t>
+      </w:r>
+    </w:p>
+    <w:p>
+      <w:pPr>
+        <w:pStyle w:val="NormalWeb"/>
+        <w:numPr>
+          <w:ilvl w:val="0"/>
+          <w:numId w:val="23"/>
+        </w:numPr>
+        <w:spacing w:line="360" w:lineRule="auto"/>
+        <w:ind w:left="720"/>
+      </w:pPr>
+      <w:r>
+        <w:rPr>
+          <w:rStyle w:val="Strong"/>
+          <w:b w:val="0"/>
+          <w:bCs w:val="0"/>
+        </w:rPr>
+        <w:t>Id</w:t>
+      </w:r>
+      <w:r>
+        <w:t xml:space="preserve"> BIGINT IDENTITY PRIMARY KEY</w:t>
+      </w:r>
+    </w:p>
+    <w:p>
+      <w:pPr>
+        <w:pStyle w:val="NormalWeb"/>
+        <w:numPr>
+          <w:ilvl w:val="0"/>
+          <w:numId w:val="23"/>
+        </w:numPr>
+        <w:spacing w:line="360" w:lineRule="auto"/>
+        <w:ind w:left="720"/>
+      </w:pPr>
+      <w:r>
+        <w:rPr>
+          <w:rStyle w:val="Strong"/>
+          <w:b w:val="0"/>
+          <w:bCs w:val="0"/>
+        </w:rPr>
+        <w:t>ApplicantId</w:t>
+      </w:r>
+      <w:r>
+        <w:t xml:space="preserve"> BIGINT NOT NULL</w:t>
+      </w:r>
+      <w:r>
+        <w:t xml:space="preserve"> FOREIGNKEY</w:t>
+      </w:r>
+      <w:r>
+        <w:t xml:space="preserve"> REFERENCES</w:t>
+      </w:r>
+      <w:r>
+        <w:t xml:space="preserve"> </w:t>
+      </w:r>
+      <w:proofErr w:type="gramStart"/>
+      <w:r>
+        <w:t>CompanyApplicants</w:t>
+      </w:r>
+      <w:r>
+        <w:t>(</w:t>
+      </w:r>
+      <w:proofErr w:type="gramEnd"/>
+      <w:r>
+        <w:t>Id)</w:t>
+      </w:r>
+    </w:p>
+    <w:p>
+      <w:pPr>
+        <w:pStyle w:val="NormalWeb"/>
+        <w:numPr>
+          <w:ilvl w:val="0"/>
+          <w:numId w:val="23"/>
+        </w:numPr>
+        <w:spacing w:line="360" w:lineRule="auto"/>
+        <w:ind w:left="720"/>
+      </w:pPr>
+      <w:proofErr w:type="spellStart"/>
+      <w:r>
+        <w:rPr>
+          <w:rStyle w:val="Strong"/>
+          <w:b w:val="0"/>
+          <w:bCs w:val="0"/>
+        </w:rPr>
+        <w:t>SystemId</w:t>
+      </w:r>
+      <w:proofErr w:type="spellEnd"/>
+      <w:r>
+        <w:t xml:space="preserve"> INT NOT NULL</w:t>
+      </w:r>
+      <w:r>
+        <w:t xml:space="preserve"> </w:t>
+      </w:r>
+      <w:proofErr w:type="gramStart"/>
+      <w:r>
+        <w:t>FOREIGNKEY</w:t>
+      </w:r>
+      <w:r>
+        <w:t xml:space="preserve">  </w:t>
+      </w:r>
+      <w:r>
+        <w:t>REFERENCES</w:t>
+      </w:r>
+      <w:proofErr w:type="gramEnd"/>
+      <w:r>
+        <w:t xml:space="preserve"> </w:t>
+      </w:r>
+      <w:r>
+        <w:t>SystemUsers</w:t>
+      </w:r>
+      <w:r>
+        <w:t>(Id)</w:t>
+      </w:r>
+    </w:p>
+    <w:p>
+      <w:pPr>
+        <w:pStyle w:val="NormalWeb"/>
+        <w:numPr>
+          <w:ilvl w:val="0"/>
+          <w:numId w:val="23"/>
+        </w:numPr>
+        <w:spacing w:line="360" w:lineRule="auto"/>
+        <w:ind w:left="720"/>
+      </w:pPr>
+      <w:r>
+        <w:rPr>
+          <w:rStyle w:val="Strong"/>
+          <w:b w:val="0"/>
+          <w:bCs w:val="0"/>
+        </w:rPr>
+        <w:t>RoleId</w:t>
+      </w:r>
+      <w:r>
+        <w:t xml:space="preserve"> INT NOT NULL</w:t>
+      </w:r>
+      <w:r>
+        <w:t xml:space="preserve"> </w:t>
+      </w:r>
+      <w:r>
+        <w:t>FOREIGNKEY</w:t>
+      </w:r>
+      <w:r>
+        <w:t xml:space="preserve"> </w:t>
+      </w:r>
+      <w:r>
+        <w:t>REFERENCES</w:t>
+      </w:r>
+      <w:r>
+        <w:t xml:space="preserve"> </w:t>
+      </w:r>
+      <w:proofErr w:type="gramStart"/>
+      <w:r>
+        <w:t>Roles</w:t>
+      </w:r>
+      <w:r>
+        <w:t>(</w:t>
+      </w:r>
+      <w:proofErr w:type="gramEnd"/>
+      <w:r>
+        <w:t>Id)</w:t>
+      </w:r>
+    </w:p>
+    <w:p>
+      <w:pPr>
+        <w:pStyle w:val="NormalWeb"/>
+        <w:numPr>
+          <w:ilvl w:val="0"/>
+          <w:numId w:val="23"/>
+        </w:numPr>
+        <w:spacing w:line="360" w:lineRule="auto"/>
+        <w:ind w:left="720"/>
+      </w:pPr>
+      <w:proofErr w:type="spellStart"/>
+      <w:r>
+        <w:rPr>
+          <w:rStyle w:val="Strong"/>
+          <w:b w:val="0"/>
+          <w:bCs w:val="0"/>
+        </w:rPr>
+        <w:t>IsUser</w:t>
+      </w:r>
+      <w:proofErr w:type="spellEnd"/>
+      <w:r>
+        <w:t xml:space="preserve"> BIT NOT NULL</w:t>
+      </w:r>
+    </w:p>
+    <w:p>
+      <w:pPr>
+        <w:pStyle w:val="NormalWeb"/>
+        <w:numPr>
+          <w:ilvl w:val="0"/>
+          <w:numId w:val="23"/>
+        </w:numPr>
+        <w:spacing w:line="360" w:lineRule="auto"/>
+        <w:ind w:left="720"/>
+      </w:pPr>
+      <w:proofErr w:type="spellStart"/>
+      <w:r>
+        <w:rPr>
+          <w:rStyle w:val="Strong"/>
+          <w:b w:val="0"/>
+          <w:bCs w:val="0"/>
+        </w:rPr>
+        <w:t>CreatedAt</w:t>
+      </w:r>
+      <w:proofErr w:type="spellEnd"/>
+      <w:r>
+        <w:t xml:space="preserve"> DATETIME NOT NULL</w:t>
+      </w:r>
+    </w:p>
+    <w:p>
+      <w:pPr>
+        <w:pStyle w:val="Heading2"/>
+      </w:pPr>
+      <w:r>
+        <w:t>4</w:t>
+      </w:r>
+      <w:r>
+        <w:t>. Roles (System Role Management)</w:t>
+      </w:r>
+    </w:p>
+    <w:p>
+      <w:pPr>
+        <w:pStyle w:val="isselectedend"/>
+      </w:pPr>
+      <w:r>
+        <w:rPr>
+          <w:rStyle w:val="Strong"/>
+          <w:b w:val="0"/>
+          <w:bCs w:val="0"/>
+        </w:rPr>
+        <w:t>Purpose</w:t>
+      </w:r>
+      <w:r>
+        <w:rPr>
+          <w:rStyle w:val="Strong"/>
+        </w:rPr>
+        <w:t>:</w:t>
+      </w:r>
+      <w:r>
+        <w:t xml:space="preserve"> Stores system roles used for authorization and access control within the company registration system.</w:t>
+      </w:r>
+    </w:p>
+    <w:p>
+      <w:pPr>
+        <w:pStyle w:val="Heading3"/>
+      </w:pPr>
+      <w:r>
+        <w:t>Columns:</w:t>
+      </w:r>
+    </w:p>
+    <w:p>
+      <w:pPr>
+        <w:numPr>
+          <w:ilvl w:val="0"/>
+          <w:numId w:val="24"/>
+        </w:numPr>
+        <w:spacing w:before="100" w:beforeAutospacing="1" w:after="100" w:afterAutospacing="1" w:line="360" w:lineRule="auto"/>
+      </w:pPr>
+      <w:r>
+        <w:rPr>
+          <w:rStyle w:val="Strong"/>
+          <w:b w:val="0"/>
+          <w:bCs w:val="0"/>
+        </w:rPr>
+        <w:t>Id</w:t>
+      </w:r>
+      <w:r>
+        <w:t xml:space="preserve"> INT IDENTITY PRIMARY KEY</w:t>
+      </w:r>
+    </w:p>
+    <w:p>
+      <w:pPr>
+        <w:numPr>
+          <w:ilvl w:val="0"/>
+          <w:numId w:val="24"/>
+        </w:numPr>
+        <w:spacing w:before="100" w:beforeAutospacing="1" w:after="100" w:afterAutospacing="1" w:line="360" w:lineRule="auto"/>
+      </w:pPr>
+      <w:r>
+        <w:rPr>
+          <w:rStyle w:val="Strong"/>
+          <w:b w:val="0"/>
+          <w:bCs w:val="0"/>
+        </w:rPr>
+        <w:t>RoleName</w:t>
+      </w:r>
+      <w:r>
+        <w:t xml:space="preserve"> </w:t>
+      </w:r>
+      <w:proofErr w:type="gramStart"/>
+      <w:r>
+        <w:t>VARCHAR(</w:t>
+      </w:r>
+      <w:proofErr w:type="gramEnd"/>
+      <w:r>
+        <w:t>50) NOT NULL</w:t>
+      </w:r>
+    </w:p>
+    <w:p>
+      <w:pPr>
+        <w:numPr>
+          <w:ilvl w:val="0"/>
+          <w:numId w:val="24"/>
+        </w:numPr>
+        <w:spacing w:before="100" w:beforeAutospacing="1" w:after="100" w:afterAutospacing="1" w:line="360" w:lineRule="auto"/>
+      </w:pPr>
+      <w:r>
+        <w:rPr>
+          <w:rStyle w:val="Strong"/>
+          <w:b w:val="0"/>
+          <w:bCs w:val="0"/>
+        </w:rPr>
+        <w:t>DelFlg</w:t>
+      </w:r>
+      <w:r>
+        <w:t xml:space="preserve"> INT NULL</w:t>
+      </w:r>
+    </w:p>
+    <w:p>
+      <w:pPr>
+        <w:numPr>
+          <w:ilvl w:val="0"/>
+          <w:numId w:val="24"/>
+        </w:numPr>
+        <w:spacing w:before="100" w:beforeAutospacing="1" w:after="100" w:afterAutospacing="1" w:line="360" w:lineRule="auto"/>
+      </w:pPr>
+      <w:proofErr w:type="spellStart"/>
+      <w:r>
+        <w:rPr>
+          <w:rStyle w:val="Strong"/>
+          <w:b w:val="0"/>
+          <w:bCs w:val="0"/>
+        </w:rPr>
+        <w:t>CreatedDateTime</w:t>
+      </w:r>
+      <w:proofErr w:type="spellEnd"/>
+      <w:r>
+        <w:t xml:space="preserve"> DATETIME NOT NULL</w:t>
+      </w:r>
+    </w:p>
+    <w:p>
+      <w:pPr>
+        <w:numPr>
+          <w:ilvl w:val="0"/>
+          <w:numId w:val="24"/>
+        </w:numPr>
+        <w:spacing w:before="100" w:beforeAutospacing="1" w:after="100" w:afterAutospacing="1" w:line="360" w:lineRule="auto"/>
+      </w:pPr>
+      <w:r>
+        <w:rPr>
+          <w:rStyle w:val="Strong"/>
+          <w:b w:val="0"/>
+          <w:bCs w:val="0"/>
+        </w:rPr>
+        <w:t>CreatedUserId</w:t>
+      </w:r>
+      <w:r>
+        <w:t xml:space="preserve"> INT NOT NULL</w:t>
+      </w:r>
+    </w:p>
+    <w:p>
+      <w:pPr>
+        <w:numPr>
+          <w:ilvl w:val="0"/>
+          <w:numId w:val="24"/>
+        </w:numPr>
+        <w:spacing w:before="100" w:beforeAutospacing="1" w:after="100" w:afterAutospacing="1" w:line="360" w:lineRule="auto"/>
+      </w:pPr>
+      <w:proofErr w:type="spellStart"/>
+      <w:r>
+        <w:rPr>
+          <w:rStyle w:val="Strong"/>
+          <w:b w:val="0"/>
+          <w:bCs w:val="0"/>
+        </w:rPr>
+        <w:t>LastUpdateDateTime</w:t>
+      </w:r>
+      <w:proofErr w:type="spellEnd"/>
+      <w:r>
+        <w:t xml:space="preserve"> DATETIME NULL</w:t>
+      </w:r>
+    </w:p>
+    <w:p>
+      <w:pPr>
+        <w:numPr>
+          <w:ilvl w:val="0"/>
+          <w:numId w:val="24"/>
+        </w:numPr>
+        <w:spacing w:before="100" w:beforeAutospacing="1" w:after="100" w:afterAutospacing="1" w:line="360" w:lineRule="auto"/>
+      </w:pPr>
+      <w:proofErr w:type="spellStart"/>
+      <w:r>
+        <w:rPr>
+          <w:rStyle w:val="Strong"/>
+          <w:b w:val="0"/>
+          <w:bCs w:val="0"/>
+        </w:rPr>
+        <w:t>LastUpdateUserId</w:t>
+      </w:r>
+      <w:proofErr w:type="spellEnd"/>
+      <w:r>
+        <w:t xml:space="preserve"> INT NULL</w:t>
+      </w:r>
+    </w:p>
+    <w:p>
+      <w:pPr>
+        <w:spacing w:before="100" w:beforeAutospacing="1" w:after="100" w:afterAutospacing="1" w:line="360" w:lineRule="auto"/>
+      </w:pPr>
+    </w:p>
+    <w:p>
+      <w:pPr>
+        <w:spacing w:before="100" w:beforeAutospacing="1" w:after="100" w:afterAutospacing="1" w:line="360" w:lineRule="auto"/>
+      </w:pPr>
+    </w:p>
+    <w:p>
+      <w:pPr>
+        <w:spacing w:before="100" w:beforeAutospacing="1" w:after="100" w:afterAutospacing="1" w:line="360" w:lineRule="auto"/>
+      </w:pPr>
+    </w:p>
+    <w:p>
+      <w:pPr>
+        <w:pStyle w:val="Heading2"/>
+      </w:pPr>
+      <w:r>
+        <w:lastRenderedPageBreak/>
+        <w:t>5</w:t>
+      </w:r>
+      <w:r>
+        <w:t xml:space="preserve">. </w:t>
+      </w:r>
+      <w:proofErr w:type="spellStart"/>
+      <w:r>
+        <w:t>RolesFunctions</w:t>
+      </w:r>
+      <w:proofErr w:type="spellEnd"/>
+      <w:r>
+        <w:t xml:space="preserve"> (Role and Function Mapping)</w:t>
+      </w:r>
+    </w:p>
+    <w:p>
+      <w:pPr>
+        <w:pStyle w:val="isselectedend"/>
+      </w:pPr>
+      <w:r>
+        <w:rPr>
+          <w:rStyle w:val="Strong"/>
+        </w:rPr>
+        <w:t>Purpose:</w:t>
+      </w:r>
+      <w:r>
+        <w:t xml:space="preserve"> Maps roles to system functions (many-to-many relationship between Roles and Functions).</w:t>
+      </w:r>
+    </w:p>
+    <w:p>
+      <w:pPr>
+        <w:pStyle w:val="isselectedend"/>
+      </w:pPr>
+      <w:r>
+        <w:t>Columns:</w:t>
+      </w:r>
+    </w:p>
+    <w:p>
+      <w:pPr>
+        <w:numPr>
+          <w:ilvl w:val="0"/>
+          <w:numId w:val="25"/>
+        </w:numPr>
+        <w:spacing w:before="100" w:beforeAutospacing="1" w:after="100" w:afterAutospacing="1" w:line="360" w:lineRule="auto"/>
+      </w:pPr>
+      <w:r>
+        <w:rPr>
+          <w:rStyle w:val="Strong"/>
+          <w:b w:val="0"/>
+          <w:bCs w:val="0"/>
+        </w:rPr>
+        <w:t>Id</w:t>
+      </w:r>
+      <w:r>
+        <w:t xml:space="preserve"> INT IDENTITY PRIMARY KEY</w:t>
+      </w:r>
+    </w:p>
+    <w:p>
+      <w:pPr>
+        <w:numPr>
+          <w:ilvl w:val="0"/>
+          <w:numId w:val="11"/>
+        </w:numPr>
+        <w:spacing w:before="100" w:beforeAutospacing="1" w:after="100" w:afterAutospacing="1" w:line="360" w:lineRule="auto"/>
+      </w:pPr>
+      <w:r>
+        <w:rPr>
+          <w:rStyle w:val="Strong"/>
+          <w:b w:val="0"/>
+          <w:bCs w:val="0"/>
+        </w:rPr>
+        <w:t>RoleId</w:t>
+      </w:r>
+      <w:r>
+        <w:t xml:space="preserve"> INT NOT NULL</w:t>
+      </w:r>
+      <w:r>
+        <w:t xml:space="preserve"> </w:t>
+      </w:r>
+      <w:r>
+        <w:rPr>
+          <w:rFonts w:ascii="Times New Roman" w:hAnsi="Times New Roman" w:cs="Times New Roman"/>
+        </w:rPr>
+        <w:t xml:space="preserve">FOREIGN KEY REFERENCES </w:t>
+      </w:r>
+      <w:proofErr w:type="gramStart"/>
+      <w:r>
+        <w:rPr>
+          <w:rFonts w:ascii="Times New Roman" w:hAnsi="Times New Roman" w:cs="Times New Roman"/>
+        </w:rPr>
+        <w:t>Roles</w:t>
+      </w:r>
+      <w:r>
+        <w:rPr>
+          <w:rFonts w:ascii="Times New Roman" w:hAnsi="Times New Roman" w:cs="Times New Roman"/>
+        </w:rPr>
+        <w:t>(</w:t>
+      </w:r>
+      <w:proofErr w:type="gramEnd"/>
+      <w:r>
+        <w:rPr>
+          <w:rFonts w:ascii="Times New Roman" w:hAnsi="Times New Roman" w:cs="Times New Roman"/>
+        </w:rPr>
+        <w:t>Id)</w:t>
+      </w:r>
+    </w:p>
+    <w:p>
+      <w:pPr>
+        <w:numPr>
+          <w:ilvl w:val="0"/>
+          <w:numId w:val="11"/>
+        </w:numPr>
+        <w:spacing w:before="100" w:beforeAutospacing="1" w:after="100" w:afterAutospacing="1" w:line="360" w:lineRule="auto"/>
+      </w:pPr>
+      <w:proofErr w:type="spellStart"/>
+      <w:r>
+        <w:rPr>
+          <w:rStyle w:val="Strong"/>
+          <w:b w:val="0"/>
+          <w:bCs w:val="0"/>
+        </w:rPr>
+        <w:t>FunctionId</w:t>
+      </w:r>
+      <w:proofErr w:type="spellEnd"/>
+      <w:r>
+        <w:t xml:space="preserve"> INT NOT NULL</w:t>
+      </w:r>
+      <w:r>
+        <w:t xml:space="preserve"> </w:t>
+      </w:r>
+      <w:r>
+        <w:rPr>
+          <w:rFonts w:ascii="Times New Roman" w:hAnsi="Times New Roman" w:cs="Times New Roman"/>
+        </w:rPr>
+        <w:t xml:space="preserve">FOREIGN KEY REFERENCES </w:t>
+      </w:r>
+      <w:proofErr w:type="gramStart"/>
+      <w:r>
+        <w:rPr>
+          <w:rFonts w:ascii="Times New Roman" w:hAnsi="Times New Roman" w:cs="Times New Roman"/>
+        </w:rPr>
+        <w:t>Functions</w:t>
+      </w:r>
+      <w:r>
+        <w:rPr>
+          <w:rFonts w:ascii="Times New Roman" w:hAnsi="Times New Roman" w:cs="Times New Roman"/>
+        </w:rPr>
+        <w:t>(</w:t>
+      </w:r>
+      <w:proofErr w:type="gramEnd"/>
+      <w:r>
+        <w:rPr>
+          <w:rFonts w:ascii="Times New Roman" w:hAnsi="Times New Roman" w:cs="Times New Roman"/>
+        </w:rPr>
+        <w:t>Id)</w:t>
+      </w:r>
+    </w:p>
+    <w:p>
+      <w:pPr>
+        <w:pStyle w:val="Heading2"/>
+      </w:pPr>
+      <w:r>
+        <w:t>8</w:t>
+      </w:r>
+      <w:r>
+        <w:t>. Functions (System Functional Permissions)</w:t>
+      </w:r>
+    </w:p>
+    <w:p>
+      <w:pPr>
+        <w:pStyle w:val="isselectedend"/>
+      </w:pPr>
+      <w:r>
+        <w:rPr>
+          <w:rStyle w:val="Strong"/>
+        </w:rPr>
+        <w:t>Purpose:</w:t>
+      </w:r>
+      <w:r>
+        <w:t xml:space="preserve"> Stores system functions or permissions used for access control and authorization.</w:t>
+      </w:r>
+    </w:p>
+    <w:p>
+      <w:pPr>
+        <w:pStyle w:val="Heading3"/>
+      </w:pPr>
+      <w:r>
+        <w:t>Columns:</w:t>
+      </w:r>
+    </w:p>
+    <w:p>
+      <w:pPr>
+        <w:numPr>
+          <w:ilvl w:val="0"/>
+          <w:numId w:val="26"/>
+        </w:numPr>
+        <w:spacing w:before="100" w:beforeAutospacing="1" w:after="100" w:afterAutospacing="1" w:line="360" w:lineRule="auto"/>
+      </w:pPr>
+      <w:r>
+        <w:rPr>
+          <w:rStyle w:val="Strong"/>
+          <w:b w:val="0"/>
+          <w:bCs w:val="0"/>
+        </w:rPr>
+        <w:t>Id</w:t>
+      </w:r>
+      <w:r>
+        <w:t xml:space="preserve"> INT PRIMARY KEY</w:t>
+      </w:r>
+    </w:p>
+    <w:p>
+      <w:pPr>
+        <w:numPr>
+          <w:ilvl w:val="0"/>
+          <w:numId w:val="26"/>
+        </w:numPr>
+        <w:spacing w:before="100" w:beforeAutospacing="1" w:after="100" w:afterAutospacing="1" w:line="360" w:lineRule="auto"/>
+      </w:pPr>
+      <w:proofErr w:type="spellStart"/>
+      <w:r>
+        <w:rPr>
+          <w:rStyle w:val="Strong"/>
+          <w:b w:val="0"/>
+          <w:bCs w:val="0"/>
+        </w:rPr>
+        <w:t>FunctionName</w:t>
+      </w:r>
+      <w:proofErr w:type="spellEnd"/>
+      <w:r>
+        <w:t xml:space="preserve"> </w:t>
+      </w:r>
+      <w:proofErr w:type="gramStart"/>
+      <w:r>
+        <w:t>VARCHAR(</w:t>
+      </w:r>
+      <w:proofErr w:type="gramEnd"/>
+      <w:r>
+        <w:t>50) NOT NULL</w:t>
       </w:r>
     </w:p>
     <w:p>
@@ -1003,9 +1466,8 @@
           <w:sz w:val="26"/>
           <w:szCs w:val="26"/>
         </w:rPr>
-        <w:t xml:space="preserve">3. </w:t>
-      </w:r>
-      <w:proofErr w:type="spellStart"/>
+        <w:t>9</w:t>
+      </w:r>
       <w:r>
         <w:rPr>
           <w:rFonts w:ascii="Times New Roman" w:hAnsi="Times New Roman" w:cs="Times New Roman"/>
@@ -1015,9 +1477,9 @@
           <w:sz w:val="26"/>
           <w:szCs w:val="26"/>
         </w:rPr>
-        <w:t>RegisteredCompanies</w:t>
-      </w:r>
-      <w:proofErr w:type="spellEnd"/>
+        <w:t xml:space="preserve">. </w:t>
+      </w:r>
+      <w:proofErr w:type="spellStart"/>
       <w:r>
         <w:rPr>
           <w:rFonts w:ascii="Times New Roman" w:hAnsi="Times New Roman" w:cs="Times New Roman"/>
@@ -1027,674 +1489,10 @@
           <w:sz w:val="26"/>
           <w:szCs w:val="26"/>
         </w:rPr>
-        <w:t xml:space="preserve"> (Company Registration Table)</w:t>
-      </w:r>
-    </w:p>
-    <w:p>
-      <w:pPr>
-        <w:rPr>
-          <w:rFonts w:ascii="Times New Roman" w:hAnsi="Times New Roman" w:cs="Times New Roman"/>
-        </w:rPr>
-      </w:pPr>
-      <w:r>
-        <w:rPr>
-          <w:rFonts w:ascii="Times New Roman" w:hAnsi="Times New Roman" w:cs="Times New Roman"/>
-        </w:rPr>
-        <w:t>Purpose: Stores company details submitted for registration and tracks registration status.</w:t>
-      </w:r>
-    </w:p>
-    <w:p>
-      <w:pPr>
-        <w:rPr>
-          <w:rFonts w:ascii="Times New Roman" w:hAnsi="Times New Roman" w:cs="Times New Roman"/>
-        </w:rPr>
-      </w:pPr>
-      <w:r>
-        <w:rPr>
-          <w:rFonts w:ascii="Times New Roman" w:hAnsi="Times New Roman" w:cs="Times New Roman"/>
-        </w:rPr>
-        <w:t>Columns:</w:t>
-      </w:r>
-    </w:p>
-    <w:p>
-      <w:pPr>
-        <w:rPr>
-          <w:rFonts w:ascii="Times New Roman" w:hAnsi="Times New Roman" w:cs="Times New Roman"/>
-        </w:rPr>
-      </w:pPr>
-      <w:r>
-        <w:rPr>
-          <w:rFonts w:ascii="Times New Roman" w:hAnsi="Times New Roman" w:cs="Times New Roman"/>
-        </w:rPr>
-        <w:t>Id BIGINT IDENTITY PRIMARY KEY</w:t>
-      </w:r>
-    </w:p>
-    <w:p>
-      <w:pPr>
-        <w:rPr>
-          <w:rFonts w:ascii="Times New Roman" w:hAnsi="Times New Roman" w:cs="Times New Roman"/>
-        </w:rPr>
-      </w:pPr>
-      <w:r>
-        <w:rPr>
-          <w:rFonts w:ascii="Times New Roman" w:hAnsi="Times New Roman" w:cs="Times New Roman"/>
-        </w:rPr>
-        <w:t xml:space="preserve">CompanyName </w:t>
-      </w:r>
-      <w:proofErr w:type="gramStart"/>
-      <w:r>
-        <w:rPr>
-          <w:rFonts w:ascii="Times New Roman" w:hAnsi="Times New Roman" w:cs="Times New Roman"/>
-        </w:rPr>
-        <w:t>NVARCHAR(</w:t>
-      </w:r>
-      <w:proofErr w:type="gramEnd"/>
-      <w:r>
-        <w:rPr>
-          <w:rFonts w:ascii="Times New Roman" w:hAnsi="Times New Roman" w:cs="Times New Roman"/>
-        </w:rPr>
-        <w:t>255) NOT NULL</w:t>
-      </w:r>
-    </w:p>
-    <w:p>
-      <w:pPr>
-        <w:rPr>
-          <w:rFonts w:ascii="Times New Roman" w:hAnsi="Times New Roman" w:cs="Times New Roman"/>
-        </w:rPr>
-      </w:pPr>
-      <w:r>
-        <w:rPr>
-          <w:rFonts w:ascii="Times New Roman" w:hAnsi="Times New Roman" w:cs="Times New Roman"/>
-        </w:rPr>
-        <w:t xml:space="preserve">RegistrationNumber </w:t>
-      </w:r>
-      <w:proofErr w:type="gramStart"/>
-      <w:r>
-        <w:rPr>
-          <w:rFonts w:ascii="Times New Roman" w:hAnsi="Times New Roman" w:cs="Times New Roman"/>
-        </w:rPr>
-        <w:t>NVARCHAR(</w:t>
-      </w:r>
-      <w:proofErr w:type="gramEnd"/>
-      <w:r>
-        <w:rPr>
-          <w:rFonts w:ascii="Times New Roman" w:hAnsi="Times New Roman" w:cs="Times New Roman"/>
-        </w:rPr>
-        <w:t>100) NOT NULL</w:t>
-      </w:r>
-    </w:p>
-    <w:p>
-      <w:pPr>
-        <w:rPr>
-          <w:rFonts w:ascii="Times New Roman" w:hAnsi="Times New Roman" w:cs="Times New Roman"/>
-        </w:rPr>
-      </w:pPr>
-      <w:proofErr w:type="spellStart"/>
-      <w:r>
-        <w:rPr>
-          <w:rFonts w:ascii="Times New Roman" w:hAnsi="Times New Roman" w:cs="Times New Roman"/>
-        </w:rPr>
-        <w:lastRenderedPageBreak/>
-        <w:t>CompanyType</w:t>
+        <w:t>RegisteredCompanies</w:t>
       </w:r>
       <w:proofErr w:type="spellEnd"/>
       <w:r>
-        <w:rPr>
-          <w:rFonts w:ascii="Times New Roman" w:hAnsi="Times New Roman" w:cs="Times New Roman"/>
-        </w:rPr>
-        <w:t xml:space="preserve"> </w:t>
-      </w:r>
-      <w:proofErr w:type="gramStart"/>
-      <w:r>
-        <w:rPr>
-          <w:rFonts w:ascii="Times New Roman" w:hAnsi="Times New Roman" w:cs="Times New Roman"/>
-        </w:rPr>
-        <w:t>NVARCHAR(</w:t>
-      </w:r>
-      <w:proofErr w:type="gramEnd"/>
-      <w:r>
-        <w:rPr>
-          <w:rFonts w:ascii="Times New Roman" w:hAnsi="Times New Roman" w:cs="Times New Roman"/>
-        </w:rPr>
-        <w:t>50) NOT NULL (LLC, PLC, Partnership)</w:t>
-      </w:r>
-    </w:p>
-    <w:p>
-      <w:pPr>
-        <w:rPr>
-          <w:rFonts w:ascii="Times New Roman" w:hAnsi="Times New Roman" w:cs="Times New Roman"/>
-        </w:rPr>
-      </w:pPr>
-      <w:proofErr w:type="spellStart"/>
-      <w:r>
-        <w:rPr>
-          <w:rFonts w:ascii="Times New Roman" w:hAnsi="Times New Roman" w:cs="Times New Roman"/>
-        </w:rPr>
-        <w:t>BusinessActivity</w:t>
-      </w:r>
-      <w:proofErr w:type="spellEnd"/>
-      <w:r>
-        <w:rPr>
-          <w:rFonts w:ascii="Times New Roman" w:hAnsi="Times New Roman" w:cs="Times New Roman"/>
-        </w:rPr>
-        <w:t xml:space="preserve"> </w:t>
-      </w:r>
-      <w:proofErr w:type="gramStart"/>
-      <w:r>
-        <w:rPr>
-          <w:rFonts w:ascii="Times New Roman" w:hAnsi="Times New Roman" w:cs="Times New Roman"/>
-        </w:rPr>
-        <w:t>NVARCHAR(</w:t>
-      </w:r>
-      <w:proofErr w:type="gramEnd"/>
-      <w:r>
-        <w:rPr>
-          <w:rFonts w:ascii="Times New Roman" w:hAnsi="Times New Roman" w:cs="Times New Roman"/>
-        </w:rPr>
-        <w:t>255) NOT NULL</w:t>
-      </w:r>
-    </w:p>
-    <w:p>
-      <w:pPr>
-        <w:rPr>
-          <w:rFonts w:ascii="Times New Roman" w:hAnsi="Times New Roman" w:cs="Times New Roman"/>
-        </w:rPr>
-      </w:pPr>
-      <w:proofErr w:type="spellStart"/>
-      <w:r>
-        <w:rPr>
-          <w:rFonts w:ascii="Times New Roman" w:hAnsi="Times New Roman" w:cs="Times New Roman"/>
-        </w:rPr>
-        <w:t>RegisteredAddress</w:t>
-      </w:r>
-      <w:proofErr w:type="spellEnd"/>
-      <w:r>
-        <w:rPr>
-          <w:rFonts w:ascii="Times New Roman" w:hAnsi="Times New Roman" w:cs="Times New Roman"/>
-        </w:rPr>
-        <w:t xml:space="preserve"> </w:t>
-      </w:r>
-      <w:proofErr w:type="gramStart"/>
-      <w:r>
-        <w:rPr>
-          <w:rFonts w:ascii="Times New Roman" w:hAnsi="Times New Roman" w:cs="Times New Roman"/>
-        </w:rPr>
-        <w:t>NVARCHAR(</w:t>
-      </w:r>
-      <w:proofErr w:type="gramEnd"/>
-      <w:r>
-        <w:rPr>
-          <w:rFonts w:ascii="Times New Roman" w:hAnsi="Times New Roman" w:cs="Times New Roman"/>
-        </w:rPr>
-        <w:t>500) NOT NULL</w:t>
-      </w:r>
-    </w:p>
-    <w:p>
-      <w:pPr>
-        <w:rPr>
-          <w:rFonts w:ascii="Times New Roman" w:hAnsi="Times New Roman" w:cs="Times New Roman"/>
-        </w:rPr>
-      </w:pPr>
-      <w:proofErr w:type="spellStart"/>
-      <w:r>
-        <w:rPr>
-          <w:rFonts w:ascii="Times New Roman" w:hAnsi="Times New Roman" w:cs="Times New Roman"/>
-        </w:rPr>
-        <w:t>RegistrationStatus</w:t>
-      </w:r>
-      <w:proofErr w:type="spellEnd"/>
-      <w:r>
-        <w:rPr>
-          <w:rFonts w:ascii="Times New Roman" w:hAnsi="Times New Roman" w:cs="Times New Roman"/>
-        </w:rPr>
-        <w:t xml:space="preserve"> </w:t>
-      </w:r>
-      <w:proofErr w:type="gramStart"/>
-      <w:r>
-        <w:rPr>
-          <w:rFonts w:ascii="Times New Roman" w:hAnsi="Times New Roman" w:cs="Times New Roman"/>
-        </w:rPr>
-        <w:t>NVARCHAR(</w:t>
-      </w:r>
-      <w:proofErr w:type="gramEnd"/>
-      <w:r>
-        <w:rPr>
-          <w:rFonts w:ascii="Times New Roman" w:hAnsi="Times New Roman" w:cs="Times New Roman"/>
-        </w:rPr>
-        <w:t>50) NOT NULL (PENDING, APPROVED, REJECTED)</w:t>
-      </w:r>
-    </w:p>
-    <w:p>
-      <w:pPr>
-        <w:rPr>
-          <w:rFonts w:ascii="Times New Roman" w:hAnsi="Times New Roman" w:cs="Times New Roman"/>
-        </w:rPr>
-      </w:pPr>
-      <w:r>
-        <w:rPr>
-          <w:rFonts w:ascii="Times New Roman" w:hAnsi="Times New Roman" w:cs="Times New Roman"/>
-        </w:rPr>
-        <w:t xml:space="preserve">ApplicantId BIGINT NOT NULL FOREIGN KEY REFERENCES </w:t>
-      </w:r>
-      <w:proofErr w:type="gramStart"/>
-      <w:r>
-        <w:rPr>
-          <w:rFonts w:ascii="Times New Roman" w:hAnsi="Times New Roman" w:cs="Times New Roman"/>
-        </w:rPr>
-        <w:t>CompanyApplicants(</w:t>
-      </w:r>
-      <w:proofErr w:type="gramEnd"/>
-      <w:r>
-        <w:rPr>
-          <w:rFonts w:ascii="Times New Roman" w:hAnsi="Times New Roman" w:cs="Times New Roman"/>
-        </w:rPr>
-        <w:t>Id)</w:t>
-      </w:r>
-    </w:p>
-    <w:p>
-      <w:pPr>
-        <w:rPr>
-          <w:rFonts w:ascii="Times New Roman" w:hAnsi="Times New Roman" w:cs="Times New Roman"/>
-        </w:rPr>
-      </w:pPr>
-      <w:r>
-        <w:rPr>
-          <w:rFonts w:ascii="Times New Roman" w:hAnsi="Times New Roman" w:cs="Times New Roman"/>
-        </w:rPr>
-        <w:t xml:space="preserve">UserId </w:t>
-      </w:r>
-      <w:r>
-        <w:rPr>
-          <w:rFonts w:ascii="Times New Roman" w:hAnsi="Times New Roman" w:cs="Times New Roman"/>
-        </w:rPr>
-        <w:t xml:space="preserve">BIGINT NOT NULL FOREIGN KEY REFERENCES </w:t>
-      </w:r>
-      <w:r>
-        <w:rPr>
-          <w:rFonts w:ascii="Times New Roman" w:hAnsi="Times New Roman" w:cs="Times New Roman"/>
-        </w:rPr>
-        <w:t>SystemUsers</w:t>
-      </w:r>
-      <w:r>
-        <w:rPr>
-          <w:rFonts w:ascii="Times New Roman" w:hAnsi="Times New Roman" w:cs="Times New Roman"/>
-        </w:rPr>
-        <w:t>(Id)</w:t>
-      </w:r>
-    </w:p>
-    <w:p>
-      <w:pPr>
-        <w:rPr>
-          <w:rFonts w:ascii="Times New Roman" w:hAnsi="Times New Roman" w:cs="Times New Roman"/>
-        </w:rPr>
-      </w:pPr>
-      <w:proofErr w:type="spellStart"/>
-      <w:r>
-        <w:rPr>
-          <w:rFonts w:ascii="Times New Roman" w:hAnsi="Times New Roman" w:cs="Times New Roman"/>
-        </w:rPr>
-        <w:t>IncorporationDate</w:t>
-      </w:r>
-      <w:proofErr w:type="spellEnd"/>
-      <w:r>
-        <w:rPr>
-          <w:rFonts w:ascii="Times New Roman" w:hAnsi="Times New Roman" w:cs="Times New Roman"/>
-        </w:rPr>
-        <w:t xml:space="preserve"> DATE NOT NULL</w:t>
-      </w:r>
-    </w:p>
-    <w:p>
-      <w:pPr>
-        <w:rPr>
-          <w:rFonts w:ascii="Times New Roman" w:hAnsi="Times New Roman" w:cs="Times New Roman"/>
-        </w:rPr>
-      </w:pPr>
-      <w:proofErr w:type="spellStart"/>
-      <w:r>
-        <w:rPr>
-          <w:rFonts w:ascii="Times New Roman" w:hAnsi="Times New Roman" w:cs="Times New Roman"/>
-        </w:rPr>
-        <w:t>CreatedAt</w:t>
-      </w:r>
-      <w:proofErr w:type="spellEnd"/>
-      <w:r>
-        <w:rPr>
-          <w:rFonts w:ascii="Times New Roman" w:hAnsi="Times New Roman" w:cs="Times New Roman"/>
-        </w:rPr>
-        <w:t xml:space="preserve"> DATETIME NOT NULL</w:t>
-      </w:r>
-    </w:p>
-    <w:p>
-      <w:pPr>
-        <w:rPr>
-          <w:rFonts w:ascii="Times New Roman" w:hAnsi="Times New Roman" w:cs="Times New Roman"/>
-        </w:rPr>
-      </w:pPr>
-    </w:p>
-    <w:p>
-      <w:pPr>
-        <w:rPr>
-          <w:rFonts w:ascii="Times New Roman" w:hAnsi="Times New Roman" w:cs="Times New Roman"/>
-          <w:color w:val="4F81BD" w:themeColor="accent1"/>
-          <w:sz w:val="26"/>
-          <w:szCs w:val="26"/>
-        </w:rPr>
-      </w:pPr>
-      <w:r>
-        <w:rPr>
-          <w:rFonts w:ascii="Times New Roman" w:hAnsi="Times New Roman" w:cs="Times New Roman"/>
-          <w:color w:val="4F81BD" w:themeColor="accent1"/>
-          <w:sz w:val="26"/>
-          <w:szCs w:val="26"/>
-        </w:rPr>
-        <w:t xml:space="preserve">4. </w:t>
-      </w:r>
-      <w:proofErr w:type="spellStart"/>
-      <w:r>
-        <w:rPr>
-          <w:rFonts w:ascii="Times New Roman" w:hAnsi="Times New Roman" w:cs="Times New Roman"/>
-          <w:color w:val="4F81BD" w:themeColor="accent1"/>
-          <w:sz w:val="26"/>
-          <w:szCs w:val="26"/>
-        </w:rPr>
-        <w:t>CompanyStakeholders</w:t>
-      </w:r>
-      <w:proofErr w:type="spellEnd"/>
-      <w:r>
-        <w:rPr>
-          <w:rFonts w:ascii="Times New Roman" w:hAnsi="Times New Roman" w:cs="Times New Roman"/>
-          <w:color w:val="4F81BD" w:themeColor="accent1"/>
-          <w:sz w:val="26"/>
-          <w:szCs w:val="26"/>
-        </w:rPr>
-        <w:t xml:space="preserve"> (Directors / Shareholders)</w:t>
-      </w:r>
-    </w:p>
-    <w:p>
-      <w:pPr>
-        <w:rPr>
-          <w:rFonts w:ascii="Times New Roman" w:hAnsi="Times New Roman" w:cs="Times New Roman"/>
-        </w:rPr>
-      </w:pPr>
-      <w:r>
-        <w:rPr>
-          <w:rFonts w:ascii="Times New Roman" w:hAnsi="Times New Roman" w:cs="Times New Roman"/>
-        </w:rPr>
-        <w:t>Purpose: Stores directors, shareholders, and secretaries associated with each registered company.</w:t>
-      </w:r>
-    </w:p>
-    <w:p>
-      <w:pPr>
-        <w:rPr>
-          <w:rFonts w:ascii="Times New Roman" w:hAnsi="Times New Roman" w:cs="Times New Roman"/>
-        </w:rPr>
-      </w:pPr>
-      <w:r>
-        <w:rPr>
-          <w:rFonts w:ascii="Times New Roman" w:hAnsi="Times New Roman" w:cs="Times New Roman"/>
-        </w:rPr>
-        <w:t>Columns:</w:t>
-      </w:r>
-    </w:p>
-    <w:p>
-      <w:pPr>
-        <w:rPr>
-          <w:rFonts w:ascii="Times New Roman" w:hAnsi="Times New Roman" w:cs="Times New Roman"/>
-        </w:rPr>
-      </w:pPr>
-      <w:r>
-        <w:rPr>
-          <w:rFonts w:ascii="Times New Roman" w:hAnsi="Times New Roman" w:cs="Times New Roman"/>
-        </w:rPr>
-        <w:t>Id BIGINT IDENTITY PRIMARY KEY</w:t>
-      </w:r>
-    </w:p>
-    <w:p>
-      <w:pPr>
-        <w:rPr>
-          <w:rFonts w:ascii="Times New Roman" w:hAnsi="Times New Roman" w:cs="Times New Roman"/>
-        </w:rPr>
-      </w:pPr>
-      <w:r>
-        <w:rPr>
-          <w:rFonts w:ascii="Times New Roman" w:hAnsi="Times New Roman" w:cs="Times New Roman"/>
-        </w:rPr>
-        <w:t xml:space="preserve">CompanyId BIGINT NOT NULL FOREIGN KEY REFERENCES </w:t>
-      </w:r>
-      <w:proofErr w:type="spellStart"/>
-      <w:proofErr w:type="gramStart"/>
-      <w:r>
-        <w:rPr>
-          <w:rFonts w:ascii="Times New Roman" w:hAnsi="Times New Roman" w:cs="Times New Roman"/>
-        </w:rPr>
-        <w:t>RegisteredCompanies</w:t>
-      </w:r>
-      <w:proofErr w:type="spellEnd"/>
-      <w:r>
-        <w:rPr>
-          <w:rFonts w:ascii="Times New Roman" w:hAnsi="Times New Roman" w:cs="Times New Roman"/>
-        </w:rPr>
-        <w:t>(</w:t>
-      </w:r>
-      <w:proofErr w:type="gramEnd"/>
-      <w:r>
-        <w:rPr>
-          <w:rFonts w:ascii="Times New Roman" w:hAnsi="Times New Roman" w:cs="Times New Roman"/>
-        </w:rPr>
-        <w:t>Id)</w:t>
-      </w:r>
-    </w:p>
-    <w:p>
-      <w:pPr>
-        <w:rPr>
-          <w:rFonts w:ascii="Times New Roman" w:hAnsi="Times New Roman" w:cs="Times New Roman"/>
-        </w:rPr>
-      </w:pPr>
-      <w:proofErr w:type="spellStart"/>
-      <w:r>
-        <w:rPr>
-          <w:rFonts w:ascii="Times New Roman" w:hAnsi="Times New Roman" w:cs="Times New Roman"/>
-        </w:rPr>
-        <w:t>FullName</w:t>
-      </w:r>
-      <w:proofErr w:type="spellEnd"/>
-      <w:r>
-        <w:rPr>
-          <w:rFonts w:ascii="Times New Roman" w:hAnsi="Times New Roman" w:cs="Times New Roman"/>
-        </w:rPr>
-        <w:t xml:space="preserve"> </w:t>
-      </w:r>
-      <w:proofErr w:type="gramStart"/>
-      <w:r>
-        <w:rPr>
-          <w:rFonts w:ascii="Times New Roman" w:hAnsi="Times New Roman" w:cs="Times New Roman"/>
-        </w:rPr>
-        <w:t>NVARCHAR(</w:t>
-      </w:r>
-      <w:proofErr w:type="gramEnd"/>
-      <w:r>
-        <w:rPr>
-          <w:rFonts w:ascii="Times New Roman" w:hAnsi="Times New Roman" w:cs="Times New Roman"/>
-        </w:rPr>
-        <w:t>255) NOT NULL</w:t>
-      </w:r>
-    </w:p>
-    <w:p>
-      <w:pPr>
-        <w:rPr>
-          <w:rFonts w:ascii="Times New Roman" w:hAnsi="Times New Roman" w:cs="Times New Roman"/>
-        </w:rPr>
-      </w:pPr>
-      <w:proofErr w:type="spellStart"/>
-      <w:r>
-        <w:rPr>
-          <w:rFonts w:ascii="Times New Roman" w:hAnsi="Times New Roman" w:cs="Times New Roman"/>
-        </w:rPr>
-        <w:t>StakeholderRole</w:t>
-      </w:r>
-      <w:proofErr w:type="spellEnd"/>
-      <w:r>
-        <w:rPr>
-          <w:rFonts w:ascii="Times New Roman" w:hAnsi="Times New Roman" w:cs="Times New Roman"/>
-        </w:rPr>
-        <w:t xml:space="preserve"> </w:t>
-      </w:r>
-      <w:proofErr w:type="gramStart"/>
-      <w:r>
-        <w:rPr>
-          <w:rFonts w:ascii="Times New Roman" w:hAnsi="Times New Roman" w:cs="Times New Roman"/>
-        </w:rPr>
-        <w:t>NVARCHAR(</w:t>
-      </w:r>
-      <w:proofErr w:type="gramEnd"/>
-      <w:r>
-        <w:rPr>
-          <w:rFonts w:ascii="Times New Roman" w:hAnsi="Times New Roman" w:cs="Times New Roman"/>
-        </w:rPr>
-        <w:t>50) NOT NULL (DIRECTOR, SHAREHOLDER, SECRETARY)</w:t>
-      </w:r>
-    </w:p>
-    <w:p>
-      <w:pPr>
-        <w:rPr>
-          <w:rFonts w:ascii="Times New Roman" w:hAnsi="Times New Roman" w:cs="Times New Roman"/>
-        </w:rPr>
-      </w:pPr>
-      <w:proofErr w:type="spellStart"/>
-      <w:r>
-        <w:rPr>
-          <w:rFonts w:ascii="Times New Roman" w:hAnsi="Times New Roman" w:cs="Times New Roman"/>
-        </w:rPr>
-        <w:t>SharePercentage</w:t>
-      </w:r>
-      <w:proofErr w:type="spellEnd"/>
-      <w:r>
-        <w:rPr>
-          <w:rFonts w:ascii="Times New Roman" w:hAnsi="Times New Roman" w:cs="Times New Roman"/>
-        </w:rPr>
-        <w:t xml:space="preserve"> </w:t>
-      </w:r>
-      <w:proofErr w:type="gramStart"/>
-      <w:r>
-        <w:rPr>
-          <w:rFonts w:ascii="Times New Roman" w:hAnsi="Times New Roman" w:cs="Times New Roman"/>
-        </w:rPr>
-        <w:t>DECIMAL(</w:t>
-      </w:r>
-      <w:proofErr w:type="gramEnd"/>
-      <w:r>
-        <w:rPr>
-          <w:rFonts w:ascii="Times New Roman" w:hAnsi="Times New Roman" w:cs="Times New Roman"/>
-        </w:rPr>
-        <w:t>5,2) NOT NULL</w:t>
-      </w:r>
-    </w:p>
-    <w:p>
-      <w:pPr>
-        <w:rPr>
-          <w:rFonts w:ascii="Times New Roman" w:hAnsi="Times New Roman" w:cs="Times New Roman"/>
-        </w:rPr>
-      </w:pPr>
-      <w:r>
-        <w:rPr>
-          <w:rFonts w:ascii="Times New Roman" w:hAnsi="Times New Roman" w:cs="Times New Roman"/>
-        </w:rPr>
-        <w:t xml:space="preserve">Nationality </w:t>
-      </w:r>
-      <w:proofErr w:type="gramStart"/>
-      <w:r>
-        <w:rPr>
-          <w:rFonts w:ascii="Times New Roman" w:hAnsi="Times New Roman" w:cs="Times New Roman"/>
-        </w:rPr>
-        <w:t>NVARCHAR(</w:t>
-      </w:r>
-      <w:proofErr w:type="gramEnd"/>
-      <w:r>
-        <w:rPr>
-          <w:rFonts w:ascii="Times New Roman" w:hAnsi="Times New Roman" w:cs="Times New Roman"/>
-        </w:rPr>
-        <w:t>100) NOT NULL</w:t>
-      </w:r>
-    </w:p>
-    <w:p>
-      <w:pPr>
-        <w:rPr>
-          <w:rFonts w:ascii="Times New Roman" w:hAnsi="Times New Roman" w:cs="Times New Roman"/>
-        </w:rPr>
-      </w:pPr>
-      <w:proofErr w:type="spellStart"/>
-      <w:r>
-        <w:rPr>
-          <w:rFonts w:ascii="Times New Roman" w:hAnsi="Times New Roman" w:cs="Times New Roman"/>
-        </w:rPr>
-        <w:t>IdentityNumber</w:t>
-      </w:r>
-      <w:proofErr w:type="spellEnd"/>
-      <w:r>
-        <w:rPr>
-          <w:rFonts w:ascii="Times New Roman" w:hAnsi="Times New Roman" w:cs="Times New Roman"/>
-        </w:rPr>
-        <w:t xml:space="preserve"> </w:t>
-      </w:r>
-      <w:proofErr w:type="gramStart"/>
-      <w:r>
-        <w:rPr>
-          <w:rFonts w:ascii="Times New Roman" w:hAnsi="Times New Roman" w:cs="Times New Roman"/>
-        </w:rPr>
-        <w:t>NVARCHAR(</w:t>
-      </w:r>
-      <w:proofErr w:type="gramEnd"/>
-      <w:r>
-        <w:rPr>
-          <w:rFonts w:ascii="Times New Roman" w:hAnsi="Times New Roman" w:cs="Times New Roman"/>
-        </w:rPr>
-        <w:t>100) NOT NULL</w:t>
-      </w:r>
-    </w:p>
-    <w:p>
-      <w:pPr>
-        <w:rPr>
-          <w:rFonts w:ascii="Times New Roman" w:hAnsi="Times New Roman" w:cs="Times New Roman"/>
-        </w:rPr>
-      </w:pPr>
-      <w:proofErr w:type="spellStart"/>
-      <w:r>
-        <w:rPr>
-          <w:rFonts w:ascii="Times New Roman" w:hAnsi="Times New Roman" w:cs="Times New Roman"/>
-        </w:rPr>
-        <w:t>EmailAddress</w:t>
-      </w:r>
-      <w:proofErr w:type="spellEnd"/>
-      <w:r>
-        <w:rPr>
-          <w:rFonts w:ascii="Times New Roman" w:hAnsi="Times New Roman" w:cs="Times New Roman"/>
-        </w:rPr>
-        <w:t xml:space="preserve"> </w:t>
-      </w:r>
-      <w:proofErr w:type="gramStart"/>
-      <w:r>
-        <w:rPr>
-          <w:rFonts w:ascii="Times New Roman" w:hAnsi="Times New Roman" w:cs="Times New Roman"/>
-        </w:rPr>
-        <w:t>NVARCHAR(</w:t>
-      </w:r>
-      <w:proofErr w:type="gramEnd"/>
-      <w:r>
-        <w:rPr>
-          <w:rFonts w:ascii="Times New Roman" w:hAnsi="Times New Roman" w:cs="Times New Roman"/>
-        </w:rPr>
-        <w:t>255) NOT NULL</w:t>
-      </w:r>
-    </w:p>
-    <w:p>
-      <w:pPr>
-        <w:rPr>
-          <w:rFonts w:ascii="Times New Roman" w:hAnsi="Times New Roman" w:cs="Times New Roman"/>
-        </w:rPr>
-      </w:pPr>
-    </w:p>
-    <w:p>
-      <w:pPr>
         <w:rPr>
           <w:rFonts w:ascii="Times New Roman" w:hAnsi="Times New Roman" w:cs="Times New Roman"/>
           <w:b/>
@@ -1703,8 +1501,647 @@
           <w:sz w:val="26"/>
           <w:szCs w:val="26"/>
         </w:rPr>
-      </w:pPr>
-      <w:r>
+        <w:t xml:space="preserve"> (Company Registration Table)</w:t>
+      </w:r>
+    </w:p>
+    <w:p>
+      <w:pPr>
+        <w:rPr>
+          <w:rFonts w:ascii="Times New Roman" w:hAnsi="Times New Roman" w:cs="Times New Roman"/>
+        </w:rPr>
+      </w:pPr>
+      <w:r>
+        <w:rPr>
+          <w:rFonts w:ascii="Times New Roman" w:hAnsi="Times New Roman" w:cs="Times New Roman"/>
+        </w:rPr>
+        <w:t>Purpose: Stores company details submitted for registration and tracks registration status.</w:t>
+      </w:r>
+    </w:p>
+    <w:p>
+      <w:pPr>
+        <w:rPr>
+          <w:rFonts w:ascii="Times New Roman" w:hAnsi="Times New Roman" w:cs="Times New Roman"/>
+        </w:rPr>
+      </w:pPr>
+      <w:r>
+        <w:rPr>
+          <w:rFonts w:ascii="Times New Roman" w:hAnsi="Times New Roman" w:cs="Times New Roman"/>
+        </w:rPr>
+        <w:t>Columns:</w:t>
+      </w:r>
+    </w:p>
+    <w:p>
+      <w:pPr>
+        <w:rPr>
+          <w:rFonts w:ascii="Times New Roman" w:hAnsi="Times New Roman" w:cs="Times New Roman"/>
+        </w:rPr>
+      </w:pPr>
+      <w:r>
+        <w:rPr>
+          <w:rFonts w:ascii="Times New Roman" w:hAnsi="Times New Roman" w:cs="Times New Roman"/>
+        </w:rPr>
+        <w:t>Id BIGINT IDENTITY PRIMARY KEY</w:t>
+      </w:r>
+    </w:p>
+    <w:p>
+      <w:pPr>
+        <w:rPr>
+          <w:rFonts w:ascii="Times New Roman" w:hAnsi="Times New Roman" w:cs="Times New Roman"/>
+        </w:rPr>
+      </w:pPr>
+      <w:r>
+        <w:rPr>
+          <w:rFonts w:ascii="Times New Roman" w:hAnsi="Times New Roman" w:cs="Times New Roman"/>
+        </w:rPr>
+        <w:t xml:space="preserve">CompanyName </w:t>
+      </w:r>
+      <w:proofErr w:type="gramStart"/>
+      <w:r>
+        <w:rPr>
+          <w:rFonts w:ascii="Times New Roman" w:hAnsi="Times New Roman" w:cs="Times New Roman"/>
+        </w:rPr>
+        <w:t>NVARCHAR(</w:t>
+      </w:r>
+      <w:proofErr w:type="gramEnd"/>
+      <w:r>
+        <w:rPr>
+          <w:rFonts w:ascii="Times New Roman" w:hAnsi="Times New Roman" w:cs="Times New Roman"/>
+        </w:rPr>
+        <w:t>255) NOT NULL</w:t>
+      </w:r>
+    </w:p>
+    <w:p>
+      <w:pPr>
+        <w:rPr>
+          <w:rFonts w:ascii="Times New Roman" w:hAnsi="Times New Roman" w:cs="Times New Roman"/>
+        </w:rPr>
+      </w:pPr>
+      <w:r>
+        <w:rPr>
+          <w:rFonts w:ascii="Times New Roman" w:hAnsi="Times New Roman" w:cs="Times New Roman"/>
+        </w:rPr>
+        <w:t xml:space="preserve">RegistrationNumber </w:t>
+      </w:r>
+      <w:proofErr w:type="gramStart"/>
+      <w:r>
+        <w:rPr>
+          <w:rFonts w:ascii="Times New Roman" w:hAnsi="Times New Roman" w:cs="Times New Roman"/>
+        </w:rPr>
+        <w:t>NVARCHAR(</w:t>
+      </w:r>
+      <w:proofErr w:type="gramEnd"/>
+      <w:r>
+        <w:rPr>
+          <w:rFonts w:ascii="Times New Roman" w:hAnsi="Times New Roman" w:cs="Times New Roman"/>
+        </w:rPr>
+        <w:t>100) NOT NULL</w:t>
+      </w:r>
+    </w:p>
+    <w:p>
+      <w:pPr>
+        <w:rPr>
+          <w:rFonts w:ascii="Times New Roman" w:hAnsi="Times New Roman" w:cs="Times New Roman"/>
+        </w:rPr>
+      </w:pPr>
+      <w:r>
+        <w:rPr>
+          <w:rFonts w:ascii="Times New Roman" w:hAnsi="Times New Roman" w:cs="Times New Roman"/>
+        </w:rPr>
+        <w:t xml:space="preserve">CompanyType </w:t>
+      </w:r>
+      <w:proofErr w:type="gramStart"/>
+      <w:r>
+        <w:rPr>
+          <w:rFonts w:ascii="Times New Roman" w:hAnsi="Times New Roman" w:cs="Times New Roman"/>
+        </w:rPr>
+        <w:t>NVARCHAR(</w:t>
+      </w:r>
+      <w:proofErr w:type="gramEnd"/>
+      <w:r>
+        <w:rPr>
+          <w:rFonts w:ascii="Times New Roman" w:hAnsi="Times New Roman" w:cs="Times New Roman"/>
+        </w:rPr>
+        <w:t>50) NOT NULL (LLC, PLC, Partnership)</w:t>
+      </w:r>
+    </w:p>
+    <w:p>
+      <w:pPr>
+        <w:rPr>
+          <w:rFonts w:ascii="Times New Roman" w:hAnsi="Times New Roman" w:cs="Times New Roman"/>
+        </w:rPr>
+      </w:pPr>
+      <w:proofErr w:type="spellStart"/>
+      <w:r>
+        <w:rPr>
+          <w:rFonts w:ascii="Times New Roman" w:hAnsi="Times New Roman" w:cs="Times New Roman"/>
+        </w:rPr>
+        <w:t>BusinessActivity</w:t>
+      </w:r>
+      <w:proofErr w:type="spellEnd"/>
+      <w:r>
+        <w:rPr>
+          <w:rFonts w:ascii="Times New Roman" w:hAnsi="Times New Roman" w:cs="Times New Roman"/>
+        </w:rPr>
+        <w:t xml:space="preserve"> </w:t>
+      </w:r>
+      <w:proofErr w:type="gramStart"/>
+      <w:r>
+        <w:rPr>
+          <w:rFonts w:ascii="Times New Roman" w:hAnsi="Times New Roman" w:cs="Times New Roman"/>
+        </w:rPr>
+        <w:t>NVARCHAR(</w:t>
+      </w:r>
+      <w:proofErr w:type="gramEnd"/>
+      <w:r>
+        <w:rPr>
+          <w:rFonts w:ascii="Times New Roman" w:hAnsi="Times New Roman" w:cs="Times New Roman"/>
+        </w:rPr>
+        <w:t>255) NOT NULL</w:t>
+      </w:r>
+    </w:p>
+    <w:p>
+      <w:pPr>
+        <w:rPr>
+          <w:rFonts w:ascii="Times New Roman" w:hAnsi="Times New Roman" w:cs="Times New Roman"/>
+        </w:rPr>
+      </w:pPr>
+      <w:proofErr w:type="spellStart"/>
+      <w:r>
+        <w:rPr>
+          <w:rFonts w:ascii="Times New Roman" w:hAnsi="Times New Roman" w:cs="Times New Roman"/>
+        </w:rPr>
+        <w:t>RegisteredAddress</w:t>
+      </w:r>
+      <w:proofErr w:type="spellEnd"/>
+      <w:r>
+        <w:rPr>
+          <w:rFonts w:ascii="Times New Roman" w:hAnsi="Times New Roman" w:cs="Times New Roman"/>
+        </w:rPr>
+        <w:t xml:space="preserve"> </w:t>
+      </w:r>
+      <w:proofErr w:type="gramStart"/>
+      <w:r>
+        <w:rPr>
+          <w:rFonts w:ascii="Times New Roman" w:hAnsi="Times New Roman" w:cs="Times New Roman"/>
+        </w:rPr>
+        <w:t>NVARCHAR(</w:t>
+      </w:r>
+      <w:proofErr w:type="gramEnd"/>
+      <w:r>
+        <w:rPr>
+          <w:rFonts w:ascii="Times New Roman" w:hAnsi="Times New Roman" w:cs="Times New Roman"/>
+        </w:rPr>
+        <w:t>500) NOT NULL</w:t>
+      </w:r>
+    </w:p>
+    <w:p>
+      <w:pPr>
+        <w:rPr>
+          <w:rFonts w:ascii="Times New Roman" w:hAnsi="Times New Roman" w:cs="Times New Roman"/>
+        </w:rPr>
+      </w:pPr>
+      <w:proofErr w:type="spellStart"/>
+      <w:r>
+        <w:rPr>
+          <w:rFonts w:ascii="Times New Roman" w:hAnsi="Times New Roman" w:cs="Times New Roman"/>
+        </w:rPr>
+        <w:t>RegistrationStatus</w:t>
+      </w:r>
+      <w:proofErr w:type="spellEnd"/>
+      <w:r>
+        <w:rPr>
+          <w:rFonts w:ascii="Times New Roman" w:hAnsi="Times New Roman" w:cs="Times New Roman"/>
+        </w:rPr>
+        <w:t xml:space="preserve"> </w:t>
+      </w:r>
+      <w:proofErr w:type="gramStart"/>
+      <w:r>
+        <w:rPr>
+          <w:rFonts w:ascii="Times New Roman" w:hAnsi="Times New Roman" w:cs="Times New Roman"/>
+        </w:rPr>
+        <w:t>NVARCHAR(</w:t>
+      </w:r>
+      <w:proofErr w:type="gramEnd"/>
+      <w:r>
+        <w:rPr>
+          <w:rFonts w:ascii="Times New Roman" w:hAnsi="Times New Roman" w:cs="Times New Roman"/>
+        </w:rPr>
+        <w:t>50) NOT NULL (PENDING, APPROVED, REJECTED)</w:t>
+      </w:r>
+    </w:p>
+    <w:p>
+      <w:pPr>
+        <w:rPr>
+          <w:rFonts w:ascii="Times New Roman" w:hAnsi="Times New Roman" w:cs="Times New Roman"/>
+        </w:rPr>
+      </w:pPr>
+      <w:r>
+        <w:rPr>
+          <w:rFonts w:ascii="Times New Roman" w:hAnsi="Times New Roman" w:cs="Times New Roman"/>
+        </w:rPr>
+        <w:t xml:space="preserve">ApplicantId BIGINT NOT NULL FOREIGN KEY REFERENCES </w:t>
+      </w:r>
+      <w:proofErr w:type="gramStart"/>
+      <w:r>
+        <w:rPr>
+          <w:rFonts w:ascii="Times New Roman" w:hAnsi="Times New Roman" w:cs="Times New Roman"/>
+        </w:rPr>
+        <w:t>CompanyApplicants(</w:t>
+      </w:r>
+      <w:proofErr w:type="gramEnd"/>
+      <w:r>
+        <w:rPr>
+          <w:rFonts w:ascii="Times New Roman" w:hAnsi="Times New Roman" w:cs="Times New Roman"/>
+        </w:rPr>
+        <w:t>Id)</w:t>
+      </w:r>
+    </w:p>
+    <w:p>
+      <w:pPr>
+        <w:rPr>
+          <w:rFonts w:ascii="Times New Roman" w:hAnsi="Times New Roman" w:cs="Times New Roman"/>
+        </w:rPr>
+      </w:pPr>
+      <w:r>
+        <w:rPr>
+          <w:rFonts w:ascii="Times New Roman" w:hAnsi="Times New Roman" w:cs="Times New Roman"/>
+        </w:rPr>
+        <w:t xml:space="preserve">UserId </w:t>
+      </w:r>
+      <w:r>
+        <w:rPr>
+          <w:rFonts w:ascii="Times New Roman" w:hAnsi="Times New Roman" w:cs="Times New Roman"/>
+        </w:rPr>
+        <w:t xml:space="preserve">BIGINT NOT NULL FOREIGN KEY REFERENCES </w:t>
+      </w:r>
+      <w:r>
+        <w:rPr>
+          <w:rFonts w:ascii="Times New Roman" w:hAnsi="Times New Roman" w:cs="Times New Roman"/>
+        </w:rPr>
+        <w:t>SystemUsers</w:t>
+      </w:r>
+      <w:r>
+        <w:rPr>
+          <w:rFonts w:ascii="Times New Roman" w:hAnsi="Times New Roman" w:cs="Times New Roman"/>
+        </w:rPr>
+        <w:t>(Id)</w:t>
+      </w:r>
+    </w:p>
+    <w:p>
+      <w:pPr>
+        <w:rPr>
+          <w:rFonts w:ascii="Times New Roman" w:hAnsi="Times New Roman" w:cs="Times New Roman"/>
+        </w:rPr>
+      </w:pPr>
+      <w:proofErr w:type="spellStart"/>
+      <w:r>
+        <w:rPr>
+          <w:rFonts w:ascii="Times New Roman" w:hAnsi="Times New Roman" w:cs="Times New Roman"/>
+        </w:rPr>
+        <w:lastRenderedPageBreak/>
+        <w:t>IncorporationDate</w:t>
+      </w:r>
+      <w:proofErr w:type="spellEnd"/>
+      <w:r>
+        <w:rPr>
+          <w:rFonts w:ascii="Times New Roman" w:hAnsi="Times New Roman" w:cs="Times New Roman"/>
+        </w:rPr>
+        <w:t xml:space="preserve"> DATE NOT NULL</w:t>
+      </w:r>
+    </w:p>
+    <w:p>
+      <w:pPr>
+        <w:rPr>
+          <w:rFonts w:ascii="Times New Roman" w:hAnsi="Times New Roman" w:cs="Times New Roman"/>
+        </w:rPr>
+      </w:pPr>
+      <w:proofErr w:type="spellStart"/>
+      <w:r>
+        <w:rPr>
+          <w:rFonts w:ascii="Times New Roman" w:hAnsi="Times New Roman" w:cs="Times New Roman"/>
+        </w:rPr>
+        <w:t>CreatedAt</w:t>
+      </w:r>
+      <w:proofErr w:type="spellEnd"/>
+      <w:r>
+        <w:rPr>
+          <w:rFonts w:ascii="Times New Roman" w:hAnsi="Times New Roman" w:cs="Times New Roman"/>
+        </w:rPr>
+        <w:t xml:space="preserve"> DATETIME NOT NULL</w:t>
+      </w:r>
+    </w:p>
+    <w:p>
+      <w:pPr>
+        <w:rPr>
+          <w:rFonts w:ascii="Times New Roman" w:hAnsi="Times New Roman" w:cs="Times New Roman"/>
+        </w:rPr>
+      </w:pPr>
+    </w:p>
+    <w:p>
+      <w:pPr>
+        <w:rPr>
+          <w:rFonts w:ascii="Times New Roman" w:hAnsi="Times New Roman" w:cs="Times New Roman"/>
+          <w:color w:val="4F81BD" w:themeColor="accent1"/>
+          <w:sz w:val="26"/>
+          <w:szCs w:val="26"/>
+        </w:rPr>
+      </w:pPr>
+      <w:r>
+        <w:rPr>
+          <w:rFonts w:ascii="Times New Roman" w:hAnsi="Times New Roman" w:cs="Times New Roman"/>
+          <w:color w:val="4F81BD" w:themeColor="accent1"/>
+          <w:sz w:val="26"/>
+          <w:szCs w:val="26"/>
+        </w:rPr>
+        <w:t>10</w:t>
+      </w:r>
+      <w:r>
+        <w:rPr>
+          <w:rFonts w:ascii="Times New Roman" w:hAnsi="Times New Roman" w:cs="Times New Roman"/>
+          <w:color w:val="4F81BD" w:themeColor="accent1"/>
+          <w:sz w:val="26"/>
+          <w:szCs w:val="26"/>
+        </w:rPr>
+        <w:t>. CompanyStakeholders (Directors / Shareholders)</w:t>
+      </w:r>
+    </w:p>
+    <w:p>
+      <w:pPr>
+        <w:rPr>
+          <w:rFonts w:ascii="Times New Roman" w:hAnsi="Times New Roman" w:cs="Times New Roman"/>
+        </w:rPr>
+      </w:pPr>
+      <w:r>
+        <w:rPr>
+          <w:rFonts w:ascii="Times New Roman" w:hAnsi="Times New Roman" w:cs="Times New Roman"/>
+        </w:rPr>
+        <w:t>Purpose: Stores directors, shareholders, and secretaries associated with each registered company.</w:t>
+      </w:r>
+    </w:p>
+    <w:p>
+      <w:pPr>
+        <w:rPr>
+          <w:rFonts w:ascii="Times New Roman" w:hAnsi="Times New Roman" w:cs="Times New Roman"/>
+        </w:rPr>
+      </w:pPr>
+      <w:r>
+        <w:rPr>
+          <w:rFonts w:ascii="Times New Roman" w:hAnsi="Times New Roman" w:cs="Times New Roman"/>
+        </w:rPr>
+        <w:t>Columns:</w:t>
+      </w:r>
+    </w:p>
+    <w:p>
+      <w:pPr>
+        <w:rPr>
+          <w:rFonts w:ascii="Times New Roman" w:hAnsi="Times New Roman" w:cs="Times New Roman"/>
+        </w:rPr>
+      </w:pPr>
+      <w:r>
+        <w:rPr>
+          <w:rFonts w:ascii="Times New Roman" w:hAnsi="Times New Roman" w:cs="Times New Roman"/>
+        </w:rPr>
+        <w:t>Id BIGINT IDENTITY PRIMARY KEY</w:t>
+      </w:r>
+    </w:p>
+    <w:p>
+      <w:pPr>
+        <w:rPr>
+          <w:rFonts w:ascii="Times New Roman" w:hAnsi="Times New Roman" w:cs="Times New Roman"/>
+        </w:rPr>
+      </w:pPr>
+      <w:r>
+        <w:rPr>
+          <w:rFonts w:ascii="Times New Roman" w:hAnsi="Times New Roman" w:cs="Times New Roman"/>
+        </w:rPr>
+        <w:t xml:space="preserve">CompanyId BIGINT NOT NULL FOREIGN KEY REFERENCES </w:t>
+      </w:r>
+      <w:proofErr w:type="spellStart"/>
+      <w:proofErr w:type="gramStart"/>
+      <w:r>
+        <w:rPr>
+          <w:rFonts w:ascii="Times New Roman" w:hAnsi="Times New Roman" w:cs="Times New Roman"/>
+        </w:rPr>
+        <w:t>RegisteredCompanies</w:t>
+      </w:r>
+      <w:proofErr w:type="spellEnd"/>
+      <w:r>
+        <w:rPr>
+          <w:rFonts w:ascii="Times New Roman" w:hAnsi="Times New Roman" w:cs="Times New Roman"/>
+        </w:rPr>
+        <w:t>(</w:t>
+      </w:r>
+      <w:proofErr w:type="gramEnd"/>
+      <w:r>
+        <w:rPr>
+          <w:rFonts w:ascii="Times New Roman" w:hAnsi="Times New Roman" w:cs="Times New Roman"/>
+        </w:rPr>
+        <w:t>Id)</w:t>
+      </w:r>
+    </w:p>
+    <w:p>
+      <w:pPr>
+        <w:rPr>
+          <w:rFonts w:ascii="Times New Roman" w:hAnsi="Times New Roman" w:cs="Times New Roman"/>
+        </w:rPr>
+      </w:pPr>
+      <w:proofErr w:type="spellStart"/>
+      <w:r>
+        <w:rPr>
+          <w:rFonts w:ascii="Times New Roman" w:hAnsi="Times New Roman" w:cs="Times New Roman"/>
+        </w:rPr>
+        <w:t>FullName</w:t>
+      </w:r>
+      <w:proofErr w:type="spellEnd"/>
+      <w:r>
+        <w:rPr>
+          <w:rFonts w:ascii="Times New Roman" w:hAnsi="Times New Roman" w:cs="Times New Roman"/>
+        </w:rPr>
+        <w:t xml:space="preserve"> </w:t>
+      </w:r>
+      <w:proofErr w:type="gramStart"/>
+      <w:r>
+        <w:rPr>
+          <w:rFonts w:ascii="Times New Roman" w:hAnsi="Times New Roman" w:cs="Times New Roman"/>
+        </w:rPr>
+        <w:t>NVARCHAR(</w:t>
+      </w:r>
+      <w:proofErr w:type="gramEnd"/>
+      <w:r>
+        <w:rPr>
+          <w:rFonts w:ascii="Times New Roman" w:hAnsi="Times New Roman" w:cs="Times New Roman"/>
+        </w:rPr>
+        <w:t>255) NOT NULL</w:t>
+      </w:r>
+    </w:p>
+    <w:p>
+      <w:pPr>
+        <w:rPr>
+          <w:rFonts w:ascii="Times New Roman" w:hAnsi="Times New Roman" w:cs="Times New Roman"/>
+        </w:rPr>
+      </w:pPr>
+      <w:proofErr w:type="spellStart"/>
+      <w:r>
+        <w:rPr>
+          <w:rFonts w:ascii="Times New Roman" w:hAnsi="Times New Roman" w:cs="Times New Roman"/>
+        </w:rPr>
+        <w:t>StakeholderRole</w:t>
+      </w:r>
+      <w:proofErr w:type="spellEnd"/>
+      <w:r>
+        <w:rPr>
+          <w:rFonts w:ascii="Times New Roman" w:hAnsi="Times New Roman" w:cs="Times New Roman"/>
+        </w:rPr>
+        <w:t xml:space="preserve"> </w:t>
+      </w:r>
+      <w:proofErr w:type="gramStart"/>
+      <w:r>
+        <w:rPr>
+          <w:rFonts w:ascii="Times New Roman" w:hAnsi="Times New Roman" w:cs="Times New Roman"/>
+        </w:rPr>
+        <w:t>NVARCHAR(</w:t>
+      </w:r>
+      <w:proofErr w:type="gramEnd"/>
+      <w:r>
+        <w:rPr>
+          <w:rFonts w:ascii="Times New Roman" w:hAnsi="Times New Roman" w:cs="Times New Roman"/>
+        </w:rPr>
+        <w:t>50) NOT NULL (DIRECTOR, SHAREHOLDER, SECRETARY)</w:t>
+      </w:r>
+    </w:p>
+    <w:p>
+      <w:pPr>
+        <w:rPr>
+          <w:rFonts w:ascii="Times New Roman" w:hAnsi="Times New Roman" w:cs="Times New Roman"/>
+        </w:rPr>
+      </w:pPr>
+      <w:proofErr w:type="spellStart"/>
+      <w:r>
+        <w:rPr>
+          <w:rFonts w:ascii="Times New Roman" w:hAnsi="Times New Roman" w:cs="Times New Roman"/>
+        </w:rPr>
+        <w:t>SharePercentage</w:t>
+      </w:r>
+      <w:proofErr w:type="spellEnd"/>
+      <w:r>
+        <w:rPr>
+          <w:rFonts w:ascii="Times New Roman" w:hAnsi="Times New Roman" w:cs="Times New Roman"/>
+        </w:rPr>
+        <w:t xml:space="preserve"> </w:t>
+      </w:r>
+      <w:proofErr w:type="gramStart"/>
+      <w:r>
+        <w:rPr>
+          <w:rFonts w:ascii="Times New Roman" w:hAnsi="Times New Roman" w:cs="Times New Roman"/>
+        </w:rPr>
+        <w:t>DECIMAL(</w:t>
+      </w:r>
+      <w:proofErr w:type="gramEnd"/>
+      <w:r>
+        <w:rPr>
+          <w:rFonts w:ascii="Times New Roman" w:hAnsi="Times New Roman" w:cs="Times New Roman"/>
+        </w:rPr>
+        <w:t>5,2) NOT NULL</w:t>
+      </w:r>
+    </w:p>
+    <w:p>
+      <w:pPr>
+        <w:rPr>
+          <w:rFonts w:ascii="Times New Roman" w:hAnsi="Times New Roman" w:cs="Times New Roman"/>
+        </w:rPr>
+      </w:pPr>
+      <w:r>
+        <w:rPr>
+          <w:rFonts w:ascii="Times New Roman" w:hAnsi="Times New Roman" w:cs="Times New Roman"/>
+        </w:rPr>
+        <w:t xml:space="preserve">Nationality </w:t>
+      </w:r>
+      <w:proofErr w:type="gramStart"/>
+      <w:r>
+        <w:rPr>
+          <w:rFonts w:ascii="Times New Roman" w:hAnsi="Times New Roman" w:cs="Times New Roman"/>
+        </w:rPr>
+        <w:t>NVARCHAR(</w:t>
+      </w:r>
+      <w:proofErr w:type="gramEnd"/>
+      <w:r>
+        <w:rPr>
+          <w:rFonts w:ascii="Times New Roman" w:hAnsi="Times New Roman" w:cs="Times New Roman"/>
+        </w:rPr>
+        <w:t>100) NOT NULL</w:t>
+      </w:r>
+    </w:p>
+    <w:p>
+      <w:pPr>
+        <w:rPr>
+          <w:rFonts w:ascii="Times New Roman" w:hAnsi="Times New Roman" w:cs="Times New Roman"/>
+        </w:rPr>
+      </w:pPr>
+      <w:r>
+        <w:rPr>
+          <w:rFonts w:ascii="Times New Roman" w:hAnsi="Times New Roman" w:cs="Times New Roman"/>
+        </w:rPr>
+        <w:t xml:space="preserve">IdentityNumber </w:t>
+      </w:r>
+      <w:proofErr w:type="gramStart"/>
+      <w:r>
+        <w:rPr>
+          <w:rFonts w:ascii="Times New Roman" w:hAnsi="Times New Roman" w:cs="Times New Roman"/>
+        </w:rPr>
+        <w:t>NVARCHAR(</w:t>
+      </w:r>
+      <w:proofErr w:type="gramEnd"/>
+      <w:r>
+        <w:rPr>
+          <w:rFonts w:ascii="Times New Roman" w:hAnsi="Times New Roman" w:cs="Times New Roman"/>
+        </w:rPr>
+        <w:t>100) NOT NULL</w:t>
+      </w:r>
+    </w:p>
+    <w:p>
+      <w:pPr>
+        <w:rPr>
+          <w:rFonts w:ascii="Times New Roman" w:hAnsi="Times New Roman" w:cs="Times New Roman"/>
+        </w:rPr>
+      </w:pPr>
+      <w:proofErr w:type="spellStart"/>
+      <w:r>
+        <w:rPr>
+          <w:rFonts w:ascii="Times New Roman" w:hAnsi="Times New Roman" w:cs="Times New Roman"/>
+        </w:rPr>
+        <w:t>EmailAddress</w:t>
+      </w:r>
+      <w:proofErr w:type="spellEnd"/>
+      <w:r>
+        <w:rPr>
+          <w:rFonts w:ascii="Times New Roman" w:hAnsi="Times New Roman" w:cs="Times New Roman"/>
+        </w:rPr>
+        <w:t xml:space="preserve"> </w:t>
+      </w:r>
+      <w:proofErr w:type="gramStart"/>
+      <w:r>
+        <w:rPr>
+          <w:rFonts w:ascii="Times New Roman" w:hAnsi="Times New Roman" w:cs="Times New Roman"/>
+        </w:rPr>
+        <w:t>NVARCHAR(</w:t>
+      </w:r>
+      <w:proofErr w:type="gramEnd"/>
+      <w:r>
+        <w:rPr>
+          <w:rFonts w:ascii="Times New Roman" w:hAnsi="Times New Roman" w:cs="Times New Roman"/>
+        </w:rPr>
+        <w:t>255) NOT NULL</w:t>
+      </w:r>
+    </w:p>
+    <w:p>
+      <w:pPr>
+        <w:rPr>
+          <w:rFonts w:ascii="Times New Roman" w:hAnsi="Times New Roman" w:cs="Times New Roman"/>
+        </w:rPr>
+      </w:pPr>
+    </w:p>
+    <w:p>
+      <w:pPr>
         <w:rPr>
           <w:rFonts w:ascii="Times New Roman" w:hAnsi="Times New Roman" w:cs="Times New Roman"/>
           <w:b/>
@@ -1713,9 +2150,7 @@
           <w:sz w:val="26"/>
           <w:szCs w:val="26"/>
         </w:rPr>
-        <w:t xml:space="preserve">5. </w:t>
-      </w:r>
-      <w:proofErr w:type="spellStart"/>
+      </w:pPr>
       <w:r>
         <w:rPr>
           <w:rFonts w:ascii="Times New Roman" w:hAnsi="Times New Roman" w:cs="Times New Roman"/>
@@ -1725,9 +2160,8 @@
           <w:sz w:val="26"/>
           <w:szCs w:val="26"/>
         </w:rPr>
-        <w:t>RegistrationPayments</w:t>
-      </w:r>
-      <w:proofErr w:type="spellEnd"/>
+        <w:t>11</w:t>
+      </w:r>
       <w:r>
         <w:rPr>
           <w:rFonts w:ascii="Times New Roman" w:hAnsi="Times New Roman" w:cs="Times New Roman"/>
@@ -1737,281 +2171,10 @@
           <w:sz w:val="26"/>
           <w:szCs w:val="26"/>
         </w:rPr>
-        <w:t xml:space="preserve"> (Payment Table)</w:t>
-      </w:r>
-    </w:p>
-    <w:p>
-      <w:pPr>
-        <w:rPr>
-          <w:rFonts w:ascii="Times New Roman" w:hAnsi="Times New Roman" w:cs="Times New Roman"/>
-        </w:rPr>
-      </w:pPr>
-      <w:r>
-        <w:rPr>
-          <w:rFonts w:ascii="Times New Roman" w:hAnsi="Times New Roman" w:cs="Times New Roman"/>
-        </w:rPr>
-        <w:t>Purpose: Stores payment information for company registration fees.</w:t>
-      </w:r>
-    </w:p>
-    <w:p>
-      <w:pPr>
-        <w:rPr>
-          <w:rFonts w:ascii="Times New Roman" w:hAnsi="Times New Roman" w:cs="Times New Roman"/>
-        </w:rPr>
-      </w:pPr>
-      <w:r>
-        <w:rPr>
-          <w:rFonts w:ascii="Times New Roman" w:hAnsi="Times New Roman" w:cs="Times New Roman"/>
-        </w:rPr>
-        <w:t>Columns:</w:t>
-      </w:r>
-    </w:p>
-    <w:p>
-      <w:pPr>
-        <w:rPr>
-          <w:rFonts w:ascii="Times New Roman" w:hAnsi="Times New Roman" w:cs="Times New Roman"/>
-        </w:rPr>
-      </w:pPr>
-      <w:r>
-        <w:rPr>
-          <w:rFonts w:ascii="Times New Roman" w:hAnsi="Times New Roman" w:cs="Times New Roman"/>
-        </w:rPr>
-        <w:t>Id BIGINT IDENTITY PRIMARY KEY</w:t>
-      </w:r>
-    </w:p>
-    <w:p>
-      <w:pPr>
-        <w:rPr>
-          <w:rFonts w:ascii="Times New Roman" w:hAnsi="Times New Roman" w:cs="Times New Roman"/>
-        </w:rPr>
-      </w:pPr>
-      <w:r>
-        <w:rPr>
-          <w:rFonts w:ascii="Times New Roman" w:hAnsi="Times New Roman" w:cs="Times New Roman"/>
-        </w:rPr>
-        <w:t xml:space="preserve">CompanyId BIGINT NOT NULL FOREIGN KEY REFERENCES </w:t>
+        <w:t xml:space="preserve">. </w:t>
       </w:r>
       <w:proofErr w:type="spellStart"/>
-      <w:proofErr w:type="gramStart"/>
-      <w:r>
-        <w:rPr>
-          <w:rFonts w:ascii="Times New Roman" w:hAnsi="Times New Roman" w:cs="Times New Roman"/>
-        </w:rPr>
-        <w:t>RegisteredCompanies</w:t>
-      </w:r>
-      <w:proofErr w:type="spellEnd"/>
-      <w:r>
-        <w:rPr>
-          <w:rFonts w:ascii="Times New Roman" w:hAnsi="Times New Roman" w:cs="Times New Roman"/>
-        </w:rPr>
-        <w:t>(</w:t>
-      </w:r>
-      <w:proofErr w:type="gramEnd"/>
-      <w:r>
-        <w:rPr>
-          <w:rFonts w:ascii="Times New Roman" w:hAnsi="Times New Roman" w:cs="Times New Roman"/>
-        </w:rPr>
-        <w:t>Id)</w:t>
-      </w:r>
-    </w:p>
-    <w:p>
-      <w:pPr>
-        <w:rPr>
-          <w:rFonts w:ascii="Times New Roman" w:hAnsi="Times New Roman" w:cs="Times New Roman"/>
-        </w:rPr>
-      </w:pPr>
-      <w:proofErr w:type="spellStart"/>
-      <w:r>
-        <w:rPr>
-          <w:rFonts w:ascii="Times New Roman" w:hAnsi="Times New Roman" w:cs="Times New Roman"/>
-        </w:rPr>
-        <w:lastRenderedPageBreak/>
-        <w:t>TransactionId</w:t>
-      </w:r>
-      <w:proofErr w:type="spellEnd"/>
-      <w:r>
-        <w:rPr>
-          <w:rFonts w:ascii="Times New Roman" w:hAnsi="Times New Roman" w:cs="Times New Roman"/>
-        </w:rPr>
-        <w:t xml:space="preserve"> </w:t>
-      </w:r>
-      <w:proofErr w:type="gramStart"/>
-      <w:r>
-        <w:rPr>
-          <w:rFonts w:ascii="Times New Roman" w:hAnsi="Times New Roman" w:cs="Times New Roman"/>
-        </w:rPr>
-        <w:t>NVARCHAR(</w:t>
-      </w:r>
-      <w:proofErr w:type="gramEnd"/>
-      <w:r>
-        <w:rPr>
-          <w:rFonts w:ascii="Times New Roman" w:hAnsi="Times New Roman" w:cs="Times New Roman"/>
-        </w:rPr>
-        <w:t>100) NOT NULL</w:t>
-      </w:r>
-    </w:p>
-    <w:p>
-      <w:pPr>
-        <w:rPr>
-          <w:rFonts w:ascii="Times New Roman" w:hAnsi="Times New Roman" w:cs="Times New Roman"/>
-        </w:rPr>
-      </w:pPr>
-      <w:proofErr w:type="spellStart"/>
-      <w:r>
-        <w:rPr>
-          <w:rFonts w:ascii="Times New Roman" w:hAnsi="Times New Roman" w:cs="Times New Roman"/>
-        </w:rPr>
-        <w:t>PaymentMethod</w:t>
-      </w:r>
-      <w:proofErr w:type="spellEnd"/>
-      <w:r>
-        <w:rPr>
-          <w:rFonts w:ascii="Times New Roman" w:hAnsi="Times New Roman" w:cs="Times New Roman"/>
-        </w:rPr>
-        <w:t xml:space="preserve"> </w:t>
-      </w:r>
-      <w:proofErr w:type="gramStart"/>
-      <w:r>
-        <w:rPr>
-          <w:rFonts w:ascii="Times New Roman" w:hAnsi="Times New Roman" w:cs="Times New Roman"/>
-        </w:rPr>
-        <w:t>NVARCHAR(</w:t>
-      </w:r>
-      <w:proofErr w:type="gramEnd"/>
-      <w:r>
-        <w:rPr>
-          <w:rFonts w:ascii="Times New Roman" w:hAnsi="Times New Roman" w:cs="Times New Roman"/>
-        </w:rPr>
-        <w:t>50) NOT NULL (CARD, BANK_TRANSFER)</w:t>
-      </w:r>
-    </w:p>
-    <w:p>
-      <w:pPr>
-        <w:rPr>
-          <w:rFonts w:ascii="Times New Roman" w:hAnsi="Times New Roman" w:cs="Times New Roman"/>
-        </w:rPr>
-      </w:pPr>
-      <w:r>
-        <w:rPr>
-          <w:rFonts w:ascii="Times New Roman" w:hAnsi="Times New Roman" w:cs="Times New Roman"/>
-        </w:rPr>
-        <w:t xml:space="preserve">Amount </w:t>
-      </w:r>
-      <w:proofErr w:type="gramStart"/>
-      <w:r>
-        <w:rPr>
-          <w:rFonts w:ascii="Times New Roman" w:hAnsi="Times New Roman" w:cs="Times New Roman"/>
-        </w:rPr>
-        <w:t>DECIMAL(</w:t>
-      </w:r>
-      <w:proofErr w:type="gramEnd"/>
-      <w:r>
-        <w:rPr>
-          <w:rFonts w:ascii="Times New Roman" w:hAnsi="Times New Roman" w:cs="Times New Roman"/>
-        </w:rPr>
-        <w:t>12,2) NOT NULL</w:t>
-      </w:r>
-    </w:p>
-    <w:p>
-      <w:pPr>
-        <w:rPr>
-          <w:rFonts w:ascii="Times New Roman" w:hAnsi="Times New Roman" w:cs="Times New Roman"/>
-        </w:rPr>
-      </w:pPr>
-      <w:proofErr w:type="spellStart"/>
-      <w:r>
-        <w:rPr>
-          <w:rFonts w:ascii="Times New Roman" w:hAnsi="Times New Roman" w:cs="Times New Roman"/>
-        </w:rPr>
-        <w:t>CurrencyCode</w:t>
-      </w:r>
-      <w:proofErr w:type="spellEnd"/>
-      <w:r>
-        <w:rPr>
-          <w:rFonts w:ascii="Times New Roman" w:hAnsi="Times New Roman" w:cs="Times New Roman"/>
-        </w:rPr>
-        <w:t xml:space="preserve"> </w:t>
-      </w:r>
-      <w:proofErr w:type="gramStart"/>
-      <w:r>
-        <w:rPr>
-          <w:rFonts w:ascii="Times New Roman" w:hAnsi="Times New Roman" w:cs="Times New Roman"/>
-        </w:rPr>
-        <w:t>NVARCHAR(</w:t>
-      </w:r>
-      <w:proofErr w:type="gramEnd"/>
-      <w:r>
-        <w:rPr>
-          <w:rFonts w:ascii="Times New Roman" w:hAnsi="Times New Roman" w:cs="Times New Roman"/>
-        </w:rPr>
-        <w:t>10) NOT NULL</w:t>
-      </w:r>
-    </w:p>
-    <w:p>
-      <w:pPr>
-        <w:rPr>
-          <w:rFonts w:ascii="Times New Roman" w:hAnsi="Times New Roman" w:cs="Times New Roman"/>
-        </w:rPr>
-      </w:pPr>
-      <w:proofErr w:type="spellStart"/>
-      <w:r>
-        <w:rPr>
-          <w:rFonts w:ascii="Times New Roman" w:hAnsi="Times New Roman" w:cs="Times New Roman"/>
-        </w:rPr>
-        <w:t>PaymentStatus</w:t>
-      </w:r>
-      <w:proofErr w:type="spellEnd"/>
-      <w:r>
-        <w:rPr>
-          <w:rFonts w:ascii="Times New Roman" w:hAnsi="Times New Roman" w:cs="Times New Roman"/>
-        </w:rPr>
-        <w:t xml:space="preserve"> </w:t>
-      </w:r>
-      <w:proofErr w:type="gramStart"/>
-      <w:r>
-        <w:rPr>
-          <w:rFonts w:ascii="Times New Roman" w:hAnsi="Times New Roman" w:cs="Times New Roman"/>
-        </w:rPr>
-        <w:t>NVARCHAR(</w:t>
-      </w:r>
-      <w:proofErr w:type="gramEnd"/>
-      <w:r>
-        <w:rPr>
-          <w:rFonts w:ascii="Times New Roman" w:hAnsi="Times New Roman" w:cs="Times New Roman"/>
-        </w:rPr>
-        <w:t>50) NOT NULL (PAID, FAILED, PENDING)</w:t>
-      </w:r>
-    </w:p>
-    <w:p>
-      <w:pPr>
-        <w:rPr>
-          <w:rFonts w:ascii="Times New Roman" w:hAnsi="Times New Roman" w:cs="Times New Roman"/>
-        </w:rPr>
-      </w:pPr>
-      <w:proofErr w:type="spellStart"/>
-      <w:r>
-        <w:rPr>
-          <w:rFonts w:ascii="Times New Roman" w:hAnsi="Times New Roman" w:cs="Times New Roman"/>
-        </w:rPr>
-        <w:t>PaidAt</w:t>
-      </w:r>
-      <w:proofErr w:type="spellEnd"/>
-      <w:r>
-        <w:rPr>
-          <w:rFonts w:ascii="Times New Roman" w:hAnsi="Times New Roman" w:cs="Times New Roman"/>
-        </w:rPr>
-        <w:t xml:space="preserve"> DATETIME NOT NULL</w:t>
-      </w:r>
-    </w:p>
-    <w:p>
-      <w:pPr>
-        <w:rPr>
-          <w:rFonts w:ascii="Times New Roman" w:hAnsi="Times New Roman" w:cs="Times New Roman"/>
-        </w:rPr>
-      </w:pPr>
-    </w:p>
-    <w:p>
-      <w:pPr>
+      <w:r>
         <w:rPr>
           <w:rFonts w:ascii="Times New Roman" w:hAnsi="Times New Roman" w:cs="Times New Roman"/>
           <w:b/>
@@ -2020,7 +2183,9 @@
           <w:sz w:val="26"/>
           <w:szCs w:val="26"/>
         </w:rPr>
-      </w:pPr>
+        <w:t>RegistrationPayments</w:t>
+      </w:r>
+      <w:proofErr w:type="spellEnd"/>
       <w:r>
         <w:rPr>
           <w:rFonts w:ascii="Times New Roman" w:hAnsi="Times New Roman" w:cs="Times New Roman"/>
@@ -2030,10 +2195,280 @@
           <w:sz w:val="26"/>
           <w:szCs w:val="26"/>
         </w:rPr>
-        <w:t xml:space="preserve">6. </w:t>
+        <w:t xml:space="preserve"> (Payment Table)</w:t>
+      </w:r>
+    </w:p>
+    <w:p>
+      <w:pPr>
+        <w:rPr>
+          <w:rFonts w:ascii="Times New Roman" w:hAnsi="Times New Roman" w:cs="Times New Roman"/>
+        </w:rPr>
+      </w:pPr>
+      <w:r>
+        <w:rPr>
+          <w:rFonts w:ascii="Times New Roman" w:hAnsi="Times New Roman" w:cs="Times New Roman"/>
+        </w:rPr>
+        <w:t>Purpose: Stores payment information for company registration fees.</w:t>
+      </w:r>
+    </w:p>
+    <w:p>
+      <w:pPr>
+        <w:rPr>
+          <w:rFonts w:ascii="Times New Roman" w:hAnsi="Times New Roman" w:cs="Times New Roman"/>
+        </w:rPr>
+      </w:pPr>
+      <w:r>
+        <w:rPr>
+          <w:rFonts w:ascii="Times New Roman" w:hAnsi="Times New Roman" w:cs="Times New Roman"/>
+        </w:rPr>
+        <w:t>Columns:</w:t>
+      </w:r>
+    </w:p>
+    <w:p>
+      <w:pPr>
+        <w:rPr>
+          <w:rFonts w:ascii="Times New Roman" w:hAnsi="Times New Roman" w:cs="Times New Roman"/>
+        </w:rPr>
+      </w:pPr>
+      <w:r>
+        <w:rPr>
+          <w:rFonts w:ascii="Times New Roman" w:hAnsi="Times New Roman" w:cs="Times New Roman"/>
+        </w:rPr>
+        <w:t>Id BIGINT IDENTITY PRIMARY KEY</w:t>
+      </w:r>
+    </w:p>
+    <w:p>
+      <w:pPr>
+        <w:rPr>
+          <w:rFonts w:ascii="Times New Roman" w:hAnsi="Times New Roman" w:cs="Times New Roman"/>
+        </w:rPr>
+      </w:pPr>
+      <w:r>
+        <w:rPr>
+          <w:rFonts w:ascii="Times New Roman" w:hAnsi="Times New Roman" w:cs="Times New Roman"/>
+        </w:rPr>
+        <w:t xml:space="preserve">CompanyId BIGINT NOT NULL FOREIGN KEY REFERENCES </w:t>
       </w:r>
       <w:proofErr w:type="spellStart"/>
-      <w:r>
+      <w:proofErr w:type="gramStart"/>
+      <w:r>
+        <w:rPr>
+          <w:rFonts w:ascii="Times New Roman" w:hAnsi="Times New Roman" w:cs="Times New Roman"/>
+        </w:rPr>
+        <w:t>RegisteredCompanies</w:t>
+      </w:r>
+      <w:proofErr w:type="spellEnd"/>
+      <w:r>
+        <w:rPr>
+          <w:rFonts w:ascii="Times New Roman" w:hAnsi="Times New Roman" w:cs="Times New Roman"/>
+        </w:rPr>
+        <w:t>(</w:t>
+      </w:r>
+      <w:proofErr w:type="gramEnd"/>
+      <w:r>
+        <w:rPr>
+          <w:rFonts w:ascii="Times New Roman" w:hAnsi="Times New Roman" w:cs="Times New Roman"/>
+        </w:rPr>
+        <w:t>Id)</w:t>
+      </w:r>
+    </w:p>
+    <w:p>
+      <w:pPr>
+        <w:rPr>
+          <w:rFonts w:ascii="Times New Roman" w:hAnsi="Times New Roman" w:cs="Times New Roman"/>
+        </w:rPr>
+      </w:pPr>
+      <w:proofErr w:type="spellStart"/>
+      <w:r>
+        <w:rPr>
+          <w:rFonts w:ascii="Times New Roman" w:hAnsi="Times New Roman" w:cs="Times New Roman"/>
+        </w:rPr>
+        <w:t>TransactionId</w:t>
+      </w:r>
+      <w:proofErr w:type="spellEnd"/>
+      <w:r>
+        <w:rPr>
+          <w:rFonts w:ascii="Times New Roman" w:hAnsi="Times New Roman" w:cs="Times New Roman"/>
+        </w:rPr>
+        <w:t xml:space="preserve"> </w:t>
+      </w:r>
+      <w:proofErr w:type="gramStart"/>
+      <w:r>
+        <w:rPr>
+          <w:rFonts w:ascii="Times New Roman" w:hAnsi="Times New Roman" w:cs="Times New Roman"/>
+        </w:rPr>
+        <w:t>NVARCHAR(</w:t>
+      </w:r>
+      <w:proofErr w:type="gramEnd"/>
+      <w:r>
+        <w:rPr>
+          <w:rFonts w:ascii="Times New Roman" w:hAnsi="Times New Roman" w:cs="Times New Roman"/>
+        </w:rPr>
+        <w:t>100) NOT NULL</w:t>
+      </w:r>
+    </w:p>
+    <w:p>
+      <w:pPr>
+        <w:rPr>
+          <w:rFonts w:ascii="Times New Roman" w:hAnsi="Times New Roman" w:cs="Times New Roman"/>
+        </w:rPr>
+      </w:pPr>
+      <w:proofErr w:type="spellStart"/>
+      <w:r>
+        <w:rPr>
+          <w:rFonts w:ascii="Times New Roman" w:hAnsi="Times New Roman" w:cs="Times New Roman"/>
+        </w:rPr>
+        <w:t>PaymentMethod</w:t>
+      </w:r>
+      <w:proofErr w:type="spellEnd"/>
+      <w:r>
+        <w:rPr>
+          <w:rFonts w:ascii="Times New Roman" w:hAnsi="Times New Roman" w:cs="Times New Roman"/>
+        </w:rPr>
+        <w:t xml:space="preserve"> </w:t>
+      </w:r>
+      <w:proofErr w:type="gramStart"/>
+      <w:r>
+        <w:rPr>
+          <w:rFonts w:ascii="Times New Roman" w:hAnsi="Times New Roman" w:cs="Times New Roman"/>
+        </w:rPr>
+        <w:t>NVARCHAR(</w:t>
+      </w:r>
+      <w:proofErr w:type="gramEnd"/>
+      <w:r>
+        <w:rPr>
+          <w:rFonts w:ascii="Times New Roman" w:hAnsi="Times New Roman" w:cs="Times New Roman"/>
+        </w:rPr>
+        <w:t>50) NOT NULL (CARD, BANK_TRANSFER)</w:t>
+      </w:r>
+    </w:p>
+    <w:p>
+      <w:pPr>
+        <w:rPr>
+          <w:rFonts w:ascii="Times New Roman" w:hAnsi="Times New Roman" w:cs="Times New Roman"/>
+        </w:rPr>
+      </w:pPr>
+      <w:r>
+        <w:rPr>
+          <w:rFonts w:ascii="Times New Roman" w:hAnsi="Times New Roman" w:cs="Times New Roman"/>
+        </w:rPr>
+        <w:t xml:space="preserve">Amount </w:t>
+      </w:r>
+      <w:proofErr w:type="gramStart"/>
+      <w:r>
+        <w:rPr>
+          <w:rFonts w:ascii="Times New Roman" w:hAnsi="Times New Roman" w:cs="Times New Roman"/>
+        </w:rPr>
+        <w:t>DECIMAL(</w:t>
+      </w:r>
+      <w:proofErr w:type="gramEnd"/>
+      <w:r>
+        <w:rPr>
+          <w:rFonts w:ascii="Times New Roman" w:hAnsi="Times New Roman" w:cs="Times New Roman"/>
+        </w:rPr>
+        <w:t>12,2) NOT NULL</w:t>
+      </w:r>
+    </w:p>
+    <w:p>
+      <w:pPr>
+        <w:rPr>
+          <w:rFonts w:ascii="Times New Roman" w:hAnsi="Times New Roman" w:cs="Times New Roman"/>
+        </w:rPr>
+      </w:pPr>
+      <w:proofErr w:type="spellStart"/>
+      <w:r>
+        <w:rPr>
+          <w:rFonts w:ascii="Times New Roman" w:hAnsi="Times New Roman" w:cs="Times New Roman"/>
+        </w:rPr>
+        <w:t>CurrencyCode</w:t>
+      </w:r>
+      <w:proofErr w:type="spellEnd"/>
+      <w:r>
+        <w:rPr>
+          <w:rFonts w:ascii="Times New Roman" w:hAnsi="Times New Roman" w:cs="Times New Roman"/>
+        </w:rPr>
+        <w:t xml:space="preserve"> </w:t>
+      </w:r>
+      <w:proofErr w:type="gramStart"/>
+      <w:r>
+        <w:rPr>
+          <w:rFonts w:ascii="Times New Roman" w:hAnsi="Times New Roman" w:cs="Times New Roman"/>
+        </w:rPr>
+        <w:t>NVARCHAR(</w:t>
+      </w:r>
+      <w:proofErr w:type="gramEnd"/>
+      <w:r>
+        <w:rPr>
+          <w:rFonts w:ascii="Times New Roman" w:hAnsi="Times New Roman" w:cs="Times New Roman"/>
+        </w:rPr>
+        <w:t>10) NOT NULL</w:t>
+      </w:r>
+    </w:p>
+    <w:p>
+      <w:pPr>
+        <w:rPr>
+          <w:rFonts w:ascii="Times New Roman" w:hAnsi="Times New Roman" w:cs="Times New Roman"/>
+        </w:rPr>
+      </w:pPr>
+      <w:proofErr w:type="spellStart"/>
+      <w:r>
+        <w:rPr>
+          <w:rFonts w:ascii="Times New Roman" w:hAnsi="Times New Roman" w:cs="Times New Roman"/>
+        </w:rPr>
+        <w:t>PaymentStatus</w:t>
+      </w:r>
+      <w:proofErr w:type="spellEnd"/>
+      <w:r>
+        <w:rPr>
+          <w:rFonts w:ascii="Times New Roman" w:hAnsi="Times New Roman" w:cs="Times New Roman"/>
+        </w:rPr>
+        <w:t xml:space="preserve"> </w:t>
+      </w:r>
+      <w:proofErr w:type="gramStart"/>
+      <w:r>
+        <w:rPr>
+          <w:rFonts w:ascii="Times New Roman" w:hAnsi="Times New Roman" w:cs="Times New Roman"/>
+        </w:rPr>
+        <w:t>NVARCHAR(</w:t>
+      </w:r>
+      <w:proofErr w:type="gramEnd"/>
+      <w:r>
+        <w:rPr>
+          <w:rFonts w:ascii="Times New Roman" w:hAnsi="Times New Roman" w:cs="Times New Roman"/>
+        </w:rPr>
+        <w:t>50) NOT NULL (PAID, FAILED, PENDING)</w:t>
+      </w:r>
+    </w:p>
+    <w:p>
+      <w:pPr>
+        <w:rPr>
+          <w:rFonts w:ascii="Times New Roman" w:hAnsi="Times New Roman" w:cs="Times New Roman"/>
+        </w:rPr>
+      </w:pPr>
+      <w:proofErr w:type="spellStart"/>
+      <w:r>
+        <w:rPr>
+          <w:rFonts w:ascii="Times New Roman" w:hAnsi="Times New Roman" w:cs="Times New Roman"/>
+        </w:rPr>
+        <w:t>PaidAt</w:t>
+      </w:r>
+      <w:proofErr w:type="spellEnd"/>
+      <w:r>
+        <w:rPr>
+          <w:rFonts w:ascii="Times New Roman" w:hAnsi="Times New Roman" w:cs="Times New Roman"/>
+        </w:rPr>
+        <w:t xml:space="preserve"> DATETIME NOT NULL</w:t>
+      </w:r>
+    </w:p>
+    <w:p>
+      <w:pPr>
+        <w:rPr>
+          <w:rFonts w:ascii="Times New Roman" w:hAnsi="Times New Roman" w:cs="Times New Roman"/>
+        </w:rPr>
+      </w:pPr>
+    </w:p>
+    <w:p>
+      <w:pPr>
         <w:rPr>
           <w:rFonts w:ascii="Times New Roman" w:hAnsi="Times New Roman" w:cs="Times New Roman"/>
           <w:b/>
@@ -2042,9 +2477,7 @@
           <w:sz w:val="26"/>
           <w:szCs w:val="26"/>
         </w:rPr>
-        <w:t>CompanyApprovalLogs</w:t>
-      </w:r>
-      <w:proofErr w:type="spellEnd"/>
+      </w:pPr>
       <w:r>
         <w:rPr>
           <w:rFonts w:ascii="Times New Roman" w:hAnsi="Times New Roman" w:cs="Times New Roman"/>
@@ -2054,230 +2487,9 @@
           <w:sz w:val="26"/>
           <w:szCs w:val="26"/>
         </w:rPr>
-        <w:t xml:space="preserve"> (Approval / Audit Log Table)</w:t>
-      </w:r>
-    </w:p>
-    <w:p>
-      <w:pPr>
-        <w:rPr>
-          <w:rFonts w:ascii="Times New Roman" w:hAnsi="Times New Roman" w:cs="Times New Roman"/>
-        </w:rPr>
-      </w:pPr>
-      <w:r>
-        <w:rPr>
-          <w:rFonts w:ascii="Times New Roman" w:hAnsi="Times New Roman" w:cs="Times New Roman"/>
-        </w:rPr>
-        <w:t>Purpose: Stores approval and rejection history for company registration applications.</w:t>
-      </w:r>
-    </w:p>
-    <w:p>
-      <w:pPr>
-        <w:rPr>
-          <w:rFonts w:ascii="Times New Roman" w:hAnsi="Times New Roman" w:cs="Times New Roman"/>
-        </w:rPr>
-      </w:pPr>
-      <w:r>
-        <w:rPr>
-          <w:rFonts w:ascii="Times New Roman" w:hAnsi="Times New Roman" w:cs="Times New Roman"/>
-        </w:rPr>
-        <w:t>Columns:</w:t>
-      </w:r>
-    </w:p>
-    <w:p>
-      <w:pPr>
-        <w:rPr>
-          <w:rFonts w:ascii="Times New Roman" w:hAnsi="Times New Roman" w:cs="Times New Roman"/>
-        </w:rPr>
-      </w:pPr>
-      <w:r>
-        <w:rPr>
-          <w:rFonts w:ascii="Times New Roman" w:hAnsi="Times New Roman" w:cs="Times New Roman"/>
-        </w:rPr>
-        <w:t>Id BIGINT IDENTITY PRIMARY KEY</w:t>
-      </w:r>
-    </w:p>
-    <w:p>
-      <w:pPr>
-        <w:rPr>
-          <w:rFonts w:ascii="Times New Roman" w:hAnsi="Times New Roman" w:cs="Times New Roman"/>
-        </w:rPr>
-      </w:pPr>
-      <w:r>
-        <w:rPr>
-          <w:rFonts w:ascii="Times New Roman" w:hAnsi="Times New Roman" w:cs="Times New Roman"/>
-        </w:rPr>
-        <w:t xml:space="preserve">CompanyId BIGINT NOT NULL FOREIGN KEY REFERENCES </w:t>
-      </w:r>
-      <w:proofErr w:type="spellStart"/>
-      <w:proofErr w:type="gramStart"/>
-      <w:r>
-        <w:rPr>
-          <w:rFonts w:ascii="Times New Roman" w:hAnsi="Times New Roman" w:cs="Times New Roman"/>
-        </w:rPr>
-        <w:t>RegisteredCompanies</w:t>
-      </w:r>
-      <w:proofErr w:type="spellEnd"/>
-      <w:r>
-        <w:rPr>
-          <w:rFonts w:ascii="Times New Roman" w:hAnsi="Times New Roman" w:cs="Times New Roman"/>
-        </w:rPr>
-        <w:t>(</w:t>
-      </w:r>
-      <w:proofErr w:type="gramEnd"/>
-      <w:r>
-        <w:rPr>
-          <w:rFonts w:ascii="Times New Roman" w:hAnsi="Times New Roman" w:cs="Times New Roman"/>
-        </w:rPr>
-        <w:t>Id)</w:t>
-      </w:r>
-    </w:p>
-    <w:p>
-      <w:pPr>
-        <w:rPr>
-          <w:rFonts w:ascii="Times New Roman" w:hAnsi="Times New Roman" w:cs="Times New Roman"/>
-        </w:rPr>
-      </w:pPr>
-      <w:proofErr w:type="spellStart"/>
-      <w:r>
-        <w:rPr>
-          <w:rFonts w:ascii="Times New Roman" w:hAnsi="Times New Roman" w:cs="Times New Roman"/>
-        </w:rPr>
-        <w:t>ApprovedBy</w:t>
-      </w:r>
-      <w:proofErr w:type="spellEnd"/>
-      <w:r>
-        <w:rPr>
-          <w:rFonts w:ascii="Times New Roman" w:hAnsi="Times New Roman" w:cs="Times New Roman"/>
-        </w:rPr>
-        <w:t xml:space="preserve"> BIGINT NOT NULL FOREIGN KEY REFERENCES </w:t>
-      </w:r>
-      <w:proofErr w:type="gramStart"/>
-      <w:r>
-        <w:rPr>
-          <w:rFonts w:ascii="Times New Roman" w:hAnsi="Times New Roman" w:cs="Times New Roman"/>
-        </w:rPr>
-        <w:t>SystemUsers(</w:t>
-      </w:r>
-      <w:proofErr w:type="gramEnd"/>
-      <w:r>
-        <w:rPr>
-          <w:rFonts w:ascii="Times New Roman" w:hAnsi="Times New Roman" w:cs="Times New Roman"/>
-        </w:rPr>
-        <w:t>Id)</w:t>
-      </w:r>
-    </w:p>
-    <w:p>
-      <w:pPr>
-        <w:rPr>
-          <w:rFonts w:ascii="Times New Roman" w:hAnsi="Times New Roman" w:cs="Times New Roman"/>
-        </w:rPr>
-      </w:pPr>
-      <w:r>
-        <w:rPr>
-          <w:rFonts w:ascii="Times New Roman" w:hAnsi="Times New Roman" w:cs="Times New Roman"/>
-        </w:rPr>
-        <w:t xml:space="preserve">Action </w:t>
-      </w:r>
-      <w:proofErr w:type="gramStart"/>
-      <w:r>
-        <w:rPr>
-          <w:rFonts w:ascii="Times New Roman" w:hAnsi="Times New Roman" w:cs="Times New Roman"/>
-        </w:rPr>
-        <w:t>NVARCHAR(</w:t>
-      </w:r>
-      <w:proofErr w:type="gramEnd"/>
-      <w:r>
-        <w:rPr>
-          <w:rFonts w:ascii="Times New Roman" w:hAnsi="Times New Roman" w:cs="Times New Roman"/>
-        </w:rPr>
-        <w:t>50) NOT NULL (APPROVED, REJECTED)</w:t>
-      </w:r>
-    </w:p>
-    <w:p>
-      <w:pPr>
-        <w:rPr>
-          <w:rFonts w:ascii="Times New Roman" w:hAnsi="Times New Roman" w:cs="Times New Roman"/>
-        </w:rPr>
-      </w:pPr>
-      <w:r>
-        <w:rPr>
-          <w:rFonts w:ascii="Times New Roman" w:hAnsi="Times New Roman" w:cs="Times New Roman"/>
-        </w:rPr>
-        <w:t xml:space="preserve">Remarks </w:t>
-      </w:r>
-      <w:proofErr w:type="gramStart"/>
-      <w:r>
-        <w:rPr>
-          <w:rFonts w:ascii="Times New Roman" w:hAnsi="Times New Roman" w:cs="Times New Roman"/>
-        </w:rPr>
-        <w:t>NVARCHAR(</w:t>
-      </w:r>
-      <w:proofErr w:type="gramEnd"/>
-      <w:r>
-        <w:rPr>
-          <w:rFonts w:ascii="Times New Roman" w:hAnsi="Times New Roman" w:cs="Times New Roman"/>
-        </w:rPr>
-        <w:t>500) NOT NULL</w:t>
-      </w:r>
-    </w:p>
-    <w:p>
-      <w:pPr>
-        <w:rPr>
-          <w:rFonts w:ascii="Times New Roman" w:hAnsi="Times New Roman" w:cs="Times New Roman"/>
-        </w:rPr>
-      </w:pPr>
-      <w:proofErr w:type="spellStart"/>
-      <w:r>
-        <w:rPr>
-          <w:rFonts w:ascii="Times New Roman" w:hAnsi="Times New Roman" w:cs="Times New Roman"/>
-        </w:rPr>
-        <w:t>ActionDate</w:t>
-      </w:r>
-      <w:proofErr w:type="spellEnd"/>
-      <w:r>
-        <w:rPr>
-          <w:rFonts w:ascii="Times New Roman" w:hAnsi="Times New Roman" w:cs="Times New Roman"/>
-        </w:rPr>
-        <w:t xml:space="preserve"> DATETIME NOT NULL</w:t>
-      </w:r>
-    </w:p>
-    <w:p>
-      <w:pPr>
-        <w:rPr>
-          <w:rFonts w:ascii="Times New Roman" w:hAnsi="Times New Roman" w:cs="Times New Roman"/>
-        </w:rPr>
-      </w:pPr>
-    </w:p>
-    <w:p>
-      <w:pPr>
-        <w:rPr>
-          <w:rFonts w:ascii="Times New Roman" w:hAnsi="Times New Roman" w:cs="Times New Roman"/>
-        </w:rPr>
-      </w:pPr>
-    </w:p>
-    <w:p>
-      <w:pPr>
-        <w:rPr>
-          <w:rFonts w:ascii="Times New Roman" w:hAnsi="Times New Roman" w:cs="Times New Roman"/>
-        </w:rPr>
-      </w:pPr>
-    </w:p>
-    <w:p>
-      <w:pPr>
-        <w:rPr>
-          <w:rFonts w:ascii="Times New Roman" w:hAnsi="Times New Roman" w:cs="Times New Roman"/>
-        </w:rPr>
-      </w:pPr>
-    </w:p>
-    <w:p>
-      <w:pPr>
-        <w:rPr>
-          <w:rFonts w:ascii="Times New Roman" w:hAnsi="Times New Roman" w:cs="Times New Roman"/>
-        </w:rPr>
-      </w:pPr>
-    </w:p>
-    <w:p>
-      <w:pPr>
+        <w:t>12</w:t>
+      </w:r>
+      <w:r>
         <w:rPr>
           <w:rFonts w:ascii="Times New Roman" w:hAnsi="Times New Roman" w:cs="Times New Roman"/>
           <w:b/>
@@ -2286,7 +2498,9 @@
           <w:sz w:val="26"/>
           <w:szCs w:val="26"/>
         </w:rPr>
-      </w:pPr>
+        <w:t xml:space="preserve">. </w:t>
+      </w:r>
+      <w:proofErr w:type="spellStart"/>
       <w:r>
         <w:rPr>
           <w:rFonts w:ascii="Times New Roman" w:hAnsi="Times New Roman" w:cs="Times New Roman"/>
@@ -2296,254 +2510,10 @@
           <w:sz w:val="26"/>
           <w:szCs w:val="26"/>
         </w:rPr>
-        <w:t>7. CompanyShareCapital (Share Capital Structure)</w:t>
-      </w:r>
-    </w:p>
-    <w:p>
-      <w:pPr>
-        <w:rPr>
-          <w:rFonts w:ascii="Times New Roman" w:hAnsi="Times New Roman" w:cs="Times New Roman"/>
-        </w:rPr>
-      </w:pPr>
-      <w:r>
-        <w:rPr>
-          <w:rFonts w:ascii="Times New Roman" w:hAnsi="Times New Roman" w:cs="Times New Roman"/>
-        </w:rPr>
-        <w:t>Purpose: Stores company share capital structure.</w:t>
-      </w:r>
-    </w:p>
-    <w:p>
-      <w:pPr>
-        <w:rPr>
-          <w:rFonts w:ascii="Times New Roman" w:hAnsi="Times New Roman" w:cs="Times New Roman"/>
-        </w:rPr>
-      </w:pPr>
-      <w:r>
-        <w:rPr>
-          <w:rFonts w:ascii="Times New Roman" w:hAnsi="Times New Roman" w:cs="Times New Roman"/>
-        </w:rPr>
-        <w:t>Columns:</w:t>
-      </w:r>
-    </w:p>
-    <w:p>
-      <w:pPr>
-        <w:rPr>
-          <w:rFonts w:ascii="Times New Roman" w:hAnsi="Times New Roman" w:cs="Times New Roman"/>
-        </w:rPr>
-      </w:pPr>
-      <w:r>
-        <w:rPr>
-          <w:rFonts w:ascii="Times New Roman" w:hAnsi="Times New Roman" w:cs="Times New Roman"/>
-        </w:rPr>
-        <w:t>Id BIGINT IDENTITY PRIMARY KEY</w:t>
-      </w:r>
-    </w:p>
-    <w:p>
-      <w:pPr>
-        <w:rPr>
-          <w:rFonts w:ascii="Times New Roman" w:hAnsi="Times New Roman" w:cs="Times New Roman"/>
-        </w:rPr>
-      </w:pPr>
-      <w:r>
-        <w:rPr>
-          <w:rFonts w:ascii="Times New Roman" w:hAnsi="Times New Roman" w:cs="Times New Roman"/>
-        </w:rPr>
-        <w:t xml:space="preserve">CompanyId BIGINT NOT NULL FOREIGN KEY REFERENCES </w:t>
-      </w:r>
-      <w:proofErr w:type="spellStart"/>
-      <w:proofErr w:type="gramStart"/>
-      <w:r>
-        <w:rPr>
-          <w:rFonts w:ascii="Times New Roman" w:hAnsi="Times New Roman" w:cs="Times New Roman"/>
-        </w:rPr>
-        <w:t>RegisteredCompanies</w:t>
+        <w:t>CompanyApprovalLogs</w:t>
       </w:r>
       <w:proofErr w:type="spellEnd"/>
       <w:r>
-        <w:rPr>
-          <w:rFonts w:ascii="Times New Roman" w:hAnsi="Times New Roman" w:cs="Times New Roman"/>
-        </w:rPr>
-        <w:t>(</w:t>
-      </w:r>
-      <w:proofErr w:type="gramEnd"/>
-      <w:r>
-        <w:rPr>
-          <w:rFonts w:ascii="Times New Roman" w:hAnsi="Times New Roman" w:cs="Times New Roman"/>
-        </w:rPr>
-        <w:t>Id)</w:t>
-      </w:r>
-    </w:p>
-    <w:p>
-      <w:pPr>
-        <w:rPr>
-          <w:rFonts w:ascii="Times New Roman" w:hAnsi="Times New Roman" w:cs="Times New Roman"/>
-        </w:rPr>
-      </w:pPr>
-      <w:proofErr w:type="spellStart"/>
-      <w:r>
-        <w:rPr>
-          <w:rFonts w:ascii="Times New Roman" w:hAnsi="Times New Roman" w:cs="Times New Roman"/>
-        </w:rPr>
-        <w:lastRenderedPageBreak/>
-        <w:t>AuthorizedShareCapital</w:t>
-      </w:r>
-      <w:proofErr w:type="spellEnd"/>
-      <w:r>
-        <w:rPr>
-          <w:rFonts w:ascii="Times New Roman" w:hAnsi="Times New Roman" w:cs="Times New Roman"/>
-        </w:rPr>
-        <w:t xml:space="preserve"> </w:t>
-      </w:r>
-      <w:proofErr w:type="gramStart"/>
-      <w:r>
-        <w:rPr>
-          <w:rFonts w:ascii="Times New Roman" w:hAnsi="Times New Roman" w:cs="Times New Roman"/>
-        </w:rPr>
-        <w:t>DECIMAL(</w:t>
-      </w:r>
-      <w:proofErr w:type="gramEnd"/>
-      <w:r>
-        <w:rPr>
-          <w:rFonts w:ascii="Times New Roman" w:hAnsi="Times New Roman" w:cs="Times New Roman"/>
-        </w:rPr>
-        <w:t>18,2) NOT NULL</w:t>
-      </w:r>
-    </w:p>
-    <w:p>
-      <w:pPr>
-        <w:rPr>
-          <w:rFonts w:ascii="Times New Roman" w:hAnsi="Times New Roman" w:cs="Times New Roman"/>
-        </w:rPr>
-      </w:pPr>
-      <w:proofErr w:type="spellStart"/>
-      <w:r>
-        <w:rPr>
-          <w:rFonts w:ascii="Times New Roman" w:hAnsi="Times New Roman" w:cs="Times New Roman"/>
-        </w:rPr>
-        <w:t>IssuedShareCapital</w:t>
-      </w:r>
-      <w:proofErr w:type="spellEnd"/>
-      <w:r>
-        <w:rPr>
-          <w:rFonts w:ascii="Times New Roman" w:hAnsi="Times New Roman" w:cs="Times New Roman"/>
-        </w:rPr>
-        <w:t xml:space="preserve"> </w:t>
-      </w:r>
-      <w:proofErr w:type="gramStart"/>
-      <w:r>
-        <w:rPr>
-          <w:rFonts w:ascii="Times New Roman" w:hAnsi="Times New Roman" w:cs="Times New Roman"/>
-        </w:rPr>
-        <w:t>DECIMAL(</w:t>
-      </w:r>
-      <w:proofErr w:type="gramEnd"/>
-      <w:r>
-        <w:rPr>
-          <w:rFonts w:ascii="Times New Roman" w:hAnsi="Times New Roman" w:cs="Times New Roman"/>
-        </w:rPr>
-        <w:t>18,2) NOT NULL</w:t>
-      </w:r>
-    </w:p>
-    <w:p>
-      <w:pPr>
-        <w:rPr>
-          <w:rFonts w:ascii="Times New Roman" w:hAnsi="Times New Roman" w:cs="Times New Roman"/>
-        </w:rPr>
-      </w:pPr>
-      <w:proofErr w:type="spellStart"/>
-      <w:r>
-        <w:rPr>
-          <w:rFonts w:ascii="Times New Roman" w:hAnsi="Times New Roman" w:cs="Times New Roman"/>
-        </w:rPr>
-        <w:t>PaidUpShareCapital</w:t>
-      </w:r>
-      <w:proofErr w:type="spellEnd"/>
-      <w:r>
-        <w:rPr>
-          <w:rFonts w:ascii="Times New Roman" w:hAnsi="Times New Roman" w:cs="Times New Roman"/>
-        </w:rPr>
-        <w:t xml:space="preserve"> </w:t>
-      </w:r>
-      <w:proofErr w:type="gramStart"/>
-      <w:r>
-        <w:rPr>
-          <w:rFonts w:ascii="Times New Roman" w:hAnsi="Times New Roman" w:cs="Times New Roman"/>
-        </w:rPr>
-        <w:t>DECIMAL(</w:t>
-      </w:r>
-      <w:proofErr w:type="gramEnd"/>
-      <w:r>
-        <w:rPr>
-          <w:rFonts w:ascii="Times New Roman" w:hAnsi="Times New Roman" w:cs="Times New Roman"/>
-        </w:rPr>
-        <w:t>18,2) NOT NULL</w:t>
-      </w:r>
-    </w:p>
-    <w:p>
-      <w:pPr>
-        <w:rPr>
-          <w:rFonts w:ascii="Times New Roman" w:hAnsi="Times New Roman" w:cs="Times New Roman"/>
-        </w:rPr>
-      </w:pPr>
-      <w:proofErr w:type="spellStart"/>
-      <w:r>
-        <w:rPr>
-          <w:rFonts w:ascii="Times New Roman" w:hAnsi="Times New Roman" w:cs="Times New Roman"/>
-        </w:rPr>
-        <w:t>ShareCurrency</w:t>
-      </w:r>
-      <w:proofErr w:type="spellEnd"/>
-      <w:r>
-        <w:rPr>
-          <w:rFonts w:ascii="Times New Roman" w:hAnsi="Times New Roman" w:cs="Times New Roman"/>
-        </w:rPr>
-        <w:t xml:space="preserve"> </w:t>
-      </w:r>
-      <w:proofErr w:type="gramStart"/>
-      <w:r>
-        <w:rPr>
-          <w:rFonts w:ascii="Times New Roman" w:hAnsi="Times New Roman" w:cs="Times New Roman"/>
-        </w:rPr>
-        <w:t>NVARCHAR(</w:t>
-      </w:r>
-      <w:proofErr w:type="gramEnd"/>
-      <w:r>
-        <w:rPr>
-          <w:rFonts w:ascii="Times New Roman" w:hAnsi="Times New Roman" w:cs="Times New Roman"/>
-        </w:rPr>
-        <w:t>10) NOT NULL</w:t>
-      </w:r>
-    </w:p>
-    <w:p>
-      <w:pPr>
-        <w:rPr>
-          <w:rFonts w:ascii="Times New Roman" w:hAnsi="Times New Roman" w:cs="Times New Roman"/>
-        </w:rPr>
-      </w:pPr>
-      <w:proofErr w:type="spellStart"/>
-      <w:r>
-        <w:rPr>
-          <w:rFonts w:ascii="Times New Roman" w:hAnsi="Times New Roman" w:cs="Times New Roman"/>
-        </w:rPr>
-        <w:t>CreatedAt</w:t>
-      </w:r>
-      <w:proofErr w:type="spellEnd"/>
-      <w:r>
-        <w:rPr>
-          <w:rFonts w:ascii="Times New Roman" w:hAnsi="Times New Roman" w:cs="Times New Roman"/>
-        </w:rPr>
-        <w:t xml:space="preserve"> DATETIME NOT NULL</w:t>
-      </w:r>
-    </w:p>
-    <w:p>
-      <w:pPr>
-        <w:rPr>
-          <w:rFonts w:ascii="Times New Roman" w:hAnsi="Times New Roman" w:cs="Times New Roman"/>
-        </w:rPr>
-      </w:pPr>
-    </w:p>
-    <w:p>
-      <w:pPr>
         <w:rPr>
           <w:rFonts w:ascii="Times New Roman" w:hAnsi="Times New Roman" w:cs="Times New Roman"/>
           <w:b/>
@@ -2552,8 +2522,195 @@
           <w:sz w:val="26"/>
           <w:szCs w:val="26"/>
         </w:rPr>
-      </w:pPr>
-      <w:r>
+        <w:t xml:space="preserve"> (Approval / Audit Log Table)</w:t>
+      </w:r>
+    </w:p>
+    <w:p>
+      <w:pPr>
+        <w:rPr>
+          <w:rFonts w:ascii="Times New Roman" w:hAnsi="Times New Roman" w:cs="Times New Roman"/>
+        </w:rPr>
+      </w:pPr>
+      <w:r>
+        <w:rPr>
+          <w:rFonts w:ascii="Times New Roman" w:hAnsi="Times New Roman" w:cs="Times New Roman"/>
+        </w:rPr>
+        <w:t>Purpose: Stores approval and rejection history for company registration applications.</w:t>
+      </w:r>
+    </w:p>
+    <w:p>
+      <w:pPr>
+        <w:rPr>
+          <w:rFonts w:ascii="Times New Roman" w:hAnsi="Times New Roman" w:cs="Times New Roman"/>
+        </w:rPr>
+      </w:pPr>
+      <w:r>
+        <w:rPr>
+          <w:rFonts w:ascii="Times New Roman" w:hAnsi="Times New Roman" w:cs="Times New Roman"/>
+        </w:rPr>
+        <w:t>Columns:</w:t>
+      </w:r>
+    </w:p>
+    <w:p>
+      <w:pPr>
+        <w:rPr>
+          <w:rFonts w:ascii="Times New Roman" w:hAnsi="Times New Roman" w:cs="Times New Roman"/>
+        </w:rPr>
+      </w:pPr>
+      <w:r>
+        <w:rPr>
+          <w:rFonts w:ascii="Times New Roman" w:hAnsi="Times New Roman" w:cs="Times New Roman"/>
+        </w:rPr>
+        <w:t>Id BIGINT IDENTITY PRIMARY KEY</w:t>
+      </w:r>
+    </w:p>
+    <w:p>
+      <w:pPr>
+        <w:rPr>
+          <w:rFonts w:ascii="Times New Roman" w:hAnsi="Times New Roman" w:cs="Times New Roman"/>
+        </w:rPr>
+      </w:pPr>
+      <w:r>
+        <w:rPr>
+          <w:rFonts w:ascii="Times New Roman" w:hAnsi="Times New Roman" w:cs="Times New Roman"/>
+        </w:rPr>
+        <w:t xml:space="preserve">CompanyId BIGINT NOT NULL FOREIGN KEY REFERENCES </w:t>
+      </w:r>
+      <w:proofErr w:type="spellStart"/>
+      <w:proofErr w:type="gramStart"/>
+      <w:r>
+        <w:rPr>
+          <w:rFonts w:ascii="Times New Roman" w:hAnsi="Times New Roman" w:cs="Times New Roman"/>
+        </w:rPr>
+        <w:t>RegisteredCompanies</w:t>
+      </w:r>
+      <w:proofErr w:type="spellEnd"/>
+      <w:r>
+        <w:rPr>
+          <w:rFonts w:ascii="Times New Roman" w:hAnsi="Times New Roman" w:cs="Times New Roman"/>
+        </w:rPr>
+        <w:t>(</w:t>
+      </w:r>
+      <w:proofErr w:type="gramEnd"/>
+      <w:r>
+        <w:rPr>
+          <w:rFonts w:ascii="Times New Roman" w:hAnsi="Times New Roman" w:cs="Times New Roman"/>
+        </w:rPr>
+        <w:t>Id)</w:t>
+      </w:r>
+    </w:p>
+    <w:p>
+      <w:pPr>
+        <w:rPr>
+          <w:rFonts w:ascii="Times New Roman" w:hAnsi="Times New Roman" w:cs="Times New Roman"/>
+        </w:rPr>
+      </w:pPr>
+      <w:proofErr w:type="spellStart"/>
+      <w:r>
+        <w:rPr>
+          <w:rFonts w:ascii="Times New Roman" w:hAnsi="Times New Roman" w:cs="Times New Roman"/>
+        </w:rPr>
+        <w:t>ApprovedBy</w:t>
+      </w:r>
+      <w:proofErr w:type="spellEnd"/>
+      <w:r>
+        <w:rPr>
+          <w:rFonts w:ascii="Times New Roman" w:hAnsi="Times New Roman" w:cs="Times New Roman"/>
+        </w:rPr>
+        <w:t xml:space="preserve"> BIGINT NOT NULL FOREIGN KEY REFERENCES </w:t>
+      </w:r>
+      <w:proofErr w:type="gramStart"/>
+      <w:r>
+        <w:rPr>
+          <w:rFonts w:ascii="Times New Roman" w:hAnsi="Times New Roman" w:cs="Times New Roman"/>
+        </w:rPr>
+        <w:t>SystemUsers(</w:t>
+      </w:r>
+      <w:proofErr w:type="gramEnd"/>
+      <w:r>
+        <w:rPr>
+          <w:rFonts w:ascii="Times New Roman" w:hAnsi="Times New Roman" w:cs="Times New Roman"/>
+        </w:rPr>
+        <w:t>Id)</w:t>
+      </w:r>
+    </w:p>
+    <w:p>
+      <w:pPr>
+        <w:rPr>
+          <w:rFonts w:ascii="Times New Roman" w:hAnsi="Times New Roman" w:cs="Times New Roman"/>
+        </w:rPr>
+      </w:pPr>
+      <w:r>
+        <w:rPr>
+          <w:rFonts w:ascii="Times New Roman" w:hAnsi="Times New Roman" w:cs="Times New Roman"/>
+        </w:rPr>
+        <w:t xml:space="preserve">Action </w:t>
+      </w:r>
+      <w:proofErr w:type="gramStart"/>
+      <w:r>
+        <w:rPr>
+          <w:rFonts w:ascii="Times New Roman" w:hAnsi="Times New Roman" w:cs="Times New Roman"/>
+        </w:rPr>
+        <w:t>NVARCHAR(</w:t>
+      </w:r>
+      <w:proofErr w:type="gramEnd"/>
+      <w:r>
+        <w:rPr>
+          <w:rFonts w:ascii="Times New Roman" w:hAnsi="Times New Roman" w:cs="Times New Roman"/>
+        </w:rPr>
+        <w:t>50) NOT NULL (APPROVED, REJECTED)</w:t>
+      </w:r>
+    </w:p>
+    <w:p>
+      <w:pPr>
+        <w:rPr>
+          <w:rFonts w:ascii="Times New Roman" w:hAnsi="Times New Roman" w:cs="Times New Roman"/>
+        </w:rPr>
+      </w:pPr>
+      <w:r>
+        <w:rPr>
+          <w:rFonts w:ascii="Times New Roman" w:hAnsi="Times New Roman" w:cs="Times New Roman"/>
+        </w:rPr>
+        <w:t xml:space="preserve">Remarks </w:t>
+      </w:r>
+      <w:proofErr w:type="gramStart"/>
+      <w:r>
+        <w:rPr>
+          <w:rFonts w:ascii="Times New Roman" w:hAnsi="Times New Roman" w:cs="Times New Roman"/>
+        </w:rPr>
+        <w:t>NVARCHAR(</w:t>
+      </w:r>
+      <w:proofErr w:type="gramEnd"/>
+      <w:r>
+        <w:rPr>
+          <w:rFonts w:ascii="Times New Roman" w:hAnsi="Times New Roman" w:cs="Times New Roman"/>
+        </w:rPr>
+        <w:t>500) NOT NULL</w:t>
+      </w:r>
+    </w:p>
+    <w:p>
+      <w:pPr>
+        <w:rPr>
+          <w:rFonts w:ascii="Times New Roman" w:hAnsi="Times New Roman" w:cs="Times New Roman"/>
+        </w:rPr>
+      </w:pPr>
+      <w:proofErr w:type="spellStart"/>
+      <w:r>
+        <w:rPr>
+          <w:rFonts w:ascii="Times New Roman" w:hAnsi="Times New Roman" w:cs="Times New Roman"/>
+        </w:rPr>
+        <w:t>ActionDate</w:t>
+      </w:r>
+      <w:proofErr w:type="spellEnd"/>
+      <w:r>
+        <w:rPr>
+          <w:rFonts w:ascii="Times New Roman" w:hAnsi="Times New Roman" w:cs="Times New Roman"/>
+        </w:rPr>
+        <w:t xml:space="preserve"> DATETIME NOT NULL</w:t>
+      </w:r>
+    </w:p>
+    <w:p>
+      <w:pPr>
         <w:rPr>
           <w:rFonts w:ascii="Times New Roman" w:hAnsi="Times New Roman" w:cs="Times New Roman"/>
           <w:b/>
@@ -2562,9 +2719,7 @@
           <w:sz w:val="26"/>
           <w:szCs w:val="26"/>
         </w:rPr>
-        <w:t xml:space="preserve">8. </w:t>
-      </w:r>
-      <w:proofErr w:type="spellStart"/>
+      </w:pPr>
       <w:r>
         <w:rPr>
           <w:rFonts w:ascii="Times New Roman" w:hAnsi="Times New Roman" w:cs="Times New Roman"/>
@@ -2574,9 +2729,8 @@
           <w:sz w:val="26"/>
           <w:szCs w:val="26"/>
         </w:rPr>
-        <w:t>CompanyShareholders</w:t>
-      </w:r>
-      <w:proofErr w:type="spellEnd"/>
+        <w:t>13</w:t>
+      </w:r>
       <w:r>
         <w:rPr>
           <w:rFonts w:ascii="Times New Roman" w:hAnsi="Times New Roman" w:cs="Times New Roman"/>
@@ -2586,7 +2740,7 @@
           <w:sz w:val="26"/>
           <w:szCs w:val="26"/>
         </w:rPr>
-        <w:t xml:space="preserve"> (Members / Shareholders)</w:t>
+        <w:t>. CompanyShareCapital (Share Capital Structure)</w:t>
       </w:r>
     </w:p>
     <w:p>
@@ -2599,7 +2753,7 @@
         <w:rPr>
           <w:rFonts w:ascii="Times New Roman" w:hAnsi="Times New Roman" w:cs="Times New Roman"/>
         </w:rPr>
-        <w:t>Purpose: Stores all shareholders and their share ownership.</w:t>
+        <w:t>Purpose: Stores company share capital structure.</w:t>
       </w:r>
     </w:p>
     <w:p>
@@ -2674,7 +2828,7 @@
         <w:rPr>
           <w:rFonts w:ascii="Times New Roman" w:hAnsi="Times New Roman" w:cs="Times New Roman"/>
         </w:rPr>
-        <w:t>ShareholderName</w:t>
+        <w:t>AuthorizedShareCapital</w:t>
       </w:r>
       <w:proofErr w:type="spellEnd"/>
       <w:r>
@@ -2688,14 +2842,14 @@
         <w:rPr>
           <w:rFonts w:ascii="Times New Roman" w:hAnsi="Times New Roman" w:cs="Times New Roman"/>
         </w:rPr>
-        <w:t>NVARCHAR(</w:t>
+        <w:t>DECIMAL(</w:t>
       </w:r>
       <w:proofErr w:type="gramEnd"/>
       <w:r>
         <w:rPr>
           <w:rFonts w:ascii="Times New Roman" w:hAnsi="Times New Roman" w:cs="Times New Roman"/>
         </w:rPr>
-        <w:t>255) NOT NULL</w:t>
+        <w:t>18,2) NOT NULL</w:t>
       </w:r>
     </w:p>
     <w:p>
@@ -2709,7 +2863,7 @@
         <w:rPr>
           <w:rFonts w:ascii="Times New Roman" w:hAnsi="Times New Roman" w:cs="Times New Roman"/>
         </w:rPr>
-        <w:t>ShareholderType</w:t>
+        <w:t>IssuedShareCapital</w:t>
       </w:r>
       <w:proofErr w:type="spellEnd"/>
       <w:r>
@@ -2723,14 +2877,14 @@
         <w:rPr>
           <w:rFonts w:ascii="Times New Roman" w:hAnsi="Times New Roman" w:cs="Times New Roman"/>
         </w:rPr>
-        <w:t>NVARCHAR(</w:t>
+        <w:t>DECIMAL(</w:t>
       </w:r>
       <w:proofErr w:type="gramEnd"/>
       <w:r>
         <w:rPr>
           <w:rFonts w:ascii="Times New Roman" w:hAnsi="Times New Roman" w:cs="Times New Roman"/>
         </w:rPr>
-        <w:t>50) NOT NULL (INDIVIDUAL, CORPORATE)</w:t>
+        <w:t>18,2) NOT NULL</w:t>
       </w:r>
     </w:p>
     <w:p>
@@ -2739,25 +2893,33 @@
           <w:rFonts w:ascii="Times New Roman" w:hAnsi="Times New Roman" w:cs="Times New Roman"/>
         </w:rPr>
       </w:pPr>
-      <w:r>
-        <w:rPr>
-          <w:rFonts w:ascii="Times New Roman" w:hAnsi="Times New Roman" w:cs="Times New Roman"/>
-        </w:rPr>
-        <w:t xml:space="preserve">Nationality </w:t>
+      <w:proofErr w:type="spellStart"/>
+      <w:r>
+        <w:rPr>
+          <w:rFonts w:ascii="Times New Roman" w:hAnsi="Times New Roman" w:cs="Times New Roman"/>
+        </w:rPr>
+        <w:t>PaidUpShareCapital</w:t>
+      </w:r>
+      <w:proofErr w:type="spellEnd"/>
+      <w:r>
+        <w:rPr>
+          <w:rFonts w:ascii="Times New Roman" w:hAnsi="Times New Roman" w:cs="Times New Roman"/>
+        </w:rPr>
+        <w:t xml:space="preserve"> </w:t>
       </w:r>
       <w:proofErr w:type="gramStart"/>
       <w:r>
         <w:rPr>
           <w:rFonts w:ascii="Times New Roman" w:hAnsi="Times New Roman" w:cs="Times New Roman"/>
         </w:rPr>
-        <w:t>NVARCHAR(</w:t>
+        <w:t>DECIMAL(</w:t>
       </w:r>
       <w:proofErr w:type="gramEnd"/>
       <w:r>
         <w:rPr>
           <w:rFonts w:ascii="Times New Roman" w:hAnsi="Times New Roman" w:cs="Times New Roman"/>
         </w:rPr>
-        <w:t>100) NOT NULL</w:t>
+        <w:t>18,2) NOT NULL</w:t>
       </w:r>
     </w:p>
     <w:p>
@@ -2771,7 +2933,7 @@
         <w:rPr>
           <w:rFonts w:ascii="Times New Roman" w:hAnsi="Times New Roman" w:cs="Times New Roman"/>
         </w:rPr>
-        <w:t>IdentityNumber</w:t>
+        <w:t>ShareCurrency</w:t>
       </w:r>
       <w:proofErr w:type="spellEnd"/>
       <w:r>
@@ -2792,7 +2954,7 @@
         <w:rPr>
           <w:rFonts w:ascii="Times New Roman" w:hAnsi="Times New Roman" w:cs="Times New Roman"/>
         </w:rPr>
-        <w:t>100) NOT NULL</w:t>
+        <w:t>10) NOT NULL</w:t>
       </w:r>
     </w:p>
     <w:p>
@@ -2806,113 +2968,15 @@
         <w:rPr>
           <w:rFonts w:ascii="Times New Roman" w:hAnsi="Times New Roman" w:cs="Times New Roman"/>
         </w:rPr>
-        <w:t>NumberOfShares</w:t>
+        <w:t>CreatedAt</w:t>
       </w:r>
       <w:proofErr w:type="spellEnd"/>
       <w:r>
         <w:rPr>
           <w:rFonts w:ascii="Times New Roman" w:hAnsi="Times New Roman" w:cs="Times New Roman"/>
         </w:rPr>
-        <w:t xml:space="preserve"> INT NOT NULL</w:t>
-      </w:r>
-    </w:p>
-    <w:p>
-      <w:pPr>
-        <w:rPr>
-          <w:rFonts w:ascii="Times New Roman" w:hAnsi="Times New Roman" w:cs="Times New Roman"/>
-        </w:rPr>
-      </w:pPr>
-      <w:proofErr w:type="spellStart"/>
-      <w:r>
-        <w:rPr>
-          <w:rFonts w:ascii="Times New Roman" w:hAnsi="Times New Roman" w:cs="Times New Roman"/>
-        </w:rPr>
-        <w:t>SharePercentage</w:t>
-      </w:r>
-      <w:proofErr w:type="spellEnd"/>
-      <w:r>
-        <w:rPr>
-          <w:rFonts w:ascii="Times New Roman" w:hAnsi="Times New Roman" w:cs="Times New Roman"/>
-        </w:rPr>
-        <w:t xml:space="preserve"> </w:t>
-      </w:r>
-      <w:proofErr w:type="gramStart"/>
-      <w:r>
-        <w:rPr>
-          <w:rFonts w:ascii="Times New Roman" w:hAnsi="Times New Roman" w:cs="Times New Roman"/>
-        </w:rPr>
-        <w:t>DECIMAL(</w:t>
-      </w:r>
-      <w:proofErr w:type="gramEnd"/>
-      <w:r>
-        <w:rPr>
-          <w:rFonts w:ascii="Times New Roman" w:hAnsi="Times New Roman" w:cs="Times New Roman"/>
-        </w:rPr>
-        <w:t>5,2) NOT NULL</w:t>
-      </w:r>
-    </w:p>
-    <w:p>
-      <w:pPr>
-        <w:rPr>
-          <w:rFonts w:ascii="Times New Roman" w:hAnsi="Times New Roman" w:cs="Times New Roman"/>
-        </w:rPr>
-      </w:pPr>
-      <w:proofErr w:type="spellStart"/>
-      <w:r>
-        <w:rPr>
-          <w:rFonts w:ascii="Times New Roman" w:hAnsi="Times New Roman" w:cs="Times New Roman"/>
-        </w:rPr>
-        <w:t>EmailAddress</w:t>
-      </w:r>
-      <w:proofErr w:type="spellEnd"/>
-      <w:r>
-        <w:rPr>
-          <w:rFonts w:ascii="Times New Roman" w:hAnsi="Times New Roman" w:cs="Times New Roman"/>
-        </w:rPr>
-        <w:t xml:space="preserve"> </w:t>
-      </w:r>
-      <w:proofErr w:type="gramStart"/>
-      <w:r>
-        <w:rPr>
-          <w:rFonts w:ascii="Times New Roman" w:hAnsi="Times New Roman" w:cs="Times New Roman"/>
-        </w:rPr>
-        <w:t>NVARCHAR(</w:t>
-      </w:r>
-      <w:proofErr w:type="gramEnd"/>
-      <w:r>
-        <w:rPr>
-          <w:rFonts w:ascii="Times New Roman" w:hAnsi="Times New Roman" w:cs="Times New Roman"/>
-        </w:rPr>
-        <w:t>255)</w:t>
-      </w:r>
-    </w:p>
-    <w:p>
-      <w:pPr>
-        <w:rPr>
-          <w:rFonts w:ascii="Times New Roman" w:hAnsi="Times New Roman" w:cs="Times New Roman"/>
-        </w:rPr>
-      </w:pPr>
-      <w:proofErr w:type="spellStart"/>
-      <w:r>
-        <w:rPr>
-          <w:rFonts w:ascii="Times New Roman" w:hAnsi="Times New Roman" w:cs="Times New Roman"/>
-        </w:rPr>
-        <w:t>CreatedAt</w:t>
-      </w:r>
-      <w:proofErr w:type="spellEnd"/>
-      <w:r>
-        <w:rPr>
-          <w:rFonts w:ascii="Times New Roman" w:hAnsi="Times New Roman" w:cs="Times New Roman"/>
-        </w:rPr>
         <w:t xml:space="preserve"> DATETIME NOT NULL</w:t>
       </w:r>
-    </w:p>
-    <w:p>
-      <w:pPr>
-        <w:rPr>
-          <w:rFonts w:ascii="Times New Roman" w:hAnsi="Times New Roman" w:cs="Times New Roman"/>
-        </w:rPr>
-      </w:pPr>
     </w:p>
     <w:p>
       <w:pPr>
@@ -2941,9 +3005,8 @@
           <w:sz w:val="26"/>
           <w:szCs w:val="26"/>
         </w:rPr>
-        <w:t xml:space="preserve">9. </w:t>
-      </w:r>
-      <w:proofErr w:type="spellStart"/>
+        <w:t>14</w:t>
+      </w:r>
       <w:r>
         <w:rPr>
           <w:rFonts w:ascii="Times New Roman" w:hAnsi="Times New Roman" w:cs="Times New Roman"/>
@@ -2953,9 +3016,9 @@
           <w:sz w:val="26"/>
           <w:szCs w:val="26"/>
         </w:rPr>
-        <w:t>UltimateHoldingCompanies</w:t>
-      </w:r>
-      <w:proofErr w:type="spellEnd"/>
+        <w:t xml:space="preserve">. </w:t>
+      </w:r>
+      <w:proofErr w:type="spellStart"/>
       <w:r>
         <w:rPr>
           <w:rFonts w:ascii="Times New Roman" w:hAnsi="Times New Roman" w:cs="Times New Roman"/>
@@ -2965,246 +3028,10 @@
           <w:sz w:val="26"/>
           <w:szCs w:val="26"/>
         </w:rPr>
-        <w:t xml:space="preserve"> (UHC)</w:t>
-      </w:r>
-    </w:p>
-    <w:p>
-      <w:pPr>
-        <w:rPr>
-          <w:rFonts w:ascii="Times New Roman" w:hAnsi="Times New Roman" w:cs="Times New Roman"/>
-        </w:rPr>
-      </w:pPr>
-      <w:r>
-        <w:rPr>
-          <w:rFonts w:ascii="Times New Roman" w:hAnsi="Times New Roman" w:cs="Times New Roman"/>
-        </w:rPr>
-        <w:t>Purpose: Stores information about the Ultimate Holding Company controlling the registered company.</w:t>
-      </w:r>
-    </w:p>
-    <w:p>
-      <w:pPr>
-        <w:rPr>
-          <w:rFonts w:ascii="Times New Roman" w:hAnsi="Times New Roman" w:cs="Times New Roman"/>
-        </w:rPr>
-      </w:pPr>
-      <w:r>
-        <w:rPr>
-          <w:rFonts w:ascii="Times New Roman" w:hAnsi="Times New Roman" w:cs="Times New Roman"/>
-        </w:rPr>
-        <w:t>Columns:</w:t>
-      </w:r>
-    </w:p>
-    <w:p>
-      <w:pPr>
-        <w:rPr>
-          <w:rFonts w:ascii="Times New Roman" w:hAnsi="Times New Roman" w:cs="Times New Roman"/>
-        </w:rPr>
-      </w:pPr>
-      <w:r>
-        <w:rPr>
-          <w:rFonts w:ascii="Times New Roman" w:hAnsi="Times New Roman" w:cs="Times New Roman"/>
-        </w:rPr>
-        <w:t>Id BIGINT IDENTITY PRIMARY KEY</w:t>
-      </w:r>
-    </w:p>
-    <w:p>
-      <w:pPr>
-        <w:rPr>
-          <w:rFonts w:ascii="Times New Roman" w:hAnsi="Times New Roman" w:cs="Times New Roman"/>
-        </w:rPr>
-      </w:pPr>
-      <w:r>
-        <w:rPr>
-          <w:rFonts w:ascii="Times New Roman" w:hAnsi="Times New Roman" w:cs="Times New Roman"/>
-        </w:rPr>
-        <w:t xml:space="preserve">CompanyId BIGINT NOT NULL FOREIGN KEY REFERENCES </w:t>
-      </w:r>
-      <w:proofErr w:type="spellStart"/>
-      <w:proofErr w:type="gramStart"/>
-      <w:r>
-        <w:rPr>
-          <w:rFonts w:ascii="Times New Roman" w:hAnsi="Times New Roman" w:cs="Times New Roman"/>
-        </w:rPr>
-        <w:t>RegisteredCompanies</w:t>
+        <w:t>CompanyShareholders</w:t>
       </w:r>
       <w:proofErr w:type="spellEnd"/>
       <w:r>
-        <w:rPr>
-          <w:rFonts w:ascii="Times New Roman" w:hAnsi="Times New Roman" w:cs="Times New Roman"/>
-        </w:rPr>
-        <w:t>(</w:t>
-      </w:r>
-      <w:proofErr w:type="gramEnd"/>
-      <w:r>
-        <w:rPr>
-          <w:rFonts w:ascii="Times New Roman" w:hAnsi="Times New Roman" w:cs="Times New Roman"/>
-        </w:rPr>
-        <w:t>Id)</w:t>
-      </w:r>
-    </w:p>
-    <w:p>
-      <w:pPr>
-        <w:rPr>
-          <w:rFonts w:ascii="Times New Roman" w:hAnsi="Times New Roman" w:cs="Times New Roman"/>
-        </w:rPr>
-      </w:pPr>
-      <w:proofErr w:type="spellStart"/>
-      <w:r>
-        <w:rPr>
-          <w:rFonts w:ascii="Times New Roman" w:hAnsi="Times New Roman" w:cs="Times New Roman"/>
-        </w:rPr>
-        <w:lastRenderedPageBreak/>
-        <w:t>UHCName</w:t>
-      </w:r>
-      <w:proofErr w:type="spellEnd"/>
-      <w:r>
-        <w:rPr>
-          <w:rFonts w:ascii="Times New Roman" w:hAnsi="Times New Roman" w:cs="Times New Roman"/>
-        </w:rPr>
-        <w:t xml:space="preserve"> </w:t>
-      </w:r>
-      <w:proofErr w:type="gramStart"/>
-      <w:r>
-        <w:rPr>
-          <w:rFonts w:ascii="Times New Roman" w:hAnsi="Times New Roman" w:cs="Times New Roman"/>
-        </w:rPr>
-        <w:t>NVARCHAR(</w:t>
-      </w:r>
-      <w:proofErr w:type="gramEnd"/>
-      <w:r>
-        <w:rPr>
-          <w:rFonts w:ascii="Times New Roman" w:hAnsi="Times New Roman" w:cs="Times New Roman"/>
-        </w:rPr>
-        <w:t>255) NOT NULL</w:t>
-      </w:r>
-    </w:p>
-    <w:p>
-      <w:pPr>
-        <w:rPr>
-          <w:rFonts w:ascii="Times New Roman" w:hAnsi="Times New Roman" w:cs="Times New Roman"/>
-        </w:rPr>
-      </w:pPr>
-      <w:r>
-        <w:rPr>
-          <w:rFonts w:ascii="Times New Roman" w:hAnsi="Times New Roman" w:cs="Times New Roman"/>
-        </w:rPr>
-        <w:t xml:space="preserve">RegistrationNumber </w:t>
-      </w:r>
-      <w:proofErr w:type="gramStart"/>
-      <w:r>
-        <w:rPr>
-          <w:rFonts w:ascii="Times New Roman" w:hAnsi="Times New Roman" w:cs="Times New Roman"/>
-        </w:rPr>
-        <w:t>NVARCHAR(</w:t>
-      </w:r>
-      <w:proofErr w:type="gramEnd"/>
-      <w:r>
-        <w:rPr>
-          <w:rFonts w:ascii="Times New Roman" w:hAnsi="Times New Roman" w:cs="Times New Roman"/>
-        </w:rPr>
-        <w:t>100) NOT NULL</w:t>
-      </w:r>
-    </w:p>
-    <w:p>
-      <w:pPr>
-        <w:rPr>
-          <w:rFonts w:ascii="Times New Roman" w:hAnsi="Times New Roman" w:cs="Times New Roman"/>
-        </w:rPr>
-      </w:pPr>
-      <w:proofErr w:type="spellStart"/>
-      <w:r>
-        <w:rPr>
-          <w:rFonts w:ascii="Times New Roman" w:hAnsi="Times New Roman" w:cs="Times New Roman"/>
-        </w:rPr>
-        <w:t>CountryOfIncorporation</w:t>
-      </w:r>
-      <w:proofErr w:type="spellEnd"/>
-      <w:r>
-        <w:rPr>
-          <w:rFonts w:ascii="Times New Roman" w:hAnsi="Times New Roman" w:cs="Times New Roman"/>
-        </w:rPr>
-        <w:t xml:space="preserve"> </w:t>
-      </w:r>
-      <w:proofErr w:type="gramStart"/>
-      <w:r>
-        <w:rPr>
-          <w:rFonts w:ascii="Times New Roman" w:hAnsi="Times New Roman" w:cs="Times New Roman"/>
-        </w:rPr>
-        <w:t>NVARCHAR(</w:t>
-      </w:r>
-      <w:proofErr w:type="gramEnd"/>
-      <w:r>
-        <w:rPr>
-          <w:rFonts w:ascii="Times New Roman" w:hAnsi="Times New Roman" w:cs="Times New Roman"/>
-        </w:rPr>
-        <w:t>100) NOT NULL</w:t>
-      </w:r>
-    </w:p>
-    <w:p>
-      <w:pPr>
-        <w:rPr>
-          <w:rFonts w:ascii="Times New Roman" w:hAnsi="Times New Roman" w:cs="Times New Roman"/>
-        </w:rPr>
-      </w:pPr>
-      <w:proofErr w:type="spellStart"/>
-      <w:r>
-        <w:rPr>
-          <w:rFonts w:ascii="Times New Roman" w:hAnsi="Times New Roman" w:cs="Times New Roman"/>
-        </w:rPr>
-        <w:t>OwnershipPercentage</w:t>
-      </w:r>
-      <w:proofErr w:type="spellEnd"/>
-      <w:r>
-        <w:rPr>
-          <w:rFonts w:ascii="Times New Roman" w:hAnsi="Times New Roman" w:cs="Times New Roman"/>
-        </w:rPr>
-        <w:t xml:space="preserve"> </w:t>
-      </w:r>
-      <w:proofErr w:type="gramStart"/>
-      <w:r>
-        <w:rPr>
-          <w:rFonts w:ascii="Times New Roman" w:hAnsi="Times New Roman" w:cs="Times New Roman"/>
-        </w:rPr>
-        <w:t>DECIMAL(</w:t>
-      </w:r>
-      <w:proofErr w:type="gramEnd"/>
-      <w:r>
-        <w:rPr>
-          <w:rFonts w:ascii="Times New Roman" w:hAnsi="Times New Roman" w:cs="Times New Roman"/>
-        </w:rPr>
-        <w:t>5,2) NOT NULL</w:t>
-      </w:r>
-    </w:p>
-    <w:p>
-      <w:pPr>
-        <w:rPr>
-          <w:rFonts w:ascii="Times New Roman" w:hAnsi="Times New Roman" w:cs="Times New Roman"/>
-        </w:rPr>
-      </w:pPr>
-      <w:proofErr w:type="spellStart"/>
-      <w:r>
-        <w:rPr>
-          <w:rFonts w:ascii="Times New Roman" w:hAnsi="Times New Roman" w:cs="Times New Roman"/>
-        </w:rPr>
-        <w:t>CreatedAt</w:t>
-      </w:r>
-      <w:proofErr w:type="spellEnd"/>
-      <w:r>
-        <w:rPr>
-          <w:rFonts w:ascii="Times New Roman" w:hAnsi="Times New Roman" w:cs="Times New Roman"/>
-        </w:rPr>
-        <w:t xml:space="preserve"> DATETIME NOT NULL</w:t>
-      </w:r>
-    </w:p>
-    <w:p>
-      <w:pPr>
-        <w:rPr>
-          <w:rFonts w:ascii="Times New Roman" w:hAnsi="Times New Roman" w:cs="Times New Roman"/>
-        </w:rPr>
-      </w:pPr>
-    </w:p>
-    <w:p>
-      <w:pPr>
         <w:rPr>
           <w:rFonts w:ascii="Times New Roman" w:hAnsi="Times New Roman" w:cs="Times New Roman"/>
           <w:b/>
@@ -3213,8 +3040,336 @@
           <w:sz w:val="26"/>
           <w:szCs w:val="26"/>
         </w:rPr>
-      </w:pPr>
-      <w:r>
+        <w:t xml:space="preserve"> (Members / Shareholders)</w:t>
+      </w:r>
+    </w:p>
+    <w:p>
+      <w:pPr>
+        <w:rPr>
+          <w:rFonts w:ascii="Times New Roman" w:hAnsi="Times New Roman" w:cs="Times New Roman"/>
+        </w:rPr>
+      </w:pPr>
+      <w:r>
+        <w:rPr>
+          <w:rFonts w:ascii="Times New Roman" w:hAnsi="Times New Roman" w:cs="Times New Roman"/>
+        </w:rPr>
+        <w:t>Purpose: Stores all shareholders and their share ownership.</w:t>
+      </w:r>
+    </w:p>
+    <w:p>
+      <w:pPr>
+        <w:rPr>
+          <w:rFonts w:ascii="Times New Roman" w:hAnsi="Times New Roman" w:cs="Times New Roman"/>
+        </w:rPr>
+      </w:pPr>
+      <w:r>
+        <w:rPr>
+          <w:rFonts w:ascii="Times New Roman" w:hAnsi="Times New Roman" w:cs="Times New Roman"/>
+        </w:rPr>
+        <w:t>Columns:</w:t>
+      </w:r>
+    </w:p>
+    <w:p>
+      <w:pPr>
+        <w:rPr>
+          <w:rFonts w:ascii="Times New Roman" w:hAnsi="Times New Roman" w:cs="Times New Roman"/>
+        </w:rPr>
+      </w:pPr>
+      <w:r>
+        <w:rPr>
+          <w:rFonts w:ascii="Times New Roman" w:hAnsi="Times New Roman" w:cs="Times New Roman"/>
+        </w:rPr>
+        <w:t>Id BIGINT IDENTITY PRIMARY KEY</w:t>
+      </w:r>
+    </w:p>
+    <w:p>
+      <w:pPr>
+        <w:rPr>
+          <w:rFonts w:ascii="Times New Roman" w:hAnsi="Times New Roman" w:cs="Times New Roman"/>
+        </w:rPr>
+      </w:pPr>
+      <w:r>
+        <w:rPr>
+          <w:rFonts w:ascii="Times New Roman" w:hAnsi="Times New Roman" w:cs="Times New Roman"/>
+        </w:rPr>
+        <w:t xml:space="preserve">CompanyId BIGINT NOT NULL FOREIGN KEY REFERENCES </w:t>
+      </w:r>
+      <w:proofErr w:type="spellStart"/>
+      <w:proofErr w:type="gramStart"/>
+      <w:r>
+        <w:rPr>
+          <w:rFonts w:ascii="Times New Roman" w:hAnsi="Times New Roman" w:cs="Times New Roman"/>
+        </w:rPr>
+        <w:t>RegisteredCompanies</w:t>
+      </w:r>
+      <w:proofErr w:type="spellEnd"/>
+      <w:r>
+        <w:rPr>
+          <w:rFonts w:ascii="Times New Roman" w:hAnsi="Times New Roman" w:cs="Times New Roman"/>
+        </w:rPr>
+        <w:t>(</w:t>
+      </w:r>
+      <w:proofErr w:type="gramEnd"/>
+      <w:r>
+        <w:rPr>
+          <w:rFonts w:ascii="Times New Roman" w:hAnsi="Times New Roman" w:cs="Times New Roman"/>
+        </w:rPr>
+        <w:t>Id)</w:t>
+      </w:r>
+    </w:p>
+    <w:p>
+      <w:pPr>
+        <w:rPr>
+          <w:rFonts w:ascii="Times New Roman" w:hAnsi="Times New Roman" w:cs="Times New Roman"/>
+        </w:rPr>
+      </w:pPr>
+      <w:proofErr w:type="spellStart"/>
+      <w:r>
+        <w:rPr>
+          <w:rFonts w:ascii="Times New Roman" w:hAnsi="Times New Roman" w:cs="Times New Roman"/>
+        </w:rPr>
+        <w:lastRenderedPageBreak/>
+        <w:t>ShareholderName</w:t>
+      </w:r>
+      <w:proofErr w:type="spellEnd"/>
+      <w:r>
+        <w:rPr>
+          <w:rFonts w:ascii="Times New Roman" w:hAnsi="Times New Roman" w:cs="Times New Roman"/>
+        </w:rPr>
+        <w:t xml:space="preserve"> </w:t>
+      </w:r>
+      <w:proofErr w:type="gramStart"/>
+      <w:r>
+        <w:rPr>
+          <w:rFonts w:ascii="Times New Roman" w:hAnsi="Times New Roman" w:cs="Times New Roman"/>
+        </w:rPr>
+        <w:t>NVARCHAR(</w:t>
+      </w:r>
+      <w:proofErr w:type="gramEnd"/>
+      <w:r>
+        <w:rPr>
+          <w:rFonts w:ascii="Times New Roman" w:hAnsi="Times New Roman" w:cs="Times New Roman"/>
+        </w:rPr>
+        <w:t>255) NOT NULL</w:t>
+      </w:r>
+    </w:p>
+    <w:p>
+      <w:pPr>
+        <w:rPr>
+          <w:rFonts w:ascii="Times New Roman" w:hAnsi="Times New Roman" w:cs="Times New Roman"/>
+        </w:rPr>
+      </w:pPr>
+      <w:proofErr w:type="spellStart"/>
+      <w:r>
+        <w:rPr>
+          <w:rFonts w:ascii="Times New Roman" w:hAnsi="Times New Roman" w:cs="Times New Roman"/>
+        </w:rPr>
+        <w:t>ShareholderType</w:t>
+      </w:r>
+      <w:proofErr w:type="spellEnd"/>
+      <w:r>
+        <w:rPr>
+          <w:rFonts w:ascii="Times New Roman" w:hAnsi="Times New Roman" w:cs="Times New Roman"/>
+        </w:rPr>
+        <w:t xml:space="preserve"> </w:t>
+      </w:r>
+      <w:proofErr w:type="gramStart"/>
+      <w:r>
+        <w:rPr>
+          <w:rFonts w:ascii="Times New Roman" w:hAnsi="Times New Roman" w:cs="Times New Roman"/>
+        </w:rPr>
+        <w:t>NVARCHAR(</w:t>
+      </w:r>
+      <w:proofErr w:type="gramEnd"/>
+      <w:r>
+        <w:rPr>
+          <w:rFonts w:ascii="Times New Roman" w:hAnsi="Times New Roman" w:cs="Times New Roman"/>
+        </w:rPr>
+        <w:t>50) NOT NULL (INDIVIDUAL, CORPORATE)</w:t>
+      </w:r>
+    </w:p>
+    <w:p>
+      <w:pPr>
+        <w:rPr>
+          <w:rFonts w:ascii="Times New Roman" w:hAnsi="Times New Roman" w:cs="Times New Roman"/>
+        </w:rPr>
+      </w:pPr>
+      <w:r>
+        <w:rPr>
+          <w:rFonts w:ascii="Times New Roman" w:hAnsi="Times New Roman" w:cs="Times New Roman"/>
+        </w:rPr>
+        <w:t xml:space="preserve">Nationality </w:t>
+      </w:r>
+      <w:proofErr w:type="gramStart"/>
+      <w:r>
+        <w:rPr>
+          <w:rFonts w:ascii="Times New Roman" w:hAnsi="Times New Roman" w:cs="Times New Roman"/>
+        </w:rPr>
+        <w:t>NVARCHAR(</w:t>
+      </w:r>
+      <w:proofErr w:type="gramEnd"/>
+      <w:r>
+        <w:rPr>
+          <w:rFonts w:ascii="Times New Roman" w:hAnsi="Times New Roman" w:cs="Times New Roman"/>
+        </w:rPr>
+        <w:t>100) NOT NULL</w:t>
+      </w:r>
+    </w:p>
+    <w:p>
+      <w:pPr>
+        <w:rPr>
+          <w:rFonts w:ascii="Times New Roman" w:hAnsi="Times New Roman" w:cs="Times New Roman"/>
+        </w:rPr>
+      </w:pPr>
+      <w:r>
+        <w:rPr>
+          <w:rFonts w:ascii="Times New Roman" w:hAnsi="Times New Roman" w:cs="Times New Roman"/>
+        </w:rPr>
+        <w:t xml:space="preserve">IdentityNumber </w:t>
+      </w:r>
+      <w:proofErr w:type="gramStart"/>
+      <w:r>
+        <w:rPr>
+          <w:rFonts w:ascii="Times New Roman" w:hAnsi="Times New Roman" w:cs="Times New Roman"/>
+        </w:rPr>
+        <w:t>NVARCHAR(</w:t>
+      </w:r>
+      <w:proofErr w:type="gramEnd"/>
+      <w:r>
+        <w:rPr>
+          <w:rFonts w:ascii="Times New Roman" w:hAnsi="Times New Roman" w:cs="Times New Roman"/>
+        </w:rPr>
+        <w:t>100) NOT NULL</w:t>
+      </w:r>
+    </w:p>
+    <w:p>
+      <w:pPr>
+        <w:rPr>
+          <w:rFonts w:ascii="Times New Roman" w:hAnsi="Times New Roman" w:cs="Times New Roman"/>
+        </w:rPr>
+      </w:pPr>
+      <w:proofErr w:type="spellStart"/>
+      <w:r>
+        <w:rPr>
+          <w:rFonts w:ascii="Times New Roman" w:hAnsi="Times New Roman" w:cs="Times New Roman"/>
+        </w:rPr>
+        <w:t>NumberOfShares</w:t>
+      </w:r>
+      <w:proofErr w:type="spellEnd"/>
+      <w:r>
+        <w:rPr>
+          <w:rFonts w:ascii="Times New Roman" w:hAnsi="Times New Roman" w:cs="Times New Roman"/>
+        </w:rPr>
+        <w:t xml:space="preserve"> INT NOT NULL</w:t>
+      </w:r>
+    </w:p>
+    <w:p>
+      <w:pPr>
+        <w:rPr>
+          <w:rFonts w:ascii="Times New Roman" w:hAnsi="Times New Roman" w:cs="Times New Roman"/>
+        </w:rPr>
+      </w:pPr>
+      <w:proofErr w:type="spellStart"/>
+      <w:r>
+        <w:rPr>
+          <w:rFonts w:ascii="Times New Roman" w:hAnsi="Times New Roman" w:cs="Times New Roman"/>
+        </w:rPr>
+        <w:t>SharePercentage</w:t>
+      </w:r>
+      <w:proofErr w:type="spellEnd"/>
+      <w:r>
+        <w:rPr>
+          <w:rFonts w:ascii="Times New Roman" w:hAnsi="Times New Roman" w:cs="Times New Roman"/>
+        </w:rPr>
+        <w:t xml:space="preserve"> </w:t>
+      </w:r>
+      <w:proofErr w:type="gramStart"/>
+      <w:r>
+        <w:rPr>
+          <w:rFonts w:ascii="Times New Roman" w:hAnsi="Times New Roman" w:cs="Times New Roman"/>
+        </w:rPr>
+        <w:t>DECIMAL(</w:t>
+      </w:r>
+      <w:proofErr w:type="gramEnd"/>
+      <w:r>
+        <w:rPr>
+          <w:rFonts w:ascii="Times New Roman" w:hAnsi="Times New Roman" w:cs="Times New Roman"/>
+        </w:rPr>
+        <w:t>5,2) NOT NULL</w:t>
+      </w:r>
+    </w:p>
+    <w:p>
+      <w:pPr>
+        <w:rPr>
+          <w:rFonts w:ascii="Times New Roman" w:hAnsi="Times New Roman" w:cs="Times New Roman"/>
+        </w:rPr>
+      </w:pPr>
+      <w:proofErr w:type="spellStart"/>
+      <w:r>
+        <w:rPr>
+          <w:rFonts w:ascii="Times New Roman" w:hAnsi="Times New Roman" w:cs="Times New Roman"/>
+        </w:rPr>
+        <w:t>EmailAddress</w:t>
+      </w:r>
+      <w:proofErr w:type="spellEnd"/>
+      <w:r>
+        <w:rPr>
+          <w:rFonts w:ascii="Times New Roman" w:hAnsi="Times New Roman" w:cs="Times New Roman"/>
+        </w:rPr>
+        <w:t xml:space="preserve"> </w:t>
+      </w:r>
+      <w:proofErr w:type="gramStart"/>
+      <w:r>
+        <w:rPr>
+          <w:rFonts w:ascii="Times New Roman" w:hAnsi="Times New Roman" w:cs="Times New Roman"/>
+        </w:rPr>
+        <w:t>NVARCHAR(</w:t>
+      </w:r>
+      <w:proofErr w:type="gramEnd"/>
+      <w:r>
+        <w:rPr>
+          <w:rFonts w:ascii="Times New Roman" w:hAnsi="Times New Roman" w:cs="Times New Roman"/>
+        </w:rPr>
+        <w:t>255)</w:t>
+      </w:r>
+    </w:p>
+    <w:p>
+      <w:pPr>
+        <w:rPr>
+          <w:rFonts w:ascii="Times New Roman" w:hAnsi="Times New Roman" w:cs="Times New Roman"/>
+        </w:rPr>
+      </w:pPr>
+      <w:proofErr w:type="spellStart"/>
+      <w:r>
+        <w:rPr>
+          <w:rFonts w:ascii="Times New Roman" w:hAnsi="Times New Roman" w:cs="Times New Roman"/>
+        </w:rPr>
+        <w:t>CreatedAt</w:t>
+      </w:r>
+      <w:proofErr w:type="spellEnd"/>
+      <w:r>
+        <w:rPr>
+          <w:rFonts w:ascii="Times New Roman" w:hAnsi="Times New Roman" w:cs="Times New Roman"/>
+        </w:rPr>
+        <w:t xml:space="preserve"> DATETIME NOT NULL</w:t>
+      </w:r>
+    </w:p>
+    <w:p>
+      <w:pPr>
+        <w:rPr>
+          <w:rFonts w:ascii="Times New Roman" w:hAnsi="Times New Roman" w:cs="Times New Roman"/>
+        </w:rPr>
+      </w:pPr>
+    </w:p>
+    <w:p>
+      <w:pPr>
+        <w:rPr>
+          <w:rFonts w:ascii="Times New Roman" w:hAnsi="Times New Roman" w:cs="Times New Roman"/>
+        </w:rPr>
+      </w:pPr>
+    </w:p>
+    <w:p>
+      <w:pPr>
         <w:rPr>
           <w:rFonts w:ascii="Times New Roman" w:hAnsi="Times New Roman" w:cs="Times New Roman"/>
           <w:b/>
@@ -3223,9 +3378,7 @@
           <w:sz w:val="26"/>
           <w:szCs w:val="26"/>
         </w:rPr>
-        <w:t xml:space="preserve">10. </w:t>
-      </w:r>
-      <w:proofErr w:type="spellStart"/>
+      </w:pPr>
       <w:r>
         <w:rPr>
           <w:rFonts w:ascii="Times New Roman" w:hAnsi="Times New Roman" w:cs="Times New Roman"/>
@@ -3235,9 +3388,8 @@
           <w:sz w:val="26"/>
           <w:szCs w:val="26"/>
         </w:rPr>
-        <w:t>CompanyConstitutions</w:t>
-      </w:r>
-      <w:proofErr w:type="spellEnd"/>
+        <w:t>15</w:t>
+      </w:r>
       <w:r>
         <w:rPr>
           <w:rFonts w:ascii="Times New Roman" w:hAnsi="Times New Roman" w:cs="Times New Roman"/>
@@ -3247,7 +3399,31 @@
           <w:sz w:val="26"/>
           <w:szCs w:val="26"/>
         </w:rPr>
-        <w:t xml:space="preserve"> (Company Constitution)</w:t>
+        <w:t xml:space="preserve">. </w:t>
+      </w:r>
+      <w:proofErr w:type="spellStart"/>
+      <w:r>
+        <w:rPr>
+          <w:rFonts w:ascii="Times New Roman" w:hAnsi="Times New Roman" w:cs="Times New Roman"/>
+          <w:b/>
+          <w:bCs/>
+          <w:color w:val="4F81BD" w:themeColor="accent1"/>
+          <w:sz w:val="26"/>
+          <w:szCs w:val="26"/>
+        </w:rPr>
+        <w:t>UltimateHoldingCompanies</w:t>
+      </w:r>
+      <w:proofErr w:type="spellEnd"/>
+      <w:r>
+        <w:rPr>
+          <w:rFonts w:ascii="Times New Roman" w:hAnsi="Times New Roman" w:cs="Times New Roman"/>
+          <w:b/>
+          <w:bCs/>
+          <w:color w:val="4F81BD" w:themeColor="accent1"/>
+          <w:sz w:val="26"/>
+          <w:szCs w:val="26"/>
+        </w:rPr>
+        <w:t xml:space="preserve"> (UHC)</w:t>
       </w:r>
     </w:p>
     <w:p>
@@ -3260,7 +3436,7 @@
         <w:rPr>
           <w:rFonts w:ascii="Times New Roman" w:hAnsi="Times New Roman" w:cs="Times New Roman"/>
         </w:rPr>
-        <w:t>Purpose: Stores company constitution document details.</w:t>
+        <w:t>Purpose: Stores information about the Ultimate Holding Company controlling the registered company.</w:t>
       </w:r>
     </w:p>
     <w:p>
@@ -3335,7 +3511,7 @@
         <w:rPr>
           <w:rFonts w:ascii="Times New Roman" w:hAnsi="Times New Roman" w:cs="Times New Roman"/>
         </w:rPr>
-        <w:t>ConstitutionType</w:t>
+        <w:t>UHCName</w:t>
       </w:r>
       <w:proofErr w:type="spellEnd"/>
       <w:r>
@@ -3356,7 +3532,7 @@
         <w:rPr>
           <w:rFonts w:ascii="Times New Roman" w:hAnsi="Times New Roman" w:cs="Times New Roman"/>
         </w:rPr>
-        <w:t>50) NOT NULL (MODEL, CUSTOM)</w:t>
+        <w:t>255) NOT NULL</w:t>
       </w:r>
     </w:p>
     <w:p>
@@ -3365,19 +3541,11 @@
           <w:rFonts w:ascii="Times New Roman" w:hAnsi="Times New Roman" w:cs="Times New Roman"/>
         </w:rPr>
       </w:pPr>
-      <w:proofErr w:type="spellStart"/>
-      <w:r>
-        <w:rPr>
-          <w:rFonts w:ascii="Times New Roman" w:hAnsi="Times New Roman" w:cs="Times New Roman"/>
-        </w:rPr>
-        <w:t>ConstitutionFilePath</w:t>
-      </w:r>
-      <w:proofErr w:type="spellEnd"/>
-      <w:r>
-        <w:rPr>
-          <w:rFonts w:ascii="Times New Roman" w:hAnsi="Times New Roman" w:cs="Times New Roman"/>
-        </w:rPr>
-        <w:t xml:space="preserve"> </w:t>
+      <w:r>
+        <w:rPr>
+          <w:rFonts w:ascii="Times New Roman" w:hAnsi="Times New Roman" w:cs="Times New Roman"/>
+        </w:rPr>
+        <w:t xml:space="preserve">RegistrationNumber </w:t>
       </w:r>
       <w:proofErr w:type="gramStart"/>
       <w:r>
@@ -3391,7 +3559,7 @@
         <w:rPr>
           <w:rFonts w:ascii="Times New Roman" w:hAnsi="Times New Roman" w:cs="Times New Roman"/>
         </w:rPr>
-        <w:t>500) NOT NULL</w:t>
+        <w:t>100) NOT NULL</w:t>
       </w:r>
     </w:p>
     <w:p>
@@ -3405,24 +3573,313 @@
         <w:rPr>
           <w:rFonts w:ascii="Times New Roman" w:hAnsi="Times New Roman" w:cs="Times New Roman"/>
         </w:rPr>
-        <w:t>UploadedAt</w:t>
+        <w:t>CountryOfIncorporation</w:t>
       </w:r>
       <w:proofErr w:type="spellEnd"/>
       <w:r>
         <w:rPr>
           <w:rFonts w:ascii="Times New Roman" w:hAnsi="Times New Roman" w:cs="Times New Roman"/>
         </w:rPr>
-        <w:t xml:space="preserve"> DATETIME NOT NULL</w:t>
+        <w:t xml:space="preserve"> </w:t>
+      </w:r>
+      <w:proofErr w:type="gramStart"/>
+      <w:r>
+        <w:rPr>
+          <w:rFonts w:ascii="Times New Roman" w:hAnsi="Times New Roman" w:cs="Times New Roman"/>
+        </w:rPr>
+        <w:t>NVARCHAR(</w:t>
+      </w:r>
+      <w:proofErr w:type="gramEnd"/>
+      <w:r>
+        <w:rPr>
+          <w:rFonts w:ascii="Times New Roman" w:hAnsi="Times New Roman" w:cs="Times New Roman"/>
+        </w:rPr>
+        <w:t>100) NOT NULL</w:t>
       </w:r>
     </w:p>
     <w:p>
       <w:pPr>
-        <w:spacing w:line="360" w:lineRule="auto"/>
-        <w:rPr>
-          <w:rFonts w:ascii="Times New Roman" w:hAnsi="Times New Roman" w:cs="Times New Roman"/>
-        </w:rPr>
-      </w:pPr>
-      <w:r>
+        <w:rPr>
+          <w:rFonts w:ascii="Times New Roman" w:hAnsi="Times New Roman" w:cs="Times New Roman"/>
+        </w:rPr>
+      </w:pPr>
+      <w:proofErr w:type="spellStart"/>
+      <w:r>
+        <w:rPr>
+          <w:rFonts w:ascii="Times New Roman" w:hAnsi="Times New Roman" w:cs="Times New Roman"/>
+        </w:rPr>
+        <w:t>OwnershipPercentage</w:t>
+      </w:r>
+      <w:proofErr w:type="spellEnd"/>
+      <w:r>
+        <w:rPr>
+          <w:rFonts w:ascii="Times New Roman" w:hAnsi="Times New Roman" w:cs="Times New Roman"/>
+        </w:rPr>
+        <w:t xml:space="preserve"> </w:t>
+      </w:r>
+      <w:proofErr w:type="gramStart"/>
+      <w:r>
+        <w:rPr>
+          <w:rFonts w:ascii="Times New Roman" w:hAnsi="Times New Roman" w:cs="Times New Roman"/>
+        </w:rPr>
+        <w:t>DECIMAL(</w:t>
+      </w:r>
+      <w:proofErr w:type="gramEnd"/>
+      <w:r>
+        <w:rPr>
+          <w:rFonts w:ascii="Times New Roman" w:hAnsi="Times New Roman" w:cs="Times New Roman"/>
+        </w:rPr>
+        <w:t>5,2) NOT NULL</w:t>
+      </w:r>
+    </w:p>
+    <w:p>
+      <w:pPr>
+        <w:rPr>
+          <w:rFonts w:ascii="Times New Roman" w:hAnsi="Times New Roman" w:cs="Times New Roman"/>
+        </w:rPr>
+      </w:pPr>
+      <w:proofErr w:type="spellStart"/>
+      <w:r>
+        <w:rPr>
+          <w:rFonts w:ascii="Times New Roman" w:hAnsi="Times New Roman" w:cs="Times New Roman"/>
+        </w:rPr>
+        <w:t>CreatedAt</w:t>
+      </w:r>
+      <w:proofErr w:type="spellEnd"/>
+      <w:r>
+        <w:rPr>
+          <w:rFonts w:ascii="Times New Roman" w:hAnsi="Times New Roman" w:cs="Times New Roman"/>
+        </w:rPr>
+        <w:t xml:space="preserve"> DATETIME NOT NULL</w:t>
+      </w:r>
+    </w:p>
+    <w:p>
+      <w:pPr>
+        <w:rPr>
+          <w:rFonts w:ascii="Times New Roman" w:hAnsi="Times New Roman" w:cs="Times New Roman"/>
+        </w:rPr>
+      </w:pPr>
+    </w:p>
+    <w:p>
+      <w:pPr>
+        <w:rPr>
+          <w:rFonts w:ascii="Times New Roman" w:hAnsi="Times New Roman" w:hint="cs"/>
+          <w:b/>
+          <w:bCs/>
+          <w:color w:val="4F81BD" w:themeColor="accent1"/>
+          <w:sz w:val="26"/>
+          <w:szCs w:val="26"/>
+          <w:cs/>
+          <w:lang w:bidi="my-MM"/>
+        </w:rPr>
+      </w:pPr>
+      <w:r>
+        <w:rPr>
+          <w:rFonts w:ascii="Times New Roman" w:hAnsi="Times New Roman" w:cs="Times New Roman"/>
+          <w:b/>
+          <w:bCs/>
+          <w:color w:val="4F81BD" w:themeColor="accent1"/>
+          <w:sz w:val="26"/>
+          <w:szCs w:val="26"/>
+        </w:rPr>
+        <w:t>1</w:t>
+      </w:r>
+      <w:r>
+        <w:rPr>
+          <w:rFonts w:ascii="Times New Roman" w:hAnsi="Times New Roman" w:cs="Times New Roman"/>
+          <w:b/>
+          <w:bCs/>
+          <w:color w:val="4F81BD" w:themeColor="accent1"/>
+          <w:sz w:val="26"/>
+          <w:szCs w:val="26"/>
+        </w:rPr>
+        <w:t>6</w:t>
+      </w:r>
+      <w:r>
+        <w:rPr>
+          <w:rFonts w:ascii="Times New Roman" w:hAnsi="Times New Roman" w:cs="Times New Roman"/>
+          <w:b/>
+          <w:bCs/>
+          <w:color w:val="4F81BD" w:themeColor="accent1"/>
+          <w:sz w:val="26"/>
+          <w:szCs w:val="26"/>
+        </w:rPr>
+        <w:t xml:space="preserve">. </w:t>
+      </w:r>
+      <w:proofErr w:type="spellStart"/>
+      <w:r>
+        <w:rPr>
+          <w:rFonts w:ascii="Times New Roman" w:hAnsi="Times New Roman" w:cs="Times New Roman"/>
+          <w:b/>
+          <w:bCs/>
+          <w:color w:val="4F81BD" w:themeColor="accent1"/>
+          <w:sz w:val="26"/>
+          <w:szCs w:val="26"/>
+        </w:rPr>
+        <w:t>CompanyConstitutions</w:t>
+      </w:r>
+      <w:proofErr w:type="spellEnd"/>
+      <w:r>
+        <w:rPr>
+          <w:rFonts w:ascii="Times New Roman" w:hAnsi="Times New Roman" w:cs="Times New Roman"/>
+          <w:b/>
+          <w:bCs/>
+          <w:color w:val="4F81BD" w:themeColor="accent1"/>
+          <w:sz w:val="26"/>
+          <w:szCs w:val="26"/>
+        </w:rPr>
+        <w:t xml:space="preserve"> (Company Constitution)</w:t>
+      </w:r>
+      <w:bookmarkStart w:id="0" w:name="_GoBack"/>
+      <w:bookmarkEnd w:id="0"/>
+    </w:p>
+    <w:p>
+      <w:pPr>
+        <w:rPr>
+          <w:rFonts w:ascii="Times New Roman" w:hAnsi="Times New Roman" w:cs="Times New Roman"/>
+        </w:rPr>
+      </w:pPr>
+      <w:r>
+        <w:rPr>
+          <w:rFonts w:ascii="Times New Roman" w:hAnsi="Times New Roman" w:cs="Times New Roman"/>
+        </w:rPr>
+        <w:t>Purpose: Stores company constitution document details.</w:t>
+      </w:r>
+    </w:p>
+    <w:p>
+      <w:pPr>
+        <w:rPr>
+          <w:rFonts w:ascii="Times New Roman" w:hAnsi="Times New Roman" w:cs="Times New Roman"/>
+        </w:rPr>
+      </w:pPr>
+      <w:r>
+        <w:rPr>
+          <w:rFonts w:ascii="Times New Roman" w:hAnsi="Times New Roman" w:cs="Times New Roman"/>
+        </w:rPr>
+        <w:t>Columns:</w:t>
+      </w:r>
+    </w:p>
+    <w:p>
+      <w:pPr>
+        <w:rPr>
+          <w:rFonts w:ascii="Times New Roman" w:hAnsi="Times New Roman" w:cs="Times New Roman"/>
+        </w:rPr>
+      </w:pPr>
+      <w:r>
+        <w:rPr>
+          <w:rFonts w:ascii="Times New Roman" w:hAnsi="Times New Roman" w:cs="Times New Roman"/>
+        </w:rPr>
+        <w:t>Id BIGINT IDENTITY PRIMARY KEY</w:t>
+      </w:r>
+    </w:p>
+    <w:p>
+      <w:pPr>
+        <w:rPr>
+          <w:rFonts w:ascii="Times New Roman" w:hAnsi="Times New Roman" w:cs="Times New Roman"/>
+        </w:rPr>
+      </w:pPr>
+      <w:r>
+        <w:rPr>
+          <w:rFonts w:ascii="Times New Roman" w:hAnsi="Times New Roman" w:cs="Times New Roman"/>
+        </w:rPr>
+        <w:t xml:space="preserve">CompanyId BIGINT NOT NULL FOREIGN KEY REFERENCES </w:t>
+      </w:r>
+      <w:proofErr w:type="spellStart"/>
+      <w:proofErr w:type="gramStart"/>
+      <w:r>
+        <w:rPr>
+          <w:rFonts w:ascii="Times New Roman" w:hAnsi="Times New Roman" w:cs="Times New Roman"/>
+        </w:rPr>
+        <w:t>RegisteredCompanies</w:t>
+      </w:r>
+      <w:proofErr w:type="spellEnd"/>
+      <w:r>
+        <w:rPr>
+          <w:rFonts w:ascii="Times New Roman" w:hAnsi="Times New Roman" w:cs="Times New Roman"/>
+        </w:rPr>
+        <w:t>(</w:t>
+      </w:r>
+      <w:proofErr w:type="gramEnd"/>
+      <w:r>
+        <w:rPr>
+          <w:rFonts w:ascii="Times New Roman" w:hAnsi="Times New Roman" w:cs="Times New Roman"/>
+        </w:rPr>
+        <w:t>Id)</w:t>
+      </w:r>
+    </w:p>
+    <w:p>
+      <w:pPr>
+        <w:rPr>
+          <w:rFonts w:ascii="Times New Roman" w:hAnsi="Times New Roman" w:cs="Times New Roman"/>
+        </w:rPr>
+      </w:pPr>
+      <w:proofErr w:type="spellStart"/>
+      <w:r>
+        <w:rPr>
+          <w:rFonts w:ascii="Times New Roman" w:hAnsi="Times New Roman" w:cs="Times New Roman"/>
+        </w:rPr>
+        <w:lastRenderedPageBreak/>
+        <w:t>ConstitutionType</w:t>
+      </w:r>
+      <w:proofErr w:type="spellEnd"/>
+      <w:r>
+        <w:rPr>
+          <w:rFonts w:ascii="Times New Roman" w:hAnsi="Times New Roman" w:cs="Times New Roman"/>
+        </w:rPr>
+        <w:t xml:space="preserve"> </w:t>
+      </w:r>
+      <w:proofErr w:type="gramStart"/>
+      <w:r>
+        <w:rPr>
+          <w:rFonts w:ascii="Times New Roman" w:hAnsi="Times New Roman" w:cs="Times New Roman"/>
+        </w:rPr>
+        <w:t>NVARCHAR(</w:t>
+      </w:r>
+      <w:proofErr w:type="gramEnd"/>
+      <w:r>
+        <w:rPr>
+          <w:rFonts w:ascii="Times New Roman" w:hAnsi="Times New Roman" w:cs="Times New Roman"/>
+        </w:rPr>
+        <w:t>50) NOT NULL (MODEL, CUSTOM)</w:t>
+      </w:r>
+    </w:p>
+    <w:p>
+      <w:pPr>
+        <w:rPr>
+          <w:rFonts w:ascii="Times New Roman" w:hAnsi="Times New Roman" w:cs="Times New Roman"/>
+        </w:rPr>
+      </w:pPr>
+      <w:proofErr w:type="spellStart"/>
+      <w:r>
+        <w:rPr>
+          <w:rFonts w:ascii="Times New Roman" w:hAnsi="Times New Roman" w:cs="Times New Roman"/>
+        </w:rPr>
+        <w:t>ConstitutionFilePath</w:t>
+      </w:r>
+      <w:proofErr w:type="spellEnd"/>
+      <w:r>
+        <w:rPr>
+          <w:rFonts w:ascii="Times New Roman" w:hAnsi="Times New Roman" w:cs="Times New Roman"/>
+        </w:rPr>
+        <w:t xml:space="preserve"> </w:t>
+      </w:r>
+      <w:proofErr w:type="gramStart"/>
+      <w:r>
+        <w:rPr>
+          <w:rFonts w:ascii="Times New Roman" w:hAnsi="Times New Roman" w:cs="Times New Roman"/>
+        </w:rPr>
+        <w:t>NVARCHAR(</w:t>
+      </w:r>
+      <w:proofErr w:type="gramEnd"/>
+      <w:r>
+        <w:rPr>
+          <w:rFonts w:ascii="Times New Roman" w:hAnsi="Times New Roman" w:cs="Times New Roman"/>
+        </w:rPr>
+        <w:t>500) NOT NULL</w:t>
+      </w:r>
+    </w:p>
+    <w:p>
+      <w:pPr>
         <w:rPr>
           <w:rStyle w:val="Strong"/>
           <w:rFonts w:ascii="Times New Roman" w:hAnsi="Times New Roman" w:cs="Times New Roman"/>
@@ -3441,182 +3898,273 @@
             <w14:round/>
           </w14:textOutline>
         </w:rPr>
-        <w:t>11</w:t>
-      </w:r>
+      </w:pPr>
+      <w:proofErr w:type="spellStart"/>
+      <w:r>
+        <w:rPr>
+          <w:rFonts w:ascii="Times New Roman" w:hAnsi="Times New Roman" w:cs="Times New Roman"/>
+        </w:rPr>
+        <w:t>UploadedAt</w:t>
+      </w:r>
+      <w:proofErr w:type="spellEnd"/>
+      <w:r>
+        <w:rPr>
+          <w:rFonts w:ascii="Times New Roman" w:hAnsi="Times New Roman" w:cs="Times New Roman"/>
+        </w:rPr>
+        <w:t xml:space="preserve"> DATETIME NOT NULL</w:t>
+      </w:r>
+    </w:p>
+    <w:p>
+      <w:pPr>
+        <w:rPr>
+          <w:rFonts w:ascii="Times New Roman" w:hAnsi="Times New Roman" w:cs="Times New Roman"/>
+        </w:rPr>
+      </w:pPr>
+    </w:p>
+    <w:p>
+      <w:pPr>
+        <w:spacing w:line="360" w:lineRule="auto"/>
+        <w:rPr>
+          <w:rFonts w:ascii="Times New Roman" w:eastAsia="Times New Roman" w:hAnsi="Times New Roman" w:cs="Times New Roman"/>
+          <w:sz w:val="24"/>
+          <w:szCs w:val="24"/>
+          <w:lang w:bidi="my-MM"/>
+        </w:rPr>
+      </w:pPr>
       <w:r>
         <w:rPr>
           <w:rStyle w:val="Strong"/>
           <w:rFonts w:ascii="Times New Roman" w:hAnsi="Times New Roman" w:cs="Times New Roman"/>
-          <w:b w:val="0"/>
           <w:color w:val="00B0F0"/>
           <w:sz w:val="26"/>
           <w:szCs w:val="26"/>
-          <w14:shadow w14:blurRad="38100" w14:dist="19050" w14:dir="2700000" w14:sx="100000" w14:sy="100000" w14:kx="0" w14:ky="0" w14:algn="tl">
-            <w14:schemeClr w14:val="dk1">
-              <w14:alpha w14:val="60000"/>
-            </w14:schemeClr>
-          </w14:shadow>
-          <w14:textOutline w14:w="0" w14:cap="flat" w14:cmpd="sng" w14:algn="ctr">
-            <w14:noFill/>
-            <w14:prstDash w14:val="solid"/>
-            <w14:round/>
-          </w14:textOutline>
-        </w:rPr>
-        <w:t xml:space="preserve">. </w:t>
+        </w:rPr>
+        <w:t>11.EmailConfirmationTokens (Email Verification Tokens / System Use)</w:t>
+      </w:r>
+      <w:r>
+        <w:rPr>
+          <w:rFonts w:ascii="Times New Roman" w:hAnsi="Times New Roman" w:cs="Times New Roman"/>
+        </w:rPr>
+        <w:br/>
+      </w:r>
+      <w:r>
+        <w:rPr>
+          <w:rStyle w:val="Strong"/>
+          <w:rFonts w:ascii="Times New Roman" w:hAnsi="Times New Roman" w:cs="Times New Roman"/>
+        </w:rPr>
+        <w:t>Purpose:</w:t>
+      </w:r>
+      <w:r>
+        <w:rPr>
+          <w:rFonts w:ascii="Times New Roman" w:hAnsi="Times New Roman" w:cs="Times New Roman"/>
+        </w:rPr>
+        <w:t xml:space="preserve"> Stores tokens for confirming applicant emails.</w:t>
+      </w:r>
+      <w:r>
+        <w:rPr>
+          <w:rFonts w:ascii="Times New Roman" w:hAnsi="Times New Roman" w:cs="Times New Roman"/>
+        </w:rPr>
+        <w:br/>
+      </w:r>
+      <w:r>
+        <w:rPr>
+          <w:rStyle w:val="Strong"/>
+          <w:rFonts w:ascii="Times New Roman" w:hAnsi="Times New Roman" w:cs="Times New Roman"/>
+        </w:rPr>
+        <w:t>Columns:</w:t>
+      </w:r>
+      <w:r>
+        <w:rPr>
+          <w:rFonts w:ascii="Times New Roman" w:hAnsi="Times New Roman" w:cs="Times New Roman"/>
+        </w:rPr>
+        <w:br/>
+      </w:r>
+      <w:proofErr w:type="gramStart"/>
+      <w:r>
+        <w:rPr>
+          <w:rFonts w:ascii="Times New Roman" w:eastAsia="Times New Roman" w:hAnsi="Symbol" w:cs="Times New Roman"/>
+          <w:sz w:val="24"/>
+          <w:szCs w:val="24"/>
+          <w:lang w:bidi="my-MM"/>
+        </w:rPr>
+        <w:t></w:t>
+      </w:r>
+      <w:r>
+        <w:rPr>
+          <w:rFonts w:ascii="Times New Roman" w:eastAsia="Times New Roman" w:hAnsi="Times New Roman" w:cs="Times New Roman"/>
+          <w:sz w:val="24"/>
+          <w:szCs w:val="24"/>
+          <w:lang w:bidi="my-MM"/>
+        </w:rPr>
+        <w:t xml:space="preserve">  Id</w:t>
+      </w:r>
+      <w:proofErr w:type="gramEnd"/>
+      <w:r>
+        <w:rPr>
+          <w:rFonts w:ascii="Times New Roman" w:eastAsia="Times New Roman" w:hAnsi="Times New Roman" w:cs="Times New Roman"/>
+          <w:sz w:val="24"/>
+          <w:szCs w:val="24"/>
+          <w:lang w:bidi="my-MM"/>
+        </w:rPr>
+        <w:t xml:space="preserve"> BIGINT IDENTITY PRIMARY KEY</w:t>
+      </w:r>
+    </w:p>
+    <w:p>
+      <w:pPr>
+        <w:spacing w:after="0" w:line="360" w:lineRule="auto"/>
+        <w:rPr>
+          <w:rFonts w:ascii="Times New Roman" w:eastAsia="Times New Roman" w:hAnsi="Times New Roman" w:cs="Times New Roman"/>
+          <w:sz w:val="24"/>
+          <w:szCs w:val="24"/>
+          <w:lang w:bidi="my-MM"/>
+        </w:rPr>
+      </w:pPr>
+      <w:proofErr w:type="gramStart"/>
+      <w:r>
+        <w:rPr>
+          <w:rFonts w:ascii="Times New Roman" w:eastAsia="Times New Roman" w:hAnsi="Symbol" w:cs="Times New Roman"/>
+          <w:sz w:val="24"/>
+          <w:szCs w:val="24"/>
+          <w:lang w:bidi="my-MM"/>
+        </w:rPr>
+        <w:t></w:t>
+      </w:r>
+      <w:r>
+        <w:rPr>
+          <w:rFonts w:ascii="Times New Roman" w:eastAsia="Times New Roman" w:hAnsi="Times New Roman" w:cs="Times New Roman"/>
+          <w:sz w:val="24"/>
+          <w:szCs w:val="24"/>
+          <w:lang w:bidi="my-MM"/>
+        </w:rPr>
+        <w:t xml:space="preserve">  ApplicantId</w:t>
+      </w:r>
+      <w:proofErr w:type="gramEnd"/>
+      <w:r>
+        <w:rPr>
+          <w:rFonts w:ascii="Times New Roman" w:eastAsia="Times New Roman" w:hAnsi="Times New Roman" w:cs="Times New Roman"/>
+          <w:sz w:val="24"/>
+          <w:szCs w:val="24"/>
+          <w:lang w:bidi="my-MM"/>
+        </w:rPr>
+        <w:t xml:space="preserve"> BIGINT NOT NULL</w:t>
+      </w:r>
+      <w:r>
+        <w:rPr>
+          <w:rFonts w:ascii="Times New Roman" w:eastAsia="Times New Roman" w:hAnsi="Times New Roman" w:cs="Times New Roman"/>
+          <w:sz w:val="24"/>
+          <w:szCs w:val="24"/>
+          <w:lang w:bidi="my-MM"/>
+        </w:rPr>
+        <w:t xml:space="preserve"> </w:t>
+      </w:r>
+      <w:r>
+        <w:rPr>
+          <w:rFonts w:ascii="Times New Roman" w:hAnsi="Times New Roman" w:cs="Times New Roman"/>
+        </w:rPr>
+        <w:t xml:space="preserve">FOREIGN KEY REFERENCES </w:t>
+      </w:r>
+      <w:r>
+        <w:rPr>
+          <w:rFonts w:ascii="Times New Roman" w:hAnsi="Times New Roman" w:cs="Times New Roman"/>
+        </w:rPr>
+        <w:t>CompanyApplicants</w:t>
+      </w:r>
+      <w:r>
+        <w:rPr>
+          <w:rFonts w:ascii="Times New Roman" w:hAnsi="Times New Roman" w:cs="Times New Roman"/>
+        </w:rPr>
+        <w:t>(Id)</w:t>
+      </w:r>
+    </w:p>
+    <w:p>
+      <w:pPr>
+        <w:spacing w:after="0" w:line="360" w:lineRule="auto"/>
+        <w:rPr>
+          <w:rFonts w:ascii="Times New Roman" w:eastAsia="Times New Roman" w:hAnsi="Times New Roman" w:cs="Times New Roman"/>
+          <w:sz w:val="24"/>
+          <w:szCs w:val="24"/>
+          <w:lang w:bidi="my-MM"/>
+        </w:rPr>
+      </w:pPr>
+      <w:proofErr w:type="gramStart"/>
+      <w:r>
+        <w:rPr>
+          <w:rFonts w:ascii="Times New Roman" w:eastAsia="Times New Roman" w:hAnsi="Symbol" w:cs="Times New Roman"/>
+          <w:sz w:val="24"/>
+          <w:szCs w:val="24"/>
+          <w:lang w:bidi="my-MM"/>
+        </w:rPr>
+        <w:t></w:t>
+      </w:r>
+      <w:r>
+        <w:rPr>
+          <w:rFonts w:ascii="Times New Roman" w:eastAsia="Times New Roman" w:hAnsi="Times New Roman" w:cs="Times New Roman"/>
+          <w:sz w:val="24"/>
+          <w:szCs w:val="24"/>
+          <w:lang w:bidi="my-MM"/>
+        </w:rPr>
+        <w:t xml:space="preserve">  Token</w:t>
+      </w:r>
+      <w:proofErr w:type="gramEnd"/>
+      <w:r>
+        <w:rPr>
+          <w:rFonts w:ascii="Times New Roman" w:eastAsia="Times New Roman" w:hAnsi="Times New Roman" w:cs="Times New Roman"/>
+          <w:sz w:val="24"/>
+          <w:szCs w:val="24"/>
+          <w:lang w:bidi="my-MM"/>
+        </w:rPr>
+        <w:t xml:space="preserve"> NVARCHAR(50) NULL</w:t>
+      </w:r>
+    </w:p>
+    <w:p>
+      <w:pPr>
+        <w:spacing w:after="0" w:line="360" w:lineRule="auto"/>
+        <w:rPr>
+          <w:rFonts w:ascii="Times New Roman" w:eastAsia="Times New Roman" w:hAnsi="Times New Roman" w:cs="Times New Roman"/>
+          <w:sz w:val="24"/>
+          <w:szCs w:val="24"/>
+          <w:lang w:bidi="my-MM"/>
+        </w:rPr>
+      </w:pPr>
+      <w:proofErr w:type="gramStart"/>
+      <w:r>
+        <w:rPr>
+          <w:rFonts w:ascii="Times New Roman" w:eastAsia="Times New Roman" w:hAnsi="Symbol" w:cs="Times New Roman"/>
+          <w:sz w:val="24"/>
+          <w:szCs w:val="24"/>
+          <w:lang w:bidi="my-MM"/>
+        </w:rPr>
+        <w:t></w:t>
+      </w:r>
+      <w:r>
+        <w:rPr>
+          <w:rFonts w:ascii="Times New Roman" w:eastAsia="Times New Roman" w:hAnsi="Times New Roman" w:cs="Times New Roman"/>
+          <w:sz w:val="24"/>
+          <w:szCs w:val="24"/>
+          <w:lang w:bidi="my-MM"/>
+        </w:rPr>
+        <w:t xml:space="preserve">  </w:t>
       </w:r>
       <w:proofErr w:type="spellStart"/>
       <w:r>
         <w:rPr>
-          <w:rStyle w:val="Strong"/>
-          <w:rFonts w:ascii="Times New Roman" w:hAnsi="Times New Roman" w:cs="Times New Roman"/>
-          <w:b w:val="0"/>
-          <w:color w:val="00B0F0"/>
-          <w:sz w:val="26"/>
-          <w:szCs w:val="26"/>
-          <w14:shadow w14:blurRad="38100" w14:dist="19050" w14:dir="2700000" w14:sx="100000" w14:sy="100000" w14:kx="0" w14:ky="0" w14:algn="tl">
-            <w14:schemeClr w14:val="dk1">
-              <w14:alpha w14:val="60000"/>
-            </w14:schemeClr>
-          </w14:shadow>
-          <w14:textOutline w14:w="0" w14:cap="flat" w14:cmpd="sng" w14:algn="ctr">
-            <w14:noFill/>
-            <w14:prstDash w14:val="solid"/>
-            <w14:round/>
-          </w14:textOutline>
-        </w:rPr>
-        <w:t>EmailConfirmations</w:t>
+          <w:rFonts w:ascii="Times New Roman" w:eastAsia="Times New Roman" w:hAnsi="Times New Roman" w:cs="Times New Roman"/>
+          <w:sz w:val="24"/>
+          <w:szCs w:val="24"/>
+          <w:lang w:bidi="my-MM"/>
+        </w:rPr>
+        <w:t>CreatedAt</w:t>
       </w:r>
       <w:proofErr w:type="spellEnd"/>
-      <w:r>
-        <w:rPr>
-          <w:rStyle w:val="Strong"/>
-          <w:rFonts w:ascii="Times New Roman" w:hAnsi="Times New Roman" w:cs="Times New Roman"/>
-          <w:b w:val="0"/>
-          <w:color w:val="00B0F0"/>
-          <w:sz w:val="26"/>
-          <w:szCs w:val="26"/>
-          <w14:shadow w14:blurRad="38100" w14:dist="19050" w14:dir="2700000" w14:sx="100000" w14:sy="100000" w14:kx="0" w14:ky="0" w14:algn="tl">
-            <w14:schemeClr w14:val="dk1">
-              <w14:alpha w14:val="60000"/>
-            </w14:schemeClr>
-          </w14:shadow>
-          <w14:textOutline w14:w="0" w14:cap="flat" w14:cmpd="sng" w14:algn="ctr">
-            <w14:noFill/>
-            <w14:prstDash w14:val="solid"/>
-            <w14:round/>
-          </w14:textOutline>
-        </w:rPr>
-        <w:t xml:space="preserve"> (Email Verification / System Use)</w:t>
-      </w:r>
-      <w:r>
-        <w:rPr>
-          <w:color w:val="00B0F0"/>
-          <w14:shadow w14:blurRad="38100" w14:dist="19050" w14:dir="2700000" w14:sx="100000" w14:sy="100000" w14:kx="0" w14:ky="0" w14:algn="tl">
-            <w14:schemeClr w14:val="dk1">
-              <w14:alpha w14:val="60000"/>
-            </w14:schemeClr>
-          </w14:shadow>
-          <w14:textOutline w14:w="0" w14:cap="flat" w14:cmpd="sng" w14:algn="ctr">
-            <w14:noFill/>
-            <w14:prstDash w14:val="solid"/>
-            <w14:round/>
-          </w14:textOutline>
-        </w:rPr>
-        <w:br/>
-      </w:r>
-      <w:r>
-        <w:rPr>
-          <w:rStyle w:val="Strong"/>
-          <w:rFonts w:ascii="Times New Roman" w:hAnsi="Times New Roman" w:cs="Times New Roman"/>
-        </w:rPr>
-        <w:t>Purpose:</w:t>
-      </w:r>
-      <w:r>
-        <w:rPr>
-          <w:rFonts w:ascii="Times New Roman" w:hAnsi="Times New Roman" w:cs="Times New Roman"/>
-        </w:rPr>
-        <w:t xml:space="preserve"> Stores email confirmation status for each company applicant.</w:t>
-      </w:r>
-      <w:r>
-        <w:rPr>
-          <w:rFonts w:ascii="Times New Roman" w:hAnsi="Times New Roman" w:cs="Times New Roman"/>
-        </w:rPr>
-        <w:br/>
-      </w:r>
-      <w:r>
-        <w:rPr>
-          <w:rStyle w:val="Strong"/>
-          <w:rFonts w:ascii="Times New Roman" w:hAnsi="Times New Roman" w:cs="Times New Roman"/>
-        </w:rPr>
-        <w:t>Columns:</w:t>
-      </w:r>
-      <w:r>
-        <w:rPr>
-          <w:rFonts w:ascii="Times New Roman" w:hAnsi="Times New Roman" w:cs="Times New Roman"/>
-        </w:rPr>
-        <w:br/>
-        <w:t>Id BIGINT IDENTITY PRIMARY KEY</w:t>
-      </w:r>
-      <w:r>
-        <w:rPr>
-          <w:rFonts w:ascii="Times New Roman" w:hAnsi="Times New Roman" w:cs="Times New Roman"/>
-        </w:rPr>
-        <w:br/>
-      </w:r>
-      <w:proofErr w:type="spellStart"/>
-      <w:r>
-        <w:rPr>
-          <w:rFonts w:ascii="Times New Roman" w:hAnsi="Times New Roman" w:cs="Times New Roman"/>
-        </w:rPr>
-        <w:t>CompanyApplicantId</w:t>
-      </w:r>
-      <w:proofErr w:type="spellEnd"/>
-      <w:r>
-        <w:rPr>
-          <w:rFonts w:ascii="Times New Roman" w:hAnsi="Times New Roman" w:cs="Times New Roman"/>
-        </w:rPr>
-        <w:t xml:space="preserve"> BIGINT NOT NULL UNIQUE FOREIGN KEY REFERENCES </w:t>
-      </w:r>
-      <w:proofErr w:type="gramStart"/>
-      <w:r>
-        <w:rPr>
-          <w:rFonts w:ascii="Times New Roman" w:hAnsi="Times New Roman" w:cs="Times New Roman"/>
-        </w:rPr>
-        <w:t>CompanyApplicants(</w:t>
-      </w:r>
       <w:proofErr w:type="gramEnd"/>
       <w:r>
         <w:rPr>
-          <w:rFonts w:ascii="Times New Roman" w:hAnsi="Times New Roman" w:cs="Times New Roman"/>
-        </w:rPr>
-        <w:t>Id)</w:t>
-      </w:r>
-      <w:r>
-        <w:rPr>
-          <w:rFonts w:ascii="Times New Roman" w:hAnsi="Times New Roman" w:cs="Times New Roman"/>
-        </w:rPr>
-        <w:br/>
-        <w:t>EmailConfirmed BIT NOT NULL DEFAULT 0 — Email confirm status</w:t>
-      </w:r>
-      <w:r>
-        <w:rPr>
-          <w:rFonts w:ascii="Times New Roman" w:hAnsi="Times New Roman" w:cs="Times New Roman"/>
-        </w:rPr>
-        <w:br/>
-      </w:r>
-      <w:proofErr w:type="spellStart"/>
-      <w:r>
-        <w:rPr>
-          <w:rFonts w:ascii="Times New Roman" w:hAnsi="Times New Roman" w:cs="Times New Roman"/>
-        </w:rPr>
-        <w:t>ConfirmedAt</w:t>
-      </w:r>
-      <w:proofErr w:type="spellEnd"/>
-      <w:r>
-        <w:rPr>
-          <w:rFonts w:ascii="Times New Roman" w:hAnsi="Times New Roman" w:cs="Times New Roman"/>
-        </w:rPr>
-        <w:t xml:space="preserve"> DATETIME NULL — When email was confirmed</w:t>
+          <w:rFonts w:ascii="Times New Roman" w:eastAsia="Times New Roman" w:hAnsi="Times New Roman" w:cs="Times New Roman"/>
+          <w:sz w:val="24"/>
+          <w:szCs w:val="24"/>
+          <w:lang w:bidi="my-MM"/>
+        </w:rPr>
+        <w:t xml:space="preserve"> DATETIME NULL</w:t>
       </w:r>
     </w:p>
     <w:p>
@@ -3638,181 +4186,45 @@
           </w14:textOutline>
         </w:rPr>
       </w:pPr>
-      <w:r>
-        <w:rPr>
-          <w:rStyle w:val="Strong"/>
-          <w:rFonts w:ascii="Times New Roman" w:hAnsi="Times New Roman" w:cs="Times New Roman"/>
-          <w:color w:val="00B0F0"/>
-          <w:sz w:val="26"/>
-          <w:szCs w:val="26"/>
-        </w:rPr>
-        <w:t>11.EmailConfirmationTokens (Email Verification Tokens / System Use)</w:t>
-      </w:r>
-      <w:r>
-        <w:rPr>
-          <w:rFonts w:ascii="Times New Roman" w:hAnsi="Times New Roman" w:cs="Times New Roman"/>
-        </w:rPr>
-        <w:br/>
-      </w:r>
-      <w:r>
-        <w:rPr>
-          <w:rStyle w:val="Strong"/>
-          <w:rFonts w:ascii="Times New Roman" w:hAnsi="Times New Roman" w:cs="Times New Roman"/>
-        </w:rPr>
-        <w:t>Purpose:</w:t>
-      </w:r>
-      <w:r>
-        <w:rPr>
-          <w:rFonts w:ascii="Times New Roman" w:hAnsi="Times New Roman" w:cs="Times New Roman"/>
-        </w:rPr>
-        <w:t xml:space="preserve"> Stores tokens for confirming applicant emails.</w:t>
-      </w:r>
-      <w:r>
-        <w:rPr>
-          <w:rFonts w:ascii="Times New Roman" w:hAnsi="Times New Roman" w:cs="Times New Roman"/>
-        </w:rPr>
-        <w:br/>
-      </w:r>
-      <w:r>
-        <w:rPr>
-          <w:rStyle w:val="Strong"/>
-          <w:rFonts w:ascii="Times New Roman" w:hAnsi="Times New Roman" w:cs="Times New Roman"/>
-        </w:rPr>
-        <w:t>Columns:</w:t>
-      </w:r>
-      <w:r>
-        <w:rPr>
-          <w:rFonts w:ascii="Times New Roman" w:hAnsi="Times New Roman" w:cs="Times New Roman"/>
-        </w:rPr>
-        <w:br/>
-        <w:t>Id BIGINT IDENTITY PRIMARY KEY</w:t>
-      </w:r>
-      <w:r>
-        <w:rPr>
-          <w:rFonts w:ascii="Times New Roman" w:hAnsi="Times New Roman" w:cs="Times New Roman"/>
-        </w:rPr>
-        <w:br/>
+      <w:proofErr w:type="gramStart"/>
+      <w:r>
+        <w:rPr>
+          <w:rFonts w:ascii="Times New Roman" w:eastAsia="Times New Roman" w:hAnsi="Symbol" w:cs="Times New Roman"/>
+          <w:sz w:val="24"/>
+          <w:szCs w:val="24"/>
+          <w:lang w:bidi="my-MM"/>
+        </w:rPr>
+        <w:t></w:t>
+      </w:r>
+      <w:r>
+        <w:rPr>
+          <w:rFonts w:ascii="Times New Roman" w:eastAsia="Times New Roman" w:hAnsi="Times New Roman" w:cs="Times New Roman"/>
+          <w:sz w:val="24"/>
+          <w:szCs w:val="24"/>
+          <w:lang w:bidi="my-MM"/>
+        </w:rPr>
+        <w:t xml:space="preserve">  </w:t>
       </w:r>
       <w:proofErr w:type="spellStart"/>
       <w:r>
         <w:rPr>
-          <w:rFonts w:ascii="Times New Roman" w:hAnsi="Times New Roman" w:cs="Times New Roman"/>
-        </w:rPr>
-        <w:t>EmailConfirmationId</w:t>
+          <w:rFonts w:ascii="Times New Roman" w:eastAsia="Times New Roman" w:hAnsi="Times New Roman" w:cs="Times New Roman"/>
+          <w:sz w:val="24"/>
+          <w:szCs w:val="24"/>
+          <w:lang w:bidi="my-MM"/>
+        </w:rPr>
+        <w:t>ExpireAt</w:t>
       </w:r>
       <w:proofErr w:type="spellEnd"/>
-      <w:r>
-        <w:rPr>
-          <w:rFonts w:ascii="Times New Roman" w:hAnsi="Times New Roman" w:cs="Times New Roman"/>
-        </w:rPr>
-        <w:t xml:space="preserve"> BIGINT NOT NULL</w:t>
-      </w:r>
-      <w:r>
-        <w:rPr>
-          <w:rFonts w:ascii="Times New Roman" w:hAnsi="Times New Roman" w:cs="Times New Roman"/>
-        </w:rPr>
-        <w:t xml:space="preserve"> </w:t>
-      </w:r>
-      <w:r>
-        <w:rPr>
-          <w:rFonts w:ascii="Times New Roman" w:hAnsi="Times New Roman" w:cs="Times New Roman"/>
-        </w:rPr>
-        <w:t xml:space="preserve">FOREIGN KEY REFERENCES </w:t>
-      </w:r>
-      <w:proofErr w:type="spellStart"/>
-      <w:r>
-        <w:rPr>
-          <w:rFonts w:ascii="Times New Roman" w:hAnsi="Times New Roman" w:cs="Times New Roman"/>
-        </w:rPr>
-        <w:t>EmailConfirmations</w:t>
-      </w:r>
-      <w:proofErr w:type="spellEnd"/>
-      <w:r>
-        <w:rPr>
-          <w:rFonts w:ascii="Times New Roman" w:hAnsi="Times New Roman" w:cs="Times New Roman"/>
-        </w:rPr>
-        <w:t>(Id)</w:t>
-      </w:r>
-      <w:r>
-        <w:rPr>
-          <w:rFonts w:ascii="Times New Roman" w:hAnsi="Times New Roman" w:cs="Times New Roman"/>
-        </w:rPr>
-        <w:br/>
-      </w:r>
-      <w:proofErr w:type="spellStart"/>
-      <w:r>
-        <w:rPr>
-          <w:rFonts w:ascii="Times New Roman" w:hAnsi="Times New Roman" w:cs="Times New Roman"/>
-        </w:rPr>
-        <w:t>EmailToken</w:t>
-      </w:r>
-      <w:proofErr w:type="spellEnd"/>
-      <w:r>
-        <w:rPr>
-          <w:rFonts w:ascii="Times New Roman" w:hAnsi="Times New Roman" w:cs="Times New Roman"/>
-        </w:rPr>
-        <w:t xml:space="preserve"> NVARCHAR(255) NOT NULL — Token value</w:t>
-      </w:r>
-      <w:r>
-        <w:rPr>
-          <w:rFonts w:ascii="Times New Roman" w:hAnsi="Times New Roman" w:cs="Times New Roman"/>
-        </w:rPr>
-        <w:br/>
-      </w:r>
-      <w:proofErr w:type="spellStart"/>
-      <w:r>
-        <w:rPr>
-          <w:rFonts w:ascii="Times New Roman" w:hAnsi="Times New Roman" w:cs="Times New Roman"/>
-        </w:rPr>
-        <w:lastRenderedPageBreak/>
-        <w:t>ExpireAt</w:t>
-      </w:r>
-      <w:proofErr w:type="spellEnd"/>
-      <w:r>
-        <w:rPr>
-          <w:rFonts w:ascii="Times New Roman" w:hAnsi="Times New Roman" w:cs="Times New Roman"/>
-        </w:rPr>
-        <w:t xml:space="preserve"> DATETIME NOT NULL — Token expiration</w:t>
-      </w:r>
-      <w:r>
-        <w:rPr>
-          <w:rFonts w:ascii="Times New Roman" w:hAnsi="Times New Roman" w:cs="Times New Roman"/>
-        </w:rPr>
-        <w:br/>
-      </w:r>
-      <w:proofErr w:type="spellStart"/>
-      <w:r>
-        <w:rPr>
-          <w:rFonts w:ascii="Times New Roman" w:hAnsi="Times New Roman" w:cs="Times New Roman"/>
-        </w:rPr>
-        <w:t>ResendCount</w:t>
-      </w:r>
-      <w:proofErr w:type="spellEnd"/>
-      <w:r>
-        <w:rPr>
-          <w:rFonts w:ascii="Times New Roman" w:hAnsi="Times New Roman" w:cs="Times New Roman"/>
-        </w:rPr>
-        <w:t xml:space="preserve"> INT NOT NULL DEFAULT 0 — How many times token resent</w:t>
-      </w:r>
-      <w:r>
-        <w:rPr>
-          <w:rFonts w:ascii="Times New Roman" w:hAnsi="Times New Roman" w:cs="Times New Roman"/>
-        </w:rPr>
-        <w:br/>
-      </w:r>
-      <w:proofErr w:type="spellStart"/>
-      <w:r>
-        <w:rPr>
-          <w:rFonts w:ascii="Times New Roman" w:hAnsi="Times New Roman" w:cs="Times New Roman"/>
-        </w:rPr>
-        <w:t>CreatedAt</w:t>
-      </w:r>
-      <w:proofErr w:type="spellEnd"/>
-      <w:r>
-        <w:rPr>
-          <w:rFonts w:ascii="Times New Roman" w:hAnsi="Times New Roman" w:cs="Times New Roman"/>
-        </w:rPr>
-        <w:t xml:space="preserve"> DATETIME NOT NULL DEFAULT GETDATE()</w:t>
+      <w:proofErr w:type="gramEnd"/>
+      <w:r>
+        <w:rPr>
+          <w:rFonts w:ascii="Times New Roman" w:eastAsia="Times New Roman" w:hAnsi="Times New Roman" w:cs="Times New Roman"/>
+          <w:sz w:val="24"/>
+          <w:szCs w:val="24"/>
+          <w:lang w:bidi="my-MM"/>
+        </w:rPr>
+        <w:t xml:space="preserve"> DATETIME NOT NULL</w:t>
       </w:r>
     </w:p>
     <w:p>
@@ -4013,6 +4425,119 @@
     </w:lvl>
   </w:abstractNum>
   <w:abstractNum w:abstractNumId="9" w15:restartNumberingAfterBreak="0">
+    <w:nsid w:val="03E46494"/>
+    <w:multiLevelType w:val="hybridMultilevel"/>
+    <w:tmpl w:val="76D429A0"/>
+    <w:lvl w:ilvl="0" w:tplc="04090001">
+      <w:start w:val="1"/>
+      <w:numFmt w:val="bullet"/>
+      <w:lvlText w:val=""/>
+      <w:lvlJc w:val="left"/>
+      <w:pPr>
+        <w:ind w:left="720" w:hanging="360"/>
+      </w:pPr>
+      <w:rPr>
+        <w:rFonts w:ascii="Symbol" w:hAnsi="Symbol" w:hint="default"/>
+      </w:rPr>
+    </w:lvl>
+    <w:lvl w:ilvl="1" w:tplc="04090003" w:tentative="1">
+      <w:start w:val="1"/>
+      <w:numFmt w:val="bullet"/>
+      <w:lvlText w:val="o"/>
+      <w:lvlJc w:val="left"/>
+      <w:pPr>
+        <w:ind w:left="1440" w:hanging="360"/>
+      </w:pPr>
+      <w:rPr>
+        <w:rFonts w:ascii="Courier New" w:hAnsi="Courier New" w:cs="Courier New" w:hint="default"/>
+      </w:rPr>
+    </w:lvl>
+    <w:lvl w:ilvl="2" w:tplc="04090005" w:tentative="1">
+      <w:start w:val="1"/>
+      <w:numFmt w:val="bullet"/>
+      <w:lvlText w:val=""/>
+      <w:lvlJc w:val="left"/>
+      <w:pPr>
+        <w:ind w:left="2160" w:hanging="360"/>
+      </w:pPr>
+      <w:rPr>
+        <w:rFonts w:ascii="Wingdings" w:hAnsi="Wingdings" w:hint="default"/>
+      </w:rPr>
+    </w:lvl>
+    <w:lvl w:ilvl="3" w:tplc="04090001" w:tentative="1">
+      <w:start w:val="1"/>
+      <w:numFmt w:val="bullet"/>
+      <w:lvlText w:val=""/>
+      <w:lvlJc w:val="left"/>
+      <w:pPr>
+        <w:ind w:left="2880" w:hanging="360"/>
+      </w:pPr>
+      <w:rPr>
+        <w:rFonts w:ascii="Symbol" w:hAnsi="Symbol" w:hint="default"/>
+      </w:rPr>
+    </w:lvl>
+    <w:lvl w:ilvl="4" w:tplc="04090003" w:tentative="1">
+      <w:start w:val="1"/>
+      <w:numFmt w:val="bullet"/>
+      <w:lvlText w:val="o"/>
+      <w:lvlJc w:val="left"/>
+      <w:pPr>
+        <w:ind w:left="3600" w:hanging="360"/>
+      </w:pPr>
+      <w:rPr>
+        <w:rFonts w:ascii="Courier New" w:hAnsi="Courier New" w:cs="Courier New" w:hint="default"/>
+      </w:rPr>
+    </w:lvl>
+    <w:lvl w:ilvl="5" w:tplc="04090005" w:tentative="1">
+      <w:start w:val="1"/>
+      <w:numFmt w:val="bullet"/>
+      <w:lvlText w:val=""/>
+      <w:lvlJc w:val="left"/>
+      <w:pPr>
+        <w:ind w:left="4320" w:hanging="360"/>
+      </w:pPr>
+      <w:rPr>
+        <w:rFonts w:ascii="Wingdings" w:hAnsi="Wingdings" w:hint="default"/>
+      </w:rPr>
+    </w:lvl>
+    <w:lvl w:ilvl="6" w:tplc="04090001" w:tentative="1">
+      <w:start w:val="1"/>
+      <w:numFmt w:val="bullet"/>
+      <w:lvlText w:val=""/>
+      <w:lvlJc w:val="left"/>
+      <w:pPr>
+        <w:ind w:left="5040" w:hanging="360"/>
+      </w:pPr>
+      <w:rPr>
+        <w:rFonts w:ascii="Symbol" w:hAnsi="Symbol" w:hint="default"/>
+      </w:rPr>
+    </w:lvl>
+    <w:lvl w:ilvl="7" w:tplc="04090003" w:tentative="1">
+      <w:start w:val="1"/>
+      <w:numFmt w:val="bullet"/>
+      <w:lvlText w:val="o"/>
+      <w:lvlJc w:val="left"/>
+      <w:pPr>
+        <w:ind w:left="5760" w:hanging="360"/>
+      </w:pPr>
+      <w:rPr>
+        <w:rFonts w:ascii="Courier New" w:hAnsi="Courier New" w:cs="Courier New" w:hint="default"/>
+      </w:rPr>
+    </w:lvl>
+    <w:lvl w:ilvl="8" w:tplc="04090005" w:tentative="1">
+      <w:start w:val="1"/>
+      <w:numFmt w:val="bullet"/>
+      <w:lvlText w:val=""/>
+      <w:lvlJc w:val="left"/>
+      <w:pPr>
+        <w:ind w:left="6480" w:hanging="360"/>
+      </w:pPr>
+      <w:rPr>
+        <w:rFonts w:ascii="Wingdings" w:hAnsi="Wingdings" w:hint="default"/>
+      </w:rPr>
+    </w:lvl>
+  </w:abstractNum>
+  <w:abstractNum w:abstractNumId="10" w15:restartNumberingAfterBreak="0">
     <w:nsid w:val="08E20671"/>
     <w:multiLevelType w:val="multilevel"/>
     <w:tmpl w:val="89586076"/>
@@ -4161,7 +4686,7 @@
       </w:rPr>
     </w:lvl>
   </w:abstractNum>
-  <w:abstractNum w:abstractNumId="10" w15:restartNumberingAfterBreak="0">
+  <w:abstractNum w:abstractNumId="11" w15:restartNumberingAfterBreak="0">
     <w:nsid w:val="28CD00A8"/>
     <w:multiLevelType w:val="multilevel"/>
     <w:tmpl w:val="C0F88FB2"/>
@@ -4310,7 +4835,1692 @@
       </w:rPr>
     </w:lvl>
   </w:abstractNum>
-  <w:abstractNum w:abstractNumId="11" w15:restartNumberingAfterBreak="0">
+  <w:abstractNum w:abstractNumId="12" w15:restartNumberingAfterBreak="0">
+    <w:nsid w:val="2AAC4663"/>
+    <w:multiLevelType w:val="multilevel"/>
+    <w:tmpl w:val="31107EC2"/>
+    <w:lvl w:ilvl="0">
+      <w:start w:val="1"/>
+      <w:numFmt w:val="bullet"/>
+      <w:lvlText w:val=""/>
+      <w:lvlJc w:val="left"/>
+      <w:pPr>
+        <w:tabs>
+          <w:tab w:val="num" w:pos="720"/>
+        </w:tabs>
+        <w:ind w:left="720" w:hanging="360"/>
+      </w:pPr>
+      <w:rPr>
+        <w:rFonts w:ascii="Symbol" w:hAnsi="Symbol" w:hint="default"/>
+        <w:sz w:val="20"/>
+      </w:rPr>
+    </w:lvl>
+    <w:lvl w:ilvl="1" w:tentative="1">
+      <w:start w:val="1"/>
+      <w:numFmt w:val="bullet"/>
+      <w:lvlText w:val="o"/>
+      <w:lvlJc w:val="left"/>
+      <w:pPr>
+        <w:tabs>
+          <w:tab w:val="num" w:pos="1440"/>
+        </w:tabs>
+        <w:ind w:left="1440" w:hanging="360"/>
+      </w:pPr>
+      <w:rPr>
+        <w:rFonts w:ascii="Courier New" w:hAnsi="Courier New" w:hint="default"/>
+        <w:sz w:val="20"/>
+      </w:rPr>
+    </w:lvl>
+    <w:lvl w:ilvl="2" w:tentative="1">
+      <w:start w:val="1"/>
+      <w:numFmt w:val="bullet"/>
+      <w:lvlText w:val=""/>
+      <w:lvlJc w:val="left"/>
+      <w:pPr>
+        <w:tabs>
+          <w:tab w:val="num" w:pos="2160"/>
+        </w:tabs>
+        <w:ind w:left="2160" w:hanging="360"/>
+      </w:pPr>
+      <w:rPr>
+        <w:rFonts w:ascii="Wingdings" w:hAnsi="Wingdings" w:hint="default"/>
+        <w:sz w:val="20"/>
+      </w:rPr>
+    </w:lvl>
+    <w:lvl w:ilvl="3" w:tentative="1">
+      <w:start w:val="1"/>
+      <w:numFmt w:val="bullet"/>
+      <w:lvlText w:val=""/>
+      <w:lvlJc w:val="left"/>
+      <w:pPr>
+        <w:tabs>
+          <w:tab w:val="num" w:pos="2880"/>
+        </w:tabs>
+        <w:ind w:left="2880" w:hanging="360"/>
+      </w:pPr>
+      <w:rPr>
+        <w:rFonts w:ascii="Wingdings" w:hAnsi="Wingdings" w:hint="default"/>
+        <w:sz w:val="20"/>
+      </w:rPr>
+    </w:lvl>
+    <w:lvl w:ilvl="4" w:tentative="1">
+      <w:start w:val="1"/>
+      <w:numFmt w:val="bullet"/>
+      <w:lvlText w:val=""/>
+      <w:lvlJc w:val="left"/>
+      <w:pPr>
+        <w:tabs>
+          <w:tab w:val="num" w:pos="3600"/>
+        </w:tabs>
+        <w:ind w:left="3600" w:hanging="360"/>
+      </w:pPr>
+      <w:rPr>
+        <w:rFonts w:ascii="Wingdings" w:hAnsi="Wingdings" w:hint="default"/>
+        <w:sz w:val="20"/>
+      </w:rPr>
+    </w:lvl>
+    <w:lvl w:ilvl="5" w:tentative="1">
+      <w:start w:val="1"/>
+      <w:numFmt w:val="bullet"/>
+      <w:lvlText w:val=""/>
+      <w:lvlJc w:val="left"/>
+      <w:pPr>
+        <w:tabs>
+          <w:tab w:val="num" w:pos="4320"/>
+        </w:tabs>
+        <w:ind w:left="4320" w:hanging="360"/>
+      </w:pPr>
+      <w:rPr>
+        <w:rFonts w:ascii="Wingdings" w:hAnsi="Wingdings" w:hint="default"/>
+        <w:sz w:val="20"/>
+      </w:rPr>
+    </w:lvl>
+    <w:lvl w:ilvl="6" w:tentative="1">
+      <w:start w:val="1"/>
+      <w:numFmt w:val="bullet"/>
+      <w:lvlText w:val=""/>
+      <w:lvlJc w:val="left"/>
+      <w:pPr>
+        <w:tabs>
+          <w:tab w:val="num" w:pos="5040"/>
+        </w:tabs>
+        <w:ind w:left="5040" w:hanging="360"/>
+      </w:pPr>
+      <w:rPr>
+        <w:rFonts w:ascii="Wingdings" w:hAnsi="Wingdings" w:hint="default"/>
+        <w:sz w:val="20"/>
+      </w:rPr>
+    </w:lvl>
+    <w:lvl w:ilvl="7" w:tentative="1">
+      <w:start w:val="1"/>
+      <w:numFmt w:val="bullet"/>
+      <w:lvlText w:val=""/>
+      <w:lvlJc w:val="left"/>
+      <w:pPr>
+        <w:tabs>
+          <w:tab w:val="num" w:pos="5760"/>
+        </w:tabs>
+        <w:ind w:left="5760" w:hanging="360"/>
+      </w:pPr>
+      <w:rPr>
+        <w:rFonts w:ascii="Wingdings" w:hAnsi="Wingdings" w:hint="default"/>
+        <w:sz w:val="20"/>
+      </w:rPr>
+    </w:lvl>
+    <w:lvl w:ilvl="8" w:tentative="1">
+      <w:start w:val="1"/>
+      <w:numFmt w:val="bullet"/>
+      <w:lvlText w:val=""/>
+      <w:lvlJc w:val="left"/>
+      <w:pPr>
+        <w:tabs>
+          <w:tab w:val="num" w:pos="6480"/>
+        </w:tabs>
+        <w:ind w:left="6480" w:hanging="360"/>
+      </w:pPr>
+      <w:rPr>
+        <w:rFonts w:ascii="Wingdings" w:hAnsi="Wingdings" w:hint="default"/>
+        <w:sz w:val="20"/>
+      </w:rPr>
+    </w:lvl>
+  </w:abstractNum>
+  <w:abstractNum w:abstractNumId="13" w15:restartNumberingAfterBreak="0">
+    <w:nsid w:val="365E04CC"/>
+    <w:multiLevelType w:val="hybridMultilevel"/>
+    <w:tmpl w:val="88D6EAE4"/>
+    <w:lvl w:ilvl="0" w:tplc="04090001">
+      <w:start w:val="1"/>
+      <w:numFmt w:val="bullet"/>
+      <w:lvlText w:val=""/>
+      <w:lvlJc w:val="left"/>
+      <w:pPr>
+        <w:ind w:left="1080" w:hanging="360"/>
+      </w:pPr>
+      <w:rPr>
+        <w:rFonts w:ascii="Symbol" w:hAnsi="Symbol" w:hint="default"/>
+      </w:rPr>
+    </w:lvl>
+    <w:lvl w:ilvl="1" w:tplc="04090003" w:tentative="1">
+      <w:start w:val="1"/>
+      <w:numFmt w:val="bullet"/>
+      <w:lvlText w:val="o"/>
+      <w:lvlJc w:val="left"/>
+      <w:pPr>
+        <w:ind w:left="1800" w:hanging="360"/>
+      </w:pPr>
+      <w:rPr>
+        <w:rFonts w:ascii="Courier New" w:hAnsi="Courier New" w:cs="Courier New" w:hint="default"/>
+      </w:rPr>
+    </w:lvl>
+    <w:lvl w:ilvl="2" w:tplc="04090005" w:tentative="1">
+      <w:start w:val="1"/>
+      <w:numFmt w:val="bullet"/>
+      <w:lvlText w:val=""/>
+      <w:lvlJc w:val="left"/>
+      <w:pPr>
+        <w:ind w:left="2520" w:hanging="360"/>
+      </w:pPr>
+      <w:rPr>
+        <w:rFonts w:ascii="Wingdings" w:hAnsi="Wingdings" w:hint="default"/>
+      </w:rPr>
+    </w:lvl>
+    <w:lvl w:ilvl="3" w:tplc="04090001" w:tentative="1">
+      <w:start w:val="1"/>
+      <w:numFmt w:val="bullet"/>
+      <w:lvlText w:val=""/>
+      <w:lvlJc w:val="left"/>
+      <w:pPr>
+        <w:ind w:left="3240" w:hanging="360"/>
+      </w:pPr>
+      <w:rPr>
+        <w:rFonts w:ascii="Symbol" w:hAnsi="Symbol" w:hint="default"/>
+      </w:rPr>
+    </w:lvl>
+    <w:lvl w:ilvl="4" w:tplc="04090003" w:tentative="1">
+      <w:start w:val="1"/>
+      <w:numFmt w:val="bullet"/>
+      <w:lvlText w:val="o"/>
+      <w:lvlJc w:val="left"/>
+      <w:pPr>
+        <w:ind w:left="3960" w:hanging="360"/>
+      </w:pPr>
+      <w:rPr>
+        <w:rFonts w:ascii="Courier New" w:hAnsi="Courier New" w:cs="Courier New" w:hint="default"/>
+      </w:rPr>
+    </w:lvl>
+    <w:lvl w:ilvl="5" w:tplc="04090005" w:tentative="1">
+      <w:start w:val="1"/>
+      <w:numFmt w:val="bullet"/>
+      <w:lvlText w:val=""/>
+      <w:lvlJc w:val="left"/>
+      <w:pPr>
+        <w:ind w:left="4680" w:hanging="360"/>
+      </w:pPr>
+      <w:rPr>
+        <w:rFonts w:ascii="Wingdings" w:hAnsi="Wingdings" w:hint="default"/>
+      </w:rPr>
+    </w:lvl>
+    <w:lvl w:ilvl="6" w:tplc="04090001" w:tentative="1">
+      <w:start w:val="1"/>
+      <w:numFmt w:val="bullet"/>
+      <w:lvlText w:val=""/>
+      <w:lvlJc w:val="left"/>
+      <w:pPr>
+        <w:ind w:left="5400" w:hanging="360"/>
+      </w:pPr>
+      <w:rPr>
+        <w:rFonts w:ascii="Symbol" w:hAnsi="Symbol" w:hint="default"/>
+      </w:rPr>
+    </w:lvl>
+    <w:lvl w:ilvl="7" w:tplc="04090003" w:tentative="1">
+      <w:start w:val="1"/>
+      <w:numFmt w:val="bullet"/>
+      <w:lvlText w:val="o"/>
+      <w:lvlJc w:val="left"/>
+      <w:pPr>
+        <w:ind w:left="6120" w:hanging="360"/>
+      </w:pPr>
+      <w:rPr>
+        <w:rFonts w:ascii="Courier New" w:hAnsi="Courier New" w:cs="Courier New" w:hint="default"/>
+      </w:rPr>
+    </w:lvl>
+    <w:lvl w:ilvl="8" w:tplc="04090005" w:tentative="1">
+      <w:start w:val="1"/>
+      <w:numFmt w:val="bullet"/>
+      <w:lvlText w:val=""/>
+      <w:lvlJc w:val="left"/>
+      <w:pPr>
+        <w:ind w:left="6840" w:hanging="360"/>
+      </w:pPr>
+      <w:rPr>
+        <w:rFonts w:ascii="Wingdings" w:hAnsi="Wingdings" w:hint="default"/>
+      </w:rPr>
+    </w:lvl>
+  </w:abstractNum>
+  <w:abstractNum w:abstractNumId="14" w15:restartNumberingAfterBreak="0">
+    <w:nsid w:val="3CB245A8"/>
+    <w:multiLevelType w:val="hybridMultilevel"/>
+    <w:tmpl w:val="ECD685B4"/>
+    <w:lvl w:ilvl="0" w:tplc="04090001">
+      <w:start w:val="1"/>
+      <w:numFmt w:val="bullet"/>
+      <w:lvlText w:val=""/>
+      <w:lvlJc w:val="left"/>
+      <w:pPr>
+        <w:ind w:left="1080" w:hanging="360"/>
+      </w:pPr>
+      <w:rPr>
+        <w:rFonts w:ascii="Symbol" w:hAnsi="Symbol" w:hint="default"/>
+      </w:rPr>
+    </w:lvl>
+    <w:lvl w:ilvl="1" w:tplc="04090003" w:tentative="1">
+      <w:start w:val="1"/>
+      <w:numFmt w:val="bullet"/>
+      <w:lvlText w:val="o"/>
+      <w:lvlJc w:val="left"/>
+      <w:pPr>
+        <w:ind w:left="1800" w:hanging="360"/>
+      </w:pPr>
+      <w:rPr>
+        <w:rFonts w:ascii="Courier New" w:hAnsi="Courier New" w:cs="Courier New" w:hint="default"/>
+      </w:rPr>
+    </w:lvl>
+    <w:lvl w:ilvl="2" w:tplc="04090005" w:tentative="1">
+      <w:start w:val="1"/>
+      <w:numFmt w:val="bullet"/>
+      <w:lvlText w:val=""/>
+      <w:lvlJc w:val="left"/>
+      <w:pPr>
+        <w:ind w:left="2520" w:hanging="360"/>
+      </w:pPr>
+      <w:rPr>
+        <w:rFonts w:ascii="Wingdings" w:hAnsi="Wingdings" w:hint="default"/>
+      </w:rPr>
+    </w:lvl>
+    <w:lvl w:ilvl="3" w:tplc="04090001" w:tentative="1">
+      <w:start w:val="1"/>
+      <w:numFmt w:val="bullet"/>
+      <w:lvlText w:val=""/>
+      <w:lvlJc w:val="left"/>
+      <w:pPr>
+        <w:ind w:left="3240" w:hanging="360"/>
+      </w:pPr>
+      <w:rPr>
+        <w:rFonts w:ascii="Symbol" w:hAnsi="Symbol" w:hint="default"/>
+      </w:rPr>
+    </w:lvl>
+    <w:lvl w:ilvl="4" w:tplc="04090003" w:tentative="1">
+      <w:start w:val="1"/>
+      <w:numFmt w:val="bullet"/>
+      <w:lvlText w:val="o"/>
+      <w:lvlJc w:val="left"/>
+      <w:pPr>
+        <w:ind w:left="3960" w:hanging="360"/>
+      </w:pPr>
+      <w:rPr>
+        <w:rFonts w:ascii="Courier New" w:hAnsi="Courier New" w:cs="Courier New" w:hint="default"/>
+      </w:rPr>
+    </w:lvl>
+    <w:lvl w:ilvl="5" w:tplc="04090005" w:tentative="1">
+      <w:start w:val="1"/>
+      <w:numFmt w:val="bullet"/>
+      <w:lvlText w:val=""/>
+      <w:lvlJc w:val="left"/>
+      <w:pPr>
+        <w:ind w:left="4680" w:hanging="360"/>
+      </w:pPr>
+      <w:rPr>
+        <w:rFonts w:ascii="Wingdings" w:hAnsi="Wingdings" w:hint="default"/>
+      </w:rPr>
+    </w:lvl>
+    <w:lvl w:ilvl="6" w:tplc="04090001" w:tentative="1">
+      <w:start w:val="1"/>
+      <w:numFmt w:val="bullet"/>
+      <w:lvlText w:val=""/>
+      <w:lvlJc w:val="left"/>
+      <w:pPr>
+        <w:ind w:left="5400" w:hanging="360"/>
+      </w:pPr>
+      <w:rPr>
+        <w:rFonts w:ascii="Symbol" w:hAnsi="Symbol" w:hint="default"/>
+      </w:rPr>
+    </w:lvl>
+    <w:lvl w:ilvl="7" w:tplc="04090003" w:tentative="1">
+      <w:start w:val="1"/>
+      <w:numFmt w:val="bullet"/>
+      <w:lvlText w:val="o"/>
+      <w:lvlJc w:val="left"/>
+      <w:pPr>
+        <w:ind w:left="6120" w:hanging="360"/>
+      </w:pPr>
+      <w:rPr>
+        <w:rFonts w:ascii="Courier New" w:hAnsi="Courier New" w:cs="Courier New" w:hint="default"/>
+      </w:rPr>
+    </w:lvl>
+    <w:lvl w:ilvl="8" w:tplc="04090005" w:tentative="1">
+      <w:start w:val="1"/>
+      <w:numFmt w:val="bullet"/>
+      <w:lvlText w:val=""/>
+      <w:lvlJc w:val="left"/>
+      <w:pPr>
+        <w:ind w:left="6840" w:hanging="360"/>
+      </w:pPr>
+      <w:rPr>
+        <w:rFonts w:ascii="Wingdings" w:hAnsi="Wingdings" w:hint="default"/>
+      </w:rPr>
+    </w:lvl>
+  </w:abstractNum>
+  <w:abstractNum w:abstractNumId="15" w15:restartNumberingAfterBreak="0">
+    <w:nsid w:val="43500647"/>
+    <w:multiLevelType w:val="hybridMultilevel"/>
+    <w:tmpl w:val="FE34C4BC"/>
+    <w:lvl w:ilvl="0" w:tplc="04090001">
+      <w:start w:val="1"/>
+      <w:numFmt w:val="bullet"/>
+      <w:lvlText w:val=""/>
+      <w:lvlJc w:val="left"/>
+      <w:pPr>
+        <w:ind w:left="720" w:hanging="360"/>
+      </w:pPr>
+      <w:rPr>
+        <w:rFonts w:ascii="Symbol" w:hAnsi="Symbol" w:hint="default"/>
+      </w:rPr>
+    </w:lvl>
+    <w:lvl w:ilvl="1" w:tplc="04090003" w:tentative="1">
+      <w:start w:val="1"/>
+      <w:numFmt w:val="bullet"/>
+      <w:lvlText w:val="o"/>
+      <w:lvlJc w:val="left"/>
+      <w:pPr>
+        <w:ind w:left="1440" w:hanging="360"/>
+      </w:pPr>
+      <w:rPr>
+        <w:rFonts w:ascii="Courier New" w:hAnsi="Courier New" w:cs="Courier New" w:hint="default"/>
+      </w:rPr>
+    </w:lvl>
+    <w:lvl w:ilvl="2" w:tplc="04090005" w:tentative="1">
+      <w:start w:val="1"/>
+      <w:numFmt w:val="bullet"/>
+      <w:lvlText w:val=""/>
+      <w:lvlJc w:val="left"/>
+      <w:pPr>
+        <w:ind w:left="2160" w:hanging="360"/>
+      </w:pPr>
+      <w:rPr>
+        <w:rFonts w:ascii="Wingdings" w:hAnsi="Wingdings" w:hint="default"/>
+      </w:rPr>
+    </w:lvl>
+    <w:lvl w:ilvl="3" w:tplc="04090001" w:tentative="1">
+      <w:start w:val="1"/>
+      <w:numFmt w:val="bullet"/>
+      <w:lvlText w:val=""/>
+      <w:lvlJc w:val="left"/>
+      <w:pPr>
+        <w:ind w:left="2880" w:hanging="360"/>
+      </w:pPr>
+      <w:rPr>
+        <w:rFonts w:ascii="Symbol" w:hAnsi="Symbol" w:hint="default"/>
+      </w:rPr>
+    </w:lvl>
+    <w:lvl w:ilvl="4" w:tplc="04090003" w:tentative="1">
+      <w:start w:val="1"/>
+      <w:numFmt w:val="bullet"/>
+      <w:lvlText w:val="o"/>
+      <w:lvlJc w:val="left"/>
+      <w:pPr>
+        <w:ind w:left="3600" w:hanging="360"/>
+      </w:pPr>
+      <w:rPr>
+        <w:rFonts w:ascii="Courier New" w:hAnsi="Courier New" w:cs="Courier New" w:hint="default"/>
+      </w:rPr>
+    </w:lvl>
+    <w:lvl w:ilvl="5" w:tplc="04090005" w:tentative="1">
+      <w:start w:val="1"/>
+      <w:numFmt w:val="bullet"/>
+      <w:lvlText w:val=""/>
+      <w:lvlJc w:val="left"/>
+      <w:pPr>
+        <w:ind w:left="4320" w:hanging="360"/>
+      </w:pPr>
+      <w:rPr>
+        <w:rFonts w:ascii="Wingdings" w:hAnsi="Wingdings" w:hint="default"/>
+      </w:rPr>
+    </w:lvl>
+    <w:lvl w:ilvl="6" w:tplc="04090001" w:tentative="1">
+      <w:start w:val="1"/>
+      <w:numFmt w:val="bullet"/>
+      <w:lvlText w:val=""/>
+      <w:lvlJc w:val="left"/>
+      <w:pPr>
+        <w:ind w:left="5040" w:hanging="360"/>
+      </w:pPr>
+      <w:rPr>
+        <w:rFonts w:ascii="Symbol" w:hAnsi="Symbol" w:hint="default"/>
+      </w:rPr>
+    </w:lvl>
+    <w:lvl w:ilvl="7" w:tplc="04090003" w:tentative="1">
+      <w:start w:val="1"/>
+      <w:numFmt w:val="bullet"/>
+      <w:lvlText w:val="o"/>
+      <w:lvlJc w:val="left"/>
+      <w:pPr>
+        <w:ind w:left="5760" w:hanging="360"/>
+      </w:pPr>
+      <w:rPr>
+        <w:rFonts w:ascii="Courier New" w:hAnsi="Courier New" w:cs="Courier New" w:hint="default"/>
+      </w:rPr>
+    </w:lvl>
+    <w:lvl w:ilvl="8" w:tplc="04090005" w:tentative="1">
+      <w:start w:val="1"/>
+      <w:numFmt w:val="bullet"/>
+      <w:lvlText w:val=""/>
+      <w:lvlJc w:val="left"/>
+      <w:pPr>
+        <w:ind w:left="6480" w:hanging="360"/>
+      </w:pPr>
+      <w:rPr>
+        <w:rFonts w:ascii="Wingdings" w:hAnsi="Wingdings" w:hint="default"/>
+      </w:rPr>
+    </w:lvl>
+  </w:abstractNum>
+  <w:abstractNum w:abstractNumId="16" w15:restartNumberingAfterBreak="0">
+    <w:nsid w:val="46CF36B8"/>
+    <w:multiLevelType w:val="multilevel"/>
+    <w:tmpl w:val="C3D2D6C4"/>
+    <w:lvl w:ilvl="0">
+      <w:start w:val="1"/>
+      <w:numFmt w:val="bullet"/>
+      <w:lvlText w:val=""/>
+      <w:lvlJc w:val="left"/>
+      <w:pPr>
+        <w:tabs>
+          <w:tab w:val="num" w:pos="720"/>
+        </w:tabs>
+        <w:ind w:left="720" w:hanging="360"/>
+      </w:pPr>
+      <w:rPr>
+        <w:rFonts w:ascii="Symbol" w:hAnsi="Symbol" w:hint="default"/>
+        <w:sz w:val="20"/>
+      </w:rPr>
+    </w:lvl>
+    <w:lvl w:ilvl="1" w:tentative="1">
+      <w:start w:val="1"/>
+      <w:numFmt w:val="bullet"/>
+      <w:lvlText w:val="o"/>
+      <w:lvlJc w:val="left"/>
+      <w:pPr>
+        <w:tabs>
+          <w:tab w:val="num" w:pos="1440"/>
+        </w:tabs>
+        <w:ind w:left="1440" w:hanging="360"/>
+      </w:pPr>
+      <w:rPr>
+        <w:rFonts w:ascii="Courier New" w:hAnsi="Courier New" w:hint="default"/>
+        <w:sz w:val="20"/>
+      </w:rPr>
+    </w:lvl>
+    <w:lvl w:ilvl="2" w:tentative="1">
+      <w:start w:val="1"/>
+      <w:numFmt w:val="bullet"/>
+      <w:lvlText w:val=""/>
+      <w:lvlJc w:val="left"/>
+      <w:pPr>
+        <w:tabs>
+          <w:tab w:val="num" w:pos="2160"/>
+        </w:tabs>
+        <w:ind w:left="2160" w:hanging="360"/>
+      </w:pPr>
+      <w:rPr>
+        <w:rFonts w:ascii="Wingdings" w:hAnsi="Wingdings" w:hint="default"/>
+        <w:sz w:val="20"/>
+      </w:rPr>
+    </w:lvl>
+    <w:lvl w:ilvl="3" w:tentative="1">
+      <w:start w:val="1"/>
+      <w:numFmt w:val="bullet"/>
+      <w:lvlText w:val=""/>
+      <w:lvlJc w:val="left"/>
+      <w:pPr>
+        <w:tabs>
+          <w:tab w:val="num" w:pos="2880"/>
+        </w:tabs>
+        <w:ind w:left="2880" w:hanging="360"/>
+      </w:pPr>
+      <w:rPr>
+        <w:rFonts w:ascii="Wingdings" w:hAnsi="Wingdings" w:hint="default"/>
+        <w:sz w:val="20"/>
+      </w:rPr>
+    </w:lvl>
+    <w:lvl w:ilvl="4" w:tentative="1">
+      <w:start w:val="1"/>
+      <w:numFmt w:val="bullet"/>
+      <w:lvlText w:val=""/>
+      <w:lvlJc w:val="left"/>
+      <w:pPr>
+        <w:tabs>
+          <w:tab w:val="num" w:pos="3600"/>
+        </w:tabs>
+        <w:ind w:left="3600" w:hanging="360"/>
+      </w:pPr>
+      <w:rPr>
+        <w:rFonts w:ascii="Wingdings" w:hAnsi="Wingdings" w:hint="default"/>
+        <w:sz w:val="20"/>
+      </w:rPr>
+    </w:lvl>
+    <w:lvl w:ilvl="5" w:tentative="1">
+      <w:start w:val="1"/>
+      <w:numFmt w:val="bullet"/>
+      <w:lvlText w:val=""/>
+      <w:lvlJc w:val="left"/>
+      <w:pPr>
+        <w:tabs>
+          <w:tab w:val="num" w:pos="4320"/>
+        </w:tabs>
+        <w:ind w:left="4320" w:hanging="360"/>
+      </w:pPr>
+      <w:rPr>
+        <w:rFonts w:ascii="Wingdings" w:hAnsi="Wingdings" w:hint="default"/>
+        <w:sz w:val="20"/>
+      </w:rPr>
+    </w:lvl>
+    <w:lvl w:ilvl="6" w:tentative="1">
+      <w:start w:val="1"/>
+      <w:numFmt w:val="bullet"/>
+      <w:lvlText w:val=""/>
+      <w:lvlJc w:val="left"/>
+      <w:pPr>
+        <w:tabs>
+          <w:tab w:val="num" w:pos="5040"/>
+        </w:tabs>
+        <w:ind w:left="5040" w:hanging="360"/>
+      </w:pPr>
+      <w:rPr>
+        <w:rFonts w:ascii="Wingdings" w:hAnsi="Wingdings" w:hint="default"/>
+        <w:sz w:val="20"/>
+      </w:rPr>
+    </w:lvl>
+    <w:lvl w:ilvl="7" w:tentative="1">
+      <w:start w:val="1"/>
+      <w:numFmt w:val="bullet"/>
+      <w:lvlText w:val=""/>
+      <w:lvlJc w:val="left"/>
+      <w:pPr>
+        <w:tabs>
+          <w:tab w:val="num" w:pos="5760"/>
+        </w:tabs>
+        <w:ind w:left="5760" w:hanging="360"/>
+      </w:pPr>
+      <w:rPr>
+        <w:rFonts w:ascii="Wingdings" w:hAnsi="Wingdings" w:hint="default"/>
+        <w:sz w:val="20"/>
+      </w:rPr>
+    </w:lvl>
+    <w:lvl w:ilvl="8" w:tentative="1">
+      <w:start w:val="1"/>
+      <w:numFmt w:val="bullet"/>
+      <w:lvlText w:val=""/>
+      <w:lvlJc w:val="left"/>
+      <w:pPr>
+        <w:tabs>
+          <w:tab w:val="num" w:pos="6480"/>
+        </w:tabs>
+        <w:ind w:left="6480" w:hanging="360"/>
+      </w:pPr>
+      <w:rPr>
+        <w:rFonts w:ascii="Wingdings" w:hAnsi="Wingdings" w:hint="default"/>
+        <w:sz w:val="20"/>
+      </w:rPr>
+    </w:lvl>
+  </w:abstractNum>
+  <w:abstractNum w:abstractNumId="17" w15:restartNumberingAfterBreak="0">
+    <w:nsid w:val="4CA2349C"/>
+    <w:multiLevelType w:val="hybridMultilevel"/>
+    <w:tmpl w:val="245655EA"/>
+    <w:lvl w:ilvl="0" w:tplc="04090001">
+      <w:start w:val="1"/>
+      <w:numFmt w:val="bullet"/>
+      <w:lvlText w:val=""/>
+      <w:lvlJc w:val="left"/>
+      <w:pPr>
+        <w:ind w:left="1080" w:hanging="360"/>
+      </w:pPr>
+      <w:rPr>
+        <w:rFonts w:ascii="Symbol" w:hAnsi="Symbol" w:hint="default"/>
+      </w:rPr>
+    </w:lvl>
+    <w:lvl w:ilvl="1" w:tplc="04090003" w:tentative="1">
+      <w:start w:val="1"/>
+      <w:numFmt w:val="bullet"/>
+      <w:lvlText w:val="o"/>
+      <w:lvlJc w:val="left"/>
+      <w:pPr>
+        <w:ind w:left="1800" w:hanging="360"/>
+      </w:pPr>
+      <w:rPr>
+        <w:rFonts w:ascii="Courier New" w:hAnsi="Courier New" w:cs="Courier New" w:hint="default"/>
+      </w:rPr>
+    </w:lvl>
+    <w:lvl w:ilvl="2" w:tplc="04090005" w:tentative="1">
+      <w:start w:val="1"/>
+      <w:numFmt w:val="bullet"/>
+      <w:lvlText w:val=""/>
+      <w:lvlJc w:val="left"/>
+      <w:pPr>
+        <w:ind w:left="2520" w:hanging="360"/>
+      </w:pPr>
+      <w:rPr>
+        <w:rFonts w:ascii="Wingdings" w:hAnsi="Wingdings" w:hint="default"/>
+      </w:rPr>
+    </w:lvl>
+    <w:lvl w:ilvl="3" w:tplc="04090001" w:tentative="1">
+      <w:start w:val="1"/>
+      <w:numFmt w:val="bullet"/>
+      <w:lvlText w:val=""/>
+      <w:lvlJc w:val="left"/>
+      <w:pPr>
+        <w:ind w:left="3240" w:hanging="360"/>
+      </w:pPr>
+      <w:rPr>
+        <w:rFonts w:ascii="Symbol" w:hAnsi="Symbol" w:hint="default"/>
+      </w:rPr>
+    </w:lvl>
+    <w:lvl w:ilvl="4" w:tplc="04090003" w:tentative="1">
+      <w:start w:val="1"/>
+      <w:numFmt w:val="bullet"/>
+      <w:lvlText w:val="o"/>
+      <w:lvlJc w:val="left"/>
+      <w:pPr>
+        <w:ind w:left="3960" w:hanging="360"/>
+      </w:pPr>
+      <w:rPr>
+        <w:rFonts w:ascii="Courier New" w:hAnsi="Courier New" w:cs="Courier New" w:hint="default"/>
+      </w:rPr>
+    </w:lvl>
+    <w:lvl w:ilvl="5" w:tplc="04090005" w:tentative="1">
+      <w:start w:val="1"/>
+      <w:numFmt w:val="bullet"/>
+      <w:lvlText w:val=""/>
+      <w:lvlJc w:val="left"/>
+      <w:pPr>
+        <w:ind w:left="4680" w:hanging="360"/>
+      </w:pPr>
+      <w:rPr>
+        <w:rFonts w:ascii="Wingdings" w:hAnsi="Wingdings" w:hint="default"/>
+      </w:rPr>
+    </w:lvl>
+    <w:lvl w:ilvl="6" w:tplc="04090001" w:tentative="1">
+      <w:start w:val="1"/>
+      <w:numFmt w:val="bullet"/>
+      <w:lvlText w:val=""/>
+      <w:lvlJc w:val="left"/>
+      <w:pPr>
+        <w:ind w:left="5400" w:hanging="360"/>
+      </w:pPr>
+      <w:rPr>
+        <w:rFonts w:ascii="Symbol" w:hAnsi="Symbol" w:hint="default"/>
+      </w:rPr>
+    </w:lvl>
+    <w:lvl w:ilvl="7" w:tplc="04090003" w:tentative="1">
+      <w:start w:val="1"/>
+      <w:numFmt w:val="bullet"/>
+      <w:lvlText w:val="o"/>
+      <w:lvlJc w:val="left"/>
+      <w:pPr>
+        <w:ind w:left="6120" w:hanging="360"/>
+      </w:pPr>
+      <w:rPr>
+        <w:rFonts w:ascii="Courier New" w:hAnsi="Courier New" w:cs="Courier New" w:hint="default"/>
+      </w:rPr>
+    </w:lvl>
+    <w:lvl w:ilvl="8" w:tplc="04090005" w:tentative="1">
+      <w:start w:val="1"/>
+      <w:numFmt w:val="bullet"/>
+      <w:lvlText w:val=""/>
+      <w:lvlJc w:val="left"/>
+      <w:pPr>
+        <w:ind w:left="6840" w:hanging="360"/>
+      </w:pPr>
+      <w:rPr>
+        <w:rFonts w:ascii="Wingdings" w:hAnsi="Wingdings" w:hint="default"/>
+      </w:rPr>
+    </w:lvl>
+  </w:abstractNum>
+  <w:abstractNum w:abstractNumId="18" w15:restartNumberingAfterBreak="0">
+    <w:nsid w:val="597816F0"/>
+    <w:multiLevelType w:val="hybridMultilevel"/>
+    <w:tmpl w:val="72583E8C"/>
+    <w:lvl w:ilvl="0" w:tplc="04090001">
+      <w:start w:val="1"/>
+      <w:numFmt w:val="bullet"/>
+      <w:lvlText w:val=""/>
+      <w:lvlJc w:val="left"/>
+      <w:pPr>
+        <w:ind w:left="1440" w:hanging="360"/>
+      </w:pPr>
+      <w:rPr>
+        <w:rFonts w:ascii="Symbol" w:hAnsi="Symbol" w:hint="default"/>
+      </w:rPr>
+    </w:lvl>
+    <w:lvl w:ilvl="1" w:tplc="04090003" w:tentative="1">
+      <w:start w:val="1"/>
+      <w:numFmt w:val="bullet"/>
+      <w:lvlText w:val="o"/>
+      <w:lvlJc w:val="left"/>
+      <w:pPr>
+        <w:ind w:left="2160" w:hanging="360"/>
+      </w:pPr>
+      <w:rPr>
+        <w:rFonts w:ascii="Courier New" w:hAnsi="Courier New" w:cs="Courier New" w:hint="default"/>
+      </w:rPr>
+    </w:lvl>
+    <w:lvl w:ilvl="2" w:tplc="04090005" w:tentative="1">
+      <w:start w:val="1"/>
+      <w:numFmt w:val="bullet"/>
+      <w:lvlText w:val=""/>
+      <w:lvlJc w:val="left"/>
+      <w:pPr>
+        <w:ind w:left="2880" w:hanging="360"/>
+      </w:pPr>
+      <w:rPr>
+        <w:rFonts w:ascii="Wingdings" w:hAnsi="Wingdings" w:hint="default"/>
+      </w:rPr>
+    </w:lvl>
+    <w:lvl w:ilvl="3" w:tplc="04090001" w:tentative="1">
+      <w:start w:val="1"/>
+      <w:numFmt w:val="bullet"/>
+      <w:lvlText w:val=""/>
+      <w:lvlJc w:val="left"/>
+      <w:pPr>
+        <w:ind w:left="3600" w:hanging="360"/>
+      </w:pPr>
+      <w:rPr>
+        <w:rFonts w:ascii="Symbol" w:hAnsi="Symbol" w:hint="default"/>
+      </w:rPr>
+    </w:lvl>
+    <w:lvl w:ilvl="4" w:tplc="04090003" w:tentative="1">
+      <w:start w:val="1"/>
+      <w:numFmt w:val="bullet"/>
+      <w:lvlText w:val="o"/>
+      <w:lvlJc w:val="left"/>
+      <w:pPr>
+        <w:ind w:left="4320" w:hanging="360"/>
+      </w:pPr>
+      <w:rPr>
+        <w:rFonts w:ascii="Courier New" w:hAnsi="Courier New" w:cs="Courier New" w:hint="default"/>
+      </w:rPr>
+    </w:lvl>
+    <w:lvl w:ilvl="5" w:tplc="04090005" w:tentative="1">
+      <w:start w:val="1"/>
+      <w:numFmt w:val="bullet"/>
+      <w:lvlText w:val=""/>
+      <w:lvlJc w:val="left"/>
+      <w:pPr>
+        <w:ind w:left="5040" w:hanging="360"/>
+      </w:pPr>
+      <w:rPr>
+        <w:rFonts w:ascii="Wingdings" w:hAnsi="Wingdings" w:hint="default"/>
+      </w:rPr>
+    </w:lvl>
+    <w:lvl w:ilvl="6" w:tplc="04090001" w:tentative="1">
+      <w:start w:val="1"/>
+      <w:numFmt w:val="bullet"/>
+      <w:lvlText w:val=""/>
+      <w:lvlJc w:val="left"/>
+      <w:pPr>
+        <w:ind w:left="5760" w:hanging="360"/>
+      </w:pPr>
+      <w:rPr>
+        <w:rFonts w:ascii="Symbol" w:hAnsi="Symbol" w:hint="default"/>
+      </w:rPr>
+    </w:lvl>
+    <w:lvl w:ilvl="7" w:tplc="04090003" w:tentative="1">
+      <w:start w:val="1"/>
+      <w:numFmt w:val="bullet"/>
+      <w:lvlText w:val="o"/>
+      <w:lvlJc w:val="left"/>
+      <w:pPr>
+        <w:ind w:left="6480" w:hanging="360"/>
+      </w:pPr>
+      <w:rPr>
+        <w:rFonts w:ascii="Courier New" w:hAnsi="Courier New" w:cs="Courier New" w:hint="default"/>
+      </w:rPr>
+    </w:lvl>
+    <w:lvl w:ilvl="8" w:tplc="04090005" w:tentative="1">
+      <w:start w:val="1"/>
+      <w:numFmt w:val="bullet"/>
+      <w:lvlText w:val=""/>
+      <w:lvlJc w:val="left"/>
+      <w:pPr>
+        <w:ind w:left="7200" w:hanging="360"/>
+      </w:pPr>
+      <w:rPr>
+        <w:rFonts w:ascii="Wingdings" w:hAnsi="Wingdings" w:hint="default"/>
+      </w:rPr>
+    </w:lvl>
+  </w:abstractNum>
+  <w:abstractNum w:abstractNumId="19" w15:restartNumberingAfterBreak="0">
+    <w:nsid w:val="612D5597"/>
+    <w:multiLevelType w:val="multilevel"/>
+    <w:tmpl w:val="B4640410"/>
+    <w:lvl w:ilvl="0">
+      <w:start w:val="1"/>
+      <w:numFmt w:val="bullet"/>
+      <w:lvlText w:val=""/>
+      <w:lvlJc w:val="left"/>
+      <w:pPr>
+        <w:tabs>
+          <w:tab w:val="num" w:pos="720"/>
+        </w:tabs>
+        <w:ind w:left="720" w:hanging="360"/>
+      </w:pPr>
+      <w:rPr>
+        <w:rFonts w:ascii="Symbol" w:hAnsi="Symbol" w:hint="default"/>
+        <w:sz w:val="20"/>
+      </w:rPr>
+    </w:lvl>
+    <w:lvl w:ilvl="1" w:tentative="1">
+      <w:start w:val="1"/>
+      <w:numFmt w:val="bullet"/>
+      <w:lvlText w:val="o"/>
+      <w:lvlJc w:val="left"/>
+      <w:pPr>
+        <w:tabs>
+          <w:tab w:val="num" w:pos="1440"/>
+        </w:tabs>
+        <w:ind w:left="1440" w:hanging="360"/>
+      </w:pPr>
+      <w:rPr>
+        <w:rFonts w:ascii="Courier New" w:hAnsi="Courier New" w:hint="default"/>
+        <w:sz w:val="20"/>
+      </w:rPr>
+    </w:lvl>
+    <w:lvl w:ilvl="2" w:tentative="1">
+      <w:start w:val="1"/>
+      <w:numFmt w:val="bullet"/>
+      <w:lvlText w:val=""/>
+      <w:lvlJc w:val="left"/>
+      <w:pPr>
+        <w:tabs>
+          <w:tab w:val="num" w:pos="2160"/>
+        </w:tabs>
+        <w:ind w:left="2160" w:hanging="360"/>
+      </w:pPr>
+      <w:rPr>
+        <w:rFonts w:ascii="Wingdings" w:hAnsi="Wingdings" w:hint="default"/>
+        <w:sz w:val="20"/>
+      </w:rPr>
+    </w:lvl>
+    <w:lvl w:ilvl="3" w:tentative="1">
+      <w:start w:val="1"/>
+      <w:numFmt w:val="bullet"/>
+      <w:lvlText w:val=""/>
+      <w:lvlJc w:val="left"/>
+      <w:pPr>
+        <w:tabs>
+          <w:tab w:val="num" w:pos="2880"/>
+        </w:tabs>
+        <w:ind w:left="2880" w:hanging="360"/>
+      </w:pPr>
+      <w:rPr>
+        <w:rFonts w:ascii="Wingdings" w:hAnsi="Wingdings" w:hint="default"/>
+        <w:sz w:val="20"/>
+      </w:rPr>
+    </w:lvl>
+    <w:lvl w:ilvl="4" w:tentative="1">
+      <w:start w:val="1"/>
+      <w:numFmt w:val="bullet"/>
+      <w:lvlText w:val=""/>
+      <w:lvlJc w:val="left"/>
+      <w:pPr>
+        <w:tabs>
+          <w:tab w:val="num" w:pos="3600"/>
+        </w:tabs>
+        <w:ind w:left="3600" w:hanging="360"/>
+      </w:pPr>
+      <w:rPr>
+        <w:rFonts w:ascii="Wingdings" w:hAnsi="Wingdings" w:hint="default"/>
+        <w:sz w:val="20"/>
+      </w:rPr>
+    </w:lvl>
+    <w:lvl w:ilvl="5" w:tentative="1">
+      <w:start w:val="1"/>
+      <w:numFmt w:val="bullet"/>
+      <w:lvlText w:val=""/>
+      <w:lvlJc w:val="left"/>
+      <w:pPr>
+        <w:tabs>
+          <w:tab w:val="num" w:pos="4320"/>
+        </w:tabs>
+        <w:ind w:left="4320" w:hanging="360"/>
+      </w:pPr>
+      <w:rPr>
+        <w:rFonts w:ascii="Wingdings" w:hAnsi="Wingdings" w:hint="default"/>
+        <w:sz w:val="20"/>
+      </w:rPr>
+    </w:lvl>
+    <w:lvl w:ilvl="6" w:tentative="1">
+      <w:start w:val="1"/>
+      <w:numFmt w:val="bullet"/>
+      <w:lvlText w:val=""/>
+      <w:lvlJc w:val="left"/>
+      <w:pPr>
+        <w:tabs>
+          <w:tab w:val="num" w:pos="5040"/>
+        </w:tabs>
+        <w:ind w:left="5040" w:hanging="360"/>
+      </w:pPr>
+      <w:rPr>
+        <w:rFonts w:ascii="Wingdings" w:hAnsi="Wingdings" w:hint="default"/>
+        <w:sz w:val="20"/>
+      </w:rPr>
+    </w:lvl>
+    <w:lvl w:ilvl="7" w:tentative="1">
+      <w:start w:val="1"/>
+      <w:numFmt w:val="bullet"/>
+      <w:lvlText w:val=""/>
+      <w:lvlJc w:val="left"/>
+      <w:pPr>
+        <w:tabs>
+          <w:tab w:val="num" w:pos="5760"/>
+        </w:tabs>
+        <w:ind w:left="5760" w:hanging="360"/>
+      </w:pPr>
+      <w:rPr>
+        <w:rFonts w:ascii="Wingdings" w:hAnsi="Wingdings" w:hint="default"/>
+        <w:sz w:val="20"/>
+      </w:rPr>
+    </w:lvl>
+    <w:lvl w:ilvl="8" w:tentative="1">
+      <w:start w:val="1"/>
+      <w:numFmt w:val="bullet"/>
+      <w:lvlText w:val=""/>
+      <w:lvlJc w:val="left"/>
+      <w:pPr>
+        <w:tabs>
+          <w:tab w:val="num" w:pos="6480"/>
+        </w:tabs>
+        <w:ind w:left="6480" w:hanging="360"/>
+      </w:pPr>
+      <w:rPr>
+        <w:rFonts w:ascii="Wingdings" w:hAnsi="Wingdings" w:hint="default"/>
+        <w:sz w:val="20"/>
+      </w:rPr>
+    </w:lvl>
+  </w:abstractNum>
+  <w:abstractNum w:abstractNumId="20" w15:restartNumberingAfterBreak="0">
+    <w:nsid w:val="6BB12EB7"/>
+    <w:multiLevelType w:val="hybridMultilevel"/>
+    <w:tmpl w:val="9976EA64"/>
+    <w:lvl w:ilvl="0" w:tplc="04090001">
+      <w:start w:val="1"/>
+      <w:numFmt w:val="bullet"/>
+      <w:lvlText w:val=""/>
+      <w:lvlJc w:val="left"/>
+      <w:pPr>
+        <w:ind w:left="720" w:hanging="360"/>
+      </w:pPr>
+      <w:rPr>
+        <w:rFonts w:ascii="Symbol" w:hAnsi="Symbol" w:hint="default"/>
+      </w:rPr>
+    </w:lvl>
+    <w:lvl w:ilvl="1" w:tplc="04090003" w:tentative="1">
+      <w:start w:val="1"/>
+      <w:numFmt w:val="bullet"/>
+      <w:lvlText w:val="o"/>
+      <w:lvlJc w:val="left"/>
+      <w:pPr>
+        <w:ind w:left="1440" w:hanging="360"/>
+      </w:pPr>
+      <w:rPr>
+        <w:rFonts w:ascii="Courier New" w:hAnsi="Courier New" w:cs="Courier New" w:hint="default"/>
+      </w:rPr>
+    </w:lvl>
+    <w:lvl w:ilvl="2" w:tplc="04090005" w:tentative="1">
+      <w:start w:val="1"/>
+      <w:numFmt w:val="bullet"/>
+      <w:lvlText w:val=""/>
+      <w:lvlJc w:val="left"/>
+      <w:pPr>
+        <w:ind w:left="2160" w:hanging="360"/>
+      </w:pPr>
+      <w:rPr>
+        <w:rFonts w:ascii="Wingdings" w:hAnsi="Wingdings" w:hint="default"/>
+      </w:rPr>
+    </w:lvl>
+    <w:lvl w:ilvl="3" w:tplc="04090001" w:tentative="1">
+      <w:start w:val="1"/>
+      <w:numFmt w:val="bullet"/>
+      <w:lvlText w:val=""/>
+      <w:lvlJc w:val="left"/>
+      <w:pPr>
+        <w:ind w:left="2880" w:hanging="360"/>
+      </w:pPr>
+      <w:rPr>
+        <w:rFonts w:ascii="Symbol" w:hAnsi="Symbol" w:hint="default"/>
+      </w:rPr>
+    </w:lvl>
+    <w:lvl w:ilvl="4" w:tplc="04090003" w:tentative="1">
+      <w:start w:val="1"/>
+      <w:numFmt w:val="bullet"/>
+      <w:lvlText w:val="o"/>
+      <w:lvlJc w:val="left"/>
+      <w:pPr>
+        <w:ind w:left="3600" w:hanging="360"/>
+      </w:pPr>
+      <w:rPr>
+        <w:rFonts w:ascii="Courier New" w:hAnsi="Courier New" w:cs="Courier New" w:hint="default"/>
+      </w:rPr>
+    </w:lvl>
+    <w:lvl w:ilvl="5" w:tplc="04090005" w:tentative="1">
+      <w:start w:val="1"/>
+      <w:numFmt w:val="bullet"/>
+      <w:lvlText w:val=""/>
+      <w:lvlJc w:val="left"/>
+      <w:pPr>
+        <w:ind w:left="4320" w:hanging="360"/>
+      </w:pPr>
+      <w:rPr>
+        <w:rFonts w:ascii="Wingdings" w:hAnsi="Wingdings" w:hint="default"/>
+      </w:rPr>
+    </w:lvl>
+    <w:lvl w:ilvl="6" w:tplc="04090001" w:tentative="1">
+      <w:start w:val="1"/>
+      <w:numFmt w:val="bullet"/>
+      <w:lvlText w:val=""/>
+      <w:lvlJc w:val="left"/>
+      <w:pPr>
+        <w:ind w:left="5040" w:hanging="360"/>
+      </w:pPr>
+      <w:rPr>
+        <w:rFonts w:ascii="Symbol" w:hAnsi="Symbol" w:hint="default"/>
+      </w:rPr>
+    </w:lvl>
+    <w:lvl w:ilvl="7" w:tplc="04090003" w:tentative="1">
+      <w:start w:val="1"/>
+      <w:numFmt w:val="bullet"/>
+      <w:lvlText w:val="o"/>
+      <w:lvlJc w:val="left"/>
+      <w:pPr>
+        <w:ind w:left="5760" w:hanging="360"/>
+      </w:pPr>
+      <w:rPr>
+        <w:rFonts w:ascii="Courier New" w:hAnsi="Courier New" w:cs="Courier New" w:hint="default"/>
+      </w:rPr>
+    </w:lvl>
+    <w:lvl w:ilvl="8" w:tplc="04090005" w:tentative="1">
+      <w:start w:val="1"/>
+      <w:numFmt w:val="bullet"/>
+      <w:lvlText w:val=""/>
+      <w:lvlJc w:val="left"/>
+      <w:pPr>
+        <w:ind w:left="6480" w:hanging="360"/>
+      </w:pPr>
+      <w:rPr>
+        <w:rFonts w:ascii="Wingdings" w:hAnsi="Wingdings" w:hint="default"/>
+      </w:rPr>
+    </w:lvl>
+  </w:abstractNum>
+  <w:abstractNum w:abstractNumId="21" w15:restartNumberingAfterBreak="0">
+    <w:nsid w:val="6F0E41AE"/>
+    <w:multiLevelType w:val="multilevel"/>
+    <w:tmpl w:val="CF0C76A6"/>
+    <w:lvl w:ilvl="0">
+      <w:start w:val="1"/>
+      <w:numFmt w:val="bullet"/>
+      <w:lvlText w:val=""/>
+      <w:lvlJc w:val="left"/>
+      <w:pPr>
+        <w:tabs>
+          <w:tab w:val="num" w:pos="720"/>
+        </w:tabs>
+        <w:ind w:left="720" w:hanging="360"/>
+      </w:pPr>
+      <w:rPr>
+        <w:rFonts w:ascii="Symbol" w:hAnsi="Symbol" w:hint="default"/>
+        <w:sz w:val="20"/>
+      </w:rPr>
+    </w:lvl>
+    <w:lvl w:ilvl="1" w:tentative="1">
+      <w:start w:val="1"/>
+      <w:numFmt w:val="bullet"/>
+      <w:lvlText w:val="o"/>
+      <w:lvlJc w:val="left"/>
+      <w:pPr>
+        <w:tabs>
+          <w:tab w:val="num" w:pos="1440"/>
+        </w:tabs>
+        <w:ind w:left="1440" w:hanging="360"/>
+      </w:pPr>
+      <w:rPr>
+        <w:rFonts w:ascii="Courier New" w:hAnsi="Courier New" w:hint="default"/>
+        <w:sz w:val="20"/>
+      </w:rPr>
+    </w:lvl>
+    <w:lvl w:ilvl="2" w:tentative="1">
+      <w:start w:val="1"/>
+      <w:numFmt w:val="bullet"/>
+      <w:lvlText w:val=""/>
+      <w:lvlJc w:val="left"/>
+      <w:pPr>
+        <w:tabs>
+          <w:tab w:val="num" w:pos="2160"/>
+        </w:tabs>
+        <w:ind w:left="2160" w:hanging="360"/>
+      </w:pPr>
+      <w:rPr>
+        <w:rFonts w:ascii="Wingdings" w:hAnsi="Wingdings" w:hint="default"/>
+        <w:sz w:val="20"/>
+      </w:rPr>
+    </w:lvl>
+    <w:lvl w:ilvl="3" w:tentative="1">
+      <w:start w:val="1"/>
+      <w:numFmt w:val="bullet"/>
+      <w:lvlText w:val=""/>
+      <w:lvlJc w:val="left"/>
+      <w:pPr>
+        <w:tabs>
+          <w:tab w:val="num" w:pos="2880"/>
+        </w:tabs>
+        <w:ind w:left="2880" w:hanging="360"/>
+      </w:pPr>
+      <w:rPr>
+        <w:rFonts w:ascii="Wingdings" w:hAnsi="Wingdings" w:hint="default"/>
+        <w:sz w:val="20"/>
+      </w:rPr>
+    </w:lvl>
+    <w:lvl w:ilvl="4" w:tentative="1">
+      <w:start w:val="1"/>
+      <w:numFmt w:val="bullet"/>
+      <w:lvlText w:val=""/>
+      <w:lvlJc w:val="left"/>
+      <w:pPr>
+        <w:tabs>
+          <w:tab w:val="num" w:pos="3600"/>
+        </w:tabs>
+        <w:ind w:left="3600" w:hanging="360"/>
+      </w:pPr>
+      <w:rPr>
+        <w:rFonts w:ascii="Wingdings" w:hAnsi="Wingdings" w:hint="default"/>
+        <w:sz w:val="20"/>
+      </w:rPr>
+    </w:lvl>
+    <w:lvl w:ilvl="5" w:tentative="1">
+      <w:start w:val="1"/>
+      <w:numFmt w:val="bullet"/>
+      <w:lvlText w:val=""/>
+      <w:lvlJc w:val="left"/>
+      <w:pPr>
+        <w:tabs>
+          <w:tab w:val="num" w:pos="4320"/>
+        </w:tabs>
+        <w:ind w:left="4320" w:hanging="360"/>
+      </w:pPr>
+      <w:rPr>
+        <w:rFonts w:ascii="Wingdings" w:hAnsi="Wingdings" w:hint="default"/>
+        <w:sz w:val="20"/>
+      </w:rPr>
+    </w:lvl>
+    <w:lvl w:ilvl="6" w:tentative="1">
+      <w:start w:val="1"/>
+      <w:numFmt w:val="bullet"/>
+      <w:lvlText w:val=""/>
+      <w:lvlJc w:val="left"/>
+      <w:pPr>
+        <w:tabs>
+          <w:tab w:val="num" w:pos="5040"/>
+        </w:tabs>
+        <w:ind w:left="5040" w:hanging="360"/>
+      </w:pPr>
+      <w:rPr>
+        <w:rFonts w:ascii="Wingdings" w:hAnsi="Wingdings" w:hint="default"/>
+        <w:sz w:val="20"/>
+      </w:rPr>
+    </w:lvl>
+    <w:lvl w:ilvl="7" w:tentative="1">
+      <w:start w:val="1"/>
+      <w:numFmt w:val="bullet"/>
+      <w:lvlText w:val=""/>
+      <w:lvlJc w:val="left"/>
+      <w:pPr>
+        <w:tabs>
+          <w:tab w:val="num" w:pos="5760"/>
+        </w:tabs>
+        <w:ind w:left="5760" w:hanging="360"/>
+      </w:pPr>
+      <w:rPr>
+        <w:rFonts w:ascii="Wingdings" w:hAnsi="Wingdings" w:hint="default"/>
+        <w:sz w:val="20"/>
+      </w:rPr>
+    </w:lvl>
+    <w:lvl w:ilvl="8" w:tentative="1">
+      <w:start w:val="1"/>
+      <w:numFmt w:val="bullet"/>
+      <w:lvlText w:val=""/>
+      <w:lvlJc w:val="left"/>
+      <w:pPr>
+        <w:tabs>
+          <w:tab w:val="num" w:pos="6480"/>
+        </w:tabs>
+        <w:ind w:left="6480" w:hanging="360"/>
+      </w:pPr>
+      <w:rPr>
+        <w:rFonts w:ascii="Wingdings" w:hAnsi="Wingdings" w:hint="default"/>
+        <w:sz w:val="20"/>
+      </w:rPr>
+    </w:lvl>
+  </w:abstractNum>
+  <w:abstractNum w:abstractNumId="22" w15:restartNumberingAfterBreak="0">
+    <w:nsid w:val="70EE1C44"/>
+    <w:multiLevelType w:val="multilevel"/>
+    <w:tmpl w:val="41FA8F9C"/>
+    <w:lvl w:ilvl="0">
+      <w:start w:val="1"/>
+      <w:numFmt w:val="bullet"/>
+      <w:lvlText w:val=""/>
+      <w:lvlJc w:val="left"/>
+      <w:pPr>
+        <w:tabs>
+          <w:tab w:val="num" w:pos="720"/>
+        </w:tabs>
+        <w:ind w:left="720" w:hanging="360"/>
+      </w:pPr>
+      <w:rPr>
+        <w:rFonts w:ascii="Symbol" w:hAnsi="Symbol" w:hint="default"/>
+        <w:sz w:val="20"/>
+      </w:rPr>
+    </w:lvl>
+    <w:lvl w:ilvl="1" w:tentative="1">
+      <w:start w:val="1"/>
+      <w:numFmt w:val="bullet"/>
+      <w:lvlText w:val="o"/>
+      <w:lvlJc w:val="left"/>
+      <w:pPr>
+        <w:tabs>
+          <w:tab w:val="num" w:pos="1440"/>
+        </w:tabs>
+        <w:ind w:left="1440" w:hanging="360"/>
+      </w:pPr>
+      <w:rPr>
+        <w:rFonts w:ascii="Courier New" w:hAnsi="Courier New" w:hint="default"/>
+        <w:sz w:val="20"/>
+      </w:rPr>
+    </w:lvl>
+    <w:lvl w:ilvl="2" w:tentative="1">
+      <w:start w:val="1"/>
+      <w:numFmt w:val="bullet"/>
+      <w:lvlText w:val=""/>
+      <w:lvlJc w:val="left"/>
+      <w:pPr>
+        <w:tabs>
+          <w:tab w:val="num" w:pos="2160"/>
+        </w:tabs>
+        <w:ind w:left="2160" w:hanging="360"/>
+      </w:pPr>
+      <w:rPr>
+        <w:rFonts w:ascii="Wingdings" w:hAnsi="Wingdings" w:hint="default"/>
+        <w:sz w:val="20"/>
+      </w:rPr>
+    </w:lvl>
+    <w:lvl w:ilvl="3" w:tentative="1">
+      <w:start w:val="1"/>
+      <w:numFmt w:val="bullet"/>
+      <w:lvlText w:val=""/>
+      <w:lvlJc w:val="left"/>
+      <w:pPr>
+        <w:tabs>
+          <w:tab w:val="num" w:pos="2880"/>
+        </w:tabs>
+        <w:ind w:left="2880" w:hanging="360"/>
+      </w:pPr>
+      <w:rPr>
+        <w:rFonts w:ascii="Wingdings" w:hAnsi="Wingdings" w:hint="default"/>
+        <w:sz w:val="20"/>
+      </w:rPr>
+    </w:lvl>
+    <w:lvl w:ilvl="4" w:tentative="1">
+      <w:start w:val="1"/>
+      <w:numFmt w:val="bullet"/>
+      <w:lvlText w:val=""/>
+      <w:lvlJc w:val="left"/>
+      <w:pPr>
+        <w:tabs>
+          <w:tab w:val="num" w:pos="3600"/>
+        </w:tabs>
+        <w:ind w:left="3600" w:hanging="360"/>
+      </w:pPr>
+      <w:rPr>
+        <w:rFonts w:ascii="Wingdings" w:hAnsi="Wingdings" w:hint="default"/>
+        <w:sz w:val="20"/>
+      </w:rPr>
+    </w:lvl>
+    <w:lvl w:ilvl="5" w:tentative="1">
+      <w:start w:val="1"/>
+      <w:numFmt w:val="bullet"/>
+      <w:lvlText w:val=""/>
+      <w:lvlJc w:val="left"/>
+      <w:pPr>
+        <w:tabs>
+          <w:tab w:val="num" w:pos="4320"/>
+        </w:tabs>
+        <w:ind w:left="4320" w:hanging="360"/>
+      </w:pPr>
+      <w:rPr>
+        <w:rFonts w:ascii="Wingdings" w:hAnsi="Wingdings" w:hint="default"/>
+        <w:sz w:val="20"/>
+      </w:rPr>
+    </w:lvl>
+    <w:lvl w:ilvl="6" w:tentative="1">
+      <w:start w:val="1"/>
+      <w:numFmt w:val="bullet"/>
+      <w:lvlText w:val=""/>
+      <w:lvlJc w:val="left"/>
+      <w:pPr>
+        <w:tabs>
+          <w:tab w:val="num" w:pos="5040"/>
+        </w:tabs>
+        <w:ind w:left="5040" w:hanging="360"/>
+      </w:pPr>
+      <w:rPr>
+        <w:rFonts w:ascii="Wingdings" w:hAnsi="Wingdings" w:hint="default"/>
+        <w:sz w:val="20"/>
+      </w:rPr>
+    </w:lvl>
+    <w:lvl w:ilvl="7" w:tentative="1">
+      <w:start w:val="1"/>
+      <w:numFmt w:val="bullet"/>
+      <w:lvlText w:val=""/>
+      <w:lvlJc w:val="left"/>
+      <w:pPr>
+        <w:tabs>
+          <w:tab w:val="num" w:pos="5760"/>
+        </w:tabs>
+        <w:ind w:left="5760" w:hanging="360"/>
+      </w:pPr>
+      <w:rPr>
+        <w:rFonts w:ascii="Wingdings" w:hAnsi="Wingdings" w:hint="default"/>
+        <w:sz w:val="20"/>
+      </w:rPr>
+    </w:lvl>
+    <w:lvl w:ilvl="8" w:tentative="1">
+      <w:start w:val="1"/>
+      <w:numFmt w:val="bullet"/>
+      <w:lvlText w:val=""/>
+      <w:lvlJc w:val="left"/>
+      <w:pPr>
+        <w:tabs>
+          <w:tab w:val="num" w:pos="6480"/>
+        </w:tabs>
+        <w:ind w:left="6480" w:hanging="360"/>
+      </w:pPr>
+      <w:rPr>
+        <w:rFonts w:ascii="Wingdings" w:hAnsi="Wingdings" w:hint="default"/>
+        <w:sz w:val="20"/>
+      </w:rPr>
+    </w:lvl>
+  </w:abstractNum>
+  <w:abstractNum w:abstractNumId="23" w15:restartNumberingAfterBreak="0">
+    <w:nsid w:val="72B310DB"/>
+    <w:multiLevelType w:val="hybridMultilevel"/>
+    <w:tmpl w:val="C116F7A8"/>
+    <w:lvl w:ilvl="0" w:tplc="04090001">
+      <w:start w:val="1"/>
+      <w:numFmt w:val="bullet"/>
+      <w:lvlText w:val=""/>
+      <w:lvlJc w:val="left"/>
+      <w:pPr>
+        <w:ind w:left="1080" w:hanging="360"/>
+      </w:pPr>
+      <w:rPr>
+        <w:rFonts w:ascii="Symbol" w:hAnsi="Symbol" w:hint="default"/>
+      </w:rPr>
+    </w:lvl>
+    <w:lvl w:ilvl="1" w:tplc="04090003" w:tentative="1">
+      <w:start w:val="1"/>
+      <w:numFmt w:val="bullet"/>
+      <w:lvlText w:val="o"/>
+      <w:lvlJc w:val="left"/>
+      <w:pPr>
+        <w:ind w:left="1800" w:hanging="360"/>
+      </w:pPr>
+      <w:rPr>
+        <w:rFonts w:ascii="Courier New" w:hAnsi="Courier New" w:cs="Courier New" w:hint="default"/>
+      </w:rPr>
+    </w:lvl>
+    <w:lvl w:ilvl="2" w:tplc="04090005" w:tentative="1">
+      <w:start w:val="1"/>
+      <w:numFmt w:val="bullet"/>
+      <w:lvlText w:val=""/>
+      <w:lvlJc w:val="left"/>
+      <w:pPr>
+        <w:ind w:left="2520" w:hanging="360"/>
+      </w:pPr>
+      <w:rPr>
+        <w:rFonts w:ascii="Wingdings" w:hAnsi="Wingdings" w:hint="default"/>
+      </w:rPr>
+    </w:lvl>
+    <w:lvl w:ilvl="3" w:tplc="04090001" w:tentative="1">
+      <w:start w:val="1"/>
+      <w:numFmt w:val="bullet"/>
+      <w:lvlText w:val=""/>
+      <w:lvlJc w:val="left"/>
+      <w:pPr>
+        <w:ind w:left="3240" w:hanging="360"/>
+      </w:pPr>
+      <w:rPr>
+        <w:rFonts w:ascii="Symbol" w:hAnsi="Symbol" w:hint="default"/>
+      </w:rPr>
+    </w:lvl>
+    <w:lvl w:ilvl="4" w:tplc="04090003" w:tentative="1">
+      <w:start w:val="1"/>
+      <w:numFmt w:val="bullet"/>
+      <w:lvlText w:val="o"/>
+      <w:lvlJc w:val="left"/>
+      <w:pPr>
+        <w:ind w:left="3960" w:hanging="360"/>
+      </w:pPr>
+      <w:rPr>
+        <w:rFonts w:ascii="Courier New" w:hAnsi="Courier New" w:cs="Courier New" w:hint="default"/>
+      </w:rPr>
+    </w:lvl>
+    <w:lvl w:ilvl="5" w:tplc="04090005" w:tentative="1">
+      <w:start w:val="1"/>
+      <w:numFmt w:val="bullet"/>
+      <w:lvlText w:val=""/>
+      <w:lvlJc w:val="left"/>
+      <w:pPr>
+        <w:ind w:left="4680" w:hanging="360"/>
+      </w:pPr>
+      <w:rPr>
+        <w:rFonts w:ascii="Wingdings" w:hAnsi="Wingdings" w:hint="default"/>
+      </w:rPr>
+    </w:lvl>
+    <w:lvl w:ilvl="6" w:tplc="04090001" w:tentative="1">
+      <w:start w:val="1"/>
+      <w:numFmt w:val="bullet"/>
+      <w:lvlText w:val=""/>
+      <w:lvlJc w:val="left"/>
+      <w:pPr>
+        <w:ind w:left="5400" w:hanging="360"/>
+      </w:pPr>
+      <w:rPr>
+        <w:rFonts w:ascii="Symbol" w:hAnsi="Symbol" w:hint="default"/>
+      </w:rPr>
+    </w:lvl>
+    <w:lvl w:ilvl="7" w:tplc="04090003" w:tentative="1">
+      <w:start w:val="1"/>
+      <w:numFmt w:val="bullet"/>
+      <w:lvlText w:val="o"/>
+      <w:lvlJc w:val="left"/>
+      <w:pPr>
+        <w:ind w:left="6120" w:hanging="360"/>
+      </w:pPr>
+      <w:rPr>
+        <w:rFonts w:ascii="Courier New" w:hAnsi="Courier New" w:cs="Courier New" w:hint="default"/>
+      </w:rPr>
+    </w:lvl>
+    <w:lvl w:ilvl="8" w:tplc="04090005" w:tentative="1">
+      <w:start w:val="1"/>
+      <w:numFmt w:val="bullet"/>
+      <w:lvlText w:val=""/>
+      <w:lvlJc w:val="left"/>
+      <w:pPr>
+        <w:ind w:left="6840" w:hanging="360"/>
+      </w:pPr>
+      <w:rPr>
+        <w:rFonts w:ascii="Wingdings" w:hAnsi="Wingdings" w:hint="default"/>
+      </w:rPr>
+    </w:lvl>
+  </w:abstractNum>
+  <w:abstractNum w:abstractNumId="24" w15:restartNumberingAfterBreak="0">
+    <w:nsid w:val="78AB1BB0"/>
+    <w:multiLevelType w:val="multilevel"/>
+    <w:tmpl w:val="AF225E20"/>
+    <w:lvl w:ilvl="0">
+      <w:start w:val="1"/>
+      <w:numFmt w:val="bullet"/>
+      <w:lvlText w:val=""/>
+      <w:lvlJc w:val="left"/>
+      <w:pPr>
+        <w:tabs>
+          <w:tab w:val="num" w:pos="720"/>
+        </w:tabs>
+        <w:ind w:left="720" w:hanging="360"/>
+      </w:pPr>
+      <w:rPr>
+        <w:rFonts w:ascii="Symbol" w:hAnsi="Symbol" w:hint="default"/>
+        <w:sz w:val="20"/>
+      </w:rPr>
+    </w:lvl>
+    <w:lvl w:ilvl="1" w:tentative="1">
+      <w:start w:val="1"/>
+      <w:numFmt w:val="bullet"/>
+      <w:lvlText w:val="o"/>
+      <w:lvlJc w:val="left"/>
+      <w:pPr>
+        <w:tabs>
+          <w:tab w:val="num" w:pos="1440"/>
+        </w:tabs>
+        <w:ind w:left="1440" w:hanging="360"/>
+      </w:pPr>
+      <w:rPr>
+        <w:rFonts w:ascii="Courier New" w:hAnsi="Courier New" w:hint="default"/>
+        <w:sz w:val="20"/>
+      </w:rPr>
+    </w:lvl>
+    <w:lvl w:ilvl="2" w:tentative="1">
+      <w:start w:val="1"/>
+      <w:numFmt w:val="bullet"/>
+      <w:lvlText w:val=""/>
+      <w:lvlJc w:val="left"/>
+      <w:pPr>
+        <w:tabs>
+          <w:tab w:val="num" w:pos="2160"/>
+        </w:tabs>
+        <w:ind w:left="2160" w:hanging="360"/>
+      </w:pPr>
+      <w:rPr>
+        <w:rFonts w:ascii="Wingdings" w:hAnsi="Wingdings" w:hint="default"/>
+        <w:sz w:val="20"/>
+      </w:rPr>
+    </w:lvl>
+    <w:lvl w:ilvl="3" w:tentative="1">
+      <w:start w:val="1"/>
+      <w:numFmt w:val="bullet"/>
+      <w:lvlText w:val=""/>
+      <w:lvlJc w:val="left"/>
+      <w:pPr>
+        <w:tabs>
+          <w:tab w:val="num" w:pos="2880"/>
+        </w:tabs>
+        <w:ind w:left="2880" w:hanging="360"/>
+      </w:pPr>
+      <w:rPr>
+        <w:rFonts w:ascii="Wingdings" w:hAnsi="Wingdings" w:hint="default"/>
+        <w:sz w:val="20"/>
+      </w:rPr>
+    </w:lvl>
+    <w:lvl w:ilvl="4" w:tentative="1">
+      <w:start w:val="1"/>
+      <w:numFmt w:val="bullet"/>
+      <w:lvlText w:val=""/>
+      <w:lvlJc w:val="left"/>
+      <w:pPr>
+        <w:tabs>
+          <w:tab w:val="num" w:pos="3600"/>
+        </w:tabs>
+        <w:ind w:left="3600" w:hanging="360"/>
+      </w:pPr>
+      <w:rPr>
+        <w:rFonts w:ascii="Wingdings" w:hAnsi="Wingdings" w:hint="default"/>
+        <w:sz w:val="20"/>
+      </w:rPr>
+    </w:lvl>
+    <w:lvl w:ilvl="5" w:tentative="1">
+      <w:start w:val="1"/>
+      <w:numFmt w:val="bullet"/>
+      <w:lvlText w:val=""/>
+      <w:lvlJc w:val="left"/>
+      <w:pPr>
+        <w:tabs>
+          <w:tab w:val="num" w:pos="4320"/>
+        </w:tabs>
+        <w:ind w:left="4320" w:hanging="360"/>
+      </w:pPr>
+      <w:rPr>
+        <w:rFonts w:ascii="Wingdings" w:hAnsi="Wingdings" w:hint="default"/>
+        <w:sz w:val="20"/>
+      </w:rPr>
+    </w:lvl>
+    <w:lvl w:ilvl="6" w:tentative="1">
+      <w:start w:val="1"/>
+      <w:numFmt w:val="bullet"/>
+      <w:lvlText w:val=""/>
+      <w:lvlJc w:val="left"/>
+      <w:pPr>
+        <w:tabs>
+          <w:tab w:val="num" w:pos="5040"/>
+        </w:tabs>
+        <w:ind w:left="5040" w:hanging="360"/>
+      </w:pPr>
+      <w:rPr>
+        <w:rFonts w:ascii="Wingdings" w:hAnsi="Wingdings" w:hint="default"/>
+        <w:sz w:val="20"/>
+      </w:rPr>
+    </w:lvl>
+    <w:lvl w:ilvl="7" w:tentative="1">
+      <w:start w:val="1"/>
+      <w:numFmt w:val="bullet"/>
+      <w:lvlText w:val=""/>
+      <w:lvlJc w:val="left"/>
+      <w:pPr>
+        <w:tabs>
+          <w:tab w:val="num" w:pos="5760"/>
+        </w:tabs>
+        <w:ind w:left="5760" w:hanging="360"/>
+      </w:pPr>
+      <w:rPr>
+        <w:rFonts w:ascii="Wingdings" w:hAnsi="Wingdings" w:hint="default"/>
+        <w:sz w:val="20"/>
+      </w:rPr>
+    </w:lvl>
+    <w:lvl w:ilvl="8" w:tentative="1">
+      <w:start w:val="1"/>
+      <w:numFmt w:val="bullet"/>
+      <w:lvlText w:val=""/>
+      <w:lvlJc w:val="left"/>
+      <w:pPr>
+        <w:tabs>
+          <w:tab w:val="num" w:pos="6480"/>
+        </w:tabs>
+        <w:ind w:left="6480" w:hanging="360"/>
+      </w:pPr>
+      <w:rPr>
+        <w:rFonts w:ascii="Wingdings" w:hAnsi="Wingdings" w:hint="default"/>
+        <w:sz w:val="20"/>
+      </w:rPr>
+    </w:lvl>
+  </w:abstractNum>
+  <w:abstractNum w:abstractNumId="25" w15:restartNumberingAfterBreak="0">
     <w:nsid w:val="7C8302E4"/>
     <w:multiLevelType w:val="multilevel"/>
     <w:tmpl w:val="3D06673E"/>
@@ -4487,13 +6697,55 @@
     <w:abstractNumId w:val="0"/>
   </w:num>
   <w:num w:numId="10">
+    <w:abstractNumId w:val="10"/>
+  </w:num>
+  <w:num w:numId="11">
+    <w:abstractNumId w:val="11"/>
+  </w:num>
+  <w:num w:numId="12">
+    <w:abstractNumId w:val="25"/>
+  </w:num>
+  <w:num w:numId="13">
     <w:abstractNumId w:val="9"/>
   </w:num>
-  <w:num w:numId="11">
-    <w:abstractNumId w:val="10"/>
+  <w:num w:numId="14">
+    <w:abstractNumId w:val="15"/>
   </w:num>
-  <w:num w:numId="12">
-    <w:abstractNumId w:val="11"/>
+  <w:num w:numId="15">
+    <w:abstractNumId w:val="18"/>
+  </w:num>
+  <w:num w:numId="16">
+    <w:abstractNumId w:val="20"/>
+  </w:num>
+  <w:num w:numId="17">
+    <w:abstractNumId w:val="16"/>
+  </w:num>
+  <w:num w:numId="18">
+    <w:abstractNumId w:val="19"/>
+  </w:num>
+  <w:num w:numId="19">
+    <w:abstractNumId w:val="12"/>
+  </w:num>
+  <w:num w:numId="20">
+    <w:abstractNumId w:val="13"/>
+  </w:num>
+  <w:num w:numId="21">
+    <w:abstractNumId w:val="23"/>
+  </w:num>
+  <w:num w:numId="22">
+    <w:abstractNumId w:val="14"/>
+  </w:num>
+  <w:num w:numId="23">
+    <w:abstractNumId w:val="17"/>
+  </w:num>
+  <w:num w:numId="24">
+    <w:abstractNumId w:val="21"/>
+  </w:num>
+  <w:num w:numId="25">
+    <w:abstractNumId w:val="22"/>
+  </w:num>
+  <w:num w:numId="26">
+    <w:abstractNumId w:val="24"/>
   </w:num>
 </w:numbering>
 </file>
@@ -15881,9 +18133,22 @@
     <w:name w:val="Normal (Web)"/>
     <w:basedOn w:val="Normal"/>
     <w:uiPriority w:val="99"/>
-    <w:semiHidden/>
     <w:unhideWhenUsed/>
     <w:rsid w:val="008C130E"/>
+    <w:pPr>
+      <w:spacing w:before="100" w:beforeAutospacing="1" w:after="100" w:afterAutospacing="1" w:line="240" w:lineRule="auto"/>
+    </w:pPr>
+    <w:rPr>
+      <w:rFonts w:ascii="Times New Roman" w:eastAsia="Times New Roman" w:hAnsi="Times New Roman" w:cs="Times New Roman"/>
+      <w:sz w:val="24"/>
+      <w:szCs w:val="24"/>
+      <w:lang w:bidi="my-MM"/>
+    </w:rPr>
+  </w:style>
+  <w:style w:type="paragraph" w:customStyle="1" w:styleId="isselectedend">
+    <w:name w:val="isselectedend"/>
+    <w:basedOn w:val="Normal"/>
+    <w:rsid w:val="00A224E6"/>
     <w:pPr>
       <w:spacing w:before="100" w:beforeAutospacing="1" w:after="100" w:afterAutospacing="1" w:line="240" w:lineRule="auto"/>
     </w:pPr>
@@ -16222,7 +18487,7 @@
 </file>
 
 <file path=customXml/itemProps1.xml><?xml version="1.0" encoding="utf-8"?>
-<ds:datastoreItem xmlns:ds="http://schemas.openxmlformats.org/officeDocument/2006/customXml" ds:itemID="{FAAF65E0-08E2-41A3-A2C2-31BE158C4D11}">
+<ds:datastoreItem xmlns:ds="http://schemas.openxmlformats.org/officeDocument/2006/customXml" ds:itemID="{BBF65628-8158-412F-A1DF-E442164FC830}">
   <ds:schemaRefs>
     <ds:schemaRef ds:uri="http://schemas.openxmlformats.org/officeDocument/2006/bibliography"/>
   </ds:schemaRefs>
